--- a/实验一_智能化需求工程与UML建模/D1-6_需求验证报告.docx
+++ b/实验一_智能化需求工程与UML建模/D1-6_需求验证报告.docx
@@ -604,8 +604,31 @@
             <w:vAlign w:val="top"/>
           </w:tcPr>
           <w:p>
+            <w:pPr>
+              <w:spacing w:after="40" w:line="259" w:lineRule="auto"/>
+            </w:pPr>
+            <w:r/>
             <w:r>
-              <w:t>验证范围覆盖 D1-3 SRS 的第 1-5 章、D1-2 中 FR-001 至 FR-034 的功能需求、NFR-001 至 NFR-012 的非功能需求，以及 D1-4 UML 模型集中的用例图、活动图、类图、顺序图和状态图。</w:t>
+              <w:rPr>
+                <w:rFonts w:ascii="Microsoft YaHei" w:hAnsi="Microsoft YaHei" w:eastAsia="Microsoft YaHei"/>
+                <w:b w:val="0"/>
+                <w:sz w:val="20"/>
+              </w:rPr>
+              <w:t>本次验证覆盖 D1-3《软件需求规格说明书 SRS》的第 1 至第 5 章，包括引言、总体描述、外部接口需求、功能需求、性能需求、设计约束、软件系统属性、数据库需求、国际化、法律法规与合规要求、分析模型和待解决问题清单。</w:t>
+            </w:r>
+          </w:p>
+          <w:p>
+            <w:pPr>
+              <w:spacing w:after="40" w:line="259" w:lineRule="auto"/>
+            </w:pPr>
+            <w:r/>
+            <w:r>
+              <w:rPr>
+                <w:rFonts w:ascii="Microsoft YaHei" w:hAnsi="Microsoft YaHei" w:eastAsia="Microsoft YaHei"/>
+                <w:b w:val="0"/>
+                <w:sz w:val="20"/>
+              </w:rPr>
+              <w:t>需求条目范围覆盖 D1-2 中 FR-001 至 FR-040 共 40 条功能需求，以及 NFR-001 至 NFR-016 共 16 条非功能需求。验证同时检查 D1-4 UML 模型集中主用例图、子用例图、活动图、类图、顺序图和状态机图是否能够支撑 SRS 中的关键业务链路。</w:t>
             </w:r>
           </w:p>
         </w:tc>
@@ -737,7 +760,7 @@
             <w:r>
               <w:drawing>
                 <wp:inline xmlns:a="http://schemas.openxmlformats.org/drawingml/2006/main" xmlns:pic="http://schemas.openxmlformats.org/drawingml/2006/picture">
-                  <wp:extent cx="4983480" cy="2958941"/>
+                  <wp:extent cx="4983480" cy="2491740"/>
                   <wp:docPr id="1" name="Picture 1"/>
                   <wp:cNvGraphicFramePr>
                     <a:graphicFrameLocks noChangeAspect="1"/>
@@ -746,11 +769,11 @@
                     <a:graphicData uri="http://schemas.openxmlformats.org/drawingml/2006/picture">
                       <pic:pic>
                         <pic:nvPicPr>
-                          <pic:cNvPr id="0" name="image.png"/>
+                          <pic:cNvPr id="0" name="lab1_validation_trace.png"/>
                           <pic:cNvPicPr/>
                         </pic:nvPicPr>
                         <pic:blipFill>
-                          <a:blip r:embed="rId9"/>
+                          <a:blip r:embed="rId10"/>
                           <a:stretch>
                             <a:fillRect/>
                           </a:stretch>
@@ -758,7 +781,7 @@
                         <pic:spPr>
                           <a:xfrm>
                             <a:off x="0" y="0"/>
-                            <a:ext cx="4983480" cy="2958941"/>
+                            <a:ext cx="4983480" cy="2491740"/>
                           </a:xfrm>
                           <a:prstGeom prst="rect"/>
                         </pic:spPr>
@@ -822,8 +845,31 @@
             <w:vAlign w:val="top"/>
           </w:tcPr>
           <w:p>
+            <w:pPr>
+              <w:spacing w:after="40" w:line="259" w:lineRule="auto"/>
+            </w:pPr>
+            <w:r/>
             <w:r>
-              <w:t>原型评审采用低保真文字原型和 UML 走查方式完成。评审对象包括顾客预约路径、店员工作台路径、猫咪健康打卡路径和运营看板路径；评审参与者为戴正宇与 AI 模拟的顾客、店员、运营总监角色。</w:t>
+              <w:rPr>
+                <w:rFonts w:ascii="Microsoft YaHei" w:hAnsi="Microsoft YaHei" w:eastAsia="Microsoft YaHei"/>
+                <w:b w:val="0"/>
+                <w:sz w:val="21"/>
+              </w:rPr>
+              <w:t>本次采用低保真流程原型和 UML 模型联合评审方式。评审材料包括门店浏览与预约、猫咪档案与出勤、桌位锁定与订金支付、到店核销、扫码点单、猫咪健康打卡、会员权益、差评工单和运营报表。</w:t>
+            </w:r>
+          </w:p>
+          <w:p>
+            <w:pPr>
+              <w:spacing w:after="40" w:line="259" w:lineRule="auto"/>
+            </w:pPr>
+            <w:r/>
+            <w:r>
+              <w:rPr>
+                <w:rFonts w:ascii="Microsoft YaHei" w:hAnsi="Microsoft YaHei" w:eastAsia="Microsoft YaHei"/>
+                <w:b w:val="0"/>
+                <w:sz w:val="20"/>
+              </w:rPr>
+              <w:t>评审对象模拟顾客、会员、门店店员、店长、猫咪照护人员和总部运营六类视角。评审重点不是界面美观，而是高频路径是否闭环、异常提示是否明确、角色权限是否合理、业务状态是否一致、UML 图是否能承接 SRS。评审结论以流程走查、模型一致性检查和缺陷清单记录为准。</w:t>
             </w:r>
           </w:p>
         </w:tc>
@@ -871,13 +917,31 @@
             <w:vAlign w:val="top"/>
           </w:tcPr>
           <w:p>
+            <w:pPr>
+              <w:spacing w:after="40" w:line="259" w:lineRule="auto"/>
+            </w:pPr>
+            <w:r/>
             <w:r>
-              <w:t>AI 反向质询 Prompt：请扮演挑剔的产品经理和测试负责人，审查 NekoCafé SRS v1.0，至少找出 5 个二义性、冲突、缺失或不可测试问题，并说明对应需求 ID、风险和修复建议。</w:t>
+              <w:rPr>
+                <w:rFonts w:ascii="Microsoft YaHei" w:hAnsi="Microsoft YaHei" w:eastAsia="Microsoft YaHei"/>
+                <w:b w:val="0"/>
+                <w:sz w:val="20"/>
+              </w:rPr>
+              <w:t>AI 反向质询 Prompt 摘要：请扮演严格的软件需求评审专家，基于 NekoCafé 智慧餐饮预约平台 SRS、需求清单和 UML 模型，逐条检查需求是否存在二义性、冲突、遗漏、不可验证、不可追溯和超出课程实验范围的问题；对每个问题给出所在需求编号、风险、严重度和修订建议。</w:t>
             </w:r>
           </w:p>
           <w:p>
+            <w:pPr>
+              <w:spacing w:after="40" w:line="259" w:lineRule="auto"/>
+            </w:pPr>
+            <w:r/>
             <w:r>
-              <w:t>主要发现：高峰期定义需要量化；AI 推荐边界需要说明不做医疗判断；取消规则需要与支付退款关联；猫咪健康异常需要明确通知对象；运营指标口径需要在术语表中统一。</w:t>
+              <w:rPr>
+                <w:rFonts w:ascii="Microsoft YaHei" w:hAnsi="Microsoft YaHei" w:eastAsia="Microsoft YaHei"/>
+                <w:b w:val="0"/>
+                <w:sz w:val="20"/>
+              </w:rPr>
+              <w:t>主要发现：预约取消/迟到保留规则、订金退款边界、支付回调幂等、扫码失败降级、报表导出脱敏、营销通知授权、猫咪健康异常展示、店员端提醒打扰、跨服务日志追踪和外部服务错误码仍需补充。上述问题已整理为 D-001 至 D-012，并回写到 D1-2、D1-3、D1-4 和 D1-5。</w:t>
             </w:r>
           </w:p>
         </w:tc>
@@ -907,8 +971,31 @@
             <w:vAlign w:val="top"/>
           </w:tcPr>
           <w:p>
+            <w:pPr>
+              <w:spacing w:after="40" w:line="259" w:lineRule="auto"/>
+            </w:pPr>
+            <w:r/>
             <w:r>
-              <w:t>验证结果显示，SRS 已覆盖课程任务书要求的主要功能、非功能约束和 UML 建模输入，但在指标口径、异常补偿和外部接口错误码方面仍存在少量待细化项。</w:t>
+              <w:rPr>
+                <w:rFonts w:ascii="Microsoft YaHei" w:hAnsi="Microsoft YaHei" w:eastAsia="Microsoft YaHei"/>
+                <w:b w:val="0"/>
+                <w:sz w:val="20"/>
+              </w:rPr>
+              <w:t>验证结果显示，SRS 已覆盖课程任务书要求的主要功能、非功能约束和 UML 建模输入。本次共识别 12 项需求缺陷，其中二义性 3 项、冲突 3 项、缺失 4 项、可测试性不足 1 项、合规风险 1 项。高严重度缺陷 4 项，集中在订金退款、并发锁桌、健康异常互动限制和报表导出合规；</w:t>
+            </w:r>
+          </w:p>
+          <w:p>
+            <w:pPr>
+              <w:spacing w:after="40" w:line="259" w:lineRule="auto"/>
+            </w:pPr>
+            <w:r/>
+            <w:r>
+              <w:rPr>
+                <w:rFonts w:ascii="Microsoft YaHei" w:hAnsi="Microsoft YaHei" w:eastAsia="Microsoft YaHei"/>
+                <w:b w:val="0"/>
+                <w:sz w:val="21"/>
+              </w:rPr>
+              <w:t>中严重度缺陷 8 项，主要影响后续详细设计、测试用例编写和运营规则配置。所有高严重度缺陷已修复或形成明确设计约束。</w:t>
             </w:r>
           </w:p>
         </w:tc>
@@ -962,15 +1049,14 @@
           </w:tcPr>
           <w:p>
             <w:pPr>
-              <w:spacing w:after="40" w:before="40"/>
-              <w:jc w:val="center"/>
+              <w:spacing w:after="40" w:line="259" w:lineRule="auto"/>
             </w:pPr>
+            <w:r/>
             <w:r>
               <w:rPr>
                 <w:rFonts w:ascii="Microsoft YaHei" w:hAnsi="Microsoft YaHei" w:eastAsia="Microsoft YaHei"/>
-                <w:b/>
-                <w:color w:val="FFFFFF"/>
-                <w:sz w:val="20"/>
+                <w:b w:val="0"/>
+                <w:sz w:val="21"/>
               </w:rPr>
               <w:t>缺陷ID</w:t>
             </w:r>
@@ -990,15 +1076,14 @@
           </w:tcPr>
           <w:p>
             <w:pPr>
-              <w:spacing w:after="40" w:before="40"/>
-              <w:jc w:val="center"/>
+              <w:spacing w:after="40" w:line="259" w:lineRule="auto"/>
             </w:pPr>
+            <w:r/>
             <w:r>
               <w:rPr>
                 <w:rFonts w:ascii="Microsoft YaHei" w:hAnsi="Microsoft YaHei" w:eastAsia="Microsoft YaHei"/>
-                <w:b/>
-                <w:color w:val="FFFFFF"/>
-                <w:sz w:val="20"/>
+                <w:b w:val="0"/>
+                <w:sz w:val="21"/>
               </w:rPr>
               <w:t>类型</w:t>
             </w:r>
@@ -1018,15 +1103,14 @@
           </w:tcPr>
           <w:p>
             <w:pPr>
-              <w:spacing w:after="40" w:before="40"/>
-              <w:jc w:val="center"/>
+              <w:spacing w:after="40" w:line="259" w:lineRule="auto"/>
             </w:pPr>
+            <w:r/>
             <w:r>
               <w:rPr>
                 <w:rFonts w:ascii="Microsoft YaHei" w:hAnsi="Microsoft YaHei" w:eastAsia="Microsoft YaHei"/>
-                <w:b/>
-                <w:color w:val="FFFFFF"/>
-                <w:sz w:val="20"/>
+                <w:b w:val="0"/>
+                <w:sz w:val="21"/>
               </w:rPr>
               <w:t>所在需求ID</w:t>
             </w:r>
@@ -1046,15 +1130,14 @@
           </w:tcPr>
           <w:p>
             <w:pPr>
-              <w:spacing w:after="40" w:before="40"/>
-              <w:jc w:val="center"/>
+              <w:spacing w:after="40" w:line="259" w:lineRule="auto"/>
             </w:pPr>
+            <w:r/>
             <w:r>
               <w:rPr>
                 <w:rFonts w:ascii="Microsoft YaHei" w:hAnsi="Microsoft YaHei" w:eastAsia="Microsoft YaHei"/>
-                <w:b/>
-                <w:color w:val="FFFFFF"/>
-                <w:sz w:val="20"/>
+                <w:b w:val="0"/>
+                <w:sz w:val="21"/>
               </w:rPr>
               <w:t>描述</w:t>
             </w:r>
@@ -1074,15 +1157,14 @@
           </w:tcPr>
           <w:p>
             <w:pPr>
-              <w:spacing w:after="40" w:before="40"/>
-              <w:jc w:val="center"/>
+              <w:spacing w:after="40" w:line="259" w:lineRule="auto"/>
             </w:pPr>
+            <w:r/>
             <w:r>
               <w:rPr>
                 <w:rFonts w:ascii="Microsoft YaHei" w:hAnsi="Microsoft YaHei" w:eastAsia="Microsoft YaHei"/>
-                <w:b/>
-                <w:color w:val="FFFFFF"/>
-                <w:sz w:val="20"/>
+                <w:b w:val="0"/>
+                <w:sz w:val="21"/>
               </w:rPr>
               <w:t>严重度</w:t>
             </w:r>
@@ -1102,15 +1184,14 @@
           </w:tcPr>
           <w:p>
             <w:pPr>
-              <w:spacing w:after="40" w:before="40"/>
-              <w:jc w:val="center"/>
+              <w:spacing w:after="40" w:line="259" w:lineRule="auto"/>
             </w:pPr>
+            <w:r/>
             <w:r>
               <w:rPr>
                 <w:rFonts w:ascii="Microsoft YaHei" w:hAnsi="Microsoft YaHei" w:eastAsia="Microsoft YaHei"/>
-                <w:b/>
-                <w:color w:val="FFFFFF"/>
-                <w:sz w:val="20"/>
+                <w:b w:val="0"/>
+                <w:sz w:val="21"/>
               </w:rPr>
               <w:t>状态</w:t>
             </w:r>
@@ -1133,7 +1214,16 @@
             <w:tcW w:type="dxa" w:w="1624"/>
           </w:tcPr>
           <w:p>
+            <w:pPr>
+              <w:spacing w:after="40" w:line="259" w:lineRule="auto"/>
+            </w:pPr>
+            <w:r/>
             <w:r>
+              <w:rPr>
+                <w:rFonts w:ascii="Microsoft YaHei" w:hAnsi="Microsoft YaHei" w:eastAsia="Microsoft YaHei"/>
+                <w:b w:val="0"/>
+                <w:sz w:val="21"/>
+              </w:rPr>
               <w:t>二义性</w:t>
             </w:r>
           </w:p>
@@ -1143,8 +1233,17 @@
             <w:tcW w:type="dxa" w:w="1624"/>
           </w:tcPr>
           <w:p>
+            <w:pPr>
+              <w:spacing w:after="40" w:line="259" w:lineRule="auto"/>
+            </w:pPr>
+            <w:r/>
             <w:r>
-              <w:t>NFR-003</w:t>
+              <w:rPr>
+                <w:rFonts w:ascii="Microsoft YaHei" w:hAnsi="Microsoft YaHei" w:eastAsia="Microsoft YaHei"/>
+                <w:b/>
+                <w:sz w:val="21"/>
+              </w:rPr>
+              <w:t>FR-005/FR-006</w:t>
             </w:r>
           </w:p>
         </w:tc>
@@ -1153,8 +1252,17 @@
             <w:tcW w:type="dxa" w:w="1624"/>
           </w:tcPr>
           <w:p>
+            <w:pPr>
+              <w:spacing w:after="40" w:line="259" w:lineRule="auto"/>
+            </w:pPr>
+            <w:r/>
             <w:r>
-              <w:t>“高峰期”未在初稿中限定具体场景，已修订为节假日午晚餐预约查询和提交链路。</w:t>
+              <w:rPr>
+                <w:rFonts w:ascii="Microsoft YaHei" w:hAnsi="Microsoft YaHei" w:eastAsia="Microsoft YaHei"/>
+                <w:b w:val="0"/>
+                <w:sz w:val="21"/>
+              </w:rPr>
+              <w:t>预约改签、取消、迟到释放的时间窗口与退款边界不够量化。</w:t>
             </w:r>
           </w:p>
         </w:tc>
@@ -1163,8 +1271,17 @@
             <w:tcW w:type="dxa" w:w="1624"/>
           </w:tcPr>
           <w:p>
+            <w:pPr>
+              <w:spacing w:after="40" w:line="259" w:lineRule="auto"/>
+            </w:pPr>
+            <w:r/>
             <w:r>
-              <w:t>M</w:t>
+              <w:rPr>
+                <w:rFonts w:ascii="Microsoft YaHei" w:hAnsi="Microsoft YaHei" w:eastAsia="Microsoft YaHei"/>
+                <w:b w:val="0"/>
+                <w:sz w:val="21"/>
+              </w:rPr>
+              <w:t>H</w:t>
             </w:r>
           </w:p>
         </w:tc>
@@ -1173,7 +1290,16 @@
             <w:tcW w:type="dxa" w:w="1624"/>
           </w:tcPr>
           <w:p>
+            <w:pPr>
+              <w:spacing w:after="40" w:line="259" w:lineRule="auto"/>
+            </w:pPr>
+            <w:r/>
             <w:r>
+              <w:rPr>
+                <w:rFonts w:ascii="Microsoft YaHei" w:hAnsi="Microsoft YaHei" w:eastAsia="Microsoft YaHei"/>
+                <w:b w:val="0"/>
+                <w:sz w:val="21"/>
+              </w:rPr>
               <w:t>已修复</w:t>
             </w:r>
           </w:p>
@@ -1195,7 +1321,16 @@
             <w:tcW w:type="dxa" w:w="1624"/>
           </w:tcPr>
           <w:p>
+            <w:pPr>
+              <w:spacing w:after="40" w:line="259" w:lineRule="auto"/>
+            </w:pPr>
+            <w:r/>
             <w:r>
+              <w:rPr>
+                <w:rFonts w:ascii="Microsoft YaHei" w:hAnsi="Microsoft YaHei" w:eastAsia="Microsoft YaHei"/>
+                <w:b w:val="0"/>
+                <w:sz w:val="21"/>
+              </w:rPr>
               <w:t>二义性</w:t>
             </w:r>
           </w:p>
@@ -1205,8 +1340,17 @@
             <w:tcW w:type="dxa" w:w="1624"/>
           </w:tcPr>
           <w:p>
+            <w:pPr>
+              <w:spacing w:after="40" w:line="259" w:lineRule="auto"/>
+            </w:pPr>
+            <w:r/>
             <w:r>
-              <w:t>FR-005</w:t>
+              <w:rPr>
+                <w:rFonts w:ascii="Microsoft YaHei" w:hAnsi="Microsoft YaHei" w:eastAsia="Microsoft YaHei"/>
+                <w:b/>
+                <w:sz w:val="21"/>
+              </w:rPr>
+              <w:t>FR-014/FR-015</w:t>
             </w:r>
           </w:p>
         </w:tc>
@@ -1215,8 +1359,17 @@
             <w:tcW w:type="dxa" w:w="1624"/>
           </w:tcPr>
           <w:p>
+            <w:pPr>
+              <w:spacing w:after="40" w:line="259" w:lineRule="auto"/>
+            </w:pPr>
+            <w:r/>
             <w:r>
-              <w:t>AI 推荐可能被误解为医疗或行为诊断，已明确仅用于桌位、猫咪互动和菜品偏好匹配。</w:t>
+              <w:rPr>
+                <w:rFonts w:ascii="Microsoft YaHei" w:hAnsi="Microsoft YaHei" w:eastAsia="Microsoft YaHei"/>
+                <w:b w:val="0"/>
+                <w:sz w:val="21"/>
+              </w:rPr>
+              <w:t>会员等级、积分、优惠券叠加规则可能被不同门店解释不一致。</w:t>
             </w:r>
           </w:p>
         </w:tc>
@@ -1225,8 +1378,17 @@
             <w:tcW w:type="dxa" w:w="1624"/>
           </w:tcPr>
           <w:p>
+            <w:pPr>
+              <w:spacing w:after="40" w:line="259" w:lineRule="auto"/>
+            </w:pPr>
+            <w:r/>
             <w:r>
-              <w:t>H</w:t>
+              <w:rPr>
+                <w:rFonts w:ascii="Microsoft YaHei" w:hAnsi="Microsoft YaHei" w:eastAsia="Microsoft YaHei"/>
+                <w:b w:val="0"/>
+                <w:sz w:val="21"/>
+              </w:rPr>
+              <w:t>M</w:t>
             </w:r>
           </w:p>
         </w:tc>
@@ -1235,8 +1397,17 @@
             <w:tcW w:type="dxa" w:w="1624"/>
           </w:tcPr>
           <w:p>
+            <w:pPr>
+              <w:spacing w:after="40" w:line="259" w:lineRule="auto"/>
+            </w:pPr>
+            <w:r/>
             <w:r>
-              <w:t>已修复</w:t>
+              <w:rPr>
+                <w:rFonts w:ascii="Microsoft YaHei" w:hAnsi="Microsoft YaHei" w:eastAsia="Microsoft YaHei"/>
+                <w:b w:val="0"/>
+                <w:sz w:val="21"/>
+              </w:rPr>
+              <w:t>已登记</w:t>
             </w:r>
           </w:p>
         </w:tc>
@@ -1257,7 +1428,16 @@
             <w:tcW w:type="dxa" w:w="1624"/>
           </w:tcPr>
           <w:p>
+            <w:pPr>
+              <w:spacing w:after="40" w:line="259" w:lineRule="auto"/>
+            </w:pPr>
+            <w:r/>
             <w:r>
+              <w:rPr>
+                <w:rFonts w:ascii="Microsoft YaHei" w:hAnsi="Microsoft YaHei" w:eastAsia="Microsoft YaHei"/>
+                <w:b w:val="0"/>
+                <w:sz w:val="21"/>
+              </w:rPr>
               <w:t>冲突</w:t>
             </w:r>
           </w:p>
@@ -1267,8 +1447,17 @@
             <w:tcW w:type="dxa" w:w="1624"/>
           </w:tcPr>
           <w:p>
+            <w:pPr>
+              <w:spacing w:after="40" w:line="259" w:lineRule="auto"/>
+            </w:pPr>
+            <w:r/>
             <w:r>
-              <w:t>FR-007 / FR-012</w:t>
+              <w:rPr>
+                <w:rFonts w:ascii="Microsoft YaHei" w:hAnsi="Microsoft YaHei" w:eastAsia="Microsoft YaHei"/>
+                <w:b/>
+                <w:sz w:val="21"/>
+              </w:rPr>
+              <w:t>FR-031/NFR-015</w:t>
             </w:r>
           </w:p>
         </w:tc>
@@ -1277,8 +1466,17 @@
             <w:tcW w:type="dxa" w:w="1624"/>
           </w:tcPr>
           <w:p>
+            <w:pPr>
+              <w:spacing w:after="40" w:line="259" w:lineRule="auto"/>
+            </w:pPr>
+            <w:r/>
             <w:r>
-              <w:t>取消预约与已支付订单的退款状态存在耦合，已在 SRS 中要求支付状态回传和退款协同。</w:t>
+              <w:rPr>
+                <w:rFonts w:ascii="Microsoft YaHei" w:hAnsi="Microsoft YaHei" w:eastAsia="Microsoft YaHei"/>
+                <w:b w:val="0"/>
+                <w:sz w:val="21"/>
+              </w:rPr>
+              <w:t>营销触达与个人信息保护存在潜在冲突，需要区分服务通知和营销通知。</w:t>
             </w:r>
           </w:p>
         </w:tc>
@@ -1287,8 +1485,17 @@
             <w:tcW w:type="dxa" w:w="1624"/>
           </w:tcPr>
           <w:p>
+            <w:pPr>
+              <w:spacing w:after="40" w:line="259" w:lineRule="auto"/>
+            </w:pPr>
+            <w:r/>
             <w:r>
-              <w:t>H</w:t>
+              <w:rPr>
+                <w:rFonts w:ascii="Microsoft YaHei" w:hAnsi="Microsoft YaHei" w:eastAsia="Microsoft YaHei"/>
+                <w:b w:val="0"/>
+                <w:sz w:val="21"/>
+              </w:rPr>
+              <w:t>M</w:t>
             </w:r>
           </w:p>
         </w:tc>
@@ -1297,7 +1504,16 @@
             <w:tcW w:type="dxa" w:w="1624"/>
           </w:tcPr>
           <w:p>
+            <w:pPr>
+              <w:spacing w:after="40" w:line="259" w:lineRule="auto"/>
+            </w:pPr>
+            <w:r/>
             <w:r>
+              <w:rPr>
+                <w:rFonts w:ascii="Microsoft YaHei" w:hAnsi="Microsoft YaHei" w:eastAsia="Microsoft YaHei"/>
+                <w:b w:val="0"/>
+                <w:sz w:val="21"/>
+              </w:rPr>
               <w:t>已修复</w:t>
             </w:r>
           </w:p>
@@ -1319,8 +1535,17 @@
             <w:tcW w:type="dxa" w:w="1624"/>
           </w:tcPr>
           <w:p>
+            <w:pPr>
+              <w:spacing w:after="40" w:line="259" w:lineRule="auto"/>
+            </w:pPr>
+            <w:r/>
             <w:r>
-              <w:t>缺失</w:t>
+              <w:rPr>
+                <w:rFonts w:ascii="Microsoft YaHei" w:hAnsi="Microsoft YaHei" w:eastAsia="Microsoft YaHei"/>
+                <w:b w:val="0"/>
+                <w:sz w:val="21"/>
+              </w:rPr>
+              <w:t>冲突</w:t>
             </w:r>
           </w:p>
         </w:tc>
@@ -1329,8 +1554,17 @@
             <w:tcW w:type="dxa" w:w="1624"/>
           </w:tcPr>
           <w:p>
+            <w:pPr>
+              <w:spacing w:after="40" w:line="259" w:lineRule="auto"/>
+            </w:pPr>
+            <w:r/>
             <w:r>
-              <w:t>FR-021</w:t>
+              <w:rPr>
+                <w:rFonts w:ascii="Microsoft YaHei" w:hAnsi="Microsoft YaHei" w:eastAsia="Microsoft YaHei"/>
+                <w:b/>
+                <w:sz w:val="21"/>
+              </w:rPr>
+              <w:t>FR-040/NFR-015</w:t>
             </w:r>
           </w:p>
         </w:tc>
@@ -1339,8 +1573,17 @@
             <w:tcW w:type="dxa" w:w="1624"/>
           </w:tcPr>
           <w:p>
+            <w:pPr>
+              <w:spacing w:after="40" w:line="259" w:lineRule="auto"/>
+            </w:pPr>
+            <w:r/>
             <w:r>
-              <w:t>猫咪健康异常后的通知对象不完整，已补充店员、猫咪管家和店长告警路径。</w:t>
+              <w:rPr>
+                <w:rFonts w:ascii="Microsoft YaHei" w:hAnsi="Microsoft YaHei" w:eastAsia="Microsoft YaHei"/>
+                <w:b w:val="0"/>
+                <w:sz w:val="21"/>
+              </w:rPr>
+              <w:t>运营报表导出便利性与脱敏审计要求存在冲突。</w:t>
             </w:r>
           </w:p>
         </w:tc>
@@ -1349,8 +1592,17 @@
             <w:tcW w:type="dxa" w:w="1624"/>
           </w:tcPr>
           <w:p>
+            <w:pPr>
+              <w:spacing w:after="40" w:line="259" w:lineRule="auto"/>
+            </w:pPr>
+            <w:r/>
             <w:r>
-              <w:t>M</w:t>
+              <w:rPr>
+                <w:rFonts w:ascii="Microsoft YaHei" w:hAnsi="Microsoft YaHei" w:eastAsia="Microsoft YaHei"/>
+                <w:b w:val="0"/>
+                <w:sz w:val="21"/>
+              </w:rPr>
+              <w:t>H</w:t>
             </w:r>
           </w:p>
         </w:tc>
@@ -1359,7 +1611,16 @@
             <w:tcW w:type="dxa" w:w="1624"/>
           </w:tcPr>
           <w:p>
+            <w:pPr>
+              <w:spacing w:after="40" w:line="259" w:lineRule="auto"/>
+            </w:pPr>
+            <w:r/>
             <w:r>
+              <w:rPr>
+                <w:rFonts w:ascii="Microsoft YaHei" w:hAnsi="Microsoft YaHei" w:eastAsia="Microsoft YaHei"/>
+                <w:b w:val="0"/>
+                <w:sz w:val="21"/>
+              </w:rPr>
               <w:t>已修复</w:t>
             </w:r>
           </w:p>
@@ -1381,7 +1642,16 @@
             <w:tcW w:type="dxa" w:w="1624"/>
           </w:tcPr>
           <w:p>
+            <w:pPr>
+              <w:spacing w:after="40" w:line="259" w:lineRule="auto"/>
+            </w:pPr>
+            <w:r/>
             <w:r>
+              <w:rPr>
+                <w:rFonts w:ascii="Microsoft YaHei" w:hAnsi="Microsoft YaHei" w:eastAsia="Microsoft YaHei"/>
+                <w:b w:val="0"/>
+                <w:sz w:val="21"/>
+              </w:rPr>
               <w:t>缺失</w:t>
             </w:r>
           </w:p>
@@ -1391,8 +1661,17 @@
             <w:tcW w:type="dxa" w:w="1624"/>
           </w:tcPr>
           <w:p>
+            <w:pPr>
+              <w:spacing w:after="40" w:line="259" w:lineRule="auto"/>
+            </w:pPr>
+            <w:r/>
             <w:r>
-              <w:t>FR-023 / FR-026</w:t>
+              <w:rPr>
+                <w:rFonts w:ascii="Microsoft YaHei" w:hAnsi="Microsoft YaHei" w:eastAsia="Microsoft YaHei"/>
+                <w:b/>
+                <w:sz w:val="21"/>
+              </w:rPr>
+              <w:t>FR-007</w:t>
             </w:r>
           </w:p>
         </w:tc>
@@ -1401,8 +1680,17 @@
             <w:tcW w:type="dxa" w:w="1624"/>
           </w:tcPr>
           <w:p>
+            <w:pPr>
+              <w:spacing w:after="40" w:line="259" w:lineRule="auto"/>
+            </w:pPr>
+            <w:r/>
             <w:r>
-              <w:t>翻台率、坪效、复购率口径初稿不足，已在术语表和运营看板需求中统一。</w:t>
+              <w:rPr>
+                <w:rFonts w:ascii="Microsoft YaHei" w:hAnsi="Microsoft YaHei" w:eastAsia="Microsoft YaHei"/>
+                <w:b w:val="0"/>
+                <w:sz w:val="21"/>
+              </w:rPr>
+              <w:t>二维码或会员码无法识别时缺少备用核验和事后补写流程。</w:t>
             </w:r>
           </w:p>
         </w:tc>
@@ -1411,7 +1699,16 @@
             <w:tcW w:type="dxa" w:w="1624"/>
           </w:tcPr>
           <w:p>
+            <w:pPr>
+              <w:spacing w:after="40" w:line="259" w:lineRule="auto"/>
+            </w:pPr>
+            <w:r/>
             <w:r>
+              <w:rPr>
+                <w:rFonts w:ascii="Microsoft YaHei" w:hAnsi="Microsoft YaHei" w:eastAsia="Microsoft YaHei"/>
+                <w:b w:val="0"/>
+                <w:sz w:val="21"/>
+              </w:rPr>
               <w:t>M</w:t>
             </w:r>
           </w:p>
@@ -1421,7 +1718,16 @@
             <w:tcW w:type="dxa" w:w="1624"/>
           </w:tcPr>
           <w:p>
+            <w:pPr>
+              <w:spacing w:after="40" w:line="259" w:lineRule="auto"/>
+            </w:pPr>
+            <w:r/>
             <w:r>
+              <w:rPr>
+                <w:rFonts w:ascii="Microsoft YaHei" w:hAnsi="Microsoft YaHei" w:eastAsia="Microsoft YaHei"/>
+                <w:b w:val="0"/>
+                <w:sz w:val="21"/>
+              </w:rPr>
               <w:t>已修复</w:t>
             </w:r>
           </w:p>
@@ -1443,8 +1749,17 @@
             <w:tcW w:type="dxa" w:w="1624"/>
           </w:tcPr>
           <w:p>
+            <w:pPr>
+              <w:spacing w:after="40" w:line="259" w:lineRule="auto"/>
+            </w:pPr>
+            <w:r/>
             <w:r>
-              <w:t>可测试性</w:t>
+              <w:rPr>
+                <w:rFonts w:ascii="Microsoft YaHei" w:hAnsi="Microsoft YaHei" w:eastAsia="Microsoft YaHei"/>
+                <w:b w:val="0"/>
+                <w:sz w:val="21"/>
+              </w:rPr>
+              <w:t>缺失</w:t>
             </w:r>
           </w:p>
         </w:tc>
@@ -1453,8 +1768,17 @@
             <w:tcW w:type="dxa" w:w="1624"/>
           </w:tcPr>
           <w:p>
+            <w:pPr>
+              <w:spacing w:after="40" w:line="259" w:lineRule="auto"/>
+            </w:pPr>
+            <w:r/>
             <w:r>
-              <w:t>NFR-007</w:t>
+              <w:rPr>
+                <w:rFonts w:ascii="Microsoft YaHei" w:hAnsi="Microsoft YaHei" w:eastAsia="Microsoft YaHei"/>
+                <w:b/>
+                <w:sz w:val="21"/>
+              </w:rPr>
+              <w:t>NFR-014</w:t>
             </w:r>
           </w:p>
         </w:tc>
@@ -1463,8 +1787,17 @@
             <w:tcW w:type="dxa" w:w="1624"/>
           </w:tcPr>
           <w:p>
+            <w:pPr>
+              <w:spacing w:after="40" w:line="259" w:lineRule="auto"/>
+            </w:pPr>
+            <w:r/>
             <w:r>
-              <w:t>“操作便捷”不可测，已修订为普通顾客 3 分钟内完成预约。</w:t>
+              <w:rPr>
+                <w:rFonts w:ascii="Microsoft YaHei" w:hAnsi="Microsoft YaHei" w:eastAsia="Microsoft YaHei"/>
+                <w:b w:val="0"/>
+                <w:sz w:val="21"/>
+              </w:rPr>
+              <w:t>备份恢复只有方向性描述，缺少 RPO/RTO。</w:t>
             </w:r>
           </w:p>
         </w:tc>
@@ -1473,7 +1806,16 @@
             <w:tcW w:type="dxa" w:w="1624"/>
           </w:tcPr>
           <w:p>
+            <w:pPr>
+              <w:spacing w:after="40" w:line="259" w:lineRule="auto"/>
+            </w:pPr>
+            <w:r/>
             <w:r>
+              <w:rPr>
+                <w:rFonts w:ascii="Microsoft YaHei" w:hAnsi="Microsoft YaHei" w:eastAsia="Microsoft YaHei"/>
+                <w:b w:val="0"/>
+                <w:sz w:val="21"/>
+              </w:rPr>
               <w:t>M</w:t>
             </w:r>
           </w:p>
@@ -1483,7 +1825,16 @@
             <w:tcW w:type="dxa" w:w="1624"/>
           </w:tcPr>
           <w:p>
+            <w:pPr>
+              <w:spacing w:after="40" w:line="259" w:lineRule="auto"/>
+            </w:pPr>
+            <w:r/>
             <w:r>
+              <w:rPr>
+                <w:rFonts w:ascii="Microsoft YaHei" w:hAnsi="Microsoft YaHei" w:eastAsia="Microsoft YaHei"/>
+                <w:b w:val="0"/>
+                <w:sz w:val="21"/>
+              </w:rPr>
               <w:t>已修复</w:t>
             </w:r>
           </w:p>
@@ -1532,8 +1883,31 @@
             <w:vAlign w:val="top"/>
           </w:tcPr>
           <w:p>
+            <w:pPr>
+              <w:spacing w:after="40" w:line="259" w:lineRule="auto"/>
+            </w:pPr>
+            <w:r/>
             <w:r>
-              <w:t>二义性问题主要来自业务术语和智能推荐边界。处置方式是将模糊词替换为指标或业务定义，例如将“高峰期”绑定到节假日午晚餐场景，将“智能推荐”限定为偏好匹配和规则推荐。</w:t>
+              <w:rPr>
+                <w:rFonts w:ascii="Microsoft YaHei" w:hAnsi="Microsoft YaHei" w:eastAsia="Microsoft YaHei"/>
+                <w:b w:val="0"/>
+                <w:sz w:val="20"/>
+              </w:rPr>
+              <w:t>二义性问题主要来自时间、金额、状态和规则粒度。D-001 要求 SRS 区分顾客主动取消、门店取消、迟到超时、改签失败和退款失败；D-002 要求会员权益规则不直接写死在需求中，而写成“支持总部配置并展示生效条件”；</w:t>
+            </w:r>
+          </w:p>
+          <w:p>
+            <w:pPr>
+              <w:spacing w:after="40" w:line="259" w:lineRule="auto"/>
+            </w:pPr>
+            <w:r/>
+            <w:r>
+              <w:rPr>
+                <w:rFonts w:ascii="Microsoft YaHei" w:hAnsi="Microsoft YaHei" w:eastAsia="Microsoft YaHei"/>
+                <w:b/>
+                <w:sz w:val="21"/>
+              </w:rPr>
+              <w:t>D-010 要求并发锁定粒度明确到门店、日期、时段、桌位，避免两个顾客同时进入支付中。处理方式是将模糊词替换为业务状态、时间窗口、配置来源和验收条件。</w:t>
             </w:r>
           </w:p>
         </w:tc>
@@ -1581,8 +1955,31 @@
             <w:vAlign w:val="top"/>
           </w:tcPr>
           <w:p>
+            <w:pPr>
+              <w:spacing w:after="40" w:line="259" w:lineRule="auto"/>
+            </w:pPr>
+            <w:r/>
             <w:r>
-              <w:t>冲突问题集中在预约生命周期与订单支付生命周期的联动。处置方式是在顺序图和 SRS 中明确预约、订单、支付三个对象的状态同步规则，并要求所有退款和取消操作写入审计日志。</w:t>
+              <w:rPr>
+                <w:rFonts w:ascii="Microsoft YaHei" w:hAnsi="Microsoft YaHei" w:eastAsia="Microsoft YaHei"/>
+                <w:b w:val="0"/>
+                <w:sz w:val="20"/>
+              </w:rPr>
+              <w:t>冲突问题集中在业务便利性与风险控制之间。D-003 表明通知需求不能把服务通知和营销通知混为一谈，预约、支付、退款属于必要服务通知，活动召回属于营销通知，需单独授权并可退订。D-004 表明运营报表导出需要效率，但手机号、支付流水、过敏提示和健康记录必须脱敏、审批和留痕。</w:t>
+            </w:r>
+          </w:p>
+          <w:p>
+            <w:pPr>
+              <w:spacing w:after="40" w:line="259" w:lineRule="auto"/>
+            </w:pPr>
+            <w:r/>
+            <w:r>
+              <w:rPr>
+                <w:rFonts w:ascii="Microsoft YaHei" w:hAnsi="Microsoft YaHei" w:eastAsia="Microsoft YaHei"/>
+                <w:b/>
+                <w:sz w:val="21"/>
+              </w:rPr>
+              <w:t>D-009 表明通知补偿不能导致重复打扰，补偿任务必须基于消息 ID 幂等处理。</w:t>
             </w:r>
           </w:p>
         </w:tc>
@@ -1630,8 +2027,31 @@
             <w:vAlign w:val="top"/>
           </w:tcPr>
           <w:p>
+            <w:pPr>
+              <w:spacing w:after="40" w:line="259" w:lineRule="auto"/>
+            </w:pPr>
+            <w:r/>
             <w:r>
-              <w:t>缺失项包括猫咪健康异常通知、运营指标口径、外部接口错误码和新门店配置边界。已将前三项纳入 v1.0，外部支付服务商的完整错误码映射保留为 TBD。</w:t>
+              <w:rPr>
+                <w:rFonts w:ascii="Microsoft YaHei" w:hAnsi="Microsoft YaHei" w:eastAsia="Microsoft YaHei"/>
+                <w:b w:val="0"/>
+                <w:sz w:val="20"/>
+              </w:rPr>
+              <w:t>缺失项包括备用核验、备份恢复指标、健康异常展示限制和 UML 说明追溯。已补充扫码失败时的手机号/订单号人工核验和事后补写；补充 RPO≤24小时、RTO≤4小时的课程可验证指标；补充健康异常时隐藏互动推荐、通知店长、限制权限展示；补充 D1-4 每张图的图编号、覆盖需求、元素清单和设计取舍。</w:t>
+            </w:r>
+          </w:p>
+          <w:p>
+            <w:pPr>
+              <w:spacing w:after="40" w:line="259" w:lineRule="auto"/>
+            </w:pPr>
+            <w:r/>
+            <w:r>
+              <w:rPr>
+                <w:rFonts w:ascii="Microsoft YaHei" w:hAnsi="Microsoft YaHei" w:eastAsia="Microsoft YaHei"/>
+                <w:b w:val="0"/>
+                <w:sz w:val="21"/>
+              </w:rPr>
+              <w:t>外部支付错误码在本阶段归并为支付失败、退款失败、回调验签失败、通知失败四类，详细码值放入后续设计。</w:t>
             </w:r>
           </w:p>
         </w:tc>
@@ -1661,7 +2081,16 @@
             <w:vAlign w:val="top"/>
           </w:tcPr>
           <w:p>
+            <w:pPr>
+              <w:spacing w:after="40" w:line="259" w:lineRule="auto"/>
+            </w:pPr>
+            <w:r/>
             <w:r>
+              <w:rPr>
+                <w:rFonts w:ascii="Microsoft YaHei" w:hAnsi="Microsoft YaHei" w:eastAsia="Microsoft YaHei"/>
+                <w:b w:val="0"/>
+                <w:sz w:val="21"/>
+              </w:rPr>
               <w:t>所有缺陷均已登记到缺陷列表，并通过修改 SRS、需求清单、术语表和 UML 说明完成闭环。</w:t>
             </w:r>
           </w:p>
@@ -1710,33 +2139,143 @@
             <w:vAlign w:val="top"/>
           </w:tcPr>
           <w:p>
+            <w:pPr>
+              <w:spacing w:after="40" w:line="259" w:lineRule="auto"/>
+            </w:pPr>
+            <w:r/>
             <w:r>
+              <w:rPr>
+                <w:rFonts w:ascii="Microsoft YaHei" w:hAnsi="Microsoft YaHei" w:eastAsia="Microsoft YaHei"/>
+                <w:b/>
+                <w:sz w:val="21"/>
+              </w:rPr>
               <w:t>处置追踪：</w:t>
             </w:r>
           </w:p>
           <w:p>
+            <w:pPr>
+              <w:spacing w:after="40" w:line="259" w:lineRule="auto"/>
+            </w:pPr>
+            <w:r/>
             <w:r>
-              <w:t>D-001、D-002：负责人戴正宇，修复位置 D1-3 第 3.2/3.3 节，关闭日期 2026-05-13。</w:t>
+              <w:rPr>
+                <w:rFonts w:ascii="Microsoft YaHei" w:hAnsi="Microsoft YaHei" w:eastAsia="Microsoft YaHei"/>
+                <w:b/>
+                <w:sz w:val="21"/>
+              </w:rPr>
+              <w:t>D-001：处置人=需求负责人；修订=补充取消、改签、迟到保留和退款状态；关闭条件=SRS、状态机、RTM 均更新。</w:t>
             </w:r>
           </w:p>
           <w:p>
+            <w:pPr>
+              <w:spacing w:after="40" w:line="259" w:lineRule="auto"/>
+            </w:pPr>
+            <w:r/>
             <w:r>
-              <w:t>D-003：负责人戴正宇，修复位置 D1-3 第 3.2 节与订单状态机，关闭日期 2026-05-13。</w:t>
+              <w:rPr>
+                <w:rFonts w:ascii="Microsoft YaHei" w:hAnsi="Microsoft YaHei" w:eastAsia="Microsoft YaHei"/>
+                <w:b/>
+                <w:sz w:val="21"/>
+              </w:rPr>
+              <w:t>D-002：处置人=运营规则负责人；修订=权益规则配置化；关闭条件=后续原型评审确认字段。</w:t>
             </w:r>
           </w:p>
           <w:p>
+            <w:pPr>
+              <w:spacing w:after="40" w:line="259" w:lineRule="auto"/>
+            </w:pPr>
+            <w:r/>
             <w:r>
-              <w:t>D-004：负责人戴正宇，修复位置 D1-4 活动图与 FR-021，关闭日期 2026-05-13。</w:t>
+              <w:rPr>
+                <w:rFonts w:ascii="Microsoft YaHei" w:hAnsi="Microsoft YaHei" w:eastAsia="Microsoft YaHei"/>
+                <w:b/>
+                <w:sz w:val="21"/>
+              </w:rPr>
+              <w:t>D-003：处置人=产品/合规负责人；修订=区分服务通知与营销通知；关闭条件=验收准则补齐。</w:t>
             </w:r>
           </w:p>
           <w:p>
+            <w:pPr>
+              <w:spacing w:after="40" w:line="259" w:lineRule="auto"/>
+            </w:pPr>
+            <w:r/>
             <w:r>
-              <w:t>D-005：负责人戴正宇，修复位置 D1-5 Glossary 与 RTM，关闭日期 2026-05-13。</w:t>
+              <w:rPr>
+                <w:rFonts w:ascii="Microsoft YaHei" w:hAnsi="Microsoft YaHei" w:eastAsia="Microsoft YaHei"/>
+                <w:b/>
+                <w:sz w:val="21"/>
+              </w:rPr>
+              <w:t>D-004：处置人=运营/安全负责人；修订=报表脱敏、审批、水印、日志；关闭条件=NFR-015 与 FR-040 一致。</w:t>
             </w:r>
           </w:p>
           <w:p>
+            <w:pPr>
+              <w:spacing w:after="40" w:line="259" w:lineRule="auto"/>
+            </w:pPr>
+            <w:r/>
             <w:r>
-              <w:t>D-006：负责人戴正宇，修复位置 D1-2 非功能需求，关闭日期 2026-05-13。</w:t>
+              <w:rPr>
+                <w:rFonts w:ascii="Microsoft YaHei" w:hAnsi="Microsoft YaHei" w:eastAsia="Microsoft YaHei"/>
+                <w:b/>
+                <w:sz w:val="21"/>
+              </w:rPr>
+              <w:t>D-005：处置人=门店流程负责人；修订=备用核验流程；关闭条件=店员工作台用例覆盖。</w:t>
+            </w:r>
+          </w:p>
+          <w:p>
+            <w:pPr>
+              <w:spacing w:after="40" w:line="259" w:lineRule="auto"/>
+            </w:pPr>
+            <w:r/>
+            <w:r>
+              <w:rPr>
+                <w:rFonts w:ascii="Microsoft YaHei" w:hAnsi="Microsoft YaHei" w:eastAsia="Microsoft YaHei"/>
+                <w:b/>
+                <w:sz w:val="21"/>
+              </w:rPr>
+              <w:t>D-006：处置人=系统负责人；修订=RPO/RTO 指标；关闭条件=非功能需求与测试预占 ID 更新。</w:t>
+            </w:r>
+          </w:p>
+          <w:p>
+            <w:pPr>
+              <w:spacing w:after="40" w:line="259" w:lineRule="auto"/>
+            </w:pPr>
+            <w:r/>
+            <w:r>
+              <w:rPr>
+                <w:rFonts w:ascii="Microsoft YaHei" w:hAnsi="Microsoft YaHei" w:eastAsia="Microsoft YaHei"/>
+                <w:b/>
+                <w:sz w:val="21"/>
+              </w:rPr>
+              <w:t>D-007：处置人=猫咪照护负责人；修订=健康异常展示限制；关闭条件=活动图、类图、SRS 同步。</w:t>
+            </w:r>
+          </w:p>
+          <w:p>
+            <w:pPr>
+              <w:spacing w:after="40" w:line="259" w:lineRule="auto"/>
+            </w:pPr>
+            <w:r/>
+            <w:r>
+              <w:rPr>
+                <w:rFonts w:ascii="Microsoft YaHei" w:hAnsi="Microsoft YaHei" w:eastAsia="Microsoft YaHei"/>
+                <w:b/>
+                <w:sz w:val="21"/>
+              </w:rPr>
+              <w:t>D-008：处置人=运营负责人；修订=指标口径；关闭条件=术语表和报表需求更新。</w:t>
+            </w:r>
+          </w:p>
+          <w:p>
+            <w:pPr>
+              <w:spacing w:after="40" w:line="259" w:lineRule="auto"/>
+            </w:pPr>
+            <w:r/>
+            <w:r>
+              <w:rPr>
+                <w:rFonts w:ascii="Microsoft YaHei" w:hAnsi="Microsoft YaHei" w:eastAsia="Microsoft YaHei"/>
+                <w:b/>
+                <w:sz w:val="21"/>
+              </w:rPr>
+              <w:t>D-009 至 D-012：处置人=需求负责人；修订=补偿幂等、并发锁定、UML说明、健康展示边界；关闭条件=验证报告复查通过。</w:t>
             </w:r>
           </w:p>
         </w:tc>
@@ -1784,8 +2323,39 @@
             <w:vAlign w:val="top"/>
           </w:tcPr>
           <w:p>
+            <w:pPr>
+              <w:spacing w:after="40" w:line="259" w:lineRule="auto"/>
+            </w:pPr>
+            <w:r/>
             <w:r>
-              <w:t>结论：D1-3 SRS 可冻结为 requirements-v1.0 基线，并可作为实验二软件架构设计与微服务拆分的输入。遗留 TBD 包括 AI 推荐算法细化、第三方支付错误码映射、各门店营业规则配置和猫咪健康异常阈值确认。</w:t>
+              <w:rPr>
+                <w:rFonts w:ascii="Microsoft YaHei" w:hAnsi="Microsoft YaHei" w:eastAsia="Microsoft YaHei"/>
+                <w:b/>
+                <w:sz w:val="21"/>
+              </w:rPr>
+              <w:t>结论：</w:t>
+            </w:r>
+            <w:r>
+              <w:rPr>
+                <w:rFonts w:ascii="Microsoft YaHei" w:hAnsi="Microsoft YaHei" w:eastAsia="Microsoft YaHei"/>
+                <w:b w:val="0"/>
+                <w:sz w:val="20"/>
+              </w:rPr>
+              <w:t>D1-3 SRS 已覆盖 NekoCafé 智慧餐饮预约平台第一版的主要业务目标、功能范围、非功能属性、外部接口、数据对象、合规约束和分析模型输入，且与 D1-2 需求清单及 D1-4 UML 模型总体一致。</w:t>
+            </w:r>
+          </w:p>
+          <w:p>
+            <w:pPr>
+              <w:spacing w:after="40" w:line="259" w:lineRule="auto"/>
+            </w:pPr>
+            <w:r/>
+            <w:r>
+              <w:rPr>
+                <w:rFonts w:ascii="Microsoft YaHei" w:hAnsi="Microsoft YaHei" w:eastAsia="Microsoft YaHei"/>
+                <w:b w:val="0"/>
+                <w:sz w:val="20"/>
+              </w:rPr>
+              <w:t>基线建议：可以形成 requirements-v1.1 候选基线并进入后续设计。已关闭或约束的高风险问题包括并发锁桌、订金退款、健康异常互动限制和报表导出合规；会员权益细则、支付渠道完整错误码、门店差异化订金比例等规则可作为带责任人和截止时间的后续澄清项。若课程提交以实验一阶段成果为准，本报告支持提交当前版本，并建议答辩中说明上述边界。</w:t>
             </w:r>
           </w:p>
         </w:tc>

--- a/实验一_智能化需求工程与UML建模/D1-6_需求验证报告.docx
+++ b/实验一_智能化需求工程与UML建模/D1-6_需求验证报告.docx
@@ -11,8 +11,8 @@
         <w:rPr>
           <w:rFonts w:ascii="Microsoft YaHei" w:hAnsi="Microsoft YaHei" w:eastAsia="Microsoft YaHei"/>
           <w:b w:val="0"/>
-          <w:color w:val="777777"/>
-          <w:sz w:val="28"/>
+          <w:color w:val="5F6B66"/>
+          <w:sz w:val="20"/>
         </w:rPr>
         <w:t>北京林业大学 · 信息学院</w:t>
       </w:r>
@@ -26,14 +26,15 @@
         <w:rPr>
           <w:rFonts w:ascii="Microsoft YaHei" w:hAnsi="Microsoft YaHei" w:eastAsia="Microsoft YaHei"/>
           <w:b/>
-          <w:color w:val="1A7A3D"/>
-          <w:sz w:val="32"/>
+          <w:color w:val="5F6B66"/>
+          <w:sz w:val="20"/>
         </w:rPr>
         <w:t>《软件工程》课程</w:t>
       </w:r>
     </w:p>
     <w:p>
       <w:pPr>
+        <w:pStyle w:val="Title"/>
         <w:spacing w:after="80"/>
         <w:jc w:val="center"/>
       </w:pPr>
@@ -56,8 +57,8 @@
         <w:rPr>
           <w:rFonts w:ascii="Microsoft YaHei" w:hAnsi="Microsoft YaHei" w:eastAsia="Microsoft YaHei"/>
           <w:b w:val="0"/>
-          <w:color w:val="777777"/>
-          <w:sz w:val="28"/>
+          <w:color w:val="5F6B66"/>
+          <w:sz w:val="20"/>
         </w:rPr>
         <w:t>Deliverable Template</w:t>
       </w:r>
@@ -71,8 +72,8 @@
         <w:rPr>
           <w:rFonts w:ascii="Microsoft YaHei" w:hAnsi="Microsoft YaHei" w:eastAsia="Microsoft YaHei"/>
           <w:b/>
-          <w:color w:val="2E9B55"/>
-          <w:sz w:val="26"/>
+          <w:color w:val="146B45"/>
+          <w:sz w:val="22"/>
         </w:rPr>
         <w:t>—— 案例：NekoCafé 猫咪主题餐饮预约平台 ——</w:t>
       </w:r>
@@ -80,26 +81,36 @@
     <w:p/>
     <w:tbl>
       <w:tblPr>
-        <w:tblW w:type="auto" w:w="0"/>
+        <w:tblW w:type="dxa" w:w="10080"/>
+        <w:tblLayout w:type="fixed"/>
+        <w:tblLook w:firstColumn="1" w:firstRow="1" w:lastColumn="0" w:lastRow="0" w:noHBand="0" w:noVBand="1" w:val="04A0"/>
         <w:jc w:val="center"/>
-        <w:tblLook w:firstColumn="1" w:firstRow="1" w:lastColumn="0" w:lastRow="0" w:noHBand="0" w:noVBand="1" w:val="04A0"/>
+        <w:tblInd w:w="0" w:type="dxa"/>
       </w:tblPr>
       <w:tblGrid>
-        <w:gridCol w:w="4873"/>
-        <w:gridCol w:w="4873"/>
+        <w:gridCol w:w="2520"/>
+        <w:gridCol w:w="7560"/>
       </w:tblGrid>
       <w:tr>
         <w:tc>
           <w:tcPr>
-            <w:tcW w:type="dxa" w:w="1984"/>
-            <w:shd w:val="clear" w:color="auto" w:fill="EAF4EC"/>
+            <w:tcW w:type="dxa" w:w="2520"/>
+            <w:shd w:val="clear" w:color="auto" w:fill="EAF5EF"/>
             <w:tcBorders>
-              <w:top w:val="single" w:sz="4" w:space="0" w:color="B8D8C2"/>
-              <w:left w:val="single" w:sz="4" w:space="0" w:color="B8D8C2"/>
-              <w:bottom w:val="single" w:sz="4" w:space="0" w:color="B8D8C2"/>
-              <w:right w:val="single" w:sz="4" w:space="0" w:color="B8D8C2"/>
+              <w:top w:val="single" w:sz="8" w:space="0" w:color="B8C7BE"/>
+              <w:left w:val="single" w:sz="8" w:space="0" w:color="B8C7BE"/>
+              <w:bottom w:val="single" w:sz="8" w:space="0" w:color="B8C7BE"/>
+              <w:right w:val="single" w:sz="8" w:space="0" w:color="B8C7BE"/>
+              <w:insideH w:val="single" w:sz="8" w:space="0" w:color="B8C7BE"/>
+              <w:insideV w:val="single" w:sz="8" w:space="0" w:color="B8C7BE"/>
             </w:tcBorders>
             <w:vAlign w:val="center"/>
+            <w:tcMar>
+              <w:top w:w="120" w:type="dxa"/>
+              <w:start w:w="140" w:type="dxa"/>
+              <w:bottom w:w="120" w:type="dxa"/>
+              <w:end w:w="140" w:type="dxa"/>
+            </w:tcMar>
           </w:tcPr>
           <w:p>
             <w:pPr>
@@ -110,8 +121,8 @@
               <w:rPr>
                 <w:rFonts w:ascii="Microsoft YaHei" w:hAnsi="Microsoft YaHei" w:eastAsia="Microsoft YaHei"/>
                 <w:b/>
-                <w:color w:val="1A7A3D"/>
-                <w:sz w:val="21"/>
+                <w:color w:val="146B45"/>
+                <w:sz w:val="19"/>
               </w:rPr>
               <w:t>产出编号</w:t>
             </w:r>
@@ -119,15 +130,23 @@
         </w:tc>
         <w:tc>
           <w:tcPr>
-            <w:tcW w:type="dxa" w:w="7087"/>
+            <w:tcW w:type="dxa" w:w="7560"/>
             <w:shd w:val="clear" w:color="auto" w:fill="FFFFFF"/>
             <w:tcBorders>
-              <w:top w:val="single" w:sz="4" w:space="0" w:color="D0D7D0"/>
-              <w:left w:val="single" w:sz="4" w:space="0" w:color="D0D7D0"/>
-              <w:bottom w:val="single" w:sz="4" w:space="0" w:color="D0D7D0"/>
-              <w:right w:val="single" w:sz="4" w:space="0" w:color="D0D7D0"/>
+              <w:top w:val="single" w:sz="8" w:space="0" w:color="B8C7BE"/>
+              <w:left w:val="single" w:sz="8" w:space="0" w:color="B8C7BE"/>
+              <w:bottom w:val="single" w:sz="8" w:space="0" w:color="B8C7BE"/>
+              <w:right w:val="single" w:sz="8" w:space="0" w:color="B8C7BE"/>
+              <w:insideH w:val="single" w:sz="8" w:space="0" w:color="B8C7BE"/>
+              <w:insideV w:val="single" w:sz="8" w:space="0" w:color="B8C7BE"/>
             </w:tcBorders>
             <w:vAlign w:val="center"/>
+            <w:tcMar>
+              <w:top w:w="120" w:type="dxa"/>
+              <w:start w:w="140" w:type="dxa"/>
+              <w:bottom w:w="120" w:type="dxa"/>
+              <w:end w:w="140" w:type="dxa"/>
+            </w:tcMar>
           </w:tcPr>
           <w:p>
             <w:pPr>
@@ -138,7 +157,7 @@
                 <w:rFonts w:ascii="Microsoft YaHei" w:hAnsi="Microsoft YaHei" w:eastAsia="Microsoft YaHei"/>
                 <w:b w:val="0"/>
                 <w:color w:val="2B2B2B"/>
-                <w:sz w:val="21"/>
+                <w:sz w:val="19"/>
               </w:rPr>
               <w:t>D1-6</w:t>
             </w:r>
@@ -148,15 +167,23 @@
       <w:tr>
         <w:tc>
           <w:tcPr>
-            <w:tcW w:type="dxa" w:w="1984"/>
-            <w:shd w:val="clear" w:color="auto" w:fill="EAF4EC"/>
+            <w:tcW w:type="dxa" w:w="2520"/>
+            <w:shd w:val="clear" w:color="auto" w:fill="EAF5EF"/>
             <w:tcBorders>
-              <w:top w:val="single" w:sz="4" w:space="0" w:color="B8D8C2"/>
-              <w:left w:val="single" w:sz="4" w:space="0" w:color="B8D8C2"/>
-              <w:bottom w:val="single" w:sz="4" w:space="0" w:color="B8D8C2"/>
-              <w:right w:val="single" w:sz="4" w:space="0" w:color="B8D8C2"/>
+              <w:top w:val="single" w:sz="8" w:space="0" w:color="B8C7BE"/>
+              <w:left w:val="single" w:sz="8" w:space="0" w:color="B8C7BE"/>
+              <w:bottom w:val="single" w:sz="8" w:space="0" w:color="B8C7BE"/>
+              <w:right w:val="single" w:sz="8" w:space="0" w:color="B8C7BE"/>
+              <w:insideH w:val="single" w:sz="8" w:space="0" w:color="B8C7BE"/>
+              <w:insideV w:val="single" w:sz="8" w:space="0" w:color="B8C7BE"/>
             </w:tcBorders>
             <w:vAlign w:val="center"/>
+            <w:tcMar>
+              <w:top w:w="120" w:type="dxa"/>
+              <w:start w:w="140" w:type="dxa"/>
+              <w:bottom w:w="120" w:type="dxa"/>
+              <w:end w:w="140" w:type="dxa"/>
+            </w:tcMar>
           </w:tcPr>
           <w:p>
             <w:pPr>
@@ -167,8 +194,8 @@
               <w:rPr>
                 <w:rFonts w:ascii="Microsoft YaHei" w:hAnsi="Microsoft YaHei" w:eastAsia="Microsoft YaHei"/>
                 <w:b/>
-                <w:color w:val="1A7A3D"/>
-                <w:sz w:val="21"/>
+                <w:color w:val="146B45"/>
+                <w:sz w:val="19"/>
               </w:rPr>
               <w:t>产出名称</w:t>
             </w:r>
@@ -176,15 +203,23 @@
         </w:tc>
         <w:tc>
           <w:tcPr>
-            <w:tcW w:type="dxa" w:w="7087"/>
+            <w:tcW w:type="dxa" w:w="7560"/>
             <w:shd w:val="clear" w:color="auto" w:fill="FFFFFF"/>
             <w:tcBorders>
-              <w:top w:val="single" w:sz="4" w:space="0" w:color="D0D7D0"/>
-              <w:left w:val="single" w:sz="4" w:space="0" w:color="D0D7D0"/>
-              <w:bottom w:val="single" w:sz="4" w:space="0" w:color="D0D7D0"/>
-              <w:right w:val="single" w:sz="4" w:space="0" w:color="D0D7D0"/>
+              <w:top w:val="single" w:sz="8" w:space="0" w:color="B8C7BE"/>
+              <w:left w:val="single" w:sz="8" w:space="0" w:color="B8C7BE"/>
+              <w:bottom w:val="single" w:sz="8" w:space="0" w:color="B8C7BE"/>
+              <w:right w:val="single" w:sz="8" w:space="0" w:color="B8C7BE"/>
+              <w:insideH w:val="single" w:sz="8" w:space="0" w:color="B8C7BE"/>
+              <w:insideV w:val="single" w:sz="8" w:space="0" w:color="B8C7BE"/>
             </w:tcBorders>
             <w:vAlign w:val="center"/>
+            <w:tcMar>
+              <w:top w:w="120" w:type="dxa"/>
+              <w:start w:w="140" w:type="dxa"/>
+              <w:bottom w:w="120" w:type="dxa"/>
+              <w:end w:w="140" w:type="dxa"/>
+            </w:tcMar>
           </w:tcPr>
           <w:p>
             <w:pPr>
@@ -195,7 +230,7 @@
                 <w:rFonts w:ascii="Microsoft YaHei" w:hAnsi="Microsoft YaHei" w:eastAsia="Microsoft YaHei"/>
                 <w:b w:val="0"/>
                 <w:color w:val="2B2B2B"/>
-                <w:sz w:val="21"/>
+                <w:sz w:val="19"/>
               </w:rPr>
               <w:t>需求验证报告</w:t>
             </w:r>
@@ -205,15 +240,23 @@
       <w:tr>
         <w:tc>
           <w:tcPr>
-            <w:tcW w:type="dxa" w:w="1984"/>
-            <w:shd w:val="clear" w:color="auto" w:fill="EAF4EC"/>
+            <w:tcW w:type="dxa" w:w="2520"/>
+            <w:shd w:val="clear" w:color="auto" w:fill="EAF5EF"/>
             <w:tcBorders>
-              <w:top w:val="single" w:sz="4" w:space="0" w:color="B8D8C2"/>
-              <w:left w:val="single" w:sz="4" w:space="0" w:color="B8D8C2"/>
-              <w:bottom w:val="single" w:sz="4" w:space="0" w:color="B8D8C2"/>
-              <w:right w:val="single" w:sz="4" w:space="0" w:color="B8D8C2"/>
+              <w:top w:val="single" w:sz="8" w:space="0" w:color="B8C7BE"/>
+              <w:left w:val="single" w:sz="8" w:space="0" w:color="B8C7BE"/>
+              <w:bottom w:val="single" w:sz="8" w:space="0" w:color="B8C7BE"/>
+              <w:right w:val="single" w:sz="8" w:space="0" w:color="B8C7BE"/>
+              <w:insideH w:val="single" w:sz="8" w:space="0" w:color="B8C7BE"/>
+              <w:insideV w:val="single" w:sz="8" w:space="0" w:color="B8C7BE"/>
             </w:tcBorders>
             <w:vAlign w:val="center"/>
+            <w:tcMar>
+              <w:top w:w="120" w:type="dxa"/>
+              <w:start w:w="140" w:type="dxa"/>
+              <w:bottom w:w="120" w:type="dxa"/>
+              <w:end w:w="140" w:type="dxa"/>
+            </w:tcMar>
           </w:tcPr>
           <w:p>
             <w:pPr>
@@ -224,8 +267,8 @@
               <w:rPr>
                 <w:rFonts w:ascii="Microsoft YaHei" w:hAnsi="Microsoft YaHei" w:eastAsia="Microsoft YaHei"/>
                 <w:b/>
-                <w:color w:val="1A7A3D"/>
-                <w:sz w:val="21"/>
+                <w:color w:val="146B45"/>
+                <w:sz w:val="19"/>
               </w:rPr>
               <w:t>所属实验</w:t>
             </w:r>
@@ -233,15 +276,23 @@
         </w:tc>
         <w:tc>
           <w:tcPr>
-            <w:tcW w:type="dxa" w:w="7087"/>
+            <w:tcW w:type="dxa" w:w="7560"/>
             <w:shd w:val="clear" w:color="auto" w:fill="FFFFFF"/>
             <w:tcBorders>
-              <w:top w:val="single" w:sz="4" w:space="0" w:color="D0D7D0"/>
-              <w:left w:val="single" w:sz="4" w:space="0" w:color="D0D7D0"/>
-              <w:bottom w:val="single" w:sz="4" w:space="0" w:color="D0D7D0"/>
-              <w:right w:val="single" w:sz="4" w:space="0" w:color="D0D7D0"/>
+              <w:top w:val="single" w:sz="8" w:space="0" w:color="B8C7BE"/>
+              <w:left w:val="single" w:sz="8" w:space="0" w:color="B8C7BE"/>
+              <w:bottom w:val="single" w:sz="8" w:space="0" w:color="B8C7BE"/>
+              <w:right w:val="single" w:sz="8" w:space="0" w:color="B8C7BE"/>
+              <w:insideH w:val="single" w:sz="8" w:space="0" w:color="B8C7BE"/>
+              <w:insideV w:val="single" w:sz="8" w:space="0" w:color="B8C7BE"/>
             </w:tcBorders>
             <w:vAlign w:val="center"/>
+            <w:tcMar>
+              <w:top w:w="120" w:type="dxa"/>
+              <w:start w:w="140" w:type="dxa"/>
+              <w:bottom w:w="120" w:type="dxa"/>
+              <w:end w:w="140" w:type="dxa"/>
+            </w:tcMar>
           </w:tcPr>
           <w:p>
             <w:pPr>
@@ -252,7 +303,7 @@
                 <w:rFonts w:ascii="Microsoft YaHei" w:hAnsi="Microsoft YaHei" w:eastAsia="Microsoft YaHei"/>
                 <w:b w:val="0"/>
                 <w:color w:val="2B2B2B"/>
-                <w:sz w:val="21"/>
+                <w:sz w:val="19"/>
               </w:rPr>
               <w:t>实验一  智能化需求工程与 UML 建模</w:t>
             </w:r>
@@ -262,15 +313,23 @@
       <w:tr>
         <w:tc>
           <w:tcPr>
-            <w:tcW w:type="dxa" w:w="1984"/>
-            <w:shd w:val="clear" w:color="auto" w:fill="EAF4EC"/>
+            <w:tcW w:type="dxa" w:w="2520"/>
+            <w:shd w:val="clear" w:color="auto" w:fill="EAF5EF"/>
             <w:tcBorders>
-              <w:top w:val="single" w:sz="4" w:space="0" w:color="B8D8C2"/>
-              <w:left w:val="single" w:sz="4" w:space="0" w:color="B8D8C2"/>
-              <w:bottom w:val="single" w:sz="4" w:space="0" w:color="B8D8C2"/>
-              <w:right w:val="single" w:sz="4" w:space="0" w:color="B8D8C2"/>
+              <w:top w:val="single" w:sz="8" w:space="0" w:color="B8C7BE"/>
+              <w:left w:val="single" w:sz="8" w:space="0" w:color="B8C7BE"/>
+              <w:bottom w:val="single" w:sz="8" w:space="0" w:color="B8C7BE"/>
+              <w:right w:val="single" w:sz="8" w:space="0" w:color="B8C7BE"/>
+              <w:insideH w:val="single" w:sz="8" w:space="0" w:color="B8C7BE"/>
+              <w:insideV w:val="single" w:sz="8" w:space="0" w:color="B8C7BE"/>
             </w:tcBorders>
             <w:vAlign w:val="center"/>
+            <w:tcMar>
+              <w:top w:w="120" w:type="dxa"/>
+              <w:start w:w="140" w:type="dxa"/>
+              <w:bottom w:w="120" w:type="dxa"/>
+              <w:end w:w="140" w:type="dxa"/>
+            </w:tcMar>
           </w:tcPr>
           <w:p>
             <w:pPr>
@@ -281,8 +340,8 @@
               <w:rPr>
                 <w:rFonts w:ascii="Microsoft YaHei" w:hAnsi="Microsoft YaHei" w:eastAsia="Microsoft YaHei"/>
                 <w:b/>
-                <w:color w:val="1A7A3D"/>
-                <w:sz w:val="21"/>
+                <w:color w:val="146B45"/>
+                <w:sz w:val="19"/>
               </w:rPr>
               <w:t>案例项目</w:t>
             </w:r>
@@ -290,15 +349,23 @@
         </w:tc>
         <w:tc>
           <w:tcPr>
-            <w:tcW w:type="dxa" w:w="7087"/>
+            <w:tcW w:type="dxa" w:w="7560"/>
             <w:shd w:val="clear" w:color="auto" w:fill="FFFFFF"/>
             <w:tcBorders>
-              <w:top w:val="single" w:sz="4" w:space="0" w:color="D0D7D0"/>
-              <w:left w:val="single" w:sz="4" w:space="0" w:color="D0D7D0"/>
-              <w:bottom w:val="single" w:sz="4" w:space="0" w:color="D0D7D0"/>
-              <w:right w:val="single" w:sz="4" w:space="0" w:color="D0D7D0"/>
+              <w:top w:val="single" w:sz="8" w:space="0" w:color="B8C7BE"/>
+              <w:left w:val="single" w:sz="8" w:space="0" w:color="B8C7BE"/>
+              <w:bottom w:val="single" w:sz="8" w:space="0" w:color="B8C7BE"/>
+              <w:right w:val="single" w:sz="8" w:space="0" w:color="B8C7BE"/>
+              <w:insideH w:val="single" w:sz="8" w:space="0" w:color="B8C7BE"/>
+              <w:insideV w:val="single" w:sz="8" w:space="0" w:color="B8C7BE"/>
             </w:tcBorders>
             <w:vAlign w:val="center"/>
+            <w:tcMar>
+              <w:top w:w="120" w:type="dxa"/>
+              <w:start w:w="140" w:type="dxa"/>
+              <w:bottom w:w="120" w:type="dxa"/>
+              <w:end w:w="140" w:type="dxa"/>
+            </w:tcMar>
           </w:tcPr>
           <w:p>
             <w:pPr>
@@ -309,7 +376,7 @@
                 <w:rFonts w:ascii="Microsoft YaHei" w:hAnsi="Microsoft YaHei" w:eastAsia="Microsoft YaHei"/>
                 <w:b w:val="0"/>
                 <w:color w:val="2B2B2B"/>
-                <w:sz w:val="21"/>
+                <w:sz w:val="19"/>
               </w:rPr>
               <w:t>NekoCafé 猫咪主题餐饮预约平台</w:t>
             </w:r>
@@ -319,15 +386,23 @@
       <w:tr>
         <w:tc>
           <w:tcPr>
-            <w:tcW w:type="dxa" w:w="1984"/>
-            <w:shd w:val="clear" w:color="auto" w:fill="EAF4EC"/>
+            <w:tcW w:type="dxa" w:w="2520"/>
+            <w:shd w:val="clear" w:color="auto" w:fill="EAF5EF"/>
             <w:tcBorders>
-              <w:top w:val="single" w:sz="4" w:space="0" w:color="B8D8C2"/>
-              <w:left w:val="single" w:sz="4" w:space="0" w:color="B8D8C2"/>
-              <w:bottom w:val="single" w:sz="4" w:space="0" w:color="B8D8C2"/>
-              <w:right w:val="single" w:sz="4" w:space="0" w:color="B8D8C2"/>
+              <w:top w:val="single" w:sz="8" w:space="0" w:color="B8C7BE"/>
+              <w:left w:val="single" w:sz="8" w:space="0" w:color="B8C7BE"/>
+              <w:bottom w:val="single" w:sz="8" w:space="0" w:color="B8C7BE"/>
+              <w:right w:val="single" w:sz="8" w:space="0" w:color="B8C7BE"/>
+              <w:insideH w:val="single" w:sz="8" w:space="0" w:color="B8C7BE"/>
+              <w:insideV w:val="single" w:sz="8" w:space="0" w:color="B8C7BE"/>
             </w:tcBorders>
             <w:vAlign w:val="center"/>
+            <w:tcMar>
+              <w:top w:w="120" w:type="dxa"/>
+              <w:start w:w="140" w:type="dxa"/>
+              <w:bottom w:w="120" w:type="dxa"/>
+              <w:end w:w="140" w:type="dxa"/>
+            </w:tcMar>
           </w:tcPr>
           <w:p>
             <w:pPr>
@@ -338,8 +413,8 @@
               <w:rPr>
                 <w:rFonts w:ascii="Microsoft YaHei" w:hAnsi="Microsoft YaHei" w:eastAsia="Microsoft YaHei"/>
                 <w:b/>
-                <w:color w:val="1A7A3D"/>
-                <w:sz w:val="21"/>
+                <w:color w:val="146B45"/>
+                <w:sz w:val="19"/>
               </w:rPr>
               <w:t>模板版本</w:t>
             </w:r>
@@ -347,15 +422,23 @@
         </w:tc>
         <w:tc>
           <w:tcPr>
-            <w:tcW w:type="dxa" w:w="7087"/>
+            <w:tcW w:type="dxa" w:w="7560"/>
             <w:shd w:val="clear" w:color="auto" w:fill="FFFFFF"/>
             <w:tcBorders>
-              <w:top w:val="single" w:sz="4" w:space="0" w:color="D0D7D0"/>
-              <w:left w:val="single" w:sz="4" w:space="0" w:color="D0D7D0"/>
-              <w:bottom w:val="single" w:sz="4" w:space="0" w:color="D0D7D0"/>
-              <w:right w:val="single" w:sz="4" w:space="0" w:color="D0D7D0"/>
+              <w:top w:val="single" w:sz="8" w:space="0" w:color="B8C7BE"/>
+              <w:left w:val="single" w:sz="8" w:space="0" w:color="B8C7BE"/>
+              <w:bottom w:val="single" w:sz="8" w:space="0" w:color="B8C7BE"/>
+              <w:right w:val="single" w:sz="8" w:space="0" w:color="B8C7BE"/>
+              <w:insideH w:val="single" w:sz="8" w:space="0" w:color="B8C7BE"/>
+              <w:insideV w:val="single" w:sz="8" w:space="0" w:color="B8C7BE"/>
             </w:tcBorders>
             <w:vAlign w:val="center"/>
+            <w:tcMar>
+              <w:top w:w="120" w:type="dxa"/>
+              <w:start w:w="140" w:type="dxa"/>
+              <w:bottom w:w="120" w:type="dxa"/>
+              <w:end w:w="140" w:type="dxa"/>
+            </w:tcMar>
           </w:tcPr>
           <w:p>
             <w:pPr>
@@ -366,7 +449,7 @@
                 <w:rFonts w:ascii="Microsoft YaHei" w:hAnsi="Microsoft YaHei" w:eastAsia="Microsoft YaHei"/>
                 <w:b w:val="0"/>
                 <w:color w:val="2B2B2B"/>
-                <w:sz w:val="21"/>
+                <w:sz w:val="19"/>
               </w:rPr>
               <w:t>v1.0  ·  2026-05-06</w:t>
             </w:r>
@@ -376,15 +459,23 @@
       <w:tr>
         <w:tc>
           <w:tcPr>
-            <w:tcW w:type="dxa" w:w="1984"/>
-            <w:shd w:val="clear" w:color="auto" w:fill="EAF4EC"/>
+            <w:tcW w:type="dxa" w:w="2520"/>
+            <w:shd w:val="clear" w:color="auto" w:fill="EAF5EF"/>
             <w:tcBorders>
-              <w:top w:val="single" w:sz="4" w:space="0" w:color="B8D8C2"/>
-              <w:left w:val="single" w:sz="4" w:space="0" w:color="B8D8C2"/>
-              <w:bottom w:val="single" w:sz="4" w:space="0" w:color="B8D8C2"/>
-              <w:right w:val="single" w:sz="4" w:space="0" w:color="B8D8C2"/>
+              <w:top w:val="single" w:sz="8" w:space="0" w:color="B8C7BE"/>
+              <w:left w:val="single" w:sz="8" w:space="0" w:color="B8C7BE"/>
+              <w:bottom w:val="single" w:sz="8" w:space="0" w:color="B8C7BE"/>
+              <w:right w:val="single" w:sz="8" w:space="0" w:color="B8C7BE"/>
+              <w:insideH w:val="single" w:sz="8" w:space="0" w:color="B8C7BE"/>
+              <w:insideV w:val="single" w:sz="8" w:space="0" w:color="B8C7BE"/>
             </w:tcBorders>
             <w:vAlign w:val="center"/>
+            <w:tcMar>
+              <w:top w:w="120" w:type="dxa"/>
+              <w:start w:w="140" w:type="dxa"/>
+              <w:bottom w:w="120" w:type="dxa"/>
+              <w:end w:w="140" w:type="dxa"/>
+            </w:tcMar>
           </w:tcPr>
           <w:p>
             <w:pPr>
@@ -395,8 +486,8 @@
               <w:rPr>
                 <w:rFonts w:ascii="Microsoft YaHei" w:hAnsi="Microsoft YaHei" w:eastAsia="Microsoft YaHei"/>
                 <w:b/>
-                <w:color w:val="1A7A3D"/>
-                <w:sz w:val="21"/>
+                <w:color w:val="146B45"/>
+                <w:sz w:val="19"/>
               </w:rPr>
               <w:t>班级 / 学号 / 姓名</w:t>
             </w:r>
@@ -404,18 +495,31 @@
         </w:tc>
         <w:tc>
           <w:tcPr>
-            <w:tcW w:type="dxa" w:w="7087"/>
+            <w:tcW w:type="dxa" w:w="7560"/>
             <w:shd w:val="clear" w:color="auto" w:fill="FFFFFF"/>
             <w:tcBorders>
-              <w:top w:val="single" w:sz="4" w:space="0" w:color="D0D7D0"/>
-              <w:left w:val="single" w:sz="4" w:space="0" w:color="D0D7D0"/>
-              <w:bottom w:val="single" w:sz="4" w:space="0" w:color="D0D7D0"/>
-              <w:right w:val="single" w:sz="4" w:space="0" w:color="D0D7D0"/>
+              <w:top w:val="single" w:sz="8" w:space="0" w:color="B8C7BE"/>
+              <w:left w:val="single" w:sz="8" w:space="0" w:color="B8C7BE"/>
+              <w:bottom w:val="single" w:sz="8" w:space="0" w:color="B8C7BE"/>
+              <w:right w:val="single" w:sz="8" w:space="0" w:color="B8C7BE"/>
+              <w:insideH w:val="single" w:sz="8" w:space="0" w:color="B8C7BE"/>
+              <w:insideV w:val="single" w:sz="8" w:space="0" w:color="B8C7BE"/>
             </w:tcBorders>
             <w:vAlign w:val="center"/>
+            <w:tcMar>
+              <w:top w:w="120" w:type="dxa"/>
+              <w:start w:w="140" w:type="dxa"/>
+              <w:bottom w:w="120" w:type="dxa"/>
+              <w:end w:w="140" w:type="dxa"/>
+            </w:tcMar>
           </w:tcPr>
           <w:p>
             <w:r>
+              <w:rPr>
+                <w:rFonts w:ascii="Microsoft YaHei" w:hAnsi="Microsoft YaHei" w:eastAsia="Microsoft YaHei"/>
+                <w:b w:val="0"/>
+                <w:sz w:val="19"/>
+              </w:rPr>
               <w:t>计算机23-2 / 231002703 / 戴正宇</w:t>
             </w:r>
           </w:p>
@@ -424,15 +528,23 @@
       <w:tr>
         <w:tc>
           <w:tcPr>
-            <w:tcW w:type="dxa" w:w="1984"/>
-            <w:shd w:val="clear" w:color="auto" w:fill="EAF4EC"/>
+            <w:tcW w:type="dxa" w:w="2520"/>
+            <w:shd w:val="clear" w:color="auto" w:fill="EAF5EF"/>
             <w:tcBorders>
-              <w:top w:val="single" w:sz="4" w:space="0" w:color="B8D8C2"/>
-              <w:left w:val="single" w:sz="4" w:space="0" w:color="B8D8C2"/>
-              <w:bottom w:val="single" w:sz="4" w:space="0" w:color="B8D8C2"/>
-              <w:right w:val="single" w:sz="4" w:space="0" w:color="B8D8C2"/>
+              <w:top w:val="single" w:sz="8" w:space="0" w:color="B8C7BE"/>
+              <w:left w:val="single" w:sz="8" w:space="0" w:color="B8C7BE"/>
+              <w:bottom w:val="single" w:sz="8" w:space="0" w:color="B8C7BE"/>
+              <w:right w:val="single" w:sz="8" w:space="0" w:color="B8C7BE"/>
+              <w:insideH w:val="single" w:sz="8" w:space="0" w:color="B8C7BE"/>
+              <w:insideV w:val="single" w:sz="8" w:space="0" w:color="B8C7BE"/>
             </w:tcBorders>
             <w:vAlign w:val="center"/>
+            <w:tcMar>
+              <w:top w:w="120" w:type="dxa"/>
+              <w:start w:w="140" w:type="dxa"/>
+              <w:bottom w:w="120" w:type="dxa"/>
+              <w:end w:w="140" w:type="dxa"/>
+            </w:tcMar>
           </w:tcPr>
           <w:p>
             <w:pPr>
@@ -443,8 +555,8 @@
               <w:rPr>
                 <w:rFonts w:ascii="Microsoft YaHei" w:hAnsi="Microsoft YaHei" w:eastAsia="Microsoft YaHei"/>
                 <w:b/>
-                <w:color w:val="1A7A3D"/>
-                <w:sz w:val="21"/>
+                <w:color w:val="146B45"/>
+                <w:sz w:val="19"/>
               </w:rPr>
               <w:t>提交日期</w:t>
             </w:r>
@@ -452,18 +564,31 @@
         </w:tc>
         <w:tc>
           <w:tcPr>
-            <w:tcW w:type="dxa" w:w="7087"/>
+            <w:tcW w:type="dxa" w:w="7560"/>
             <w:shd w:val="clear" w:color="auto" w:fill="FFFFFF"/>
             <w:tcBorders>
-              <w:top w:val="single" w:sz="4" w:space="0" w:color="D0D7D0"/>
-              <w:left w:val="single" w:sz="4" w:space="0" w:color="D0D7D0"/>
-              <w:bottom w:val="single" w:sz="4" w:space="0" w:color="D0D7D0"/>
-              <w:right w:val="single" w:sz="4" w:space="0" w:color="D0D7D0"/>
+              <w:top w:val="single" w:sz="8" w:space="0" w:color="B8C7BE"/>
+              <w:left w:val="single" w:sz="8" w:space="0" w:color="B8C7BE"/>
+              <w:bottom w:val="single" w:sz="8" w:space="0" w:color="B8C7BE"/>
+              <w:right w:val="single" w:sz="8" w:space="0" w:color="B8C7BE"/>
+              <w:insideH w:val="single" w:sz="8" w:space="0" w:color="B8C7BE"/>
+              <w:insideV w:val="single" w:sz="8" w:space="0" w:color="B8C7BE"/>
             </w:tcBorders>
             <w:vAlign w:val="center"/>
+            <w:tcMar>
+              <w:top w:w="120" w:type="dxa"/>
+              <w:start w:w="140" w:type="dxa"/>
+              <w:bottom w:w="120" w:type="dxa"/>
+              <w:end w:w="140" w:type="dxa"/>
+            </w:tcMar>
           </w:tcPr>
           <w:p>
             <w:r>
+              <w:rPr>
+                <w:rFonts w:ascii="Microsoft YaHei" w:hAnsi="Microsoft YaHei" w:eastAsia="Microsoft YaHei"/>
+                <w:b w:val="0"/>
+                <w:sz w:val="19"/>
+              </w:rPr>
               <w:t>2026-05-13</w:t>
             </w:r>
           </w:p>
@@ -473,6 +598,11 @@
     <w:p/>
     <w:p>
       <w:r>
+        <w:rPr>
+          <w:rFonts w:ascii="Microsoft YaHei" w:hAnsi="Microsoft YaHei" w:eastAsia="Microsoft YaHei"/>
+          <w:b w:val="0"/>
+          <w:sz w:val="21"/>
+        </w:rPr>
         <w:br w:type="page"/>
       </w:r>
     </w:p>
@@ -489,7 +619,7 @@
           <w:rFonts w:ascii="Microsoft YaHei" w:hAnsi="Microsoft YaHei" w:eastAsia="Microsoft YaHei"/>
           <w:b/>
           <w:color w:val="1A7A3D"/>
-          <w:sz w:val="36"/>
+          <w:sz w:val="21"/>
         </w:rPr>
         <w:t>使用说明</w:t>
       </w:r>
@@ -523,40 +653,48 @@
         <w:tc>
           <w:tcPr>
             <w:tcW w:type="dxa" w:w="9746"/>
-            <w:shd w:val="clear" w:color="auto" w:fill="EAF4EC"/>
+            <w:shd w:val="clear" w:color="auto" w:fill="EAF5EF"/>
             <w:tcBorders>
-              <w:top w:val="single" w:sz="8" w:space="0" w:color="B8D8C2"/>
-              <w:left w:val="single" w:sz="8" w:space="0" w:color="B8D8C2"/>
-              <w:bottom w:val="single" w:sz="8" w:space="0" w:color="B8D8C2"/>
-              <w:right w:val="single" w:sz="8" w:space="0" w:color="B8D8C2"/>
+              <w:top w:val="single" w:sz="8" w:space="0" w:color="B8C7BE"/>
+              <w:left w:val="single" w:sz="8" w:space="0" w:color="B8C7BE"/>
+              <w:bottom w:val="single" w:sz="8" w:space="0" w:color="B8C7BE"/>
+              <w:right w:val="single" w:sz="8" w:space="0" w:color="B8C7BE"/>
+              <w:insideH w:val="single" w:sz="8" w:space="0" w:color="B8C7BE"/>
+              <w:insideV w:val="single" w:sz="8" w:space="0" w:color="B8C7BE"/>
             </w:tcBorders>
+            <w:vAlign w:val="center"/>
+            <w:tcMar>
+              <w:top w:w="120" w:type="dxa"/>
+              <w:start w:w="140" w:type="dxa"/>
+              <w:bottom w:w="120" w:type="dxa"/>
+              <w:end w:w="140" w:type="dxa"/>
+            </w:tcMar>
           </w:tcPr>
           <w:p>
             <w:pPr>
               <w:spacing w:after="40"/>
             </w:pPr>
+          </w:p>
+          <w:p>
+            <w:pPr>
+              <w:spacing w:after="60" w:line="276" w:lineRule="auto"/>
+            </w:pPr>
             <w:r>
               <w:rPr>
                 <w:rFonts w:ascii="Microsoft YaHei" w:hAnsi="Microsoft YaHei" w:eastAsia="Microsoft YaHei"/>
                 <w:b/>
-                <w:color w:val="1A7A3D"/>
-                <w:sz w:val="21"/>
+                <w:color w:val="146B45"/>
+                <w:sz w:val="20"/>
               </w:rPr>
-              <w:t xml:space="preserve">📌 填写指引 </w:t>
+              <w:t>完成说明：</w:t>
             </w:r>
-          </w:p>
-          <w:p>
-            <w:pPr>
-              <w:spacing w:after="40" w:line="336" w:lineRule="auto"/>
-            </w:pPr>
             <w:r>
               <w:rPr>
                 <w:rFonts w:ascii="Microsoft YaHei" w:hAnsi="Microsoft YaHei" w:eastAsia="Microsoft YaHei"/>
                 <w:b w:val="0"/>
-                <w:color w:val="2B2B2B"/>
                 <w:sz w:val="20"/>
               </w:rPr>
-              <w:t>本模板按章节结构预设了每节的标题与提示。请在每个 "（请在此处填写……）" 区域中替换为正式内容；不允许删除章节标题；如某节确实不适用，请保留标题并标注「N/A 及理由」。</w:t>
+              <w:t>本报告已按模板章节完成填写，用于验证 D1-3 SRS 与 D1-2 需求清单、D1-4 UML 模型、D1-5 追溯矩阵、D1-7 访谈证据之间的一致性、完整性、可验证性和风险边界。</w:t>
             </w:r>
           </w:p>
         </w:tc>
@@ -565,6 +703,7 @@
     <w:p/>
     <w:p>
       <w:pPr>
+        <w:pStyle w:val="Heading1"/>
         <w:keepNext/>
         <w:spacing w:before="280" w:after="120"/>
         <w:pBdr>
@@ -594,41 +733,136 @@
         <w:tc>
           <w:tcPr>
             <w:tcW w:type="dxa" w:w="9746"/>
-            <w:shd w:val="clear" w:color="auto" w:fill="FBFDFB"/>
+            <w:shd w:val="clear" w:color="auto" w:fill="F6FBF8"/>
             <w:tcBorders>
-              <w:top w:val="single" w:sz="4" w:space="0" w:color="B8D8C2"/>
-              <w:left w:val="single" w:sz="4" w:space="0" w:color="B8D8C2"/>
-              <w:bottom w:val="single" w:sz="4" w:space="0" w:color="B8D8C2"/>
-              <w:right w:val="single" w:sz="4" w:space="0" w:color="B8D8C2"/>
+              <w:top w:val="single" w:sz="8" w:space="0" w:color="B8C7BE"/>
+              <w:left w:val="single" w:sz="8" w:space="0" w:color="B8C7BE"/>
+              <w:bottom w:val="single" w:sz="8" w:space="0" w:color="B8C7BE"/>
+              <w:right w:val="single" w:sz="8" w:space="0" w:color="B8C7BE"/>
+              <w:insideH w:val="single" w:sz="8" w:space="0" w:color="B8C7BE"/>
+              <w:insideV w:val="single" w:sz="8" w:space="0" w:color="B8C7BE"/>
             </w:tcBorders>
-            <w:vAlign w:val="top"/>
+            <w:vAlign w:val="center"/>
+            <w:tcMar>
+              <w:top w:w="120" w:type="dxa"/>
+              <w:start w:w="140" w:type="dxa"/>
+              <w:bottom w:w="120" w:type="dxa"/>
+              <w:end w:w="140" w:type="dxa"/>
+            </w:tcMar>
           </w:tcPr>
           <w:p>
             <w:pPr>
-              <w:spacing w:after="40" w:line="259" w:lineRule="auto"/>
+              <w:spacing w:after="40"/>
             </w:pPr>
-            <w:r/>
+          </w:p>
+          <w:p>
+            <w:pPr>
+              <w:spacing w:after="60" w:line="276" w:lineRule="auto"/>
+            </w:pPr>
+            <w:r>
+              <w:rPr>
+                <w:rFonts w:ascii="Microsoft YaHei" w:hAnsi="Microsoft YaHei" w:eastAsia="Microsoft YaHei"/>
+                <w:b/>
+                <w:color w:val="146B45"/>
+                <w:sz w:val="21"/>
+              </w:rPr>
+              <w:t>验证对象：</w:t>
+            </w:r>
             <w:r>
               <w:rPr>
                 <w:rFonts w:ascii="Microsoft YaHei" w:hAnsi="Microsoft YaHei" w:eastAsia="Microsoft YaHei"/>
                 <w:b w:val="0"/>
-                <w:sz w:val="20"/>
+                <w:sz w:val="21"/>
               </w:rPr>
-              <w:t>本次验证覆盖 D1-3《软件需求规格说明书 SRS》的第 1 至第 5 章，包括引言、总体描述、外部接口需求、功能需求、性能需求、设计约束、软件系统属性、数据库需求、国际化、法律法规与合规要求、分析模型和待解决问题清单。</w:t>
+              <w:t>D1-3《软件需求规格说明书 SRS》为主对象，同时交叉核对 D1-2、D1-4、D1-5、D1-7 的编号、术语、模型与来源证据。</w:t>
             </w:r>
           </w:p>
           <w:p>
             <w:pPr>
-              <w:spacing w:after="40" w:line="259" w:lineRule="auto"/>
+              <w:spacing w:after="60" w:line="276" w:lineRule="auto"/>
             </w:pPr>
-            <w:r/>
+            <w:r>
+              <w:rPr>
+                <w:rFonts w:ascii="Microsoft YaHei" w:hAnsi="Microsoft YaHei" w:eastAsia="Microsoft YaHei"/>
+                <w:b/>
+                <w:color w:val="146B45"/>
+                <w:sz w:val="21"/>
+              </w:rPr>
+              <w:t>覆盖范围：</w:t>
+            </w:r>
             <w:r>
               <w:rPr>
                 <w:rFonts w:ascii="Microsoft YaHei" w:hAnsi="Microsoft YaHei" w:eastAsia="Microsoft YaHei"/>
                 <w:b w:val="0"/>
-                <w:sz w:val="20"/>
+                <w:sz w:val="21"/>
               </w:rPr>
-              <w:t>需求条目范围覆盖 D1-2 中 FR-001 至 FR-040 共 40 条功能需求，以及 NFR-001 至 NFR-016 共 16 条非功能需求。验证同时检查 D1-4 UML 模型集中主用例图、子用例图、活动图、类图、顺序图和状态机图是否能够支撑 SRS 中的关键业务链路。</w:t>
+              <w:t>功能需求 FR-001 至 FR-040、非功能需求 NFR-001 至 NFR-016、用例 UC-01 至 UC-12、9 张 UML 模型及 RTM 中的测试用例预占 ID。</w:t>
+            </w:r>
+          </w:p>
+          <w:p>
+            <w:pPr>
+              <w:spacing w:after="60" w:line="276" w:lineRule="auto"/>
+            </w:pPr>
+            <w:r>
+              <w:rPr>
+                <w:rFonts w:ascii="Microsoft YaHei" w:hAnsi="Microsoft YaHei" w:eastAsia="Microsoft YaHei"/>
+                <w:b/>
+                <w:color w:val="146B45"/>
+                <w:sz w:val="21"/>
+              </w:rPr>
+              <w:t>验证重点：</w:t>
+            </w:r>
+            <w:r>
+              <w:rPr>
+                <w:rFonts w:ascii="Microsoft YaHei" w:hAnsi="Microsoft YaHei" w:eastAsia="Microsoft YaHei"/>
+                <w:b w:val="0"/>
+                <w:sz w:val="21"/>
+              </w:rPr>
+              <w:t>预约订金、桌位锁定、支付回调、到店核销、扫码点单、会员权益、猫咪健康状态、通知补偿、报表导出、权限审计和个人信息保护。</w:t>
+            </w:r>
+          </w:p>
+          <w:p>
+            <w:pPr>
+              <w:spacing w:after="60" w:line="276" w:lineRule="auto"/>
+            </w:pPr>
+            <w:r>
+              <w:rPr>
+                <w:rFonts w:ascii="Microsoft YaHei" w:hAnsi="Microsoft YaHei" w:eastAsia="Microsoft YaHei"/>
+                <w:b/>
+                <w:color w:val="146B45"/>
+                <w:sz w:val="21"/>
+              </w:rPr>
+              <w:t>范围边界：</w:t>
+            </w:r>
+            <w:r>
+              <w:rPr>
+                <w:rFonts w:ascii="Microsoft YaHei" w:hAnsi="Microsoft YaHei" w:eastAsia="Microsoft YaHei"/>
+                <w:b w:val="0"/>
+                <w:sz w:val="21"/>
+              </w:rPr>
+              <w:t>不纳入真实医疗诊断、硬件门禁、完整财务总账和自动营销人群包；上述内容只作为风险边界或后续 TBD 说明。</w:t>
+            </w:r>
+          </w:p>
+          <w:p>
+            <w:pPr>
+              <w:spacing w:after="60" w:line="276" w:lineRule="auto"/>
+            </w:pPr>
+            <w:r>
+              <w:rPr>
+                <w:rFonts w:ascii="Microsoft YaHei" w:hAnsi="Microsoft YaHei" w:eastAsia="Microsoft YaHei"/>
+                <w:b/>
+                <w:color w:val="146B45"/>
+                <w:sz w:val="21"/>
+              </w:rPr>
+              <w:t>基线口径：</w:t>
+            </w:r>
+            <w:r>
+              <w:rPr>
+                <w:rFonts w:ascii="Microsoft YaHei" w:hAnsi="Microsoft YaHei" w:eastAsia="Microsoft YaHei"/>
+                <w:b w:val="0"/>
+                <w:sz w:val="21"/>
+              </w:rPr>
+              <w:t>本轮验证以 requirements-v1.0 为候选基线，严重度为 H 的缺陷必须关闭后方可冻结；M 级缺陷需形成明确处置记录或进入下一轮迭代。</w:t>
             </w:r>
           </w:p>
         </w:tc>
@@ -637,6 +871,7 @@
     <w:p/>
     <w:p>
       <w:pPr>
+        <w:pStyle w:val="Heading1"/>
         <w:keepNext/>
         <w:spacing w:before="280" w:after="120"/>
         <w:pBdr>
@@ -655,6 +890,7 @@
     </w:p>
     <w:p>
       <w:pPr>
+        <w:pStyle w:val="Heading2"/>
         <w:keepNext/>
         <w:spacing w:before="200" w:after="120"/>
         <w:pBdr>
@@ -684,83 +920,169 @@
         <w:tc>
           <w:tcPr>
             <w:tcW w:type="dxa" w:w="9746"/>
-            <w:shd w:val="clear" w:color="auto" w:fill="FBFDFB"/>
+            <w:shd w:val="clear" w:color="auto" w:fill="FFFFFF"/>
             <w:tcBorders>
-              <w:top w:val="single" w:sz="4" w:space="0" w:color="B8D8C2"/>
-              <w:left w:val="single" w:sz="4" w:space="0" w:color="B8D8C2"/>
-              <w:bottom w:val="single" w:sz="4" w:space="0" w:color="B8D8C2"/>
-              <w:right w:val="single" w:sz="4" w:space="0" w:color="B8D8C2"/>
+              <w:top w:val="single" w:sz="8" w:space="0" w:color="B8C7BE"/>
+              <w:left w:val="single" w:sz="8" w:space="0" w:color="B8C7BE"/>
+              <w:bottom w:val="single" w:sz="8" w:space="0" w:color="B8C7BE"/>
+              <w:right w:val="single" w:sz="8" w:space="0" w:color="B8C7BE"/>
+              <w:insideH w:val="single" w:sz="8" w:space="0" w:color="B8C7BE"/>
+              <w:insideV w:val="single" w:sz="8" w:space="0" w:color="B8C7BE"/>
             </w:tcBorders>
-            <w:vAlign w:val="top"/>
+            <w:vAlign w:val="center"/>
+            <w:tcMar>
+              <w:top w:w="120" w:type="dxa"/>
+              <w:start w:w="140" w:type="dxa"/>
+              <w:bottom w:w="120" w:type="dxa"/>
+              <w:end w:w="140" w:type="dxa"/>
+            </w:tcMar>
           </w:tcPr>
           <w:p>
-            <w:r>
-              <w:t>检查清单：</w:t>
-            </w:r>
+            <w:pPr>
+              <w:spacing w:after="40"/>
+            </w:pPr>
           </w:p>
           <w:p>
+            <w:pPr>
+              <w:spacing w:after="60" w:line="276" w:lineRule="auto"/>
+            </w:pPr>
             <w:r>
-              <w:t>1. 每条需求是否有唯一 ID；</w:t>
+              <w:rPr>
+                <w:rFonts w:ascii="Microsoft YaHei" w:hAnsi="Microsoft YaHei" w:eastAsia="Microsoft YaHei"/>
+                <w:b/>
+                <w:color w:val="146B45"/>
+                <w:sz w:val="21"/>
+              </w:rPr>
+              <w:t>检查清单维度：</w:t>
             </w:r>
-          </w:p>
-          <w:p>
             <w:r>
-              <w:t>2. 需求是否能追溯到访谈或课程案例背景；</w:t>
-            </w:r>
-          </w:p>
-          <w:p>
-            <w:r>
-              <w:t>3. 描述是否避免“尽快、友好、智能”等不可测表述；</w:t>
-            </w:r>
-          </w:p>
-          <w:p>
-            <w:r>
-              <w:t>4. 是否给出 Given-When-Then 验收准则；</w:t>
-            </w:r>
-          </w:p>
-          <w:p>
-            <w:r>
-              <w:t>5. 是否与 UML 图中的用例、类或状态一致；</w:t>
-            </w:r>
-          </w:p>
-          <w:p>
-            <w:r>
-              <w:t>6. 非功能需求是否给出指标、目标值和验证方法；</w:t>
-            </w:r>
-          </w:p>
-          <w:p>
-            <w:r>
-              <w:t>7. 术语是否与 Glossary 一致；</w:t>
-            </w:r>
-          </w:p>
-          <w:p>
-            <w:r>
-              <w:t>8. 是否存在需求冲突、重复或遗漏；</w:t>
-            </w:r>
-          </w:p>
-          <w:p>
-            <w:r>
-              <w:t>9. 是否符合个人信息保护和餐饮业务约束；</w:t>
-            </w:r>
-          </w:p>
-          <w:p>
-            <w:r>
-              <w:t>10. 是否可作为实验二架构设计输入。</w:t>
+              <w:rPr>
+                <w:rFonts w:ascii="Microsoft YaHei" w:hAnsi="Microsoft YaHei" w:eastAsia="Microsoft YaHei"/>
+                <w:b w:val="0"/>
+                <w:sz w:val="21"/>
+              </w:rPr>
+              <w:t>本次检查采用“完整性、一致性、明确性、可验证性、可追溯性、风险边界、范围控制”七类准则。</w:t>
             </w:r>
           </w:p>
           <w:p>
             <w:pPr>
-              <w:spacing w:before="0" w:after="0"/>
+              <w:pStyle w:val="ListBullet"/>
+              <w:spacing w:after="40"/>
+              <w:ind w:left="317" w:hanging="173"/>
             </w:pPr>
+            <w:r>
+              <w:rPr>
+                <w:rFonts w:ascii="Microsoft YaHei" w:hAnsi="Microsoft YaHei" w:eastAsia="Microsoft YaHei"/>
+                <w:b w:val="0"/>
+                <w:sz w:val="20"/>
+              </w:rPr>
+              <w:t>每条需求是否具有唯一 ID，并与 D1-5 RTM 中的来源、用例、实体、测试预占 ID 一一对应。</w:t>
+            </w:r>
           </w:p>
           <w:p>
             <w:pPr>
+              <w:pStyle w:val="ListBullet"/>
+              <w:spacing w:after="40"/>
+              <w:ind w:left="317" w:hanging="173"/>
+            </w:pPr>
+            <w:r>
+              <w:rPr>
+                <w:rFonts w:ascii="Microsoft YaHei" w:hAnsi="Microsoft YaHei" w:eastAsia="Microsoft YaHei"/>
+                <w:b w:val="0"/>
+                <w:sz w:val="20"/>
+              </w:rPr>
+              <w:t>需求描述是否避免“尽快、友好、智能”等不可测词语，是否给出时间、状态、权限、失败处理或验收口径。</w:t>
+            </w:r>
+          </w:p>
+          <w:p>
+            <w:pPr>
+              <w:pStyle w:val="ListBullet"/>
+              <w:spacing w:after="40"/>
+              <w:ind w:left="317" w:hanging="173"/>
+            </w:pPr>
+            <w:r>
+              <w:rPr>
+                <w:rFonts w:ascii="Microsoft YaHei" w:hAnsi="Microsoft YaHei" w:eastAsia="Microsoft YaHei"/>
+                <w:b w:val="0"/>
+                <w:sz w:val="20"/>
+              </w:rPr>
+              <w:t>SRS、需求清单、UML 图、术语表中的角色、状态、对象名称是否一致。</w:t>
+            </w:r>
+          </w:p>
+          <w:p>
+            <w:pPr>
+              <w:pStyle w:val="ListBullet"/>
+              <w:spacing w:after="40"/>
+              <w:ind w:left="317" w:hanging="173"/>
+            </w:pPr>
+            <w:r>
+              <w:rPr>
+                <w:rFonts w:ascii="Microsoft YaHei" w:hAnsi="Microsoft YaHei" w:eastAsia="Microsoft YaHei"/>
+                <w:b w:val="0"/>
+                <w:sz w:val="20"/>
+              </w:rPr>
+              <w:t>预约取消、改期、迟到释放、支付失败、退款、通知失败等异常路径是否可测试。</w:t>
+            </w:r>
+          </w:p>
+          <w:p>
+            <w:pPr>
+              <w:pStyle w:val="ListBullet"/>
+              <w:spacing w:after="40"/>
+              <w:ind w:left="317" w:hanging="173"/>
+            </w:pPr>
+            <w:r>
+              <w:rPr>
+                <w:rFonts w:ascii="Microsoft YaHei" w:hAnsi="Microsoft YaHei" w:eastAsia="Microsoft YaHei"/>
+                <w:b w:val="0"/>
+                <w:sz w:val="20"/>
+              </w:rPr>
+              <w:t>猫咪健康、过敏提示、报表导出、会员营销和权限审计是否保留合规边界。</w:t>
+            </w:r>
+          </w:p>
+          <w:p>
+            <w:pPr>
+              <w:pStyle w:val="ListBullet"/>
+              <w:spacing w:after="40"/>
+              <w:ind w:left="317" w:hanging="173"/>
+            </w:pPr>
+            <w:r>
+              <w:rPr>
+                <w:rFonts w:ascii="Microsoft YaHei" w:hAnsi="Microsoft YaHei" w:eastAsia="Microsoft YaHei"/>
+                <w:b w:val="0"/>
+                <w:sz w:val="20"/>
+              </w:rPr>
+              <w:t>是否存在超出课程案例范围的硬件识别、医疗判断、自动营销或财务总账功能。</w:t>
+            </w:r>
+          </w:p>
+          <w:p>
+            <w:pPr>
+              <w:pStyle w:val="ListBullet"/>
+              <w:spacing w:after="40"/>
+              <w:ind w:left="317" w:hanging="173"/>
+            </w:pPr>
+            <w:r>
+              <w:rPr>
+                <w:rFonts w:ascii="Microsoft YaHei" w:hAnsi="Microsoft YaHei" w:eastAsia="Microsoft YaHei"/>
+                <w:b w:val="0"/>
+                <w:sz w:val="20"/>
+              </w:rPr>
+              <w:t>每个 Must 需求是否至少能追溯到访谈证据、课程任务书、UML 图或 AI 反向质询结果之一。</w:t>
+            </w:r>
+          </w:p>
+          <w:p>
+            <w:pPr>
+              <w:spacing w:before="120"/>
               <w:jc w:val="center"/>
             </w:pPr>
             <w:r>
+              <w:rPr>
+                <w:rFonts w:ascii="Microsoft YaHei" w:hAnsi="Microsoft YaHei" w:eastAsia="Microsoft YaHei"/>
+                <w:b w:val="0"/>
+                <w:sz w:val="20"/>
+              </w:rPr>
               <w:drawing>
                 <wp:inline xmlns:a="http://schemas.openxmlformats.org/drawingml/2006/main" xmlns:pic="http://schemas.openxmlformats.org/drawingml/2006/picture">
-                  <wp:extent cx="4983480" cy="2491740"/>
+                  <wp:extent cx="5806440" cy="2903220"/>
                   <wp:docPr id="1" name="Picture 1"/>
                   <wp:cNvGraphicFramePr>
                     <a:graphicFrameLocks noChangeAspect="1"/>
@@ -769,7 +1091,7 @@
                     <a:graphicData uri="http://schemas.openxmlformats.org/drawingml/2006/picture">
                       <pic:pic>
                         <pic:nvPicPr>
-                          <pic:cNvPr id="0" name="lab1_validation_trace.png"/>
+                          <pic:cNvPr id="0" name="image.png"/>
                           <pic:cNvPicPr/>
                         </pic:nvPicPr>
                         <pic:blipFill>
@@ -781,7 +1103,7 @@
                         <pic:spPr>
                           <a:xfrm>
                             <a:off x="0" y="0"/>
-                            <a:ext cx="4983480" cy="2491740"/>
+                            <a:ext cx="5806440" cy="2903220"/>
                           </a:xfrm>
                           <a:prstGeom prst="rect"/>
                         </pic:spPr>
@@ -797,7 +1119,13 @@
               <w:jc w:val="center"/>
             </w:pPr>
             <w:r>
-              <w:t>图1-5 需求验证与追溯闭环</w:t>
+              <w:rPr>
+                <w:rFonts w:ascii="Microsoft YaHei" w:hAnsi="Microsoft YaHei" w:eastAsia="Microsoft YaHei"/>
+                <w:b/>
+                <w:color w:val="146B45"/>
+                <w:sz w:val="18"/>
+              </w:rPr>
+              <w:t>图 1 需求验证与追踪链路图</w:t>
             </w:r>
           </w:p>
         </w:tc>
@@ -806,6 +1134,7 @@
     <w:p/>
     <w:p>
       <w:pPr>
+        <w:pStyle w:val="Heading2"/>
         <w:keepNext/>
         <w:spacing w:before="200" w:after="120"/>
         <w:pBdr>
@@ -835,41 +1164,114 @@
         <w:tc>
           <w:tcPr>
             <w:tcW w:type="dxa" w:w="9746"/>
-            <w:shd w:val="clear" w:color="auto" w:fill="FBFDFB"/>
+            <w:shd w:val="clear" w:color="auto" w:fill="F6FBF8"/>
             <w:tcBorders>
-              <w:top w:val="single" w:sz="4" w:space="0" w:color="B8D8C2"/>
-              <w:left w:val="single" w:sz="4" w:space="0" w:color="B8D8C2"/>
-              <w:bottom w:val="single" w:sz="4" w:space="0" w:color="B8D8C2"/>
-              <w:right w:val="single" w:sz="4" w:space="0" w:color="B8D8C2"/>
+              <w:top w:val="single" w:sz="8" w:space="0" w:color="B8C7BE"/>
+              <w:left w:val="single" w:sz="8" w:space="0" w:color="B8C7BE"/>
+              <w:bottom w:val="single" w:sz="8" w:space="0" w:color="B8C7BE"/>
+              <w:right w:val="single" w:sz="8" w:space="0" w:color="B8C7BE"/>
+              <w:insideH w:val="single" w:sz="8" w:space="0" w:color="B8C7BE"/>
+              <w:insideV w:val="single" w:sz="8" w:space="0" w:color="B8C7BE"/>
             </w:tcBorders>
-            <w:vAlign w:val="top"/>
+            <w:vAlign w:val="center"/>
+            <w:tcMar>
+              <w:top w:w="120" w:type="dxa"/>
+              <w:start w:w="140" w:type="dxa"/>
+              <w:bottom w:w="120" w:type="dxa"/>
+              <w:end w:w="140" w:type="dxa"/>
+            </w:tcMar>
           </w:tcPr>
           <w:p>
             <w:pPr>
-              <w:spacing w:after="40" w:line="259" w:lineRule="auto"/>
+              <w:spacing w:after="40"/>
             </w:pPr>
-            <w:r/>
+          </w:p>
+          <w:p>
+            <w:pPr>
+              <w:spacing w:after="60" w:line="276" w:lineRule="auto"/>
+            </w:pPr>
+            <w:r>
+              <w:rPr>
+                <w:rFonts w:ascii="Microsoft YaHei" w:hAnsi="Microsoft YaHei" w:eastAsia="Microsoft YaHei"/>
+                <w:b/>
+                <w:color w:val="146B45"/>
+                <w:sz w:val="21"/>
+              </w:rPr>
+              <w:t>评审材料：</w:t>
+            </w:r>
             <w:r>
               <w:rPr>
                 <w:rFonts w:ascii="Microsoft YaHei" w:hAnsi="Microsoft YaHei" w:eastAsia="Microsoft YaHei"/>
                 <w:b w:val="0"/>
                 <w:sz w:val="21"/>
               </w:rPr>
-              <w:t>本次采用低保真流程原型和 UML 模型联合评审方式。评审材料包括门店浏览与预约、猫咪档案与出勤、桌位锁定与订金支付、到店核销、扫码点单、猫咪健康打卡、会员权益、差评工单和运营报表。</w:t>
+              <w:t>低保真流程原型、主用例图、预约活动图、订单状态机、下单顺序图、领域类图、SRS 功能需求表和 RTM 追溯矩阵。</w:t>
             </w:r>
           </w:p>
           <w:p>
             <w:pPr>
-              <w:spacing w:after="40" w:line="259" w:lineRule="auto"/>
+              <w:spacing w:after="60" w:line="276" w:lineRule="auto"/>
             </w:pPr>
-            <w:r/>
+            <w:r>
+              <w:rPr>
+                <w:rFonts w:ascii="Microsoft YaHei" w:hAnsi="Microsoft YaHei" w:eastAsia="Microsoft YaHei"/>
+                <w:b/>
+                <w:color w:val="146B45"/>
+                <w:sz w:val="21"/>
+              </w:rPr>
+              <w:t>参与角色：</w:t>
+            </w:r>
             <w:r>
               <w:rPr>
                 <w:rFonts w:ascii="Microsoft YaHei" w:hAnsi="Microsoft YaHei" w:eastAsia="Microsoft YaHei"/>
                 <w:b w:val="0"/>
-                <w:sz w:val="20"/>
+                <w:sz w:val="21"/>
               </w:rPr>
-              <w:t>评审对象模拟顾客、会员、门店店员、店长、猫咪照护人员和总部运营六类视角。评审重点不是界面美观，而是高频路径是否闭环、异常提示是否明确、角色权限是否合理、业务状态是否一致、UML 图是否能承接 SRS。评审结论以流程走查、模型一致性检查和缺陷清单记录为准。</w:t>
+              <w:t>模拟顾客 A、复购会员 B、门店店员、店长、总部运营代表和需求记录人，覆盖直接用户、业务支持者和外部约束视角。</w:t>
+            </w:r>
+          </w:p>
+          <w:p>
+            <w:pPr>
+              <w:spacing w:after="60" w:line="276" w:lineRule="auto"/>
+            </w:pPr>
+            <w:r>
+              <w:rPr>
+                <w:rFonts w:ascii="Microsoft YaHei" w:hAnsi="Microsoft YaHei" w:eastAsia="Microsoft YaHei"/>
+                <w:b/>
+                <w:color w:val="146B45"/>
+                <w:sz w:val="21"/>
+              </w:rPr>
+              <w:t>评审场景：</w:t>
+            </w:r>
+            <w:r>
+              <w:rPr>
+                <w:rFonts w:ascii="Microsoft YaHei" w:hAnsi="Microsoft YaHei" w:eastAsia="Microsoft YaHei"/>
+                <w:b w:val="0"/>
+                <w:sz w:val="21"/>
+              </w:rPr>
+              <w:t>浏览门店与猫咪、创建预约、订金支付、迟到处理、到店核销、扫码点单、优惠券校验、健康异常处理、低分评价工单和报表导出。</w:t>
+            </w:r>
+          </w:p>
+          <w:p>
+            <w:pPr>
+              <w:spacing w:after="60" w:line="276" w:lineRule="auto"/>
+            </w:pPr>
+            <w:r>
+              <w:rPr>
+                <w:rFonts w:ascii="Microsoft YaHei" w:hAnsi="Microsoft YaHei" w:eastAsia="Microsoft YaHei"/>
+                <w:b/>
+                <w:color w:val="146B45"/>
+                <w:sz w:val="21"/>
+              </w:rPr>
+              <w:t>结论摘要：</w:t>
+            </w:r>
+            <w:r>
+              <w:rPr>
+                <w:rFonts w:ascii="Microsoft YaHei" w:hAnsi="Microsoft YaHei" w:eastAsia="Microsoft YaHei"/>
+                <w:b w:val="0"/>
+                <w:sz w:val="21"/>
+              </w:rPr>
+              <w:t>原型评审确认主流程完整，但暴露出取消/退款边界、备用核验、通知授权、健康异常展示粒度和报表脱敏等需要进一步澄清的问题。</w:t>
             </w:r>
           </w:p>
         </w:tc>
@@ -878,6 +1280,7 @@
     <w:p/>
     <w:p>
       <w:pPr>
+        <w:pStyle w:val="Heading2"/>
         <w:keepNext/>
         <w:spacing w:before="200" w:after="120"/>
         <w:pBdr>
@@ -907,41 +1310,114 @@
         <w:tc>
           <w:tcPr>
             <w:tcW w:type="dxa" w:w="9746"/>
-            <w:shd w:val="clear" w:color="auto" w:fill="FBFDFB"/>
+            <w:shd w:val="clear" w:color="auto" w:fill="FFFFFF"/>
             <w:tcBorders>
-              <w:top w:val="single" w:sz="4" w:space="0" w:color="B8D8C2"/>
-              <w:left w:val="single" w:sz="4" w:space="0" w:color="B8D8C2"/>
-              <w:bottom w:val="single" w:sz="4" w:space="0" w:color="B8D8C2"/>
-              <w:right w:val="single" w:sz="4" w:space="0" w:color="B8D8C2"/>
+              <w:top w:val="single" w:sz="8" w:space="0" w:color="B8C7BE"/>
+              <w:left w:val="single" w:sz="8" w:space="0" w:color="B8C7BE"/>
+              <w:bottom w:val="single" w:sz="8" w:space="0" w:color="B8C7BE"/>
+              <w:right w:val="single" w:sz="8" w:space="0" w:color="B8C7BE"/>
+              <w:insideH w:val="single" w:sz="8" w:space="0" w:color="B8C7BE"/>
+              <w:insideV w:val="single" w:sz="8" w:space="0" w:color="B8C7BE"/>
             </w:tcBorders>
-            <w:vAlign w:val="top"/>
+            <w:vAlign w:val="center"/>
+            <w:tcMar>
+              <w:top w:w="120" w:type="dxa"/>
+              <w:start w:w="140" w:type="dxa"/>
+              <w:bottom w:w="120" w:type="dxa"/>
+              <w:end w:w="140" w:type="dxa"/>
+            </w:tcMar>
           </w:tcPr>
           <w:p>
             <w:pPr>
-              <w:spacing w:after="40" w:line="259" w:lineRule="auto"/>
+              <w:spacing w:after="40"/>
             </w:pPr>
-            <w:r/>
+          </w:p>
+          <w:p>
+            <w:pPr>
+              <w:spacing w:after="60" w:line="276" w:lineRule="auto"/>
+            </w:pPr>
+            <w:r>
+              <w:rPr>
+                <w:rFonts w:ascii="Microsoft YaHei" w:hAnsi="Microsoft YaHei" w:eastAsia="Microsoft YaHei"/>
+                <w:b/>
+                <w:color w:val="146B45"/>
+                <w:sz w:val="21"/>
+              </w:rPr>
+              <w:t>Prompt 摘要：</w:t>
+            </w:r>
             <w:r>
               <w:rPr>
                 <w:rFonts w:ascii="Microsoft YaHei" w:hAnsi="Microsoft YaHei" w:eastAsia="Microsoft YaHei"/>
                 <w:b w:val="0"/>
-                <w:sz w:val="20"/>
+                <w:sz w:val="21"/>
               </w:rPr>
-              <w:t>AI 反向质询 Prompt 摘要：请扮演严格的软件需求评审专家，基于 NekoCafé 智慧餐饮预约平台 SRS、需求清单和 UML 模型，逐条检查需求是否存在二义性、冲突、遗漏、不可验证、不可追溯和超出课程实验范围的问题；对每个问题给出所在需求编号、风险、严重度和修订建议。</w:t>
+              <w:t>请扮演严格的软件需求评审专家，基于 NekoCafé SRS、需求清单和 UML 模型，逐条检查二义性、冲突、缺失、不可验证、不可追溯、超出范围与高风险边界。</w:t>
             </w:r>
           </w:p>
           <w:p>
             <w:pPr>
-              <w:spacing w:after="40" w:line="259" w:lineRule="auto"/>
+              <w:spacing w:after="60" w:line="276" w:lineRule="auto"/>
             </w:pPr>
-            <w:r/>
+            <w:r>
+              <w:rPr>
+                <w:rFonts w:ascii="Microsoft YaHei" w:hAnsi="Microsoft YaHei" w:eastAsia="Microsoft YaHei"/>
+                <w:b/>
+                <w:color w:val="146B45"/>
+                <w:sz w:val="21"/>
+              </w:rPr>
+              <w:t>输出要求：</w:t>
+            </w:r>
             <w:r>
               <w:rPr>
                 <w:rFonts w:ascii="Microsoft YaHei" w:hAnsi="Microsoft YaHei" w:eastAsia="Microsoft YaHei"/>
                 <w:b w:val="0"/>
-                <w:sz w:val="20"/>
+                <w:sz w:val="21"/>
               </w:rPr>
-              <w:t>主要发现：预约取消/迟到保留规则、订金退款边界、支付回调幂等、扫码失败降级、报表导出脱敏、营销通知授权、猫咪健康异常展示、店员端提醒打扰、跨服务日志追踪和外部服务错误码仍需补充。上述问题已整理为 D-001 至 D-012，并回写到 D1-2、D1-3、D1-4 和 D1-5。</w:t>
+              <w:t>每个问题必须给出问题编号、缺陷类型、关联需求、触发场景、影响、建议修订、严重度和是否进入 D1-6 缺陷清单。</w:t>
+            </w:r>
+          </w:p>
+          <w:p>
+            <w:pPr>
+              <w:spacing w:after="60" w:line="276" w:lineRule="auto"/>
+            </w:pPr>
+            <w:r>
+              <w:rPr>
+                <w:rFonts w:ascii="Microsoft YaHei" w:hAnsi="Microsoft YaHei" w:eastAsia="Microsoft YaHei"/>
+                <w:b/>
+                <w:color w:val="146B45"/>
+                <w:sz w:val="21"/>
+              </w:rPr>
+              <w:t>人工筛选标准：</w:t>
+            </w:r>
+            <w:r>
+              <w:rPr>
+                <w:rFonts w:ascii="Microsoft YaHei" w:hAnsi="Microsoft YaHei" w:eastAsia="Microsoft YaHei"/>
+                <w:b w:val="0"/>
+                <w:sz w:val="21"/>
+              </w:rPr>
+              <w:t>只有会影响测试判定、模型一致性、多角色理解、支付/隐私/健康/审计风险或任务书追溯要求的问题才进入缺陷列表。</w:t>
+            </w:r>
+          </w:p>
+          <w:p>
+            <w:pPr>
+              <w:spacing w:after="60" w:line="276" w:lineRule="auto"/>
+            </w:pPr>
+            <w:r>
+              <w:rPr>
+                <w:rFonts w:ascii="Microsoft YaHei" w:hAnsi="Microsoft YaHei" w:eastAsia="Microsoft YaHei"/>
+                <w:b/>
+                <w:color w:val="146B45"/>
+                <w:sz w:val="21"/>
+              </w:rPr>
+              <w:t>采纳结果：</w:t>
+            </w:r>
+            <w:r>
+              <w:rPr>
+                <w:rFonts w:ascii="Microsoft YaHei" w:hAnsi="Microsoft YaHei" w:eastAsia="Microsoft YaHei"/>
+                <w:b w:val="0"/>
+                <w:sz w:val="21"/>
+              </w:rPr>
+              <w:t>AI 共提出 12 个有效问题，均经人工复核后登记；其中 H 级 2 项、M 级 10 项，无 L 级问题进入正式缺陷清单。</w:t>
             </w:r>
           </w:p>
         </w:tc>
@@ -961,41 +1437,92 @@
         <w:tc>
           <w:tcPr>
             <w:tcW w:type="dxa" w:w="9746"/>
-            <w:shd w:val="clear" w:color="auto" w:fill="FBFDFB"/>
+            <w:shd w:val="clear" w:color="auto" w:fill="EAF5EF"/>
             <w:tcBorders>
-              <w:top w:val="single" w:sz="4" w:space="0" w:color="B8D8C2"/>
-              <w:left w:val="single" w:sz="4" w:space="0" w:color="B8D8C2"/>
-              <w:bottom w:val="single" w:sz="4" w:space="0" w:color="B8D8C2"/>
-              <w:right w:val="single" w:sz="4" w:space="0" w:color="B8D8C2"/>
+              <w:top w:val="single" w:sz="8" w:space="0" w:color="B8C7BE"/>
+              <w:left w:val="single" w:sz="8" w:space="0" w:color="B8C7BE"/>
+              <w:bottom w:val="single" w:sz="8" w:space="0" w:color="B8C7BE"/>
+              <w:right w:val="single" w:sz="8" w:space="0" w:color="B8C7BE"/>
+              <w:insideH w:val="single" w:sz="8" w:space="0" w:color="B8C7BE"/>
+              <w:insideV w:val="single" w:sz="8" w:space="0" w:color="B8C7BE"/>
             </w:tcBorders>
-            <w:vAlign w:val="top"/>
+            <w:vAlign w:val="center"/>
+            <w:tcMar>
+              <w:top w:w="120" w:type="dxa"/>
+              <w:start w:w="140" w:type="dxa"/>
+              <w:bottom w:w="120" w:type="dxa"/>
+              <w:end w:w="140" w:type="dxa"/>
+            </w:tcMar>
           </w:tcPr>
           <w:p>
             <w:pPr>
-              <w:spacing w:after="40" w:line="259" w:lineRule="auto"/>
+              <w:spacing w:after="40"/>
             </w:pPr>
-            <w:r/>
+          </w:p>
+          <w:p>
+            <w:pPr>
+              <w:spacing w:after="60" w:line="276" w:lineRule="auto"/>
+            </w:pPr>
             <w:r>
               <w:rPr>
                 <w:rFonts w:ascii="Microsoft YaHei" w:hAnsi="Microsoft YaHei" w:eastAsia="Microsoft YaHei"/>
-                <w:b w:val="0"/>
-                <w:sz w:val="20"/>
+                <w:b/>
+                <w:color w:val="146B45"/>
+                <w:sz w:val="21"/>
               </w:rPr>
-              <w:t>验证结果显示，SRS 已覆盖课程任务书要求的主要功能、非功能约束和 UML 建模输入。本次共识别 12 项需求缺陷，其中二义性 3 项、冲突 3 项、缺失 4 项、可测试性不足 1 项、合规风险 1 项。高严重度缺陷 4 项，集中在订金退款、并发锁桌、健康异常互动限制和报表导出合规；</w:t>
+              <w:t>验证结果：</w:t>
             </w:r>
-          </w:p>
-          <w:p>
-            <w:pPr>
-              <w:spacing w:after="40" w:line="259" w:lineRule="auto"/>
-            </w:pPr>
-            <w:r/>
             <w:r>
               <w:rPr>
                 <w:rFonts w:ascii="Microsoft YaHei" w:hAnsi="Microsoft YaHei" w:eastAsia="Microsoft YaHei"/>
                 <w:b w:val="0"/>
                 <w:sz w:val="21"/>
               </w:rPr>
-              <w:t>中严重度缺陷 8 项，主要影响后续详细设计、测试用例编写和运营规则配置。所有高严重度缺陷已修复或形成明确设计约束。</w:t>
+              <w:t>SRS 已覆盖课程任务书要求的主要功能、非功能约束和 UML 建模输入；本轮共识别 12 项需求缺陷，其中二义性 2 项、冲突 2 项、缺失 3 项、可验证性 1 项、可追溯性 1 项、可维护性 1 项、易用性 1 项、范围边界 1 项。</w:t>
+            </w:r>
+          </w:p>
+          <w:p>
+            <w:pPr>
+              <w:spacing w:after="60" w:line="276" w:lineRule="auto"/>
+            </w:pPr>
+            <w:r>
+              <w:rPr>
+                <w:rFonts w:ascii="Microsoft YaHei" w:hAnsi="Microsoft YaHei" w:eastAsia="Microsoft YaHei"/>
+                <w:b/>
+                <w:color w:val="146B45"/>
+                <w:sz w:val="21"/>
+              </w:rPr>
+              <w:t>严重度分布：</w:t>
+            </w:r>
+            <w:r>
+              <w:rPr>
+                <w:rFonts w:ascii="Microsoft YaHei" w:hAnsi="Microsoft YaHei" w:eastAsia="Microsoft YaHei"/>
+                <w:b w:val="0"/>
+                <w:sz w:val="21"/>
+              </w:rPr>
+              <w:t>H 级 2 项，集中在预约退款边界和报表导出合规；M 级 10 项，主要影响详细设计、测试用例编写和运营配置。</w:t>
+            </w:r>
+          </w:p>
+          <w:p>
+            <w:pPr>
+              <w:spacing w:after="60" w:line="276" w:lineRule="auto"/>
+            </w:pPr>
+            <w:r>
+              <w:rPr>
+                <w:rFonts w:ascii="Microsoft YaHei" w:hAnsi="Microsoft YaHei" w:eastAsia="Microsoft YaHei"/>
+                <w:b/>
+                <w:color w:val="146B45"/>
+                <w:sz w:val="21"/>
+              </w:rPr>
+              <w:t>闭环情况：</w:t>
+            </w:r>
+            <w:r>
+              <w:rPr>
+                <w:rFonts w:ascii="Microsoft YaHei" w:hAnsi="Microsoft YaHei" w:eastAsia="Microsoft YaHei"/>
+                <w:b w:val="0"/>
+                <w:sz w:val="21"/>
+              </w:rPr>
+              <w:t>截至本报告完成时，10 项已通过 SRS、D1-4、D1-5 或 D1-7 补充完成闭环，2 项作为运营规则 TBD 登记，均已给出责任人与关闭条件。</w:t>
             </w:r>
           </w:p>
         </w:tc>
@@ -1004,6 +1531,7 @@
     <w:p/>
     <w:p>
       <w:pPr>
+        <w:pStyle w:val="Heading1"/>
         <w:keepNext/>
         <w:spacing w:before="280" w:after="120"/>
         <w:pBdr>
@@ -1022,41 +1550,55 @@
     </w:p>
     <w:tbl>
       <w:tblPr>
-        <w:tblW w:type="auto" w:w="0"/>
+        <w:tblW w:type="dxa" w:w="10728"/>
+        <w:tblLayout w:type="fixed"/>
+        <w:tblLook w:firstColumn="1" w:firstRow="1" w:lastColumn="0" w:lastRow="0" w:noHBand="0" w:noVBand="1" w:val="04A0"/>
         <w:jc w:val="center"/>
-        <w:tblLook w:firstColumn="1" w:firstRow="1" w:lastColumn="0" w:lastRow="0" w:noHBand="0" w:noVBand="1" w:val="04A0"/>
+        <w:tblInd w:w="0" w:type="dxa"/>
       </w:tblPr>
       <w:tblGrid>
-        <w:gridCol w:w="1624"/>
-        <w:gridCol w:w="1624"/>
-        <w:gridCol w:w="1624"/>
-        <w:gridCol w:w="1624"/>
-        <w:gridCol w:w="1624"/>
-        <w:gridCol w:w="1624"/>
+        <w:gridCol w:w="1080"/>
+        <w:gridCol w:w="1224"/>
+        <w:gridCol w:w="1584"/>
+        <w:gridCol w:w="4968"/>
+        <w:gridCol w:w="792"/>
+        <w:gridCol w:w="1080"/>
       </w:tblGrid>
       <w:tr>
+        <w:trPr>
+          <w:tblHeader/>
+        </w:trPr>
         <w:tc>
           <w:tcPr>
-            <w:tcW w:type="dxa" w:w="1134"/>
-            <w:shd w:val="clear" w:color="auto" w:fill="1A7A3D"/>
+            <w:tcW w:type="dxa" w:w="1080"/>
+            <w:shd w:val="clear" w:color="auto" w:fill="146B45"/>
             <w:tcBorders>
-              <w:top w:val="single" w:sz="4" w:space="0" w:color="1A7A3D"/>
-              <w:left w:val="single" w:sz="4" w:space="0" w:color="1A7A3D"/>
-              <w:bottom w:val="single" w:sz="4" w:space="0" w:color="1A7A3D"/>
-              <w:right w:val="single" w:sz="4" w:space="0" w:color="1A7A3D"/>
+              <w:top w:val="single" w:sz="8" w:space="0" w:color="B8C7BE"/>
+              <w:left w:val="single" w:sz="8" w:space="0" w:color="B8C7BE"/>
+              <w:bottom w:val="single" w:sz="8" w:space="0" w:color="B8C7BE"/>
+              <w:right w:val="single" w:sz="8" w:space="0" w:color="B8C7BE"/>
+              <w:insideH w:val="single" w:sz="8" w:space="0" w:color="B8C7BE"/>
+              <w:insideV w:val="single" w:sz="8" w:space="0" w:color="B8C7BE"/>
             </w:tcBorders>
             <w:vAlign w:val="center"/>
+            <w:tcMar>
+              <w:top w:w="120" w:type="dxa"/>
+              <w:start w:w="140" w:type="dxa"/>
+              <w:bottom w:w="120" w:type="dxa"/>
+              <w:end w:w="140" w:type="dxa"/>
+            </w:tcMar>
           </w:tcPr>
           <w:p>
             <w:pPr>
-              <w:spacing w:after="40" w:line="259" w:lineRule="auto"/>
+              <w:spacing w:after="40"/>
+              <w:jc w:val="center"/>
             </w:pPr>
-            <w:r/>
             <w:r>
               <w:rPr>
                 <w:rFonts w:ascii="Microsoft YaHei" w:hAnsi="Microsoft YaHei" w:eastAsia="Microsoft YaHei"/>
-                <w:b w:val="0"/>
-                <w:sz w:val="21"/>
+                <w:b/>
+                <w:color w:val="FFFFFF"/>
+                <w:sz w:val="19"/>
               </w:rPr>
               <w:t>缺陷ID</w:t>
             </w:r>
@@ -1064,26 +1606,35 @@
         </w:tc>
         <w:tc>
           <w:tcPr>
-            <w:tcW w:type="dxa" w:w="1134"/>
-            <w:shd w:val="clear" w:color="auto" w:fill="1A7A3D"/>
+            <w:tcW w:type="dxa" w:w="1224"/>
+            <w:shd w:val="clear" w:color="auto" w:fill="146B45"/>
             <w:tcBorders>
-              <w:top w:val="single" w:sz="4" w:space="0" w:color="1A7A3D"/>
-              <w:left w:val="single" w:sz="4" w:space="0" w:color="1A7A3D"/>
-              <w:bottom w:val="single" w:sz="4" w:space="0" w:color="1A7A3D"/>
-              <w:right w:val="single" w:sz="4" w:space="0" w:color="1A7A3D"/>
+              <w:top w:val="single" w:sz="8" w:space="0" w:color="B8C7BE"/>
+              <w:left w:val="single" w:sz="8" w:space="0" w:color="B8C7BE"/>
+              <w:bottom w:val="single" w:sz="8" w:space="0" w:color="B8C7BE"/>
+              <w:right w:val="single" w:sz="8" w:space="0" w:color="B8C7BE"/>
+              <w:insideH w:val="single" w:sz="8" w:space="0" w:color="B8C7BE"/>
+              <w:insideV w:val="single" w:sz="8" w:space="0" w:color="B8C7BE"/>
             </w:tcBorders>
             <w:vAlign w:val="center"/>
+            <w:tcMar>
+              <w:top w:w="120" w:type="dxa"/>
+              <w:start w:w="140" w:type="dxa"/>
+              <w:bottom w:w="120" w:type="dxa"/>
+              <w:end w:w="140" w:type="dxa"/>
+            </w:tcMar>
           </w:tcPr>
           <w:p>
             <w:pPr>
-              <w:spacing w:after="40" w:line="259" w:lineRule="auto"/>
+              <w:spacing w:after="40"/>
+              <w:jc w:val="center"/>
             </w:pPr>
-            <w:r/>
             <w:r>
               <w:rPr>
                 <w:rFonts w:ascii="Microsoft YaHei" w:hAnsi="Microsoft YaHei" w:eastAsia="Microsoft YaHei"/>
-                <w:b w:val="0"/>
-                <w:sz w:val="21"/>
+                <w:b/>
+                <w:color w:val="FFFFFF"/>
+                <w:sz w:val="19"/>
               </w:rPr>
               <w:t>类型</w:t>
             </w:r>
@@ -1091,26 +1642,35 @@
         </w:tc>
         <w:tc>
           <w:tcPr>
-            <w:tcW w:type="dxa" w:w="1701"/>
-            <w:shd w:val="clear" w:color="auto" w:fill="1A7A3D"/>
+            <w:tcW w:type="dxa" w:w="1584"/>
+            <w:shd w:val="clear" w:color="auto" w:fill="146B45"/>
             <w:tcBorders>
-              <w:top w:val="single" w:sz="4" w:space="0" w:color="1A7A3D"/>
-              <w:left w:val="single" w:sz="4" w:space="0" w:color="1A7A3D"/>
-              <w:bottom w:val="single" w:sz="4" w:space="0" w:color="1A7A3D"/>
-              <w:right w:val="single" w:sz="4" w:space="0" w:color="1A7A3D"/>
+              <w:top w:val="single" w:sz="8" w:space="0" w:color="B8C7BE"/>
+              <w:left w:val="single" w:sz="8" w:space="0" w:color="B8C7BE"/>
+              <w:bottom w:val="single" w:sz="8" w:space="0" w:color="B8C7BE"/>
+              <w:right w:val="single" w:sz="8" w:space="0" w:color="B8C7BE"/>
+              <w:insideH w:val="single" w:sz="8" w:space="0" w:color="B8C7BE"/>
+              <w:insideV w:val="single" w:sz="8" w:space="0" w:color="B8C7BE"/>
             </w:tcBorders>
             <w:vAlign w:val="center"/>
+            <w:tcMar>
+              <w:top w:w="120" w:type="dxa"/>
+              <w:start w:w="140" w:type="dxa"/>
+              <w:bottom w:w="120" w:type="dxa"/>
+              <w:end w:w="140" w:type="dxa"/>
+            </w:tcMar>
           </w:tcPr>
           <w:p>
             <w:pPr>
-              <w:spacing w:after="40" w:line="259" w:lineRule="auto"/>
+              <w:spacing w:after="40"/>
+              <w:jc w:val="center"/>
             </w:pPr>
-            <w:r/>
             <w:r>
               <w:rPr>
                 <w:rFonts w:ascii="Microsoft YaHei" w:hAnsi="Microsoft YaHei" w:eastAsia="Microsoft YaHei"/>
-                <w:b w:val="0"/>
-                <w:sz w:val="21"/>
+                <w:b/>
+                <w:color w:val="FFFFFF"/>
+                <w:sz w:val="19"/>
               </w:rPr>
               <w:t>所在需求ID</w:t>
             </w:r>
@@ -1118,26 +1678,35 @@
         </w:tc>
         <w:tc>
           <w:tcPr>
-            <w:tcW w:type="dxa" w:w="3118"/>
-            <w:shd w:val="clear" w:color="auto" w:fill="1A7A3D"/>
+            <w:tcW w:type="dxa" w:w="4968"/>
+            <w:shd w:val="clear" w:color="auto" w:fill="146B45"/>
             <w:tcBorders>
-              <w:top w:val="single" w:sz="4" w:space="0" w:color="1A7A3D"/>
-              <w:left w:val="single" w:sz="4" w:space="0" w:color="1A7A3D"/>
-              <w:bottom w:val="single" w:sz="4" w:space="0" w:color="1A7A3D"/>
-              <w:right w:val="single" w:sz="4" w:space="0" w:color="1A7A3D"/>
+              <w:top w:val="single" w:sz="8" w:space="0" w:color="B8C7BE"/>
+              <w:left w:val="single" w:sz="8" w:space="0" w:color="B8C7BE"/>
+              <w:bottom w:val="single" w:sz="8" w:space="0" w:color="B8C7BE"/>
+              <w:right w:val="single" w:sz="8" w:space="0" w:color="B8C7BE"/>
+              <w:insideH w:val="single" w:sz="8" w:space="0" w:color="B8C7BE"/>
+              <w:insideV w:val="single" w:sz="8" w:space="0" w:color="B8C7BE"/>
             </w:tcBorders>
             <w:vAlign w:val="center"/>
+            <w:tcMar>
+              <w:top w:w="120" w:type="dxa"/>
+              <w:start w:w="140" w:type="dxa"/>
+              <w:bottom w:w="120" w:type="dxa"/>
+              <w:end w:w="140" w:type="dxa"/>
+            </w:tcMar>
           </w:tcPr>
           <w:p>
             <w:pPr>
-              <w:spacing w:after="40" w:line="259" w:lineRule="auto"/>
+              <w:spacing w:after="40"/>
+              <w:jc w:val="center"/>
             </w:pPr>
-            <w:r/>
             <w:r>
               <w:rPr>
                 <w:rFonts w:ascii="Microsoft YaHei" w:hAnsi="Microsoft YaHei" w:eastAsia="Microsoft YaHei"/>
-                <w:b w:val="0"/>
-                <w:sz w:val="21"/>
+                <w:b/>
+                <w:color w:val="FFFFFF"/>
+                <w:sz w:val="19"/>
               </w:rPr>
               <w:t>描述</w:t>
             </w:r>
@@ -1145,26 +1714,35 @@
         </w:tc>
         <w:tc>
           <w:tcPr>
-            <w:tcW w:type="dxa" w:w="850"/>
-            <w:shd w:val="clear" w:color="auto" w:fill="1A7A3D"/>
+            <w:tcW w:type="dxa" w:w="792"/>
+            <w:shd w:val="clear" w:color="auto" w:fill="146B45"/>
             <w:tcBorders>
-              <w:top w:val="single" w:sz="4" w:space="0" w:color="1A7A3D"/>
-              <w:left w:val="single" w:sz="4" w:space="0" w:color="1A7A3D"/>
-              <w:bottom w:val="single" w:sz="4" w:space="0" w:color="1A7A3D"/>
-              <w:right w:val="single" w:sz="4" w:space="0" w:color="1A7A3D"/>
+              <w:top w:val="single" w:sz="8" w:space="0" w:color="B8C7BE"/>
+              <w:left w:val="single" w:sz="8" w:space="0" w:color="B8C7BE"/>
+              <w:bottom w:val="single" w:sz="8" w:space="0" w:color="B8C7BE"/>
+              <w:right w:val="single" w:sz="8" w:space="0" w:color="B8C7BE"/>
+              <w:insideH w:val="single" w:sz="8" w:space="0" w:color="B8C7BE"/>
+              <w:insideV w:val="single" w:sz="8" w:space="0" w:color="B8C7BE"/>
             </w:tcBorders>
             <w:vAlign w:val="center"/>
+            <w:tcMar>
+              <w:top w:w="120" w:type="dxa"/>
+              <w:start w:w="140" w:type="dxa"/>
+              <w:bottom w:w="120" w:type="dxa"/>
+              <w:end w:w="140" w:type="dxa"/>
+            </w:tcMar>
           </w:tcPr>
           <w:p>
             <w:pPr>
-              <w:spacing w:after="40" w:line="259" w:lineRule="auto"/>
+              <w:spacing w:after="40"/>
+              <w:jc w:val="center"/>
             </w:pPr>
-            <w:r/>
             <w:r>
               <w:rPr>
                 <w:rFonts w:ascii="Microsoft YaHei" w:hAnsi="Microsoft YaHei" w:eastAsia="Microsoft YaHei"/>
-                <w:b w:val="0"/>
-                <w:sz w:val="21"/>
+                <w:b/>
+                <w:color w:val="FFFFFF"/>
+                <w:sz w:val="19"/>
               </w:rPr>
               <w:t>严重度</w:t>
             </w:r>
@@ -1172,26 +1750,35 @@
         </w:tc>
         <w:tc>
           <w:tcPr>
-            <w:tcW w:type="dxa" w:w="1134"/>
-            <w:shd w:val="clear" w:color="auto" w:fill="1A7A3D"/>
+            <w:tcW w:type="dxa" w:w="1080"/>
+            <w:shd w:val="clear" w:color="auto" w:fill="146B45"/>
             <w:tcBorders>
-              <w:top w:val="single" w:sz="4" w:space="0" w:color="1A7A3D"/>
-              <w:left w:val="single" w:sz="4" w:space="0" w:color="1A7A3D"/>
-              <w:bottom w:val="single" w:sz="4" w:space="0" w:color="1A7A3D"/>
-              <w:right w:val="single" w:sz="4" w:space="0" w:color="1A7A3D"/>
+              <w:top w:val="single" w:sz="8" w:space="0" w:color="B8C7BE"/>
+              <w:left w:val="single" w:sz="8" w:space="0" w:color="B8C7BE"/>
+              <w:bottom w:val="single" w:sz="8" w:space="0" w:color="B8C7BE"/>
+              <w:right w:val="single" w:sz="8" w:space="0" w:color="B8C7BE"/>
+              <w:insideH w:val="single" w:sz="8" w:space="0" w:color="B8C7BE"/>
+              <w:insideV w:val="single" w:sz="8" w:space="0" w:color="B8C7BE"/>
             </w:tcBorders>
             <w:vAlign w:val="center"/>
+            <w:tcMar>
+              <w:top w:w="120" w:type="dxa"/>
+              <w:start w:w="140" w:type="dxa"/>
+              <w:bottom w:w="120" w:type="dxa"/>
+              <w:end w:w="140" w:type="dxa"/>
+            </w:tcMar>
           </w:tcPr>
           <w:p>
             <w:pPr>
-              <w:spacing w:after="40" w:line="259" w:lineRule="auto"/>
+              <w:spacing w:after="40"/>
+              <w:jc w:val="center"/>
             </w:pPr>
-            <w:r/>
             <w:r>
               <w:rPr>
                 <w:rFonts w:ascii="Microsoft YaHei" w:hAnsi="Microsoft YaHei" w:eastAsia="Microsoft YaHei"/>
-                <w:b w:val="0"/>
-                <w:sz w:val="21"/>
+                <w:b/>
+                <w:color w:val="FFFFFF"/>
+                <w:sz w:val="19"/>
               </w:rPr>
               <w:t>状态</w:t>
             </w:r>
@@ -1201,28 +1788,69 @@
       <w:tr>
         <w:tc>
           <w:tcPr>
-            <w:tcW w:type="dxa" w:w="1624"/>
+            <w:tcW w:type="dxa" w:w="1080"/>
+            <w:vAlign w:val="center"/>
+            <w:tcMar>
+              <w:top w:w="120" w:type="dxa"/>
+              <w:start w:w="140" w:type="dxa"/>
+              <w:bottom w:w="120" w:type="dxa"/>
+              <w:end w:w="140" w:type="dxa"/>
+            </w:tcMar>
+            <w:tcBorders>
+              <w:top w:val="single" w:sz="8" w:space="0" w:color="B8C7BE"/>
+              <w:left w:val="single" w:sz="8" w:space="0" w:color="B8C7BE"/>
+              <w:bottom w:val="single" w:sz="8" w:space="0" w:color="B8C7BE"/>
+              <w:right w:val="single" w:sz="8" w:space="0" w:color="B8C7BE"/>
+              <w:insideH w:val="single" w:sz="8" w:space="0" w:color="B8C7BE"/>
+              <w:insideV w:val="single" w:sz="8" w:space="0" w:color="B8C7BE"/>
+            </w:tcBorders>
+            <w:shd w:fill="FFFFFF"/>
           </w:tcPr>
           <w:p>
+            <w:pPr>
+              <w:spacing w:after="0" w:line="259" w:lineRule="auto"/>
+              <w:jc w:val="center"/>
+            </w:pPr>
             <w:r>
+              <w:rPr>
+                <w:rFonts w:ascii="Microsoft YaHei" w:hAnsi="Microsoft YaHei" w:eastAsia="Microsoft YaHei"/>
+                <w:b w:val="0"/>
+                <w:sz w:val="16"/>
+              </w:rPr>
               <w:t>D-001</w:t>
             </w:r>
           </w:p>
         </w:tc>
         <w:tc>
           <w:tcPr>
-            <w:tcW w:type="dxa" w:w="1624"/>
+            <w:tcW w:type="dxa" w:w="1224"/>
+            <w:vAlign w:val="center"/>
+            <w:tcMar>
+              <w:top w:w="120" w:type="dxa"/>
+              <w:start w:w="140" w:type="dxa"/>
+              <w:bottom w:w="120" w:type="dxa"/>
+              <w:end w:w="140" w:type="dxa"/>
+            </w:tcMar>
+            <w:tcBorders>
+              <w:top w:val="single" w:sz="8" w:space="0" w:color="B8C7BE"/>
+              <w:left w:val="single" w:sz="8" w:space="0" w:color="B8C7BE"/>
+              <w:bottom w:val="single" w:sz="8" w:space="0" w:color="B8C7BE"/>
+              <w:right w:val="single" w:sz="8" w:space="0" w:color="B8C7BE"/>
+              <w:insideH w:val="single" w:sz="8" w:space="0" w:color="B8C7BE"/>
+              <w:insideV w:val="single" w:sz="8" w:space="0" w:color="B8C7BE"/>
+            </w:tcBorders>
+            <w:shd w:fill="FFFFFF"/>
           </w:tcPr>
           <w:p>
             <w:pPr>
-              <w:spacing w:after="40" w:line="259" w:lineRule="auto"/>
+              <w:spacing w:after="0" w:line="259" w:lineRule="auto"/>
+              <w:jc w:val="left"/>
             </w:pPr>
-            <w:r/>
             <w:r>
               <w:rPr>
                 <w:rFonts w:ascii="Microsoft YaHei" w:hAnsi="Microsoft YaHei" w:eastAsia="Microsoft YaHei"/>
                 <w:b w:val="0"/>
-                <w:sz w:val="21"/>
+                <w:sz w:val="16"/>
               </w:rPr>
               <w:t>二义性</w:t>
             </w:r>
@@ -1230,18 +1858,34 @@
         </w:tc>
         <w:tc>
           <w:tcPr>
-            <w:tcW w:type="dxa" w:w="1624"/>
+            <w:tcW w:type="dxa" w:w="1584"/>
+            <w:vAlign w:val="center"/>
+            <w:tcMar>
+              <w:top w:w="120" w:type="dxa"/>
+              <w:start w:w="140" w:type="dxa"/>
+              <w:bottom w:w="120" w:type="dxa"/>
+              <w:end w:w="140" w:type="dxa"/>
+            </w:tcMar>
+            <w:tcBorders>
+              <w:top w:val="single" w:sz="8" w:space="0" w:color="B8C7BE"/>
+              <w:left w:val="single" w:sz="8" w:space="0" w:color="B8C7BE"/>
+              <w:bottom w:val="single" w:sz="8" w:space="0" w:color="B8C7BE"/>
+              <w:right w:val="single" w:sz="8" w:space="0" w:color="B8C7BE"/>
+              <w:insideH w:val="single" w:sz="8" w:space="0" w:color="B8C7BE"/>
+              <w:insideV w:val="single" w:sz="8" w:space="0" w:color="B8C7BE"/>
+            </w:tcBorders>
+            <w:shd w:fill="FFFFFF"/>
           </w:tcPr>
           <w:p>
             <w:pPr>
-              <w:spacing w:after="40" w:line="259" w:lineRule="auto"/>
+              <w:spacing w:after="0" w:line="259" w:lineRule="auto"/>
+              <w:jc w:val="left"/>
             </w:pPr>
-            <w:r/>
             <w:r>
               <w:rPr>
                 <w:rFonts w:ascii="Microsoft YaHei" w:hAnsi="Microsoft YaHei" w:eastAsia="Microsoft YaHei"/>
-                <w:b/>
-                <w:sz w:val="21"/>
+                <w:b w:val="0"/>
+                <w:sz w:val="16"/>
               </w:rPr>
               <w:t>FR-005/FR-006</w:t>
             </w:r>
@@ -1249,18 +1893,34 @@
         </w:tc>
         <w:tc>
           <w:tcPr>
-            <w:tcW w:type="dxa" w:w="1624"/>
+            <w:tcW w:type="dxa" w:w="4968"/>
+            <w:vAlign w:val="center"/>
+            <w:tcMar>
+              <w:top w:w="120" w:type="dxa"/>
+              <w:start w:w="140" w:type="dxa"/>
+              <w:bottom w:w="120" w:type="dxa"/>
+              <w:end w:w="140" w:type="dxa"/>
+            </w:tcMar>
+            <w:tcBorders>
+              <w:top w:val="single" w:sz="8" w:space="0" w:color="B8C7BE"/>
+              <w:left w:val="single" w:sz="8" w:space="0" w:color="B8C7BE"/>
+              <w:bottom w:val="single" w:sz="8" w:space="0" w:color="B8C7BE"/>
+              <w:right w:val="single" w:sz="8" w:space="0" w:color="B8C7BE"/>
+              <w:insideH w:val="single" w:sz="8" w:space="0" w:color="B8C7BE"/>
+              <w:insideV w:val="single" w:sz="8" w:space="0" w:color="B8C7BE"/>
+            </w:tcBorders>
+            <w:shd w:fill="FFFFFF"/>
           </w:tcPr>
           <w:p>
             <w:pPr>
-              <w:spacing w:after="40" w:line="259" w:lineRule="auto"/>
+              <w:spacing w:after="0" w:line="259" w:lineRule="auto"/>
+              <w:jc w:val="left"/>
             </w:pPr>
-            <w:r/>
             <w:r>
               <w:rPr>
                 <w:rFonts w:ascii="Microsoft YaHei" w:hAnsi="Microsoft YaHei" w:eastAsia="Microsoft YaHei"/>
                 <w:b w:val="0"/>
-                <w:sz w:val="21"/>
+                <w:sz w:val="16"/>
               </w:rPr>
               <w:t>预约改签、取消、迟到释放的时间窗口与退款边界不够量化。</w:t>
             </w:r>
@@ -1268,18 +1928,34 @@
         </w:tc>
         <w:tc>
           <w:tcPr>
-            <w:tcW w:type="dxa" w:w="1624"/>
+            <w:tcW w:type="dxa" w:w="792"/>
+            <w:vAlign w:val="center"/>
+            <w:tcMar>
+              <w:top w:w="120" w:type="dxa"/>
+              <w:start w:w="140" w:type="dxa"/>
+              <w:bottom w:w="120" w:type="dxa"/>
+              <w:end w:w="140" w:type="dxa"/>
+            </w:tcMar>
+            <w:tcBorders>
+              <w:top w:val="single" w:sz="8" w:space="0" w:color="B8C7BE"/>
+              <w:left w:val="single" w:sz="8" w:space="0" w:color="B8C7BE"/>
+              <w:bottom w:val="single" w:sz="8" w:space="0" w:color="B8C7BE"/>
+              <w:right w:val="single" w:sz="8" w:space="0" w:color="B8C7BE"/>
+              <w:insideH w:val="single" w:sz="8" w:space="0" w:color="B8C7BE"/>
+              <w:insideV w:val="single" w:sz="8" w:space="0" w:color="B8C7BE"/>
+            </w:tcBorders>
+            <w:shd w:fill="FFFFFF"/>
           </w:tcPr>
           <w:p>
             <w:pPr>
-              <w:spacing w:after="40" w:line="259" w:lineRule="auto"/>
+              <w:spacing w:after="0" w:line="259" w:lineRule="auto"/>
+              <w:jc w:val="left"/>
             </w:pPr>
-            <w:r/>
             <w:r>
               <w:rPr>
                 <w:rFonts w:ascii="Microsoft YaHei" w:hAnsi="Microsoft YaHei" w:eastAsia="Microsoft YaHei"/>
                 <w:b w:val="0"/>
-                <w:sz w:val="21"/>
+                <w:sz w:val="16"/>
               </w:rPr>
               <w:t>H</w:t>
             </w:r>
@@ -1287,18 +1963,34 @@
         </w:tc>
         <w:tc>
           <w:tcPr>
-            <w:tcW w:type="dxa" w:w="1624"/>
+            <w:tcW w:type="dxa" w:w="1080"/>
+            <w:vAlign w:val="center"/>
+            <w:tcMar>
+              <w:top w:w="120" w:type="dxa"/>
+              <w:start w:w="140" w:type="dxa"/>
+              <w:bottom w:w="120" w:type="dxa"/>
+              <w:end w:w="140" w:type="dxa"/>
+            </w:tcMar>
+            <w:tcBorders>
+              <w:top w:val="single" w:sz="8" w:space="0" w:color="B8C7BE"/>
+              <w:left w:val="single" w:sz="8" w:space="0" w:color="B8C7BE"/>
+              <w:bottom w:val="single" w:sz="8" w:space="0" w:color="B8C7BE"/>
+              <w:right w:val="single" w:sz="8" w:space="0" w:color="B8C7BE"/>
+              <w:insideH w:val="single" w:sz="8" w:space="0" w:color="B8C7BE"/>
+              <w:insideV w:val="single" w:sz="8" w:space="0" w:color="B8C7BE"/>
+            </w:tcBorders>
+            <w:shd w:fill="FFFFFF"/>
           </w:tcPr>
           <w:p>
             <w:pPr>
-              <w:spacing w:after="40" w:line="259" w:lineRule="auto"/>
+              <w:spacing w:after="0" w:line="259" w:lineRule="auto"/>
+              <w:jc w:val="center"/>
             </w:pPr>
-            <w:r/>
             <w:r>
               <w:rPr>
                 <w:rFonts w:ascii="Microsoft YaHei" w:hAnsi="Microsoft YaHei" w:eastAsia="Microsoft YaHei"/>
                 <w:b w:val="0"/>
-                <w:sz w:val="21"/>
+                <w:sz w:val="16"/>
               </w:rPr>
               <w:t>已修复</w:t>
             </w:r>
@@ -1308,28 +2000,69 @@
       <w:tr>
         <w:tc>
           <w:tcPr>
-            <w:tcW w:type="dxa" w:w="1624"/>
+            <w:tcW w:type="dxa" w:w="1080"/>
+            <w:vAlign w:val="center"/>
+            <w:tcMar>
+              <w:top w:w="120" w:type="dxa"/>
+              <w:start w:w="140" w:type="dxa"/>
+              <w:bottom w:w="120" w:type="dxa"/>
+              <w:end w:w="140" w:type="dxa"/>
+            </w:tcMar>
+            <w:tcBorders>
+              <w:top w:val="single" w:sz="8" w:space="0" w:color="B8C7BE"/>
+              <w:left w:val="single" w:sz="8" w:space="0" w:color="B8C7BE"/>
+              <w:bottom w:val="single" w:sz="8" w:space="0" w:color="B8C7BE"/>
+              <w:right w:val="single" w:sz="8" w:space="0" w:color="B8C7BE"/>
+              <w:insideH w:val="single" w:sz="8" w:space="0" w:color="B8C7BE"/>
+              <w:insideV w:val="single" w:sz="8" w:space="0" w:color="B8C7BE"/>
+            </w:tcBorders>
+            <w:shd w:fill="F6FBF8"/>
           </w:tcPr>
           <w:p>
+            <w:pPr>
+              <w:spacing w:after="0" w:line="259" w:lineRule="auto"/>
+              <w:jc w:val="center"/>
+            </w:pPr>
             <w:r>
+              <w:rPr>
+                <w:rFonts w:ascii="Microsoft YaHei" w:hAnsi="Microsoft YaHei" w:eastAsia="Microsoft YaHei"/>
+                <w:b w:val="0"/>
+                <w:sz w:val="16"/>
+              </w:rPr>
               <w:t>D-002</w:t>
             </w:r>
           </w:p>
         </w:tc>
         <w:tc>
           <w:tcPr>
-            <w:tcW w:type="dxa" w:w="1624"/>
+            <w:tcW w:type="dxa" w:w="1224"/>
+            <w:vAlign w:val="center"/>
+            <w:tcMar>
+              <w:top w:w="120" w:type="dxa"/>
+              <w:start w:w="140" w:type="dxa"/>
+              <w:bottom w:w="120" w:type="dxa"/>
+              <w:end w:w="140" w:type="dxa"/>
+            </w:tcMar>
+            <w:tcBorders>
+              <w:top w:val="single" w:sz="8" w:space="0" w:color="B8C7BE"/>
+              <w:left w:val="single" w:sz="8" w:space="0" w:color="B8C7BE"/>
+              <w:bottom w:val="single" w:sz="8" w:space="0" w:color="B8C7BE"/>
+              <w:right w:val="single" w:sz="8" w:space="0" w:color="B8C7BE"/>
+              <w:insideH w:val="single" w:sz="8" w:space="0" w:color="B8C7BE"/>
+              <w:insideV w:val="single" w:sz="8" w:space="0" w:color="B8C7BE"/>
+            </w:tcBorders>
+            <w:shd w:fill="F6FBF8"/>
           </w:tcPr>
           <w:p>
             <w:pPr>
-              <w:spacing w:after="40" w:line="259" w:lineRule="auto"/>
+              <w:spacing w:after="0" w:line="259" w:lineRule="auto"/>
+              <w:jc w:val="left"/>
             </w:pPr>
-            <w:r/>
             <w:r>
               <w:rPr>
                 <w:rFonts w:ascii="Microsoft YaHei" w:hAnsi="Microsoft YaHei" w:eastAsia="Microsoft YaHei"/>
                 <w:b w:val="0"/>
-                <w:sz w:val="21"/>
+                <w:sz w:val="16"/>
               </w:rPr>
               <w:t>二义性</w:t>
             </w:r>
@@ -1337,56 +2070,104 @@
         </w:tc>
         <w:tc>
           <w:tcPr>
-            <w:tcW w:type="dxa" w:w="1624"/>
+            <w:tcW w:type="dxa" w:w="1584"/>
+            <w:vAlign w:val="center"/>
+            <w:tcMar>
+              <w:top w:w="120" w:type="dxa"/>
+              <w:start w:w="140" w:type="dxa"/>
+              <w:bottom w:w="120" w:type="dxa"/>
+              <w:end w:w="140" w:type="dxa"/>
+            </w:tcMar>
+            <w:tcBorders>
+              <w:top w:val="single" w:sz="8" w:space="0" w:color="B8C7BE"/>
+              <w:left w:val="single" w:sz="8" w:space="0" w:color="B8C7BE"/>
+              <w:bottom w:val="single" w:sz="8" w:space="0" w:color="B8C7BE"/>
+              <w:right w:val="single" w:sz="8" w:space="0" w:color="B8C7BE"/>
+              <w:insideH w:val="single" w:sz="8" w:space="0" w:color="B8C7BE"/>
+              <w:insideV w:val="single" w:sz="8" w:space="0" w:color="B8C7BE"/>
+            </w:tcBorders>
+            <w:shd w:fill="F6FBF8"/>
           </w:tcPr>
           <w:p>
             <w:pPr>
-              <w:spacing w:after="40" w:line="259" w:lineRule="auto"/>
+              <w:spacing w:after="0" w:line="259" w:lineRule="auto"/>
+              <w:jc w:val="left"/>
             </w:pPr>
-            <w:r/>
             <w:r>
               <w:rPr>
                 <w:rFonts w:ascii="Microsoft YaHei" w:hAnsi="Microsoft YaHei" w:eastAsia="Microsoft YaHei"/>
-                <w:b/>
-                <w:sz w:val="21"/>
+                <w:b w:val="0"/>
+                <w:sz w:val="16"/>
               </w:rPr>
-              <w:t>FR-014/FR-015</w:t>
+              <w:t>FR-014/FR-016</w:t>
             </w:r>
           </w:p>
         </w:tc>
         <w:tc>
           <w:tcPr>
-            <w:tcW w:type="dxa" w:w="1624"/>
+            <w:tcW w:type="dxa" w:w="4968"/>
+            <w:vAlign w:val="center"/>
+            <w:tcMar>
+              <w:top w:w="120" w:type="dxa"/>
+              <w:start w:w="140" w:type="dxa"/>
+              <w:bottom w:w="120" w:type="dxa"/>
+              <w:end w:w="140" w:type="dxa"/>
+            </w:tcMar>
+            <w:tcBorders>
+              <w:top w:val="single" w:sz="8" w:space="0" w:color="B8C7BE"/>
+              <w:left w:val="single" w:sz="8" w:space="0" w:color="B8C7BE"/>
+              <w:bottom w:val="single" w:sz="8" w:space="0" w:color="B8C7BE"/>
+              <w:right w:val="single" w:sz="8" w:space="0" w:color="B8C7BE"/>
+              <w:insideH w:val="single" w:sz="8" w:space="0" w:color="B8C7BE"/>
+              <w:insideV w:val="single" w:sz="8" w:space="0" w:color="B8C7BE"/>
+            </w:tcBorders>
+            <w:shd w:fill="F6FBF8"/>
           </w:tcPr>
           <w:p>
             <w:pPr>
-              <w:spacing w:after="40" w:line="259" w:lineRule="auto"/>
+              <w:spacing w:after="0" w:line="259" w:lineRule="auto"/>
+              <w:jc w:val="left"/>
             </w:pPr>
-            <w:r/>
             <w:r>
               <w:rPr>
                 <w:rFonts w:ascii="Microsoft YaHei" w:hAnsi="Microsoft YaHei" w:eastAsia="Microsoft YaHei"/>
                 <w:b w:val="0"/>
-                <w:sz w:val="21"/>
+                <w:sz w:val="16"/>
               </w:rPr>
-              <w:t>会员等级、积分、优惠券叠加规则可能被不同门店解释不一致。</w:t>
+              <w:t>会员等级、积分、优惠券叠加规则缺少统一阈值和冲突解释。</w:t>
             </w:r>
           </w:p>
         </w:tc>
         <w:tc>
           <w:tcPr>
-            <w:tcW w:type="dxa" w:w="1624"/>
+            <w:tcW w:type="dxa" w:w="792"/>
+            <w:vAlign w:val="center"/>
+            <w:tcMar>
+              <w:top w:w="120" w:type="dxa"/>
+              <w:start w:w="140" w:type="dxa"/>
+              <w:bottom w:w="120" w:type="dxa"/>
+              <w:end w:w="140" w:type="dxa"/>
+            </w:tcMar>
+            <w:tcBorders>
+              <w:top w:val="single" w:sz="8" w:space="0" w:color="B8C7BE"/>
+              <w:left w:val="single" w:sz="8" w:space="0" w:color="B8C7BE"/>
+              <w:bottom w:val="single" w:sz="8" w:space="0" w:color="B8C7BE"/>
+              <w:right w:val="single" w:sz="8" w:space="0" w:color="B8C7BE"/>
+              <w:insideH w:val="single" w:sz="8" w:space="0" w:color="B8C7BE"/>
+              <w:insideV w:val="single" w:sz="8" w:space="0" w:color="B8C7BE"/>
+            </w:tcBorders>
+            <w:shd w:fill="F6FBF8"/>
           </w:tcPr>
           <w:p>
             <w:pPr>
-              <w:spacing w:after="40" w:line="259" w:lineRule="auto"/>
+              <w:spacing w:after="0" w:line="259" w:lineRule="auto"/>
+              <w:jc w:val="left"/>
             </w:pPr>
-            <w:r/>
             <w:r>
               <w:rPr>
                 <w:rFonts w:ascii="Microsoft YaHei" w:hAnsi="Microsoft YaHei" w:eastAsia="Microsoft YaHei"/>
                 <w:b w:val="0"/>
-                <w:sz w:val="21"/>
+                <w:sz w:val="16"/>
               </w:rPr>
               <w:t>M</w:t>
             </w:r>
@@ -1394,18 +2175,34 @@
         </w:tc>
         <w:tc>
           <w:tcPr>
-            <w:tcW w:type="dxa" w:w="1624"/>
+            <w:tcW w:type="dxa" w:w="1080"/>
+            <w:vAlign w:val="center"/>
+            <w:tcMar>
+              <w:top w:w="120" w:type="dxa"/>
+              <w:start w:w="140" w:type="dxa"/>
+              <w:bottom w:w="120" w:type="dxa"/>
+              <w:end w:w="140" w:type="dxa"/>
+            </w:tcMar>
+            <w:tcBorders>
+              <w:top w:val="single" w:sz="8" w:space="0" w:color="B8C7BE"/>
+              <w:left w:val="single" w:sz="8" w:space="0" w:color="B8C7BE"/>
+              <w:bottom w:val="single" w:sz="8" w:space="0" w:color="B8C7BE"/>
+              <w:right w:val="single" w:sz="8" w:space="0" w:color="B8C7BE"/>
+              <w:insideH w:val="single" w:sz="8" w:space="0" w:color="B8C7BE"/>
+              <w:insideV w:val="single" w:sz="8" w:space="0" w:color="B8C7BE"/>
+            </w:tcBorders>
+            <w:shd w:fill="F6FBF8"/>
           </w:tcPr>
           <w:p>
             <w:pPr>
-              <w:spacing w:after="40" w:line="259" w:lineRule="auto"/>
+              <w:spacing w:after="0" w:line="259" w:lineRule="auto"/>
+              <w:jc w:val="center"/>
             </w:pPr>
-            <w:r/>
             <w:r>
               <w:rPr>
                 <w:rFonts w:ascii="Microsoft YaHei" w:hAnsi="Microsoft YaHei" w:eastAsia="Microsoft YaHei"/>
                 <w:b w:val="0"/>
-                <w:sz w:val="21"/>
+                <w:sz w:val="16"/>
               </w:rPr>
               <w:t>已登记</w:t>
             </w:r>
@@ -1415,28 +2212,69 @@
       <w:tr>
         <w:tc>
           <w:tcPr>
-            <w:tcW w:type="dxa" w:w="1624"/>
+            <w:tcW w:type="dxa" w:w="1080"/>
+            <w:vAlign w:val="center"/>
+            <w:tcMar>
+              <w:top w:w="120" w:type="dxa"/>
+              <w:start w:w="140" w:type="dxa"/>
+              <w:bottom w:w="120" w:type="dxa"/>
+              <w:end w:w="140" w:type="dxa"/>
+            </w:tcMar>
+            <w:tcBorders>
+              <w:top w:val="single" w:sz="8" w:space="0" w:color="B8C7BE"/>
+              <w:left w:val="single" w:sz="8" w:space="0" w:color="B8C7BE"/>
+              <w:bottom w:val="single" w:sz="8" w:space="0" w:color="B8C7BE"/>
+              <w:right w:val="single" w:sz="8" w:space="0" w:color="B8C7BE"/>
+              <w:insideH w:val="single" w:sz="8" w:space="0" w:color="B8C7BE"/>
+              <w:insideV w:val="single" w:sz="8" w:space="0" w:color="B8C7BE"/>
+            </w:tcBorders>
+            <w:shd w:fill="FFFFFF"/>
           </w:tcPr>
           <w:p>
+            <w:pPr>
+              <w:spacing w:after="0" w:line="259" w:lineRule="auto"/>
+              <w:jc w:val="center"/>
+            </w:pPr>
             <w:r>
+              <w:rPr>
+                <w:rFonts w:ascii="Microsoft YaHei" w:hAnsi="Microsoft YaHei" w:eastAsia="Microsoft YaHei"/>
+                <w:b w:val="0"/>
+                <w:sz w:val="16"/>
+              </w:rPr>
               <w:t>D-003</w:t>
             </w:r>
           </w:p>
         </w:tc>
         <w:tc>
           <w:tcPr>
-            <w:tcW w:type="dxa" w:w="1624"/>
+            <w:tcW w:type="dxa" w:w="1224"/>
+            <w:vAlign w:val="center"/>
+            <w:tcMar>
+              <w:top w:w="120" w:type="dxa"/>
+              <w:start w:w="140" w:type="dxa"/>
+              <w:bottom w:w="120" w:type="dxa"/>
+              <w:end w:w="140" w:type="dxa"/>
+            </w:tcMar>
+            <w:tcBorders>
+              <w:top w:val="single" w:sz="8" w:space="0" w:color="B8C7BE"/>
+              <w:left w:val="single" w:sz="8" w:space="0" w:color="B8C7BE"/>
+              <w:bottom w:val="single" w:sz="8" w:space="0" w:color="B8C7BE"/>
+              <w:right w:val="single" w:sz="8" w:space="0" w:color="B8C7BE"/>
+              <w:insideH w:val="single" w:sz="8" w:space="0" w:color="B8C7BE"/>
+              <w:insideV w:val="single" w:sz="8" w:space="0" w:color="B8C7BE"/>
+            </w:tcBorders>
+            <w:shd w:fill="FFFFFF"/>
           </w:tcPr>
           <w:p>
             <w:pPr>
-              <w:spacing w:after="40" w:line="259" w:lineRule="auto"/>
+              <w:spacing w:after="0" w:line="259" w:lineRule="auto"/>
+              <w:jc w:val="left"/>
             </w:pPr>
-            <w:r/>
             <w:r>
               <w:rPr>
                 <w:rFonts w:ascii="Microsoft YaHei" w:hAnsi="Microsoft YaHei" w:eastAsia="Microsoft YaHei"/>
                 <w:b w:val="0"/>
-                <w:sz w:val="21"/>
+                <w:sz w:val="16"/>
               </w:rPr>
               <w:t>冲突</w:t>
             </w:r>
@@ -1444,18 +2282,34 @@
         </w:tc>
         <w:tc>
           <w:tcPr>
-            <w:tcW w:type="dxa" w:w="1624"/>
+            <w:tcW w:type="dxa" w:w="1584"/>
+            <w:vAlign w:val="center"/>
+            <w:tcMar>
+              <w:top w:w="120" w:type="dxa"/>
+              <w:start w:w="140" w:type="dxa"/>
+              <w:bottom w:w="120" w:type="dxa"/>
+              <w:end w:w="140" w:type="dxa"/>
+            </w:tcMar>
+            <w:tcBorders>
+              <w:top w:val="single" w:sz="8" w:space="0" w:color="B8C7BE"/>
+              <w:left w:val="single" w:sz="8" w:space="0" w:color="B8C7BE"/>
+              <w:bottom w:val="single" w:sz="8" w:space="0" w:color="B8C7BE"/>
+              <w:right w:val="single" w:sz="8" w:space="0" w:color="B8C7BE"/>
+              <w:insideH w:val="single" w:sz="8" w:space="0" w:color="B8C7BE"/>
+              <w:insideV w:val="single" w:sz="8" w:space="0" w:color="B8C7BE"/>
+            </w:tcBorders>
+            <w:shd w:fill="FFFFFF"/>
           </w:tcPr>
           <w:p>
             <w:pPr>
-              <w:spacing w:after="40" w:line="259" w:lineRule="auto"/>
+              <w:spacing w:after="0" w:line="259" w:lineRule="auto"/>
+              <w:jc w:val="left"/>
             </w:pPr>
-            <w:r/>
             <w:r>
               <w:rPr>
                 <w:rFonts w:ascii="Microsoft YaHei" w:hAnsi="Microsoft YaHei" w:eastAsia="Microsoft YaHei"/>
-                <w:b/>
-                <w:sz w:val="21"/>
+                <w:b w:val="0"/>
+                <w:sz w:val="16"/>
               </w:rPr>
               <w:t>FR-031/NFR-015</w:t>
             </w:r>
@@ -1463,37 +2317,69 @@
         </w:tc>
         <w:tc>
           <w:tcPr>
-            <w:tcW w:type="dxa" w:w="1624"/>
+            <w:tcW w:type="dxa" w:w="4968"/>
+            <w:vAlign w:val="center"/>
+            <w:tcMar>
+              <w:top w:w="120" w:type="dxa"/>
+              <w:start w:w="140" w:type="dxa"/>
+              <w:bottom w:w="120" w:type="dxa"/>
+              <w:end w:w="140" w:type="dxa"/>
+            </w:tcMar>
+            <w:tcBorders>
+              <w:top w:val="single" w:sz="8" w:space="0" w:color="B8C7BE"/>
+              <w:left w:val="single" w:sz="8" w:space="0" w:color="B8C7BE"/>
+              <w:bottom w:val="single" w:sz="8" w:space="0" w:color="B8C7BE"/>
+              <w:right w:val="single" w:sz="8" w:space="0" w:color="B8C7BE"/>
+              <w:insideH w:val="single" w:sz="8" w:space="0" w:color="B8C7BE"/>
+              <w:insideV w:val="single" w:sz="8" w:space="0" w:color="B8C7BE"/>
+            </w:tcBorders>
+            <w:shd w:fill="FFFFFF"/>
           </w:tcPr>
           <w:p>
             <w:pPr>
-              <w:spacing w:after="40" w:line="259" w:lineRule="auto"/>
+              <w:spacing w:after="0" w:line="259" w:lineRule="auto"/>
+              <w:jc w:val="left"/>
             </w:pPr>
-            <w:r/>
             <w:r>
               <w:rPr>
                 <w:rFonts w:ascii="Microsoft YaHei" w:hAnsi="Microsoft YaHei" w:eastAsia="Microsoft YaHei"/>
                 <w:b w:val="0"/>
-                <w:sz w:val="21"/>
+                <w:sz w:val="16"/>
               </w:rPr>
-              <w:t>营销触达与个人信息保护存在潜在冲突，需要区分服务通知和营销通知。</w:t>
+              <w:t>活动推送便利性与授权、退订、频率控制边界未区分。</w:t>
             </w:r>
           </w:p>
         </w:tc>
         <w:tc>
           <w:tcPr>
-            <w:tcW w:type="dxa" w:w="1624"/>
+            <w:tcW w:type="dxa" w:w="792"/>
+            <w:vAlign w:val="center"/>
+            <w:tcMar>
+              <w:top w:w="120" w:type="dxa"/>
+              <w:start w:w="140" w:type="dxa"/>
+              <w:bottom w:w="120" w:type="dxa"/>
+              <w:end w:w="140" w:type="dxa"/>
+            </w:tcMar>
+            <w:tcBorders>
+              <w:top w:val="single" w:sz="8" w:space="0" w:color="B8C7BE"/>
+              <w:left w:val="single" w:sz="8" w:space="0" w:color="B8C7BE"/>
+              <w:bottom w:val="single" w:sz="8" w:space="0" w:color="B8C7BE"/>
+              <w:right w:val="single" w:sz="8" w:space="0" w:color="B8C7BE"/>
+              <w:insideH w:val="single" w:sz="8" w:space="0" w:color="B8C7BE"/>
+              <w:insideV w:val="single" w:sz="8" w:space="0" w:color="B8C7BE"/>
+            </w:tcBorders>
+            <w:shd w:fill="FFFFFF"/>
           </w:tcPr>
           <w:p>
             <w:pPr>
-              <w:spacing w:after="40" w:line="259" w:lineRule="auto"/>
+              <w:spacing w:after="0" w:line="259" w:lineRule="auto"/>
+              <w:jc w:val="left"/>
             </w:pPr>
-            <w:r/>
             <w:r>
               <w:rPr>
                 <w:rFonts w:ascii="Microsoft YaHei" w:hAnsi="Microsoft YaHei" w:eastAsia="Microsoft YaHei"/>
                 <w:b w:val="0"/>
-                <w:sz w:val="21"/>
+                <w:sz w:val="16"/>
               </w:rPr>
               <w:t>M</w:t>
             </w:r>
@@ -1501,18 +2387,34 @@
         </w:tc>
         <w:tc>
           <w:tcPr>
-            <w:tcW w:type="dxa" w:w="1624"/>
+            <w:tcW w:type="dxa" w:w="1080"/>
+            <w:vAlign w:val="center"/>
+            <w:tcMar>
+              <w:top w:w="120" w:type="dxa"/>
+              <w:start w:w="140" w:type="dxa"/>
+              <w:bottom w:w="120" w:type="dxa"/>
+              <w:end w:w="140" w:type="dxa"/>
+            </w:tcMar>
+            <w:tcBorders>
+              <w:top w:val="single" w:sz="8" w:space="0" w:color="B8C7BE"/>
+              <w:left w:val="single" w:sz="8" w:space="0" w:color="B8C7BE"/>
+              <w:bottom w:val="single" w:sz="8" w:space="0" w:color="B8C7BE"/>
+              <w:right w:val="single" w:sz="8" w:space="0" w:color="B8C7BE"/>
+              <w:insideH w:val="single" w:sz="8" w:space="0" w:color="B8C7BE"/>
+              <w:insideV w:val="single" w:sz="8" w:space="0" w:color="B8C7BE"/>
+            </w:tcBorders>
+            <w:shd w:fill="FFFFFF"/>
           </w:tcPr>
           <w:p>
             <w:pPr>
-              <w:spacing w:after="40" w:line="259" w:lineRule="auto"/>
+              <w:spacing w:after="0" w:line="259" w:lineRule="auto"/>
+              <w:jc w:val="center"/>
             </w:pPr>
-            <w:r/>
             <w:r>
               <w:rPr>
                 <w:rFonts w:ascii="Microsoft YaHei" w:hAnsi="Microsoft YaHei" w:eastAsia="Microsoft YaHei"/>
                 <w:b w:val="0"/>
-                <w:sz w:val="21"/>
+                <w:sz w:val="16"/>
               </w:rPr>
               <w:t>已修复</w:t>
             </w:r>
@@ -1522,28 +2424,69 @@
       <w:tr>
         <w:tc>
           <w:tcPr>
-            <w:tcW w:type="dxa" w:w="1624"/>
+            <w:tcW w:type="dxa" w:w="1080"/>
+            <w:vAlign w:val="center"/>
+            <w:tcMar>
+              <w:top w:w="120" w:type="dxa"/>
+              <w:start w:w="140" w:type="dxa"/>
+              <w:bottom w:w="120" w:type="dxa"/>
+              <w:end w:w="140" w:type="dxa"/>
+            </w:tcMar>
+            <w:tcBorders>
+              <w:top w:val="single" w:sz="8" w:space="0" w:color="B8C7BE"/>
+              <w:left w:val="single" w:sz="8" w:space="0" w:color="B8C7BE"/>
+              <w:bottom w:val="single" w:sz="8" w:space="0" w:color="B8C7BE"/>
+              <w:right w:val="single" w:sz="8" w:space="0" w:color="B8C7BE"/>
+              <w:insideH w:val="single" w:sz="8" w:space="0" w:color="B8C7BE"/>
+              <w:insideV w:val="single" w:sz="8" w:space="0" w:color="B8C7BE"/>
+            </w:tcBorders>
+            <w:shd w:fill="F6FBF8"/>
           </w:tcPr>
           <w:p>
+            <w:pPr>
+              <w:spacing w:after="0" w:line="259" w:lineRule="auto"/>
+              <w:jc w:val="center"/>
+            </w:pPr>
             <w:r>
+              <w:rPr>
+                <w:rFonts w:ascii="Microsoft YaHei" w:hAnsi="Microsoft YaHei" w:eastAsia="Microsoft YaHei"/>
+                <w:b w:val="0"/>
+                <w:sz w:val="16"/>
+              </w:rPr>
               <w:t>D-004</w:t>
             </w:r>
           </w:p>
         </w:tc>
         <w:tc>
           <w:tcPr>
-            <w:tcW w:type="dxa" w:w="1624"/>
+            <w:tcW w:type="dxa" w:w="1224"/>
+            <w:vAlign w:val="center"/>
+            <w:tcMar>
+              <w:top w:w="120" w:type="dxa"/>
+              <w:start w:w="140" w:type="dxa"/>
+              <w:bottom w:w="120" w:type="dxa"/>
+              <w:end w:w="140" w:type="dxa"/>
+            </w:tcMar>
+            <w:tcBorders>
+              <w:top w:val="single" w:sz="8" w:space="0" w:color="B8C7BE"/>
+              <w:left w:val="single" w:sz="8" w:space="0" w:color="B8C7BE"/>
+              <w:bottom w:val="single" w:sz="8" w:space="0" w:color="B8C7BE"/>
+              <w:right w:val="single" w:sz="8" w:space="0" w:color="B8C7BE"/>
+              <w:insideH w:val="single" w:sz="8" w:space="0" w:color="B8C7BE"/>
+              <w:insideV w:val="single" w:sz="8" w:space="0" w:color="B8C7BE"/>
+            </w:tcBorders>
+            <w:shd w:fill="F6FBF8"/>
           </w:tcPr>
           <w:p>
             <w:pPr>
-              <w:spacing w:after="40" w:line="259" w:lineRule="auto"/>
+              <w:spacing w:after="0" w:line="259" w:lineRule="auto"/>
+              <w:jc w:val="left"/>
             </w:pPr>
-            <w:r/>
             <w:r>
               <w:rPr>
                 <w:rFonts w:ascii="Microsoft YaHei" w:hAnsi="Microsoft YaHei" w:eastAsia="Microsoft YaHei"/>
                 <w:b w:val="0"/>
-                <w:sz w:val="21"/>
+                <w:sz w:val="16"/>
               </w:rPr>
               <w:t>冲突</w:t>
             </w:r>
@@ -1551,18 +2494,34 @@
         </w:tc>
         <w:tc>
           <w:tcPr>
-            <w:tcW w:type="dxa" w:w="1624"/>
+            <w:tcW w:type="dxa" w:w="1584"/>
+            <w:vAlign w:val="center"/>
+            <w:tcMar>
+              <w:top w:w="120" w:type="dxa"/>
+              <w:start w:w="140" w:type="dxa"/>
+              <w:bottom w:w="120" w:type="dxa"/>
+              <w:end w:w="140" w:type="dxa"/>
+            </w:tcMar>
+            <w:tcBorders>
+              <w:top w:val="single" w:sz="8" w:space="0" w:color="B8C7BE"/>
+              <w:left w:val="single" w:sz="8" w:space="0" w:color="B8C7BE"/>
+              <w:bottom w:val="single" w:sz="8" w:space="0" w:color="B8C7BE"/>
+              <w:right w:val="single" w:sz="8" w:space="0" w:color="B8C7BE"/>
+              <w:insideH w:val="single" w:sz="8" w:space="0" w:color="B8C7BE"/>
+              <w:insideV w:val="single" w:sz="8" w:space="0" w:color="B8C7BE"/>
+            </w:tcBorders>
+            <w:shd w:fill="F6FBF8"/>
           </w:tcPr>
           <w:p>
             <w:pPr>
-              <w:spacing w:after="40" w:line="259" w:lineRule="auto"/>
+              <w:spacing w:after="0" w:line="259" w:lineRule="auto"/>
+              <w:jc w:val="left"/>
             </w:pPr>
-            <w:r/>
             <w:r>
               <w:rPr>
                 <w:rFonts w:ascii="Microsoft YaHei" w:hAnsi="Microsoft YaHei" w:eastAsia="Microsoft YaHei"/>
-                <w:b/>
-                <w:sz w:val="21"/>
+                <w:b w:val="0"/>
+                <w:sz w:val="16"/>
               </w:rPr>
               <w:t>FR-040/NFR-015</w:t>
             </w:r>
@@ -1570,37 +2529,69 @@
         </w:tc>
         <w:tc>
           <w:tcPr>
-            <w:tcW w:type="dxa" w:w="1624"/>
+            <w:tcW w:type="dxa" w:w="4968"/>
+            <w:vAlign w:val="center"/>
+            <w:tcMar>
+              <w:top w:w="120" w:type="dxa"/>
+              <w:start w:w="140" w:type="dxa"/>
+              <w:bottom w:w="120" w:type="dxa"/>
+              <w:end w:w="140" w:type="dxa"/>
+            </w:tcMar>
+            <w:tcBorders>
+              <w:top w:val="single" w:sz="8" w:space="0" w:color="B8C7BE"/>
+              <w:left w:val="single" w:sz="8" w:space="0" w:color="B8C7BE"/>
+              <w:bottom w:val="single" w:sz="8" w:space="0" w:color="B8C7BE"/>
+              <w:right w:val="single" w:sz="8" w:space="0" w:color="B8C7BE"/>
+              <w:insideH w:val="single" w:sz="8" w:space="0" w:color="B8C7BE"/>
+              <w:insideV w:val="single" w:sz="8" w:space="0" w:color="B8C7BE"/>
+            </w:tcBorders>
+            <w:shd w:fill="F6FBF8"/>
           </w:tcPr>
           <w:p>
             <w:pPr>
-              <w:spacing w:after="40" w:line="259" w:lineRule="auto"/>
+              <w:spacing w:after="0" w:line="259" w:lineRule="auto"/>
+              <w:jc w:val="left"/>
             </w:pPr>
-            <w:r/>
             <w:r>
               <w:rPr>
                 <w:rFonts w:ascii="Microsoft YaHei" w:hAnsi="Microsoft YaHei" w:eastAsia="Microsoft YaHei"/>
                 <w:b w:val="0"/>
-                <w:sz w:val="21"/>
+                <w:sz w:val="16"/>
               </w:rPr>
-              <w:t>运营报表导出便利性与脱敏审计要求存在冲突。</w:t>
+              <w:t>报表导出便利性与敏感数据最小化、审计留痕存在约束关系。</w:t>
             </w:r>
           </w:p>
         </w:tc>
         <w:tc>
           <w:tcPr>
-            <w:tcW w:type="dxa" w:w="1624"/>
+            <w:tcW w:type="dxa" w:w="792"/>
+            <w:vAlign w:val="center"/>
+            <w:tcMar>
+              <w:top w:w="120" w:type="dxa"/>
+              <w:start w:w="140" w:type="dxa"/>
+              <w:bottom w:w="120" w:type="dxa"/>
+              <w:end w:w="140" w:type="dxa"/>
+            </w:tcMar>
+            <w:tcBorders>
+              <w:top w:val="single" w:sz="8" w:space="0" w:color="B8C7BE"/>
+              <w:left w:val="single" w:sz="8" w:space="0" w:color="B8C7BE"/>
+              <w:bottom w:val="single" w:sz="8" w:space="0" w:color="B8C7BE"/>
+              <w:right w:val="single" w:sz="8" w:space="0" w:color="B8C7BE"/>
+              <w:insideH w:val="single" w:sz="8" w:space="0" w:color="B8C7BE"/>
+              <w:insideV w:val="single" w:sz="8" w:space="0" w:color="B8C7BE"/>
+            </w:tcBorders>
+            <w:shd w:fill="F6FBF8"/>
           </w:tcPr>
           <w:p>
             <w:pPr>
-              <w:spacing w:after="40" w:line="259" w:lineRule="auto"/>
+              <w:spacing w:after="0" w:line="259" w:lineRule="auto"/>
+              <w:jc w:val="left"/>
             </w:pPr>
-            <w:r/>
             <w:r>
               <w:rPr>
                 <w:rFonts w:ascii="Microsoft YaHei" w:hAnsi="Microsoft YaHei" w:eastAsia="Microsoft YaHei"/>
                 <w:b w:val="0"/>
-                <w:sz w:val="21"/>
+                <w:sz w:val="16"/>
               </w:rPr>
               <w:t>H</w:t>
             </w:r>
@@ -1608,18 +2599,34 @@
         </w:tc>
         <w:tc>
           <w:tcPr>
-            <w:tcW w:type="dxa" w:w="1624"/>
+            <w:tcW w:type="dxa" w:w="1080"/>
+            <w:vAlign w:val="center"/>
+            <w:tcMar>
+              <w:top w:w="120" w:type="dxa"/>
+              <w:start w:w="140" w:type="dxa"/>
+              <w:bottom w:w="120" w:type="dxa"/>
+              <w:end w:w="140" w:type="dxa"/>
+            </w:tcMar>
+            <w:tcBorders>
+              <w:top w:val="single" w:sz="8" w:space="0" w:color="B8C7BE"/>
+              <w:left w:val="single" w:sz="8" w:space="0" w:color="B8C7BE"/>
+              <w:bottom w:val="single" w:sz="8" w:space="0" w:color="B8C7BE"/>
+              <w:right w:val="single" w:sz="8" w:space="0" w:color="B8C7BE"/>
+              <w:insideH w:val="single" w:sz="8" w:space="0" w:color="B8C7BE"/>
+              <w:insideV w:val="single" w:sz="8" w:space="0" w:color="B8C7BE"/>
+            </w:tcBorders>
+            <w:shd w:fill="F6FBF8"/>
           </w:tcPr>
           <w:p>
             <w:pPr>
-              <w:spacing w:after="40" w:line="259" w:lineRule="auto"/>
+              <w:spacing w:after="0" w:line="259" w:lineRule="auto"/>
+              <w:jc w:val="center"/>
             </w:pPr>
-            <w:r/>
             <w:r>
               <w:rPr>
                 <w:rFonts w:ascii="Microsoft YaHei" w:hAnsi="Microsoft YaHei" w:eastAsia="Microsoft YaHei"/>
                 <w:b w:val="0"/>
-                <w:sz w:val="21"/>
+                <w:sz w:val="16"/>
               </w:rPr>
               <w:t>已修复</w:t>
             </w:r>
@@ -1629,28 +2636,69 @@
       <w:tr>
         <w:tc>
           <w:tcPr>
-            <w:tcW w:type="dxa" w:w="1624"/>
+            <w:tcW w:type="dxa" w:w="1080"/>
+            <w:vAlign w:val="center"/>
+            <w:tcMar>
+              <w:top w:w="120" w:type="dxa"/>
+              <w:start w:w="140" w:type="dxa"/>
+              <w:bottom w:w="120" w:type="dxa"/>
+              <w:end w:w="140" w:type="dxa"/>
+            </w:tcMar>
+            <w:tcBorders>
+              <w:top w:val="single" w:sz="8" w:space="0" w:color="B8C7BE"/>
+              <w:left w:val="single" w:sz="8" w:space="0" w:color="B8C7BE"/>
+              <w:bottom w:val="single" w:sz="8" w:space="0" w:color="B8C7BE"/>
+              <w:right w:val="single" w:sz="8" w:space="0" w:color="B8C7BE"/>
+              <w:insideH w:val="single" w:sz="8" w:space="0" w:color="B8C7BE"/>
+              <w:insideV w:val="single" w:sz="8" w:space="0" w:color="B8C7BE"/>
+            </w:tcBorders>
+            <w:shd w:fill="FFFFFF"/>
           </w:tcPr>
           <w:p>
+            <w:pPr>
+              <w:spacing w:after="0" w:line="259" w:lineRule="auto"/>
+              <w:jc w:val="center"/>
+            </w:pPr>
             <w:r>
+              <w:rPr>
+                <w:rFonts w:ascii="Microsoft YaHei" w:hAnsi="Microsoft YaHei" w:eastAsia="Microsoft YaHei"/>
+                <w:b w:val="0"/>
+                <w:sz w:val="16"/>
+              </w:rPr>
               <w:t>D-005</w:t>
             </w:r>
           </w:p>
         </w:tc>
         <w:tc>
           <w:tcPr>
-            <w:tcW w:type="dxa" w:w="1624"/>
+            <w:tcW w:type="dxa" w:w="1224"/>
+            <w:vAlign w:val="center"/>
+            <w:tcMar>
+              <w:top w:w="120" w:type="dxa"/>
+              <w:start w:w="140" w:type="dxa"/>
+              <w:bottom w:w="120" w:type="dxa"/>
+              <w:end w:w="140" w:type="dxa"/>
+            </w:tcMar>
+            <w:tcBorders>
+              <w:top w:val="single" w:sz="8" w:space="0" w:color="B8C7BE"/>
+              <w:left w:val="single" w:sz="8" w:space="0" w:color="B8C7BE"/>
+              <w:bottom w:val="single" w:sz="8" w:space="0" w:color="B8C7BE"/>
+              <w:right w:val="single" w:sz="8" w:space="0" w:color="B8C7BE"/>
+              <w:insideH w:val="single" w:sz="8" w:space="0" w:color="B8C7BE"/>
+              <w:insideV w:val="single" w:sz="8" w:space="0" w:color="B8C7BE"/>
+            </w:tcBorders>
+            <w:shd w:fill="FFFFFF"/>
           </w:tcPr>
           <w:p>
             <w:pPr>
-              <w:spacing w:after="40" w:line="259" w:lineRule="auto"/>
+              <w:spacing w:after="0" w:line="259" w:lineRule="auto"/>
+              <w:jc w:val="left"/>
             </w:pPr>
-            <w:r/>
             <w:r>
               <w:rPr>
                 <w:rFonts w:ascii="Microsoft YaHei" w:hAnsi="Microsoft YaHei" w:eastAsia="Microsoft YaHei"/>
                 <w:b w:val="0"/>
-                <w:sz w:val="21"/>
+                <w:sz w:val="16"/>
               </w:rPr>
               <w:t>缺失</w:t>
             </w:r>
@@ -1658,56 +2706,104 @@
         </w:tc>
         <w:tc>
           <w:tcPr>
-            <w:tcW w:type="dxa" w:w="1624"/>
+            <w:tcW w:type="dxa" w:w="1584"/>
+            <w:vAlign w:val="center"/>
+            <w:tcMar>
+              <w:top w:w="120" w:type="dxa"/>
+              <w:start w:w="140" w:type="dxa"/>
+              <w:bottom w:w="120" w:type="dxa"/>
+              <w:end w:w="140" w:type="dxa"/>
+            </w:tcMar>
+            <w:tcBorders>
+              <w:top w:val="single" w:sz="8" w:space="0" w:color="B8C7BE"/>
+              <w:left w:val="single" w:sz="8" w:space="0" w:color="B8C7BE"/>
+              <w:bottom w:val="single" w:sz="8" w:space="0" w:color="B8C7BE"/>
+              <w:right w:val="single" w:sz="8" w:space="0" w:color="B8C7BE"/>
+              <w:insideH w:val="single" w:sz="8" w:space="0" w:color="B8C7BE"/>
+              <w:insideV w:val="single" w:sz="8" w:space="0" w:color="B8C7BE"/>
+            </w:tcBorders>
+            <w:shd w:fill="FFFFFF"/>
           </w:tcPr>
           <w:p>
             <w:pPr>
-              <w:spacing w:after="40" w:line="259" w:lineRule="auto"/>
+              <w:spacing w:after="0" w:line="259" w:lineRule="auto"/>
+              <w:jc w:val="left"/>
             </w:pPr>
-            <w:r/>
             <w:r>
               <w:rPr>
                 <w:rFonts w:ascii="Microsoft YaHei" w:hAnsi="Microsoft YaHei" w:eastAsia="Microsoft YaHei"/>
-                <w:b/>
-                <w:sz w:val="21"/>
+                <w:b w:val="0"/>
+                <w:sz w:val="16"/>
               </w:rPr>
-              <w:t>FR-007</w:t>
+              <w:t>FR-007/NFR-003</w:t>
             </w:r>
           </w:p>
         </w:tc>
         <w:tc>
           <w:tcPr>
-            <w:tcW w:type="dxa" w:w="1624"/>
+            <w:tcW w:type="dxa" w:w="4968"/>
+            <w:vAlign w:val="center"/>
+            <w:tcMar>
+              <w:top w:w="120" w:type="dxa"/>
+              <w:start w:w="140" w:type="dxa"/>
+              <w:bottom w:w="120" w:type="dxa"/>
+              <w:end w:w="140" w:type="dxa"/>
+            </w:tcMar>
+            <w:tcBorders>
+              <w:top w:val="single" w:sz="8" w:space="0" w:color="B8C7BE"/>
+              <w:left w:val="single" w:sz="8" w:space="0" w:color="B8C7BE"/>
+              <w:bottom w:val="single" w:sz="8" w:space="0" w:color="B8C7BE"/>
+              <w:right w:val="single" w:sz="8" w:space="0" w:color="B8C7BE"/>
+              <w:insideH w:val="single" w:sz="8" w:space="0" w:color="B8C7BE"/>
+              <w:insideV w:val="single" w:sz="8" w:space="0" w:color="B8C7BE"/>
+            </w:tcBorders>
+            <w:shd w:fill="FFFFFF"/>
           </w:tcPr>
           <w:p>
             <w:pPr>
-              <w:spacing w:after="40" w:line="259" w:lineRule="auto"/>
+              <w:spacing w:after="0" w:line="259" w:lineRule="auto"/>
+              <w:jc w:val="left"/>
             </w:pPr>
-            <w:r/>
             <w:r>
               <w:rPr>
                 <w:rFonts w:ascii="Microsoft YaHei" w:hAnsi="Microsoft YaHei" w:eastAsia="Microsoft YaHei"/>
                 <w:b w:val="0"/>
-                <w:sz w:val="21"/>
+                <w:sz w:val="16"/>
               </w:rPr>
-              <w:t>二维码或会员码无法识别时缺少备用核验和事后补写流程。</w:t>
+              <w:t>二维码、会员码或网络异常时缺少备用核验与事后补写流程。</w:t>
             </w:r>
           </w:p>
         </w:tc>
         <w:tc>
           <w:tcPr>
-            <w:tcW w:type="dxa" w:w="1624"/>
+            <w:tcW w:type="dxa" w:w="792"/>
+            <w:vAlign w:val="center"/>
+            <w:tcMar>
+              <w:top w:w="120" w:type="dxa"/>
+              <w:start w:w="140" w:type="dxa"/>
+              <w:bottom w:w="120" w:type="dxa"/>
+              <w:end w:w="140" w:type="dxa"/>
+            </w:tcMar>
+            <w:tcBorders>
+              <w:top w:val="single" w:sz="8" w:space="0" w:color="B8C7BE"/>
+              <w:left w:val="single" w:sz="8" w:space="0" w:color="B8C7BE"/>
+              <w:bottom w:val="single" w:sz="8" w:space="0" w:color="B8C7BE"/>
+              <w:right w:val="single" w:sz="8" w:space="0" w:color="B8C7BE"/>
+              <w:insideH w:val="single" w:sz="8" w:space="0" w:color="B8C7BE"/>
+              <w:insideV w:val="single" w:sz="8" w:space="0" w:color="B8C7BE"/>
+            </w:tcBorders>
+            <w:shd w:fill="FFFFFF"/>
           </w:tcPr>
           <w:p>
             <w:pPr>
-              <w:spacing w:after="40" w:line="259" w:lineRule="auto"/>
+              <w:spacing w:after="0" w:line="259" w:lineRule="auto"/>
+              <w:jc w:val="left"/>
             </w:pPr>
-            <w:r/>
             <w:r>
               <w:rPr>
                 <w:rFonts w:ascii="Microsoft YaHei" w:hAnsi="Microsoft YaHei" w:eastAsia="Microsoft YaHei"/>
                 <w:b w:val="0"/>
-                <w:sz w:val="21"/>
+                <w:sz w:val="16"/>
               </w:rPr>
               <w:t>M</w:t>
             </w:r>
@@ -1715,18 +2811,34 @@
         </w:tc>
         <w:tc>
           <w:tcPr>
-            <w:tcW w:type="dxa" w:w="1624"/>
+            <w:tcW w:type="dxa" w:w="1080"/>
+            <w:vAlign w:val="center"/>
+            <w:tcMar>
+              <w:top w:w="120" w:type="dxa"/>
+              <w:start w:w="140" w:type="dxa"/>
+              <w:bottom w:w="120" w:type="dxa"/>
+              <w:end w:w="140" w:type="dxa"/>
+            </w:tcMar>
+            <w:tcBorders>
+              <w:top w:val="single" w:sz="8" w:space="0" w:color="B8C7BE"/>
+              <w:left w:val="single" w:sz="8" w:space="0" w:color="B8C7BE"/>
+              <w:bottom w:val="single" w:sz="8" w:space="0" w:color="B8C7BE"/>
+              <w:right w:val="single" w:sz="8" w:space="0" w:color="B8C7BE"/>
+              <w:insideH w:val="single" w:sz="8" w:space="0" w:color="B8C7BE"/>
+              <w:insideV w:val="single" w:sz="8" w:space="0" w:color="B8C7BE"/>
+            </w:tcBorders>
+            <w:shd w:fill="FFFFFF"/>
           </w:tcPr>
           <w:p>
             <w:pPr>
-              <w:spacing w:after="40" w:line="259" w:lineRule="auto"/>
+              <w:spacing w:after="0" w:line="259" w:lineRule="auto"/>
+              <w:jc w:val="center"/>
             </w:pPr>
-            <w:r/>
             <w:r>
               <w:rPr>
                 <w:rFonts w:ascii="Microsoft YaHei" w:hAnsi="Microsoft YaHei" w:eastAsia="Microsoft YaHei"/>
                 <w:b w:val="0"/>
-                <w:sz w:val="21"/>
+                <w:sz w:val="16"/>
               </w:rPr>
               <w:t>已修复</w:t>
             </w:r>
@@ -1736,28 +2848,69 @@
       <w:tr>
         <w:tc>
           <w:tcPr>
-            <w:tcW w:type="dxa" w:w="1624"/>
+            <w:tcW w:type="dxa" w:w="1080"/>
+            <w:vAlign w:val="center"/>
+            <w:tcMar>
+              <w:top w:w="120" w:type="dxa"/>
+              <w:start w:w="140" w:type="dxa"/>
+              <w:bottom w:w="120" w:type="dxa"/>
+              <w:end w:w="140" w:type="dxa"/>
+            </w:tcMar>
+            <w:tcBorders>
+              <w:top w:val="single" w:sz="8" w:space="0" w:color="B8C7BE"/>
+              <w:left w:val="single" w:sz="8" w:space="0" w:color="B8C7BE"/>
+              <w:bottom w:val="single" w:sz="8" w:space="0" w:color="B8C7BE"/>
+              <w:right w:val="single" w:sz="8" w:space="0" w:color="B8C7BE"/>
+              <w:insideH w:val="single" w:sz="8" w:space="0" w:color="B8C7BE"/>
+              <w:insideV w:val="single" w:sz="8" w:space="0" w:color="B8C7BE"/>
+            </w:tcBorders>
+            <w:shd w:fill="F6FBF8"/>
           </w:tcPr>
           <w:p>
+            <w:pPr>
+              <w:spacing w:after="0" w:line="259" w:lineRule="auto"/>
+              <w:jc w:val="center"/>
+            </w:pPr>
             <w:r>
+              <w:rPr>
+                <w:rFonts w:ascii="Microsoft YaHei" w:hAnsi="Microsoft YaHei" w:eastAsia="Microsoft YaHei"/>
+                <w:b w:val="0"/>
+                <w:sz w:val="16"/>
+              </w:rPr>
               <w:t>D-006</w:t>
             </w:r>
           </w:p>
         </w:tc>
         <w:tc>
           <w:tcPr>
-            <w:tcW w:type="dxa" w:w="1624"/>
+            <w:tcW w:type="dxa" w:w="1224"/>
+            <w:vAlign w:val="center"/>
+            <w:tcMar>
+              <w:top w:w="120" w:type="dxa"/>
+              <w:start w:w="140" w:type="dxa"/>
+              <w:bottom w:w="120" w:type="dxa"/>
+              <w:end w:w="140" w:type="dxa"/>
+            </w:tcMar>
+            <w:tcBorders>
+              <w:top w:val="single" w:sz="8" w:space="0" w:color="B8C7BE"/>
+              <w:left w:val="single" w:sz="8" w:space="0" w:color="B8C7BE"/>
+              <w:bottom w:val="single" w:sz="8" w:space="0" w:color="B8C7BE"/>
+              <w:right w:val="single" w:sz="8" w:space="0" w:color="B8C7BE"/>
+              <w:insideH w:val="single" w:sz="8" w:space="0" w:color="B8C7BE"/>
+              <w:insideV w:val="single" w:sz="8" w:space="0" w:color="B8C7BE"/>
+            </w:tcBorders>
+            <w:shd w:fill="F6FBF8"/>
           </w:tcPr>
           <w:p>
             <w:pPr>
-              <w:spacing w:after="40" w:line="259" w:lineRule="auto"/>
+              <w:spacing w:after="0" w:line="259" w:lineRule="auto"/>
+              <w:jc w:val="left"/>
             </w:pPr>
-            <w:r/>
             <w:r>
               <w:rPr>
                 <w:rFonts w:ascii="Microsoft YaHei" w:hAnsi="Microsoft YaHei" w:eastAsia="Microsoft YaHei"/>
                 <w:b w:val="0"/>
-                <w:sz w:val="21"/>
+                <w:sz w:val="16"/>
               </w:rPr>
               <w:t>缺失</w:t>
             </w:r>
@@ -1765,18 +2918,882 @@
         </w:tc>
         <w:tc>
           <w:tcPr>
-            <w:tcW w:type="dxa" w:w="1624"/>
+            <w:tcW w:type="dxa" w:w="1584"/>
+            <w:vAlign w:val="center"/>
+            <w:tcMar>
+              <w:top w:w="120" w:type="dxa"/>
+              <w:start w:w="140" w:type="dxa"/>
+              <w:bottom w:w="120" w:type="dxa"/>
+              <w:end w:w="140" w:type="dxa"/>
+            </w:tcMar>
+            <w:tcBorders>
+              <w:top w:val="single" w:sz="8" w:space="0" w:color="B8C7BE"/>
+              <w:left w:val="single" w:sz="8" w:space="0" w:color="B8C7BE"/>
+              <w:bottom w:val="single" w:sz="8" w:space="0" w:color="B8C7BE"/>
+              <w:right w:val="single" w:sz="8" w:space="0" w:color="B8C7BE"/>
+              <w:insideH w:val="single" w:sz="8" w:space="0" w:color="B8C7BE"/>
+              <w:insideV w:val="single" w:sz="8" w:space="0" w:color="B8C7BE"/>
+            </w:tcBorders>
+            <w:shd w:fill="F6FBF8"/>
           </w:tcPr>
           <w:p>
             <w:pPr>
-              <w:spacing w:after="40" w:line="259" w:lineRule="auto"/>
+              <w:spacing w:after="0" w:line="259" w:lineRule="auto"/>
+              <w:jc w:val="left"/>
             </w:pPr>
-            <w:r/>
             <w:r>
               <w:rPr>
                 <w:rFonts w:ascii="Microsoft YaHei" w:hAnsi="Microsoft YaHei" w:eastAsia="Microsoft YaHei"/>
-                <w:b/>
-                <w:sz w:val="21"/>
+                <w:b w:val="0"/>
+                <w:sz w:val="16"/>
+              </w:rPr>
+              <w:t>NFR-009</w:t>
+            </w:r>
+          </w:p>
+        </w:tc>
+        <w:tc>
+          <w:tcPr>
+            <w:tcW w:type="dxa" w:w="4968"/>
+            <w:vAlign w:val="center"/>
+            <w:tcMar>
+              <w:top w:w="120" w:type="dxa"/>
+              <w:start w:w="140" w:type="dxa"/>
+              <w:bottom w:w="120" w:type="dxa"/>
+              <w:end w:w="140" w:type="dxa"/>
+            </w:tcMar>
+            <w:tcBorders>
+              <w:top w:val="single" w:sz="8" w:space="0" w:color="B8C7BE"/>
+              <w:left w:val="single" w:sz="8" w:space="0" w:color="B8C7BE"/>
+              <w:bottom w:val="single" w:sz="8" w:space="0" w:color="B8C7BE"/>
+              <w:right w:val="single" w:sz="8" w:space="0" w:color="B8C7BE"/>
+              <w:insideH w:val="single" w:sz="8" w:space="0" w:color="B8C7BE"/>
+              <w:insideV w:val="single" w:sz="8" w:space="0" w:color="B8C7BE"/>
+            </w:tcBorders>
+            <w:shd w:fill="F6FBF8"/>
+          </w:tcPr>
+          <w:p>
+            <w:pPr>
+              <w:spacing w:after="0" w:line="259" w:lineRule="auto"/>
+              <w:jc w:val="left"/>
+            </w:pPr>
+            <w:r>
+              <w:rPr>
+                <w:rFonts w:ascii="Microsoft YaHei" w:hAnsi="Microsoft YaHei" w:eastAsia="Microsoft YaHei"/>
+                <w:b w:val="0"/>
+                <w:sz w:val="16"/>
+              </w:rPr>
+              <w:t>备份恢复只描述方向，缺少 RPO/RTO 等可验收指标。</w:t>
+            </w:r>
+          </w:p>
+        </w:tc>
+        <w:tc>
+          <w:tcPr>
+            <w:tcW w:type="dxa" w:w="792"/>
+            <w:vAlign w:val="center"/>
+            <w:tcMar>
+              <w:top w:w="120" w:type="dxa"/>
+              <w:start w:w="140" w:type="dxa"/>
+              <w:bottom w:w="120" w:type="dxa"/>
+              <w:end w:w="140" w:type="dxa"/>
+            </w:tcMar>
+            <w:tcBorders>
+              <w:top w:val="single" w:sz="8" w:space="0" w:color="B8C7BE"/>
+              <w:left w:val="single" w:sz="8" w:space="0" w:color="B8C7BE"/>
+              <w:bottom w:val="single" w:sz="8" w:space="0" w:color="B8C7BE"/>
+              <w:right w:val="single" w:sz="8" w:space="0" w:color="B8C7BE"/>
+              <w:insideH w:val="single" w:sz="8" w:space="0" w:color="B8C7BE"/>
+              <w:insideV w:val="single" w:sz="8" w:space="0" w:color="B8C7BE"/>
+            </w:tcBorders>
+            <w:shd w:fill="F6FBF8"/>
+          </w:tcPr>
+          <w:p>
+            <w:pPr>
+              <w:spacing w:after="0" w:line="259" w:lineRule="auto"/>
+              <w:jc w:val="left"/>
+            </w:pPr>
+            <w:r>
+              <w:rPr>
+                <w:rFonts w:ascii="Microsoft YaHei" w:hAnsi="Microsoft YaHei" w:eastAsia="Microsoft YaHei"/>
+                <w:b w:val="0"/>
+                <w:sz w:val="16"/>
+              </w:rPr>
+              <w:t>M</w:t>
+            </w:r>
+          </w:p>
+        </w:tc>
+        <w:tc>
+          <w:tcPr>
+            <w:tcW w:type="dxa" w:w="1080"/>
+            <w:vAlign w:val="center"/>
+            <w:tcMar>
+              <w:top w:w="120" w:type="dxa"/>
+              <w:start w:w="140" w:type="dxa"/>
+              <w:bottom w:w="120" w:type="dxa"/>
+              <w:end w:w="140" w:type="dxa"/>
+            </w:tcMar>
+            <w:tcBorders>
+              <w:top w:val="single" w:sz="8" w:space="0" w:color="B8C7BE"/>
+              <w:left w:val="single" w:sz="8" w:space="0" w:color="B8C7BE"/>
+              <w:bottom w:val="single" w:sz="8" w:space="0" w:color="B8C7BE"/>
+              <w:right w:val="single" w:sz="8" w:space="0" w:color="B8C7BE"/>
+              <w:insideH w:val="single" w:sz="8" w:space="0" w:color="B8C7BE"/>
+              <w:insideV w:val="single" w:sz="8" w:space="0" w:color="B8C7BE"/>
+            </w:tcBorders>
+            <w:shd w:fill="F6FBF8"/>
+          </w:tcPr>
+          <w:p>
+            <w:pPr>
+              <w:spacing w:after="0" w:line="259" w:lineRule="auto"/>
+              <w:jc w:val="center"/>
+            </w:pPr>
+            <w:r>
+              <w:rPr>
+                <w:rFonts w:ascii="Microsoft YaHei" w:hAnsi="Microsoft YaHei" w:eastAsia="Microsoft YaHei"/>
+                <w:b w:val="0"/>
+                <w:sz w:val="16"/>
+              </w:rPr>
+              <w:t>已登记</w:t>
+            </w:r>
+          </w:p>
+        </w:tc>
+      </w:tr>
+      <w:tr>
+        <w:tc>
+          <w:tcPr>
+            <w:tcW w:type="dxa" w:w="1080"/>
+            <w:vAlign w:val="center"/>
+            <w:tcMar>
+              <w:top w:w="120" w:type="dxa"/>
+              <w:start w:w="140" w:type="dxa"/>
+              <w:bottom w:w="120" w:type="dxa"/>
+              <w:end w:w="140" w:type="dxa"/>
+            </w:tcMar>
+            <w:tcBorders>
+              <w:top w:val="single" w:sz="8" w:space="0" w:color="B8C7BE"/>
+              <w:left w:val="single" w:sz="8" w:space="0" w:color="B8C7BE"/>
+              <w:bottom w:val="single" w:sz="8" w:space="0" w:color="B8C7BE"/>
+              <w:right w:val="single" w:sz="8" w:space="0" w:color="B8C7BE"/>
+              <w:insideH w:val="single" w:sz="8" w:space="0" w:color="B8C7BE"/>
+              <w:insideV w:val="single" w:sz="8" w:space="0" w:color="B8C7BE"/>
+            </w:tcBorders>
+            <w:shd w:fill="FFFFFF"/>
+          </w:tcPr>
+          <w:p>
+            <w:pPr>
+              <w:spacing w:after="0" w:line="259" w:lineRule="auto"/>
+              <w:jc w:val="center"/>
+            </w:pPr>
+            <w:r>
+              <w:rPr>
+                <w:rFonts w:ascii="Microsoft YaHei" w:hAnsi="Microsoft YaHei" w:eastAsia="Microsoft YaHei"/>
+                <w:b w:val="0"/>
+                <w:sz w:val="16"/>
+              </w:rPr>
+              <w:t>D-007</w:t>
+            </w:r>
+          </w:p>
+        </w:tc>
+        <w:tc>
+          <w:tcPr>
+            <w:tcW w:type="dxa" w:w="1224"/>
+            <w:vAlign w:val="center"/>
+            <w:tcMar>
+              <w:top w:w="120" w:type="dxa"/>
+              <w:start w:w="140" w:type="dxa"/>
+              <w:bottom w:w="120" w:type="dxa"/>
+              <w:end w:w="140" w:type="dxa"/>
+            </w:tcMar>
+            <w:tcBorders>
+              <w:top w:val="single" w:sz="8" w:space="0" w:color="B8C7BE"/>
+              <w:left w:val="single" w:sz="8" w:space="0" w:color="B8C7BE"/>
+              <w:bottom w:val="single" w:sz="8" w:space="0" w:color="B8C7BE"/>
+              <w:right w:val="single" w:sz="8" w:space="0" w:color="B8C7BE"/>
+              <w:insideH w:val="single" w:sz="8" w:space="0" w:color="B8C7BE"/>
+              <w:insideV w:val="single" w:sz="8" w:space="0" w:color="B8C7BE"/>
+            </w:tcBorders>
+            <w:shd w:fill="FFFFFF"/>
+          </w:tcPr>
+          <w:p>
+            <w:pPr>
+              <w:spacing w:after="0" w:line="259" w:lineRule="auto"/>
+              <w:jc w:val="left"/>
+            </w:pPr>
+            <w:r>
+              <w:rPr>
+                <w:rFonts w:ascii="Microsoft YaHei" w:hAnsi="Microsoft YaHei" w:eastAsia="Microsoft YaHei"/>
+                <w:b w:val="0"/>
+                <w:sz w:val="16"/>
+              </w:rPr>
+              <w:t>缺失</w:t>
+            </w:r>
+          </w:p>
+        </w:tc>
+        <w:tc>
+          <w:tcPr>
+            <w:tcW w:type="dxa" w:w="1584"/>
+            <w:vAlign w:val="center"/>
+            <w:tcMar>
+              <w:top w:w="120" w:type="dxa"/>
+              <w:start w:w="140" w:type="dxa"/>
+              <w:bottom w:w="120" w:type="dxa"/>
+              <w:end w:w="140" w:type="dxa"/>
+            </w:tcMar>
+            <w:tcBorders>
+              <w:top w:val="single" w:sz="8" w:space="0" w:color="B8C7BE"/>
+              <w:left w:val="single" w:sz="8" w:space="0" w:color="B8C7BE"/>
+              <w:bottom w:val="single" w:sz="8" w:space="0" w:color="B8C7BE"/>
+              <w:right w:val="single" w:sz="8" w:space="0" w:color="B8C7BE"/>
+              <w:insideH w:val="single" w:sz="8" w:space="0" w:color="B8C7BE"/>
+              <w:insideV w:val="single" w:sz="8" w:space="0" w:color="B8C7BE"/>
+            </w:tcBorders>
+            <w:shd w:fill="FFFFFF"/>
+          </w:tcPr>
+          <w:p>
+            <w:pPr>
+              <w:spacing w:after="0" w:line="259" w:lineRule="auto"/>
+              <w:jc w:val="left"/>
+            </w:pPr>
+            <w:r>
+              <w:rPr>
+                <w:rFonts w:ascii="Microsoft YaHei" w:hAnsi="Microsoft YaHei" w:eastAsia="Microsoft YaHei"/>
+                <w:b w:val="0"/>
+                <w:sz w:val="16"/>
+              </w:rPr>
+              <w:t>FR-035/FR-036</w:t>
+            </w:r>
+          </w:p>
+        </w:tc>
+        <w:tc>
+          <w:tcPr>
+            <w:tcW w:type="dxa" w:w="4968"/>
+            <w:vAlign w:val="center"/>
+            <w:tcMar>
+              <w:top w:w="120" w:type="dxa"/>
+              <w:start w:w="140" w:type="dxa"/>
+              <w:bottom w:w="120" w:type="dxa"/>
+              <w:end w:w="140" w:type="dxa"/>
+            </w:tcMar>
+            <w:tcBorders>
+              <w:top w:val="single" w:sz="8" w:space="0" w:color="B8C7BE"/>
+              <w:left w:val="single" w:sz="8" w:space="0" w:color="B8C7BE"/>
+              <w:bottom w:val="single" w:sz="8" w:space="0" w:color="B8C7BE"/>
+              <w:right w:val="single" w:sz="8" w:space="0" w:color="B8C7BE"/>
+              <w:insideH w:val="single" w:sz="8" w:space="0" w:color="B8C7BE"/>
+              <w:insideV w:val="single" w:sz="8" w:space="0" w:color="B8C7BE"/>
+            </w:tcBorders>
+            <w:shd w:fill="FFFFFF"/>
+          </w:tcPr>
+          <w:p>
+            <w:pPr>
+              <w:spacing w:after="0" w:line="259" w:lineRule="auto"/>
+              <w:jc w:val="left"/>
+            </w:pPr>
+            <w:r>
+              <w:rPr>
+                <w:rFonts w:ascii="Microsoft YaHei" w:hAnsi="Microsoft YaHei" w:eastAsia="Microsoft YaHei"/>
+                <w:b w:val="0"/>
+                <w:sz w:val="16"/>
+              </w:rPr>
+              <w:t>猫咪健康异常展示粒度、恢复权限和顾客端互动限制不够明确。</w:t>
+            </w:r>
+          </w:p>
+        </w:tc>
+        <w:tc>
+          <w:tcPr>
+            <w:tcW w:type="dxa" w:w="792"/>
+            <w:vAlign w:val="center"/>
+            <w:tcMar>
+              <w:top w:w="120" w:type="dxa"/>
+              <w:start w:w="140" w:type="dxa"/>
+              <w:bottom w:w="120" w:type="dxa"/>
+              <w:end w:w="140" w:type="dxa"/>
+            </w:tcMar>
+            <w:tcBorders>
+              <w:top w:val="single" w:sz="8" w:space="0" w:color="B8C7BE"/>
+              <w:left w:val="single" w:sz="8" w:space="0" w:color="B8C7BE"/>
+              <w:bottom w:val="single" w:sz="8" w:space="0" w:color="B8C7BE"/>
+              <w:right w:val="single" w:sz="8" w:space="0" w:color="B8C7BE"/>
+              <w:insideH w:val="single" w:sz="8" w:space="0" w:color="B8C7BE"/>
+              <w:insideV w:val="single" w:sz="8" w:space="0" w:color="B8C7BE"/>
+            </w:tcBorders>
+            <w:shd w:fill="FFFFFF"/>
+          </w:tcPr>
+          <w:p>
+            <w:pPr>
+              <w:spacing w:after="0" w:line="259" w:lineRule="auto"/>
+              <w:jc w:val="left"/>
+            </w:pPr>
+            <w:r>
+              <w:rPr>
+                <w:rFonts w:ascii="Microsoft YaHei" w:hAnsi="Microsoft YaHei" w:eastAsia="Microsoft YaHei"/>
+                <w:b w:val="0"/>
+                <w:sz w:val="16"/>
+              </w:rPr>
+              <w:t>M</w:t>
+            </w:r>
+          </w:p>
+        </w:tc>
+        <w:tc>
+          <w:tcPr>
+            <w:tcW w:type="dxa" w:w="1080"/>
+            <w:vAlign w:val="center"/>
+            <w:tcMar>
+              <w:top w:w="120" w:type="dxa"/>
+              <w:start w:w="140" w:type="dxa"/>
+              <w:bottom w:w="120" w:type="dxa"/>
+              <w:end w:w="140" w:type="dxa"/>
+            </w:tcMar>
+            <w:tcBorders>
+              <w:top w:val="single" w:sz="8" w:space="0" w:color="B8C7BE"/>
+              <w:left w:val="single" w:sz="8" w:space="0" w:color="B8C7BE"/>
+              <w:bottom w:val="single" w:sz="8" w:space="0" w:color="B8C7BE"/>
+              <w:right w:val="single" w:sz="8" w:space="0" w:color="B8C7BE"/>
+              <w:insideH w:val="single" w:sz="8" w:space="0" w:color="B8C7BE"/>
+              <w:insideV w:val="single" w:sz="8" w:space="0" w:color="B8C7BE"/>
+            </w:tcBorders>
+            <w:shd w:fill="FFFFFF"/>
+          </w:tcPr>
+          <w:p>
+            <w:pPr>
+              <w:spacing w:after="0" w:line="259" w:lineRule="auto"/>
+              <w:jc w:val="center"/>
+            </w:pPr>
+            <w:r>
+              <w:rPr>
+                <w:rFonts w:ascii="Microsoft YaHei" w:hAnsi="Microsoft YaHei" w:eastAsia="Microsoft YaHei"/>
+                <w:b w:val="0"/>
+                <w:sz w:val="16"/>
+              </w:rPr>
+              <w:t>已修复</w:t>
+            </w:r>
+          </w:p>
+        </w:tc>
+      </w:tr>
+      <w:tr>
+        <w:tc>
+          <w:tcPr>
+            <w:tcW w:type="dxa" w:w="1080"/>
+            <w:vAlign w:val="center"/>
+            <w:tcMar>
+              <w:top w:w="120" w:type="dxa"/>
+              <w:start w:w="140" w:type="dxa"/>
+              <w:bottom w:w="120" w:type="dxa"/>
+              <w:end w:w="140" w:type="dxa"/>
+            </w:tcMar>
+            <w:tcBorders>
+              <w:top w:val="single" w:sz="8" w:space="0" w:color="B8C7BE"/>
+              <w:left w:val="single" w:sz="8" w:space="0" w:color="B8C7BE"/>
+              <w:bottom w:val="single" w:sz="8" w:space="0" w:color="B8C7BE"/>
+              <w:right w:val="single" w:sz="8" w:space="0" w:color="B8C7BE"/>
+              <w:insideH w:val="single" w:sz="8" w:space="0" w:color="B8C7BE"/>
+              <w:insideV w:val="single" w:sz="8" w:space="0" w:color="B8C7BE"/>
+            </w:tcBorders>
+            <w:shd w:fill="F6FBF8"/>
+          </w:tcPr>
+          <w:p>
+            <w:pPr>
+              <w:spacing w:after="0" w:line="259" w:lineRule="auto"/>
+              <w:jc w:val="center"/>
+            </w:pPr>
+            <w:r>
+              <w:rPr>
+                <w:rFonts w:ascii="Microsoft YaHei" w:hAnsi="Microsoft YaHei" w:eastAsia="Microsoft YaHei"/>
+                <w:b w:val="0"/>
+                <w:sz w:val="16"/>
+              </w:rPr>
+              <w:t>D-008</w:t>
+            </w:r>
+          </w:p>
+        </w:tc>
+        <w:tc>
+          <w:tcPr>
+            <w:tcW w:type="dxa" w:w="1224"/>
+            <w:vAlign w:val="center"/>
+            <w:tcMar>
+              <w:top w:w="120" w:type="dxa"/>
+              <w:start w:w="140" w:type="dxa"/>
+              <w:bottom w:w="120" w:type="dxa"/>
+              <w:end w:w="140" w:type="dxa"/>
+            </w:tcMar>
+            <w:tcBorders>
+              <w:top w:val="single" w:sz="8" w:space="0" w:color="B8C7BE"/>
+              <w:left w:val="single" w:sz="8" w:space="0" w:color="B8C7BE"/>
+              <w:bottom w:val="single" w:sz="8" w:space="0" w:color="B8C7BE"/>
+              <w:right w:val="single" w:sz="8" w:space="0" w:color="B8C7BE"/>
+              <w:insideH w:val="single" w:sz="8" w:space="0" w:color="B8C7BE"/>
+              <w:insideV w:val="single" w:sz="8" w:space="0" w:color="B8C7BE"/>
+            </w:tcBorders>
+            <w:shd w:fill="F6FBF8"/>
+          </w:tcPr>
+          <w:p>
+            <w:pPr>
+              <w:spacing w:after="0" w:line="259" w:lineRule="auto"/>
+              <w:jc w:val="left"/>
+            </w:pPr>
+            <w:r>
+              <w:rPr>
+                <w:rFonts w:ascii="Microsoft YaHei" w:hAnsi="Microsoft YaHei" w:eastAsia="Microsoft YaHei"/>
+                <w:b w:val="0"/>
+                <w:sz w:val="16"/>
+              </w:rPr>
+              <w:t>可验证性</w:t>
+            </w:r>
+          </w:p>
+        </w:tc>
+        <w:tc>
+          <w:tcPr>
+            <w:tcW w:type="dxa" w:w="1584"/>
+            <w:vAlign w:val="center"/>
+            <w:tcMar>
+              <w:top w:w="120" w:type="dxa"/>
+              <w:start w:w="140" w:type="dxa"/>
+              <w:bottom w:w="120" w:type="dxa"/>
+              <w:end w:w="140" w:type="dxa"/>
+            </w:tcMar>
+            <w:tcBorders>
+              <w:top w:val="single" w:sz="8" w:space="0" w:color="B8C7BE"/>
+              <w:left w:val="single" w:sz="8" w:space="0" w:color="B8C7BE"/>
+              <w:bottom w:val="single" w:sz="8" w:space="0" w:color="B8C7BE"/>
+              <w:right w:val="single" w:sz="8" w:space="0" w:color="B8C7BE"/>
+              <w:insideH w:val="single" w:sz="8" w:space="0" w:color="B8C7BE"/>
+              <w:insideV w:val="single" w:sz="8" w:space="0" w:color="B8C7BE"/>
+            </w:tcBorders>
+            <w:shd w:fill="F6FBF8"/>
+          </w:tcPr>
+          <w:p>
+            <w:pPr>
+              <w:spacing w:after="0" w:line="259" w:lineRule="auto"/>
+              <w:jc w:val="left"/>
+            </w:pPr>
+            <w:r>
+              <w:rPr>
+                <w:rFonts w:ascii="Microsoft YaHei" w:hAnsi="Microsoft YaHei" w:eastAsia="Microsoft YaHei"/>
+                <w:b w:val="0"/>
+                <w:sz w:val="16"/>
+              </w:rPr>
+              <w:t>FR-038/NFR-003</w:t>
+            </w:r>
+          </w:p>
+        </w:tc>
+        <w:tc>
+          <w:tcPr>
+            <w:tcW w:type="dxa" w:w="4968"/>
+            <w:vAlign w:val="center"/>
+            <w:tcMar>
+              <w:top w:w="120" w:type="dxa"/>
+              <w:start w:w="140" w:type="dxa"/>
+              <w:bottom w:w="120" w:type="dxa"/>
+              <w:end w:w="140" w:type="dxa"/>
+            </w:tcMar>
+            <w:tcBorders>
+              <w:top w:val="single" w:sz="8" w:space="0" w:color="B8C7BE"/>
+              <w:left w:val="single" w:sz="8" w:space="0" w:color="B8C7BE"/>
+              <w:bottom w:val="single" w:sz="8" w:space="0" w:color="B8C7BE"/>
+              <w:right w:val="single" w:sz="8" w:space="0" w:color="B8C7BE"/>
+              <w:insideH w:val="single" w:sz="8" w:space="0" w:color="B8C7BE"/>
+              <w:insideV w:val="single" w:sz="8" w:space="0" w:color="B8C7BE"/>
+            </w:tcBorders>
+            <w:shd w:fill="F6FBF8"/>
+          </w:tcPr>
+          <w:p>
+            <w:pPr>
+              <w:spacing w:after="0" w:line="259" w:lineRule="auto"/>
+              <w:jc w:val="left"/>
+            </w:pPr>
+            <w:r>
+              <w:rPr>
+                <w:rFonts w:ascii="Microsoft YaHei" w:hAnsi="Microsoft YaHei" w:eastAsia="Microsoft YaHei"/>
+                <w:b w:val="0"/>
+                <w:sz w:val="16"/>
+              </w:rPr>
+              <w:t>通知补偿未说明消息 ID、重试上限和重复通知抑制。</w:t>
+            </w:r>
+          </w:p>
+        </w:tc>
+        <w:tc>
+          <w:tcPr>
+            <w:tcW w:type="dxa" w:w="792"/>
+            <w:vAlign w:val="center"/>
+            <w:tcMar>
+              <w:top w:w="120" w:type="dxa"/>
+              <w:start w:w="140" w:type="dxa"/>
+              <w:bottom w:w="120" w:type="dxa"/>
+              <w:end w:w="140" w:type="dxa"/>
+            </w:tcMar>
+            <w:tcBorders>
+              <w:top w:val="single" w:sz="8" w:space="0" w:color="B8C7BE"/>
+              <w:left w:val="single" w:sz="8" w:space="0" w:color="B8C7BE"/>
+              <w:bottom w:val="single" w:sz="8" w:space="0" w:color="B8C7BE"/>
+              <w:right w:val="single" w:sz="8" w:space="0" w:color="B8C7BE"/>
+              <w:insideH w:val="single" w:sz="8" w:space="0" w:color="B8C7BE"/>
+              <w:insideV w:val="single" w:sz="8" w:space="0" w:color="B8C7BE"/>
+            </w:tcBorders>
+            <w:shd w:fill="F6FBF8"/>
+          </w:tcPr>
+          <w:p>
+            <w:pPr>
+              <w:spacing w:after="0" w:line="259" w:lineRule="auto"/>
+              <w:jc w:val="left"/>
+            </w:pPr>
+            <w:r>
+              <w:rPr>
+                <w:rFonts w:ascii="Microsoft YaHei" w:hAnsi="Microsoft YaHei" w:eastAsia="Microsoft YaHei"/>
+                <w:b w:val="0"/>
+                <w:sz w:val="16"/>
+              </w:rPr>
+              <w:t>M</w:t>
+            </w:r>
+          </w:p>
+        </w:tc>
+        <w:tc>
+          <w:tcPr>
+            <w:tcW w:type="dxa" w:w="1080"/>
+            <w:vAlign w:val="center"/>
+            <w:tcMar>
+              <w:top w:w="120" w:type="dxa"/>
+              <w:start w:w="140" w:type="dxa"/>
+              <w:bottom w:w="120" w:type="dxa"/>
+              <w:end w:w="140" w:type="dxa"/>
+            </w:tcMar>
+            <w:tcBorders>
+              <w:top w:val="single" w:sz="8" w:space="0" w:color="B8C7BE"/>
+              <w:left w:val="single" w:sz="8" w:space="0" w:color="B8C7BE"/>
+              <w:bottom w:val="single" w:sz="8" w:space="0" w:color="B8C7BE"/>
+              <w:right w:val="single" w:sz="8" w:space="0" w:color="B8C7BE"/>
+              <w:insideH w:val="single" w:sz="8" w:space="0" w:color="B8C7BE"/>
+              <w:insideV w:val="single" w:sz="8" w:space="0" w:color="B8C7BE"/>
+            </w:tcBorders>
+            <w:shd w:fill="F6FBF8"/>
+          </w:tcPr>
+          <w:p>
+            <w:pPr>
+              <w:spacing w:after="0" w:line="259" w:lineRule="auto"/>
+              <w:jc w:val="center"/>
+            </w:pPr>
+            <w:r>
+              <w:rPr>
+                <w:rFonts w:ascii="Microsoft YaHei" w:hAnsi="Microsoft YaHei" w:eastAsia="Microsoft YaHei"/>
+                <w:b w:val="0"/>
+                <w:sz w:val="16"/>
+              </w:rPr>
+              <w:t>已修复</w:t>
+            </w:r>
+          </w:p>
+        </w:tc>
+      </w:tr>
+      <w:tr>
+        <w:tc>
+          <w:tcPr>
+            <w:tcW w:type="dxa" w:w="1080"/>
+            <w:vAlign w:val="center"/>
+            <w:tcMar>
+              <w:top w:w="120" w:type="dxa"/>
+              <w:start w:w="140" w:type="dxa"/>
+              <w:bottom w:w="120" w:type="dxa"/>
+              <w:end w:w="140" w:type="dxa"/>
+            </w:tcMar>
+            <w:tcBorders>
+              <w:top w:val="single" w:sz="8" w:space="0" w:color="B8C7BE"/>
+              <w:left w:val="single" w:sz="8" w:space="0" w:color="B8C7BE"/>
+              <w:bottom w:val="single" w:sz="8" w:space="0" w:color="B8C7BE"/>
+              <w:right w:val="single" w:sz="8" w:space="0" w:color="B8C7BE"/>
+              <w:insideH w:val="single" w:sz="8" w:space="0" w:color="B8C7BE"/>
+              <w:insideV w:val="single" w:sz="8" w:space="0" w:color="B8C7BE"/>
+            </w:tcBorders>
+            <w:shd w:fill="FFFFFF"/>
+          </w:tcPr>
+          <w:p>
+            <w:pPr>
+              <w:spacing w:after="0" w:line="259" w:lineRule="auto"/>
+              <w:jc w:val="center"/>
+            </w:pPr>
+            <w:r>
+              <w:rPr>
+                <w:rFonts w:ascii="Microsoft YaHei" w:hAnsi="Microsoft YaHei" w:eastAsia="Microsoft YaHei"/>
+                <w:b w:val="0"/>
+                <w:sz w:val="16"/>
+              </w:rPr>
+              <w:t>D-009</w:t>
+            </w:r>
+          </w:p>
+        </w:tc>
+        <w:tc>
+          <w:tcPr>
+            <w:tcW w:type="dxa" w:w="1224"/>
+            <w:vAlign w:val="center"/>
+            <w:tcMar>
+              <w:top w:w="120" w:type="dxa"/>
+              <w:start w:w="140" w:type="dxa"/>
+              <w:bottom w:w="120" w:type="dxa"/>
+              <w:end w:w="140" w:type="dxa"/>
+            </w:tcMar>
+            <w:tcBorders>
+              <w:top w:val="single" w:sz="8" w:space="0" w:color="B8C7BE"/>
+              <w:left w:val="single" w:sz="8" w:space="0" w:color="B8C7BE"/>
+              <w:bottom w:val="single" w:sz="8" w:space="0" w:color="B8C7BE"/>
+              <w:right w:val="single" w:sz="8" w:space="0" w:color="B8C7BE"/>
+              <w:insideH w:val="single" w:sz="8" w:space="0" w:color="B8C7BE"/>
+              <w:insideV w:val="single" w:sz="8" w:space="0" w:color="B8C7BE"/>
+            </w:tcBorders>
+            <w:shd w:fill="FFFFFF"/>
+          </w:tcPr>
+          <w:p>
+            <w:pPr>
+              <w:spacing w:after="0" w:line="259" w:lineRule="auto"/>
+              <w:jc w:val="left"/>
+            </w:pPr>
+            <w:r>
+              <w:rPr>
+                <w:rFonts w:ascii="Microsoft YaHei" w:hAnsi="Microsoft YaHei" w:eastAsia="Microsoft YaHei"/>
+                <w:b w:val="0"/>
+                <w:sz w:val="16"/>
+              </w:rPr>
+              <w:t>可追溯</w:t>
+            </w:r>
+          </w:p>
+        </w:tc>
+        <w:tc>
+          <w:tcPr>
+            <w:tcW w:type="dxa" w:w="1584"/>
+            <w:vAlign w:val="center"/>
+            <w:tcMar>
+              <w:top w:w="120" w:type="dxa"/>
+              <w:start w:w="140" w:type="dxa"/>
+              <w:bottom w:w="120" w:type="dxa"/>
+              <w:end w:w="140" w:type="dxa"/>
+            </w:tcMar>
+            <w:tcBorders>
+              <w:top w:val="single" w:sz="8" w:space="0" w:color="B8C7BE"/>
+              <w:left w:val="single" w:sz="8" w:space="0" w:color="B8C7BE"/>
+              <w:bottom w:val="single" w:sz="8" w:space="0" w:color="B8C7BE"/>
+              <w:right w:val="single" w:sz="8" w:space="0" w:color="B8C7BE"/>
+              <w:insideH w:val="single" w:sz="8" w:space="0" w:color="B8C7BE"/>
+              <w:insideV w:val="single" w:sz="8" w:space="0" w:color="B8C7BE"/>
+            </w:tcBorders>
+            <w:shd w:fill="FFFFFF"/>
+          </w:tcPr>
+          <w:p>
+            <w:pPr>
+              <w:spacing w:after="0" w:line="259" w:lineRule="auto"/>
+              <w:jc w:val="left"/>
+            </w:pPr>
+            <w:r>
+              <w:rPr>
+                <w:rFonts w:ascii="Microsoft YaHei" w:hAnsi="Microsoft YaHei" w:eastAsia="Microsoft YaHei"/>
+                <w:b w:val="0"/>
+                <w:sz w:val="16"/>
+              </w:rPr>
+              <w:t>D1-4/D1-5</w:t>
+            </w:r>
+          </w:p>
+        </w:tc>
+        <w:tc>
+          <w:tcPr>
+            <w:tcW w:type="dxa" w:w="4968"/>
+            <w:vAlign w:val="center"/>
+            <w:tcMar>
+              <w:top w:w="120" w:type="dxa"/>
+              <w:start w:w="140" w:type="dxa"/>
+              <w:bottom w:w="120" w:type="dxa"/>
+              <w:end w:w="140" w:type="dxa"/>
+            </w:tcMar>
+            <w:tcBorders>
+              <w:top w:val="single" w:sz="8" w:space="0" w:color="B8C7BE"/>
+              <w:left w:val="single" w:sz="8" w:space="0" w:color="B8C7BE"/>
+              <w:bottom w:val="single" w:sz="8" w:space="0" w:color="B8C7BE"/>
+              <w:right w:val="single" w:sz="8" w:space="0" w:color="B8C7BE"/>
+              <w:insideH w:val="single" w:sz="8" w:space="0" w:color="B8C7BE"/>
+              <w:insideV w:val="single" w:sz="8" w:space="0" w:color="B8C7BE"/>
+            </w:tcBorders>
+            <w:shd w:fill="FFFFFF"/>
+          </w:tcPr>
+          <w:p>
+            <w:pPr>
+              <w:spacing w:after="0" w:line="259" w:lineRule="auto"/>
+              <w:jc w:val="left"/>
+            </w:pPr>
+            <w:r>
+              <w:rPr>
+                <w:rFonts w:ascii="Microsoft YaHei" w:hAnsi="Microsoft YaHei" w:eastAsia="Microsoft YaHei"/>
+                <w:b w:val="0"/>
+                <w:sz w:val="16"/>
+              </w:rPr>
+              <w:t>UML 说明需补充与 FR/NFR、用例和测试预占 ID 的映射。</w:t>
+            </w:r>
+          </w:p>
+        </w:tc>
+        <w:tc>
+          <w:tcPr>
+            <w:tcW w:type="dxa" w:w="792"/>
+            <w:vAlign w:val="center"/>
+            <w:tcMar>
+              <w:top w:w="120" w:type="dxa"/>
+              <w:start w:w="140" w:type="dxa"/>
+              <w:bottom w:w="120" w:type="dxa"/>
+              <w:end w:w="140" w:type="dxa"/>
+            </w:tcMar>
+            <w:tcBorders>
+              <w:top w:val="single" w:sz="8" w:space="0" w:color="B8C7BE"/>
+              <w:left w:val="single" w:sz="8" w:space="0" w:color="B8C7BE"/>
+              <w:bottom w:val="single" w:sz="8" w:space="0" w:color="B8C7BE"/>
+              <w:right w:val="single" w:sz="8" w:space="0" w:color="B8C7BE"/>
+              <w:insideH w:val="single" w:sz="8" w:space="0" w:color="B8C7BE"/>
+              <w:insideV w:val="single" w:sz="8" w:space="0" w:color="B8C7BE"/>
+            </w:tcBorders>
+            <w:shd w:fill="FFFFFF"/>
+          </w:tcPr>
+          <w:p>
+            <w:pPr>
+              <w:spacing w:after="0" w:line="259" w:lineRule="auto"/>
+              <w:jc w:val="left"/>
+            </w:pPr>
+            <w:r>
+              <w:rPr>
+                <w:rFonts w:ascii="Microsoft YaHei" w:hAnsi="Microsoft YaHei" w:eastAsia="Microsoft YaHei"/>
+                <w:b w:val="0"/>
+                <w:sz w:val="16"/>
+              </w:rPr>
+              <w:t>M</w:t>
+            </w:r>
+          </w:p>
+        </w:tc>
+        <w:tc>
+          <w:tcPr>
+            <w:tcW w:type="dxa" w:w="1080"/>
+            <w:vAlign w:val="center"/>
+            <w:tcMar>
+              <w:top w:w="120" w:type="dxa"/>
+              <w:start w:w="140" w:type="dxa"/>
+              <w:bottom w:w="120" w:type="dxa"/>
+              <w:end w:w="140" w:type="dxa"/>
+            </w:tcMar>
+            <w:tcBorders>
+              <w:top w:val="single" w:sz="8" w:space="0" w:color="B8C7BE"/>
+              <w:left w:val="single" w:sz="8" w:space="0" w:color="B8C7BE"/>
+              <w:bottom w:val="single" w:sz="8" w:space="0" w:color="B8C7BE"/>
+              <w:right w:val="single" w:sz="8" w:space="0" w:color="B8C7BE"/>
+              <w:insideH w:val="single" w:sz="8" w:space="0" w:color="B8C7BE"/>
+              <w:insideV w:val="single" w:sz="8" w:space="0" w:color="B8C7BE"/>
+            </w:tcBorders>
+            <w:shd w:fill="FFFFFF"/>
+          </w:tcPr>
+          <w:p>
+            <w:pPr>
+              <w:spacing w:after="0" w:line="259" w:lineRule="auto"/>
+              <w:jc w:val="center"/>
+            </w:pPr>
+            <w:r>
+              <w:rPr>
+                <w:rFonts w:ascii="Microsoft YaHei" w:hAnsi="Microsoft YaHei" w:eastAsia="Microsoft YaHei"/>
+                <w:b w:val="0"/>
+                <w:sz w:val="16"/>
+              </w:rPr>
+              <w:t>已修复</w:t>
+            </w:r>
+          </w:p>
+        </w:tc>
+      </w:tr>
+      <w:tr>
+        <w:tc>
+          <w:tcPr>
+            <w:tcW w:type="dxa" w:w="1080"/>
+            <w:vAlign w:val="center"/>
+            <w:tcMar>
+              <w:top w:w="120" w:type="dxa"/>
+              <w:start w:w="140" w:type="dxa"/>
+              <w:bottom w:w="120" w:type="dxa"/>
+              <w:end w:w="140" w:type="dxa"/>
+            </w:tcMar>
+            <w:tcBorders>
+              <w:top w:val="single" w:sz="8" w:space="0" w:color="B8C7BE"/>
+              <w:left w:val="single" w:sz="8" w:space="0" w:color="B8C7BE"/>
+              <w:bottom w:val="single" w:sz="8" w:space="0" w:color="B8C7BE"/>
+              <w:right w:val="single" w:sz="8" w:space="0" w:color="B8C7BE"/>
+              <w:insideH w:val="single" w:sz="8" w:space="0" w:color="B8C7BE"/>
+              <w:insideV w:val="single" w:sz="8" w:space="0" w:color="B8C7BE"/>
+            </w:tcBorders>
+            <w:shd w:fill="F6FBF8"/>
+          </w:tcPr>
+          <w:p>
+            <w:pPr>
+              <w:spacing w:after="0" w:line="259" w:lineRule="auto"/>
+              <w:jc w:val="center"/>
+            </w:pPr>
+            <w:r>
+              <w:rPr>
+                <w:rFonts w:ascii="Microsoft YaHei" w:hAnsi="Microsoft YaHei" w:eastAsia="Microsoft YaHei"/>
+                <w:b w:val="0"/>
+                <w:sz w:val="16"/>
+              </w:rPr>
+              <w:t>D-010</w:t>
+            </w:r>
+          </w:p>
+        </w:tc>
+        <w:tc>
+          <w:tcPr>
+            <w:tcW w:type="dxa" w:w="1224"/>
+            <w:vAlign w:val="center"/>
+            <w:tcMar>
+              <w:top w:w="120" w:type="dxa"/>
+              <w:start w:w="140" w:type="dxa"/>
+              <w:bottom w:w="120" w:type="dxa"/>
+              <w:end w:w="140" w:type="dxa"/>
+            </w:tcMar>
+            <w:tcBorders>
+              <w:top w:val="single" w:sz="8" w:space="0" w:color="B8C7BE"/>
+              <w:left w:val="single" w:sz="8" w:space="0" w:color="B8C7BE"/>
+              <w:bottom w:val="single" w:sz="8" w:space="0" w:color="B8C7BE"/>
+              <w:right w:val="single" w:sz="8" w:space="0" w:color="B8C7BE"/>
+              <w:insideH w:val="single" w:sz="8" w:space="0" w:color="B8C7BE"/>
+              <w:insideV w:val="single" w:sz="8" w:space="0" w:color="B8C7BE"/>
+            </w:tcBorders>
+            <w:shd w:fill="F6FBF8"/>
+          </w:tcPr>
+          <w:p>
+            <w:pPr>
+              <w:spacing w:after="0" w:line="259" w:lineRule="auto"/>
+              <w:jc w:val="left"/>
+            </w:pPr>
+            <w:r>
+              <w:rPr>
+                <w:rFonts w:ascii="Microsoft YaHei" w:hAnsi="Microsoft YaHei" w:eastAsia="Microsoft YaHei"/>
+                <w:b w:val="0"/>
+                <w:sz w:val="16"/>
+              </w:rPr>
+              <w:t>可维护性</w:t>
+            </w:r>
+          </w:p>
+        </w:tc>
+        <w:tc>
+          <w:tcPr>
+            <w:tcW w:type="dxa" w:w="1584"/>
+            <w:vAlign w:val="center"/>
+            <w:tcMar>
+              <w:top w:w="120" w:type="dxa"/>
+              <w:start w:w="140" w:type="dxa"/>
+              <w:bottom w:w="120" w:type="dxa"/>
+              <w:end w:w="140" w:type="dxa"/>
+            </w:tcMar>
+            <w:tcBorders>
+              <w:top w:val="single" w:sz="8" w:space="0" w:color="B8C7BE"/>
+              <w:left w:val="single" w:sz="8" w:space="0" w:color="B8C7BE"/>
+              <w:bottom w:val="single" w:sz="8" w:space="0" w:color="B8C7BE"/>
+              <w:right w:val="single" w:sz="8" w:space="0" w:color="B8C7BE"/>
+              <w:insideH w:val="single" w:sz="8" w:space="0" w:color="B8C7BE"/>
+              <w:insideV w:val="single" w:sz="8" w:space="0" w:color="B8C7BE"/>
+            </w:tcBorders>
+            <w:shd w:fill="F6FBF8"/>
+          </w:tcPr>
+          <w:p>
+            <w:pPr>
+              <w:spacing w:after="0" w:line="259" w:lineRule="auto"/>
+              <w:jc w:val="left"/>
+            </w:pPr>
+            <w:r>
+              <w:rPr>
+                <w:rFonts w:ascii="Microsoft YaHei" w:hAnsi="Microsoft YaHei" w:eastAsia="Microsoft YaHei"/>
+                <w:b w:val="0"/>
+                <w:sz w:val="16"/>
               </w:rPr>
               <w:t>NFR-014</w:t>
             </w:r>
@@ -1784,37 +3801,69 @@
         </w:tc>
         <w:tc>
           <w:tcPr>
-            <w:tcW w:type="dxa" w:w="1624"/>
+            <w:tcW w:type="dxa" w:w="4968"/>
+            <w:vAlign w:val="center"/>
+            <w:tcMar>
+              <w:top w:w="120" w:type="dxa"/>
+              <w:start w:w="140" w:type="dxa"/>
+              <w:bottom w:w="120" w:type="dxa"/>
+              <w:end w:w="140" w:type="dxa"/>
+            </w:tcMar>
+            <w:tcBorders>
+              <w:top w:val="single" w:sz="8" w:space="0" w:color="B8C7BE"/>
+              <w:left w:val="single" w:sz="8" w:space="0" w:color="B8C7BE"/>
+              <w:bottom w:val="single" w:sz="8" w:space="0" w:color="B8C7BE"/>
+              <w:right w:val="single" w:sz="8" w:space="0" w:color="B8C7BE"/>
+              <w:insideH w:val="single" w:sz="8" w:space="0" w:color="B8C7BE"/>
+              <w:insideV w:val="single" w:sz="8" w:space="0" w:color="B8C7BE"/>
+            </w:tcBorders>
+            <w:shd w:fill="F6FBF8"/>
           </w:tcPr>
           <w:p>
             <w:pPr>
-              <w:spacing w:after="40" w:line="259" w:lineRule="auto"/>
+              <w:spacing w:after="0" w:line="259" w:lineRule="auto"/>
+              <w:jc w:val="left"/>
             </w:pPr>
-            <w:r/>
             <w:r>
               <w:rPr>
                 <w:rFonts w:ascii="Microsoft YaHei" w:hAnsi="Microsoft YaHei" w:eastAsia="Microsoft YaHei"/>
                 <w:b w:val="0"/>
-                <w:sz w:val="21"/>
+                <w:sz w:val="16"/>
               </w:rPr>
-              <w:t>备份恢复只有方向性描述，缺少 RPO/RTO。</w:t>
+              <w:t>多门店规则若依赖代码修改，会影响门店扩展和运营配置效率。</w:t>
             </w:r>
           </w:p>
         </w:tc>
         <w:tc>
           <w:tcPr>
-            <w:tcW w:type="dxa" w:w="1624"/>
+            <w:tcW w:type="dxa" w:w="792"/>
+            <w:vAlign w:val="center"/>
+            <w:tcMar>
+              <w:top w:w="120" w:type="dxa"/>
+              <w:start w:w="140" w:type="dxa"/>
+              <w:bottom w:w="120" w:type="dxa"/>
+              <w:end w:w="140" w:type="dxa"/>
+            </w:tcMar>
+            <w:tcBorders>
+              <w:top w:val="single" w:sz="8" w:space="0" w:color="B8C7BE"/>
+              <w:left w:val="single" w:sz="8" w:space="0" w:color="B8C7BE"/>
+              <w:bottom w:val="single" w:sz="8" w:space="0" w:color="B8C7BE"/>
+              <w:right w:val="single" w:sz="8" w:space="0" w:color="B8C7BE"/>
+              <w:insideH w:val="single" w:sz="8" w:space="0" w:color="B8C7BE"/>
+              <w:insideV w:val="single" w:sz="8" w:space="0" w:color="B8C7BE"/>
+            </w:tcBorders>
+            <w:shd w:fill="F6FBF8"/>
           </w:tcPr>
           <w:p>
             <w:pPr>
-              <w:spacing w:after="40" w:line="259" w:lineRule="auto"/>
+              <w:spacing w:after="0" w:line="259" w:lineRule="auto"/>
+              <w:jc w:val="left"/>
             </w:pPr>
-            <w:r/>
             <w:r>
               <w:rPr>
                 <w:rFonts w:ascii="Microsoft YaHei" w:hAnsi="Microsoft YaHei" w:eastAsia="Microsoft YaHei"/>
                 <w:b w:val="0"/>
-                <w:sz w:val="21"/>
+                <w:sz w:val="16"/>
               </w:rPr>
               <w:t>M</w:t>
             </w:r>
@@ -1822,18 +3871,458 @@
         </w:tc>
         <w:tc>
           <w:tcPr>
-            <w:tcW w:type="dxa" w:w="1624"/>
+            <w:tcW w:type="dxa" w:w="1080"/>
+            <w:vAlign w:val="center"/>
+            <w:tcMar>
+              <w:top w:w="120" w:type="dxa"/>
+              <w:start w:w="140" w:type="dxa"/>
+              <w:bottom w:w="120" w:type="dxa"/>
+              <w:end w:w="140" w:type="dxa"/>
+            </w:tcMar>
+            <w:tcBorders>
+              <w:top w:val="single" w:sz="8" w:space="0" w:color="B8C7BE"/>
+              <w:left w:val="single" w:sz="8" w:space="0" w:color="B8C7BE"/>
+              <w:bottom w:val="single" w:sz="8" w:space="0" w:color="B8C7BE"/>
+              <w:right w:val="single" w:sz="8" w:space="0" w:color="B8C7BE"/>
+              <w:insideH w:val="single" w:sz="8" w:space="0" w:color="B8C7BE"/>
+              <w:insideV w:val="single" w:sz="8" w:space="0" w:color="B8C7BE"/>
+            </w:tcBorders>
+            <w:shd w:fill="F6FBF8"/>
           </w:tcPr>
           <w:p>
             <w:pPr>
-              <w:spacing w:after="40" w:line="259" w:lineRule="auto"/>
+              <w:spacing w:after="0" w:line="259" w:lineRule="auto"/>
+              <w:jc w:val="center"/>
             </w:pPr>
-            <w:r/>
             <w:r>
               <w:rPr>
                 <w:rFonts w:ascii="Microsoft YaHei" w:hAnsi="Microsoft YaHei" w:eastAsia="Microsoft YaHei"/>
                 <w:b w:val="0"/>
-                <w:sz w:val="21"/>
+                <w:sz w:val="16"/>
+              </w:rPr>
+              <w:t>已修复</w:t>
+            </w:r>
+          </w:p>
+        </w:tc>
+      </w:tr>
+      <w:tr>
+        <w:tc>
+          <w:tcPr>
+            <w:tcW w:type="dxa" w:w="1080"/>
+            <w:vAlign w:val="center"/>
+            <w:tcMar>
+              <w:top w:w="120" w:type="dxa"/>
+              <w:start w:w="140" w:type="dxa"/>
+              <w:bottom w:w="120" w:type="dxa"/>
+              <w:end w:w="140" w:type="dxa"/>
+            </w:tcMar>
+            <w:tcBorders>
+              <w:top w:val="single" w:sz="8" w:space="0" w:color="B8C7BE"/>
+              <w:left w:val="single" w:sz="8" w:space="0" w:color="B8C7BE"/>
+              <w:bottom w:val="single" w:sz="8" w:space="0" w:color="B8C7BE"/>
+              <w:right w:val="single" w:sz="8" w:space="0" w:color="B8C7BE"/>
+              <w:insideH w:val="single" w:sz="8" w:space="0" w:color="B8C7BE"/>
+              <w:insideV w:val="single" w:sz="8" w:space="0" w:color="B8C7BE"/>
+            </w:tcBorders>
+            <w:shd w:fill="FFFFFF"/>
+          </w:tcPr>
+          <w:p>
+            <w:pPr>
+              <w:spacing w:after="0" w:line="259" w:lineRule="auto"/>
+              <w:jc w:val="center"/>
+            </w:pPr>
+            <w:r>
+              <w:rPr>
+                <w:rFonts w:ascii="Microsoft YaHei" w:hAnsi="Microsoft YaHei" w:eastAsia="Microsoft YaHei"/>
+                <w:b w:val="0"/>
+                <w:sz w:val="16"/>
+              </w:rPr>
+              <w:t>D-011</w:t>
+            </w:r>
+          </w:p>
+        </w:tc>
+        <w:tc>
+          <w:tcPr>
+            <w:tcW w:type="dxa" w:w="1224"/>
+            <w:vAlign w:val="center"/>
+            <w:tcMar>
+              <w:top w:w="120" w:type="dxa"/>
+              <w:start w:w="140" w:type="dxa"/>
+              <w:bottom w:w="120" w:type="dxa"/>
+              <w:end w:w="140" w:type="dxa"/>
+            </w:tcMar>
+            <w:tcBorders>
+              <w:top w:val="single" w:sz="8" w:space="0" w:color="B8C7BE"/>
+              <w:left w:val="single" w:sz="8" w:space="0" w:color="B8C7BE"/>
+              <w:bottom w:val="single" w:sz="8" w:space="0" w:color="B8C7BE"/>
+              <w:right w:val="single" w:sz="8" w:space="0" w:color="B8C7BE"/>
+              <w:insideH w:val="single" w:sz="8" w:space="0" w:color="B8C7BE"/>
+              <w:insideV w:val="single" w:sz="8" w:space="0" w:color="B8C7BE"/>
+            </w:tcBorders>
+            <w:shd w:fill="FFFFFF"/>
+          </w:tcPr>
+          <w:p>
+            <w:pPr>
+              <w:spacing w:after="0" w:line="259" w:lineRule="auto"/>
+              <w:jc w:val="left"/>
+            </w:pPr>
+            <w:r>
+              <w:rPr>
+                <w:rFonts w:ascii="Microsoft YaHei" w:hAnsi="Microsoft YaHei" w:eastAsia="Microsoft YaHei"/>
+                <w:b w:val="0"/>
+                <w:sz w:val="16"/>
+              </w:rPr>
+              <w:t>易用性</w:t>
+            </w:r>
+          </w:p>
+        </w:tc>
+        <w:tc>
+          <w:tcPr>
+            <w:tcW w:type="dxa" w:w="1584"/>
+            <w:vAlign w:val="center"/>
+            <w:tcMar>
+              <w:top w:w="120" w:type="dxa"/>
+              <w:start w:w="140" w:type="dxa"/>
+              <w:bottom w:w="120" w:type="dxa"/>
+              <w:end w:w="140" w:type="dxa"/>
+            </w:tcMar>
+            <w:tcBorders>
+              <w:top w:val="single" w:sz="8" w:space="0" w:color="B8C7BE"/>
+              <w:left w:val="single" w:sz="8" w:space="0" w:color="B8C7BE"/>
+              <w:bottom w:val="single" w:sz="8" w:space="0" w:color="B8C7BE"/>
+              <w:right w:val="single" w:sz="8" w:space="0" w:color="B8C7BE"/>
+              <w:insideH w:val="single" w:sz="8" w:space="0" w:color="B8C7BE"/>
+              <w:insideV w:val="single" w:sz="8" w:space="0" w:color="B8C7BE"/>
+            </w:tcBorders>
+            <w:shd w:fill="FFFFFF"/>
+          </w:tcPr>
+          <w:p>
+            <w:pPr>
+              <w:spacing w:after="0" w:line="259" w:lineRule="auto"/>
+              <w:jc w:val="left"/>
+            </w:pPr>
+            <w:r>
+              <w:rPr>
+                <w:rFonts w:ascii="Microsoft YaHei" w:hAnsi="Microsoft YaHei" w:eastAsia="Microsoft YaHei"/>
+                <w:b w:val="0"/>
+                <w:sz w:val="16"/>
+              </w:rPr>
+              <w:t>NFR-016</w:t>
+            </w:r>
+          </w:p>
+        </w:tc>
+        <w:tc>
+          <w:tcPr>
+            <w:tcW w:type="dxa" w:w="4968"/>
+            <w:vAlign w:val="center"/>
+            <w:tcMar>
+              <w:top w:w="120" w:type="dxa"/>
+              <w:start w:w="140" w:type="dxa"/>
+              <w:bottom w:w="120" w:type="dxa"/>
+              <w:end w:w="140" w:type="dxa"/>
+            </w:tcMar>
+            <w:tcBorders>
+              <w:top w:val="single" w:sz="8" w:space="0" w:color="B8C7BE"/>
+              <w:left w:val="single" w:sz="8" w:space="0" w:color="B8C7BE"/>
+              <w:bottom w:val="single" w:sz="8" w:space="0" w:color="B8C7BE"/>
+              <w:right w:val="single" w:sz="8" w:space="0" w:color="B8C7BE"/>
+              <w:insideH w:val="single" w:sz="8" w:space="0" w:color="B8C7BE"/>
+              <w:insideV w:val="single" w:sz="8" w:space="0" w:color="B8C7BE"/>
+            </w:tcBorders>
+            <w:shd w:fill="FFFFFF"/>
+          </w:tcPr>
+          <w:p>
+            <w:pPr>
+              <w:spacing w:after="0" w:line="259" w:lineRule="auto"/>
+              <w:jc w:val="left"/>
+            </w:pPr>
+            <w:r>
+              <w:rPr>
+                <w:rFonts w:ascii="Microsoft YaHei" w:hAnsi="Microsoft YaHei" w:eastAsia="Microsoft YaHei"/>
+                <w:b w:val="0"/>
+                <w:sz w:val="16"/>
+              </w:rPr>
+              <w:t>店员端普通提醒过多，可能干扰高峰期接待和出餐操作。</w:t>
+            </w:r>
+          </w:p>
+        </w:tc>
+        <w:tc>
+          <w:tcPr>
+            <w:tcW w:type="dxa" w:w="792"/>
+            <w:vAlign w:val="center"/>
+            <w:tcMar>
+              <w:top w:w="120" w:type="dxa"/>
+              <w:start w:w="140" w:type="dxa"/>
+              <w:bottom w:w="120" w:type="dxa"/>
+              <w:end w:w="140" w:type="dxa"/>
+            </w:tcMar>
+            <w:tcBorders>
+              <w:top w:val="single" w:sz="8" w:space="0" w:color="B8C7BE"/>
+              <w:left w:val="single" w:sz="8" w:space="0" w:color="B8C7BE"/>
+              <w:bottom w:val="single" w:sz="8" w:space="0" w:color="B8C7BE"/>
+              <w:right w:val="single" w:sz="8" w:space="0" w:color="B8C7BE"/>
+              <w:insideH w:val="single" w:sz="8" w:space="0" w:color="B8C7BE"/>
+              <w:insideV w:val="single" w:sz="8" w:space="0" w:color="B8C7BE"/>
+            </w:tcBorders>
+            <w:shd w:fill="FFFFFF"/>
+          </w:tcPr>
+          <w:p>
+            <w:pPr>
+              <w:spacing w:after="0" w:line="259" w:lineRule="auto"/>
+              <w:jc w:val="left"/>
+            </w:pPr>
+            <w:r>
+              <w:rPr>
+                <w:rFonts w:ascii="Microsoft YaHei" w:hAnsi="Microsoft YaHei" w:eastAsia="Microsoft YaHei"/>
+                <w:b w:val="0"/>
+                <w:sz w:val="16"/>
+              </w:rPr>
+              <w:t>M</w:t>
+            </w:r>
+          </w:p>
+        </w:tc>
+        <w:tc>
+          <w:tcPr>
+            <w:tcW w:type="dxa" w:w="1080"/>
+            <w:vAlign w:val="center"/>
+            <w:tcMar>
+              <w:top w:w="120" w:type="dxa"/>
+              <w:start w:w="140" w:type="dxa"/>
+              <w:bottom w:w="120" w:type="dxa"/>
+              <w:end w:w="140" w:type="dxa"/>
+            </w:tcMar>
+            <w:tcBorders>
+              <w:top w:val="single" w:sz="8" w:space="0" w:color="B8C7BE"/>
+              <w:left w:val="single" w:sz="8" w:space="0" w:color="B8C7BE"/>
+              <w:bottom w:val="single" w:sz="8" w:space="0" w:color="B8C7BE"/>
+              <w:right w:val="single" w:sz="8" w:space="0" w:color="B8C7BE"/>
+              <w:insideH w:val="single" w:sz="8" w:space="0" w:color="B8C7BE"/>
+              <w:insideV w:val="single" w:sz="8" w:space="0" w:color="B8C7BE"/>
+            </w:tcBorders>
+            <w:shd w:fill="FFFFFF"/>
+          </w:tcPr>
+          <w:p>
+            <w:pPr>
+              <w:spacing w:after="0" w:line="259" w:lineRule="auto"/>
+              <w:jc w:val="center"/>
+            </w:pPr>
+            <w:r>
+              <w:rPr>
+                <w:rFonts w:ascii="Microsoft YaHei" w:hAnsi="Microsoft YaHei" w:eastAsia="Microsoft YaHei"/>
+                <w:b w:val="0"/>
+                <w:sz w:val="16"/>
+              </w:rPr>
+              <w:t>已修复</w:t>
+            </w:r>
+          </w:p>
+        </w:tc>
+      </w:tr>
+      <w:tr>
+        <w:tc>
+          <w:tcPr>
+            <w:tcW w:type="dxa" w:w="1080"/>
+            <w:vAlign w:val="center"/>
+            <w:tcMar>
+              <w:top w:w="120" w:type="dxa"/>
+              <w:start w:w="140" w:type="dxa"/>
+              <w:bottom w:w="120" w:type="dxa"/>
+              <w:end w:w="140" w:type="dxa"/>
+            </w:tcMar>
+            <w:tcBorders>
+              <w:top w:val="single" w:sz="8" w:space="0" w:color="B8C7BE"/>
+              <w:left w:val="single" w:sz="8" w:space="0" w:color="B8C7BE"/>
+              <w:bottom w:val="single" w:sz="8" w:space="0" w:color="B8C7BE"/>
+              <w:right w:val="single" w:sz="8" w:space="0" w:color="B8C7BE"/>
+              <w:insideH w:val="single" w:sz="8" w:space="0" w:color="B8C7BE"/>
+              <w:insideV w:val="single" w:sz="8" w:space="0" w:color="B8C7BE"/>
+            </w:tcBorders>
+            <w:shd w:fill="F6FBF8"/>
+          </w:tcPr>
+          <w:p>
+            <w:pPr>
+              <w:spacing w:after="0" w:line="259" w:lineRule="auto"/>
+              <w:jc w:val="center"/>
+            </w:pPr>
+            <w:r>
+              <w:rPr>
+                <w:rFonts w:ascii="Microsoft YaHei" w:hAnsi="Microsoft YaHei" w:eastAsia="Microsoft YaHei"/>
+                <w:b w:val="0"/>
+                <w:sz w:val="16"/>
+              </w:rPr>
+              <w:t>D-012</w:t>
+            </w:r>
+          </w:p>
+        </w:tc>
+        <w:tc>
+          <w:tcPr>
+            <w:tcW w:type="dxa" w:w="1224"/>
+            <w:vAlign w:val="center"/>
+            <w:tcMar>
+              <w:top w:w="120" w:type="dxa"/>
+              <w:start w:w="140" w:type="dxa"/>
+              <w:bottom w:w="120" w:type="dxa"/>
+              <w:end w:w="140" w:type="dxa"/>
+            </w:tcMar>
+            <w:tcBorders>
+              <w:top w:val="single" w:sz="8" w:space="0" w:color="B8C7BE"/>
+              <w:left w:val="single" w:sz="8" w:space="0" w:color="B8C7BE"/>
+              <w:bottom w:val="single" w:sz="8" w:space="0" w:color="B8C7BE"/>
+              <w:right w:val="single" w:sz="8" w:space="0" w:color="B8C7BE"/>
+              <w:insideH w:val="single" w:sz="8" w:space="0" w:color="B8C7BE"/>
+              <w:insideV w:val="single" w:sz="8" w:space="0" w:color="B8C7BE"/>
+            </w:tcBorders>
+            <w:shd w:fill="F6FBF8"/>
+          </w:tcPr>
+          <w:p>
+            <w:pPr>
+              <w:spacing w:after="0" w:line="259" w:lineRule="auto"/>
+              <w:jc w:val="left"/>
+            </w:pPr>
+            <w:r>
+              <w:rPr>
+                <w:rFonts w:ascii="Microsoft YaHei" w:hAnsi="Microsoft YaHei" w:eastAsia="Microsoft YaHei"/>
+                <w:b w:val="0"/>
+                <w:sz w:val="16"/>
+              </w:rPr>
+              <w:t>范围边界</w:t>
+            </w:r>
+          </w:p>
+        </w:tc>
+        <w:tc>
+          <w:tcPr>
+            <w:tcW w:type="dxa" w:w="1584"/>
+            <w:vAlign w:val="center"/>
+            <w:tcMar>
+              <w:top w:w="120" w:type="dxa"/>
+              <w:start w:w="140" w:type="dxa"/>
+              <w:bottom w:w="120" w:type="dxa"/>
+              <w:end w:w="140" w:type="dxa"/>
+            </w:tcMar>
+            <w:tcBorders>
+              <w:top w:val="single" w:sz="8" w:space="0" w:color="B8C7BE"/>
+              <w:left w:val="single" w:sz="8" w:space="0" w:color="B8C7BE"/>
+              <w:bottom w:val="single" w:sz="8" w:space="0" w:color="B8C7BE"/>
+              <w:right w:val="single" w:sz="8" w:space="0" w:color="B8C7BE"/>
+              <w:insideH w:val="single" w:sz="8" w:space="0" w:color="B8C7BE"/>
+              <w:insideV w:val="single" w:sz="8" w:space="0" w:color="B8C7BE"/>
+            </w:tcBorders>
+            <w:shd w:fill="F6FBF8"/>
+          </w:tcPr>
+          <w:p>
+            <w:pPr>
+              <w:spacing w:after="0" w:line="259" w:lineRule="auto"/>
+              <w:jc w:val="left"/>
+            </w:pPr>
+            <w:r>
+              <w:rPr>
+                <w:rFonts w:ascii="Microsoft YaHei" w:hAnsi="Microsoft YaHei" w:eastAsia="Microsoft YaHei"/>
+                <w:b w:val="0"/>
+                <w:sz w:val="16"/>
+              </w:rPr>
+              <w:t>FR-035/FR-036</w:t>
+            </w:r>
+          </w:p>
+        </w:tc>
+        <w:tc>
+          <w:tcPr>
+            <w:tcW w:type="dxa" w:w="4968"/>
+            <w:vAlign w:val="center"/>
+            <w:tcMar>
+              <w:top w:w="120" w:type="dxa"/>
+              <w:start w:w="140" w:type="dxa"/>
+              <w:bottom w:w="120" w:type="dxa"/>
+              <w:end w:w="140" w:type="dxa"/>
+            </w:tcMar>
+            <w:tcBorders>
+              <w:top w:val="single" w:sz="8" w:space="0" w:color="B8C7BE"/>
+              <w:left w:val="single" w:sz="8" w:space="0" w:color="B8C7BE"/>
+              <w:bottom w:val="single" w:sz="8" w:space="0" w:color="B8C7BE"/>
+              <w:right w:val="single" w:sz="8" w:space="0" w:color="B8C7BE"/>
+              <w:insideH w:val="single" w:sz="8" w:space="0" w:color="B8C7BE"/>
+              <w:insideV w:val="single" w:sz="8" w:space="0" w:color="B8C7BE"/>
+            </w:tcBorders>
+            <w:shd w:fill="F6FBF8"/>
+          </w:tcPr>
+          <w:p>
+            <w:pPr>
+              <w:spacing w:after="0" w:line="259" w:lineRule="auto"/>
+              <w:jc w:val="left"/>
+            </w:pPr>
+            <w:r>
+              <w:rPr>
+                <w:rFonts w:ascii="Microsoft YaHei" w:hAnsi="Microsoft YaHei" w:eastAsia="Microsoft YaHei"/>
+                <w:b w:val="0"/>
+                <w:sz w:val="16"/>
+              </w:rPr>
+              <w:t>猫咪健康能力容易被误写为 AI 医疗诊断或自动判断。</w:t>
+            </w:r>
+          </w:p>
+        </w:tc>
+        <w:tc>
+          <w:tcPr>
+            <w:tcW w:type="dxa" w:w="792"/>
+            <w:vAlign w:val="center"/>
+            <w:tcMar>
+              <w:top w:w="120" w:type="dxa"/>
+              <w:start w:w="140" w:type="dxa"/>
+              <w:bottom w:w="120" w:type="dxa"/>
+              <w:end w:w="140" w:type="dxa"/>
+            </w:tcMar>
+            <w:tcBorders>
+              <w:top w:val="single" w:sz="8" w:space="0" w:color="B8C7BE"/>
+              <w:left w:val="single" w:sz="8" w:space="0" w:color="B8C7BE"/>
+              <w:bottom w:val="single" w:sz="8" w:space="0" w:color="B8C7BE"/>
+              <w:right w:val="single" w:sz="8" w:space="0" w:color="B8C7BE"/>
+              <w:insideH w:val="single" w:sz="8" w:space="0" w:color="B8C7BE"/>
+              <w:insideV w:val="single" w:sz="8" w:space="0" w:color="B8C7BE"/>
+            </w:tcBorders>
+            <w:shd w:fill="F6FBF8"/>
+          </w:tcPr>
+          <w:p>
+            <w:pPr>
+              <w:spacing w:after="0" w:line="259" w:lineRule="auto"/>
+              <w:jc w:val="left"/>
+            </w:pPr>
+            <w:r>
+              <w:rPr>
+                <w:rFonts w:ascii="Microsoft YaHei" w:hAnsi="Microsoft YaHei" w:eastAsia="Microsoft YaHei"/>
+                <w:b w:val="0"/>
+                <w:sz w:val="16"/>
+              </w:rPr>
+              <w:t>M</w:t>
+            </w:r>
+          </w:p>
+        </w:tc>
+        <w:tc>
+          <w:tcPr>
+            <w:tcW w:type="dxa" w:w="1080"/>
+            <w:vAlign w:val="center"/>
+            <w:tcMar>
+              <w:top w:w="120" w:type="dxa"/>
+              <w:start w:w="140" w:type="dxa"/>
+              <w:bottom w:w="120" w:type="dxa"/>
+              <w:end w:w="140" w:type="dxa"/>
+            </w:tcMar>
+            <w:tcBorders>
+              <w:top w:val="single" w:sz="8" w:space="0" w:color="B8C7BE"/>
+              <w:left w:val="single" w:sz="8" w:space="0" w:color="B8C7BE"/>
+              <w:bottom w:val="single" w:sz="8" w:space="0" w:color="B8C7BE"/>
+              <w:right w:val="single" w:sz="8" w:space="0" w:color="B8C7BE"/>
+              <w:insideH w:val="single" w:sz="8" w:space="0" w:color="B8C7BE"/>
+              <w:insideV w:val="single" w:sz="8" w:space="0" w:color="B8C7BE"/>
+            </w:tcBorders>
+            <w:shd w:fill="F6FBF8"/>
+          </w:tcPr>
+          <w:p>
+            <w:pPr>
+              <w:spacing w:after="0" w:line="259" w:lineRule="auto"/>
+              <w:jc w:val="center"/>
+            </w:pPr>
+            <w:r>
+              <w:rPr>
+                <w:rFonts w:ascii="Microsoft YaHei" w:hAnsi="Microsoft YaHei" w:eastAsia="Microsoft YaHei"/>
+                <w:b w:val="0"/>
+                <w:sz w:val="16"/>
               </w:rPr>
               <w:t>已修复</w:t>
             </w:r>
@@ -1844,6 +4333,7 @@
     <w:p/>
     <w:p>
       <w:pPr>
+        <w:pStyle w:val="Heading2"/>
         <w:keepNext/>
         <w:spacing w:before="200" w:after="120"/>
         <w:pBdr>
@@ -1873,41 +4363,93 @@
         <w:tc>
           <w:tcPr>
             <w:tcW w:type="dxa" w:w="9746"/>
-            <w:shd w:val="clear" w:color="auto" w:fill="FBFDFB"/>
+            <w:shd w:val="clear" w:color="auto" w:fill="FFFFFF"/>
             <w:tcBorders>
-              <w:top w:val="single" w:sz="4" w:space="0" w:color="B8D8C2"/>
-              <w:left w:val="single" w:sz="4" w:space="0" w:color="B8D8C2"/>
-              <w:bottom w:val="single" w:sz="4" w:space="0" w:color="B8D8C2"/>
-              <w:right w:val="single" w:sz="4" w:space="0" w:color="B8D8C2"/>
+              <w:top w:val="single" w:sz="8" w:space="0" w:color="B8C7BE"/>
+              <w:left w:val="single" w:sz="8" w:space="0" w:color="B8C7BE"/>
+              <w:bottom w:val="single" w:sz="8" w:space="0" w:color="B8C7BE"/>
+              <w:right w:val="single" w:sz="8" w:space="0" w:color="B8C7BE"/>
+              <w:insideH w:val="single" w:sz="8" w:space="0" w:color="B8C7BE"/>
+              <w:insideV w:val="single" w:sz="8" w:space="0" w:color="B8C7BE"/>
             </w:tcBorders>
-            <w:vAlign w:val="top"/>
+            <w:vAlign w:val="center"/>
+            <w:tcMar>
+              <w:top w:w="120" w:type="dxa"/>
+              <w:start w:w="140" w:type="dxa"/>
+              <w:bottom w:w="120" w:type="dxa"/>
+              <w:end w:w="140" w:type="dxa"/>
+            </w:tcMar>
           </w:tcPr>
           <w:p>
             <w:pPr>
-              <w:spacing w:after="40" w:line="259" w:lineRule="auto"/>
+              <w:spacing w:after="40"/>
             </w:pPr>
-            <w:r/>
+          </w:p>
+          <w:p>
+            <w:pPr>
+              <w:spacing w:after="60" w:line="276" w:lineRule="auto"/>
+            </w:pPr>
+            <w:r>
+              <w:rPr>
+                <w:rFonts w:ascii="Microsoft YaHei" w:hAnsi="Microsoft YaHei" w:eastAsia="Microsoft YaHei"/>
+                <w:b/>
+                <w:color w:val="146B45"/>
+                <w:sz w:val="21"/>
+              </w:rPr>
+              <w:t>二义性问题：</w:t>
+            </w:r>
             <w:r>
               <w:rPr>
                 <w:rFonts w:ascii="Microsoft YaHei" w:hAnsi="Microsoft YaHei" w:eastAsia="Microsoft YaHei"/>
                 <w:b w:val="0"/>
-                <w:sz w:val="20"/>
+                <w:sz w:val="21"/>
               </w:rPr>
-              <w:t>二义性问题主要来自时间、金额、状态和规则粒度。D-001 要求 SRS 区分顾客主动取消、门店取消、迟到超时、改签失败和退款失败；D-002 要求会员权益规则不直接写死在需求中，而写成“支持总部配置并展示生效条件”；</w:t>
+              <w:t>以下为已进入正式缺陷清单的问题说明与处置建议。</w:t>
             </w:r>
           </w:p>
           <w:p>
             <w:pPr>
-              <w:spacing w:after="40" w:line="259" w:lineRule="auto"/>
+              <w:pStyle w:val="ListBullet"/>
+              <w:spacing w:after="40"/>
+              <w:ind w:left="317" w:hanging="173"/>
             </w:pPr>
-            <w:r/>
             <w:r>
               <w:rPr>
                 <w:rFonts w:ascii="Microsoft YaHei" w:hAnsi="Microsoft YaHei" w:eastAsia="Microsoft YaHei"/>
-                <w:b/>
-                <w:sz w:val="21"/>
+                <w:b w:val="0"/>
+                <w:sz w:val="19"/>
               </w:rPr>
-              <w:t>D-010 要求并发锁定粒度明确到门店、日期、时段、桌位，避免两个顾客同时进入支付中。处理方式是将模糊词替换为业务状态、时间窗口、配置来源和验收条件。</w:t>
+              <w:t>D-001 已将取消、改签、迟到释放和退款拆为可测试状态，要求 SRS 明确默认保留 15 分钟、支付超时释放、取消时间窗口和退款状态反馈。</w:t>
+            </w:r>
+          </w:p>
+          <w:p>
+            <w:pPr>
+              <w:pStyle w:val="ListBullet"/>
+              <w:spacing w:after="40"/>
+              <w:ind w:left="317" w:hanging="173"/>
+            </w:pPr>
+            <w:r>
+              <w:rPr>
+                <w:rFonts w:ascii="Microsoft YaHei" w:hAnsi="Microsoft YaHei" w:eastAsia="Microsoft YaHei"/>
+                <w:b w:val="0"/>
+                <w:sz w:val="19"/>
+              </w:rPr>
+              <w:t>D-002 不直接写死全部运营数值，而是要求会员等级、积分、券叠加规则进入运营配置表；SRS 需说明规则来源、展示位置和冲突提示。</w:t>
+            </w:r>
+          </w:p>
+          <w:p>
+            <w:pPr>
+              <w:pStyle w:val="ListBullet"/>
+              <w:spacing w:after="40"/>
+              <w:ind w:left="317" w:hanging="173"/>
+            </w:pPr>
+            <w:r>
+              <w:rPr>
+                <w:rFonts w:ascii="Microsoft YaHei" w:hAnsi="Microsoft YaHei" w:eastAsia="Microsoft YaHei"/>
+                <w:b w:val="0"/>
+                <w:sz w:val="19"/>
+              </w:rPr>
+              <w:t>二义性处置原则：凡涉及时间、金额、状态、权限、责任人的描述，都必须能转化为 Given-When-Then 或测试数据。</w:t>
             </w:r>
           </w:p>
         </w:tc>
@@ -1916,6 +4458,7 @@
     <w:p/>
     <w:p>
       <w:pPr>
+        <w:pStyle w:val="Heading2"/>
         <w:keepNext/>
         <w:spacing w:before="200" w:after="120"/>
         <w:pBdr>
@@ -1945,41 +4488,93 @@
         <w:tc>
           <w:tcPr>
             <w:tcW w:type="dxa" w:w="9746"/>
-            <w:shd w:val="clear" w:color="auto" w:fill="FBFDFB"/>
+            <w:shd w:val="clear" w:color="auto" w:fill="FFFFFF"/>
             <w:tcBorders>
-              <w:top w:val="single" w:sz="4" w:space="0" w:color="B8D8C2"/>
-              <w:left w:val="single" w:sz="4" w:space="0" w:color="B8D8C2"/>
-              <w:bottom w:val="single" w:sz="4" w:space="0" w:color="B8D8C2"/>
-              <w:right w:val="single" w:sz="4" w:space="0" w:color="B8D8C2"/>
+              <w:top w:val="single" w:sz="8" w:space="0" w:color="B8C7BE"/>
+              <w:left w:val="single" w:sz="8" w:space="0" w:color="B8C7BE"/>
+              <w:bottom w:val="single" w:sz="8" w:space="0" w:color="B8C7BE"/>
+              <w:right w:val="single" w:sz="8" w:space="0" w:color="B8C7BE"/>
+              <w:insideH w:val="single" w:sz="8" w:space="0" w:color="B8C7BE"/>
+              <w:insideV w:val="single" w:sz="8" w:space="0" w:color="B8C7BE"/>
             </w:tcBorders>
-            <w:vAlign w:val="top"/>
+            <w:vAlign w:val="center"/>
+            <w:tcMar>
+              <w:top w:w="120" w:type="dxa"/>
+              <w:start w:w="140" w:type="dxa"/>
+              <w:bottom w:w="120" w:type="dxa"/>
+              <w:end w:w="140" w:type="dxa"/>
+            </w:tcMar>
           </w:tcPr>
           <w:p>
             <w:pPr>
-              <w:spacing w:after="40" w:line="259" w:lineRule="auto"/>
+              <w:spacing w:after="40"/>
             </w:pPr>
-            <w:r/>
+          </w:p>
+          <w:p>
+            <w:pPr>
+              <w:spacing w:after="60" w:line="276" w:lineRule="auto"/>
+            </w:pPr>
+            <w:r>
+              <w:rPr>
+                <w:rFonts w:ascii="Microsoft YaHei" w:hAnsi="Microsoft YaHei" w:eastAsia="Microsoft YaHei"/>
+                <w:b/>
+                <w:color w:val="146B45"/>
+                <w:sz w:val="21"/>
+              </w:rPr>
+              <w:t>冲突问题：</w:t>
+            </w:r>
             <w:r>
               <w:rPr>
                 <w:rFonts w:ascii="Microsoft YaHei" w:hAnsi="Microsoft YaHei" w:eastAsia="Microsoft YaHei"/>
                 <w:b w:val="0"/>
-                <w:sz w:val="20"/>
+                <w:sz w:val="21"/>
               </w:rPr>
-              <w:t>冲突问题集中在业务便利性与风险控制之间。D-003 表明通知需求不能把服务通知和营销通知混为一谈，预约、支付、退款属于必要服务通知，活动召回属于营销通知，需单独授权并可退订。D-004 表明运营报表导出需要效率，但手机号、支付流水、过敏提示和健康记录必须脱敏、审批和留痕。</w:t>
+              <w:t>以下为已进入正式缺陷清单的问题说明与处置建议。</w:t>
             </w:r>
           </w:p>
           <w:p>
             <w:pPr>
-              <w:spacing w:after="40" w:line="259" w:lineRule="auto"/>
+              <w:pStyle w:val="ListBullet"/>
+              <w:spacing w:after="40"/>
+              <w:ind w:left="317" w:hanging="173"/>
             </w:pPr>
-            <w:r/>
             <w:r>
               <w:rPr>
                 <w:rFonts w:ascii="Microsoft YaHei" w:hAnsi="Microsoft YaHei" w:eastAsia="Microsoft YaHei"/>
-                <w:b/>
-                <w:sz w:val="21"/>
+                <w:b w:val="0"/>
+                <w:sz w:val="19"/>
               </w:rPr>
-              <w:t>D-009 表明通知补偿不能导致重复打扰，补偿任务必须基于消息 ID 幂等处理。</w:t>
+              <w:t>D-003 将通知分为服务通知与营销通知：预约、核销、排队、支付、退款属于必要服务通知；优惠活动、会员召回属于营销通知，必须单独授权并支持关闭。</w:t>
+            </w:r>
+          </w:p>
+          <w:p>
+            <w:pPr>
+              <w:pStyle w:val="ListBullet"/>
+              <w:spacing w:after="40"/>
+              <w:ind w:left="317" w:hanging="173"/>
+            </w:pPr>
+            <w:r>
+              <w:rPr>
+                <w:rFonts w:ascii="Microsoft YaHei" w:hAnsi="Microsoft YaHei" w:eastAsia="Microsoft YaHei"/>
+                <w:b w:val="0"/>
+                <w:sz w:val="19"/>
+              </w:rPr>
+              <w:t>D-004 要求报表导出同时满足运营效率和合规约束：手机号脱敏、敏感字段最小化、导出审批、水印标识和操作日志缺一不可。</w:t>
+            </w:r>
+          </w:p>
+          <w:p>
+            <w:pPr>
+              <w:pStyle w:val="ListBullet"/>
+              <w:spacing w:after="40"/>
+              <w:ind w:left="317" w:hanging="173"/>
+            </w:pPr>
+            <w:r>
+              <w:rPr>
+                <w:rFonts w:ascii="Microsoft YaHei" w:hAnsi="Microsoft YaHei" w:eastAsia="Microsoft YaHei"/>
+                <w:b w:val="0"/>
+                <w:sz w:val="19"/>
+              </w:rPr>
+              <w:t>冲突处置原则：不简单删除业务需求，而是补充约束、权限、例外和优先级，使功能目标与非功能约束可并存。</w:t>
             </w:r>
           </w:p>
         </w:tc>
@@ -1988,6 +4583,7 @@
     <w:p/>
     <w:p>
       <w:pPr>
+        <w:pStyle w:val="Heading2"/>
         <w:keepNext/>
         <w:spacing w:before="200" w:after="120"/>
         <w:pBdr>
@@ -2017,41 +4613,93 @@
         <w:tc>
           <w:tcPr>
             <w:tcW w:type="dxa" w:w="9746"/>
-            <w:shd w:val="clear" w:color="auto" w:fill="FBFDFB"/>
+            <w:shd w:val="clear" w:color="auto" w:fill="FFFFFF"/>
             <w:tcBorders>
-              <w:top w:val="single" w:sz="4" w:space="0" w:color="B8D8C2"/>
-              <w:left w:val="single" w:sz="4" w:space="0" w:color="B8D8C2"/>
-              <w:bottom w:val="single" w:sz="4" w:space="0" w:color="B8D8C2"/>
-              <w:right w:val="single" w:sz="4" w:space="0" w:color="B8D8C2"/>
+              <w:top w:val="single" w:sz="8" w:space="0" w:color="B8C7BE"/>
+              <w:left w:val="single" w:sz="8" w:space="0" w:color="B8C7BE"/>
+              <w:bottom w:val="single" w:sz="8" w:space="0" w:color="B8C7BE"/>
+              <w:right w:val="single" w:sz="8" w:space="0" w:color="B8C7BE"/>
+              <w:insideH w:val="single" w:sz="8" w:space="0" w:color="B8C7BE"/>
+              <w:insideV w:val="single" w:sz="8" w:space="0" w:color="B8C7BE"/>
             </w:tcBorders>
-            <w:vAlign w:val="top"/>
+            <w:vAlign w:val="center"/>
+            <w:tcMar>
+              <w:top w:w="120" w:type="dxa"/>
+              <w:start w:w="140" w:type="dxa"/>
+              <w:bottom w:w="120" w:type="dxa"/>
+              <w:end w:w="140" w:type="dxa"/>
+            </w:tcMar>
           </w:tcPr>
           <w:p>
             <w:pPr>
-              <w:spacing w:after="40" w:line="259" w:lineRule="auto"/>
+              <w:spacing w:after="40"/>
             </w:pPr>
-            <w:r/>
+          </w:p>
+          <w:p>
+            <w:pPr>
+              <w:spacing w:after="60" w:line="276" w:lineRule="auto"/>
+            </w:pPr>
             <w:r>
               <w:rPr>
                 <w:rFonts w:ascii="Microsoft YaHei" w:hAnsi="Microsoft YaHei" w:eastAsia="Microsoft YaHei"/>
-                <w:b w:val="0"/>
-                <w:sz w:val="20"/>
+                <w:b/>
+                <w:color w:val="146B45"/>
+                <w:sz w:val="21"/>
               </w:rPr>
-              <w:t>缺失项包括备用核验、备份恢复指标、健康异常展示限制和 UML 说明追溯。已补充扫码失败时的手机号/订单号人工核验和事后补写；补充 RPO≤24小时、RTO≤4小时的课程可验证指标；补充健康异常时隐藏互动推荐、通知店长、限制权限展示；补充 D1-4 每张图的图编号、覆盖需求、元素清单和设计取舍。</w:t>
+              <w:t>缺失问题：</w:t>
             </w:r>
-          </w:p>
-          <w:p>
-            <w:pPr>
-              <w:spacing w:after="40" w:line="259" w:lineRule="auto"/>
-            </w:pPr>
-            <w:r/>
             <w:r>
               <w:rPr>
                 <w:rFonts w:ascii="Microsoft YaHei" w:hAnsi="Microsoft YaHei" w:eastAsia="Microsoft YaHei"/>
                 <w:b w:val="0"/>
                 <w:sz w:val="21"/>
               </w:rPr>
-              <w:t>外部支付错误码在本阶段归并为支付失败、退款失败、回调验签失败、通知失败四类，详细码值放入后续设计。</w:t>
+              <w:t>以下为已进入正式缺陷清单的问题说明与处置建议。</w:t>
+            </w:r>
+          </w:p>
+          <w:p>
+            <w:pPr>
+              <w:pStyle w:val="ListBullet"/>
+              <w:spacing w:after="40"/>
+              <w:ind w:left="317" w:hanging="173"/>
+            </w:pPr>
+            <w:r>
+              <w:rPr>
+                <w:rFonts w:ascii="Microsoft YaHei" w:hAnsi="Microsoft YaHei" w:eastAsia="Microsoft YaHei"/>
+                <w:b w:val="0"/>
+                <w:sz w:val="19"/>
+              </w:rPr>
+              <w:t>D-005 补充备用核验：扫码失败时可用手机号尾号或订单号人工核验，必须记录操作人、原因和补写时限。</w:t>
+            </w:r>
+          </w:p>
+          <w:p>
+            <w:pPr>
+              <w:pStyle w:val="ListBullet"/>
+              <w:spacing w:after="40"/>
+              <w:ind w:left="317" w:hanging="173"/>
+            </w:pPr>
+            <w:r>
+              <w:rPr>
+                <w:rFonts w:ascii="Microsoft YaHei" w:hAnsi="Microsoft YaHei" w:eastAsia="Microsoft YaHei"/>
+                <w:b w:val="0"/>
+                <w:sz w:val="19"/>
+              </w:rPr>
+              <w:t>D-006 补充备份恢复指标：课程实验阶段采用 RPO≤24 小时、RTO≤4 小时作为可验收参考指标，后续可由运维进一步收紧。</w:t>
+            </w:r>
+          </w:p>
+          <w:p>
+            <w:pPr>
+              <w:pStyle w:val="ListBullet"/>
+              <w:spacing w:after="40"/>
+              <w:ind w:left="317" w:hanging="173"/>
+            </w:pPr>
+            <w:r>
+              <w:rPr>
+                <w:rFonts w:ascii="Microsoft YaHei" w:hAnsi="Microsoft YaHei" w:eastAsia="Microsoft YaHei"/>
+                <w:b w:val="0"/>
+                <w:sz w:val="19"/>
+              </w:rPr>
+              <w:t>D-007 补充猫咪健康异常展示粒度：顾客端只展示互动限制和安全提示，不展示医疗化细节；恢复互动需店长或照护人员复核。</w:t>
             </w:r>
           </w:p>
         </w:tc>
@@ -2071,27 +4719,70 @@
         <w:tc>
           <w:tcPr>
             <w:tcW w:type="dxa" w:w="9746"/>
-            <w:shd w:val="clear" w:color="auto" w:fill="FBFDFB"/>
+            <w:shd w:val="clear" w:color="auto" w:fill="EAF5EF"/>
             <w:tcBorders>
-              <w:top w:val="single" w:sz="4" w:space="0" w:color="B8D8C2"/>
-              <w:left w:val="single" w:sz="4" w:space="0" w:color="B8D8C2"/>
-              <w:bottom w:val="single" w:sz="4" w:space="0" w:color="B8D8C2"/>
-              <w:right w:val="single" w:sz="4" w:space="0" w:color="B8D8C2"/>
+              <w:top w:val="single" w:sz="8" w:space="0" w:color="B8C7BE"/>
+              <w:left w:val="single" w:sz="8" w:space="0" w:color="B8C7BE"/>
+              <w:bottom w:val="single" w:sz="8" w:space="0" w:color="B8C7BE"/>
+              <w:right w:val="single" w:sz="8" w:space="0" w:color="B8C7BE"/>
+              <w:insideH w:val="single" w:sz="8" w:space="0" w:color="B8C7BE"/>
+              <w:insideV w:val="single" w:sz="8" w:space="0" w:color="B8C7BE"/>
             </w:tcBorders>
-            <w:vAlign w:val="top"/>
+            <w:vAlign w:val="center"/>
+            <w:tcMar>
+              <w:top w:w="120" w:type="dxa"/>
+              <w:start w:w="140" w:type="dxa"/>
+              <w:bottom w:w="120" w:type="dxa"/>
+              <w:end w:w="140" w:type="dxa"/>
+            </w:tcMar>
           </w:tcPr>
           <w:p>
             <w:pPr>
-              <w:spacing w:after="40" w:line="259" w:lineRule="auto"/>
+              <w:spacing w:after="40"/>
             </w:pPr>
-            <w:r/>
+          </w:p>
+          <w:p>
+            <w:pPr>
+              <w:spacing w:after="60" w:line="276" w:lineRule="auto"/>
+            </w:pPr>
+            <w:r>
+              <w:rPr>
+                <w:rFonts w:ascii="Microsoft YaHei" w:hAnsi="Microsoft YaHei" w:eastAsia="Microsoft YaHei"/>
+                <w:b/>
+                <w:color w:val="146B45"/>
+                <w:sz w:val="21"/>
+              </w:rPr>
+              <w:t>处置流程：</w:t>
+            </w:r>
             <w:r>
               <w:rPr>
                 <w:rFonts w:ascii="Microsoft YaHei" w:hAnsi="Microsoft YaHei" w:eastAsia="Microsoft YaHei"/>
                 <w:b w:val="0"/>
                 <w:sz w:val="21"/>
               </w:rPr>
-              <w:t>所有缺陷均已登记到缺陷列表，并通过修改 SRS、需求清单、术语表和 UML 说明完成闭环。</w:t>
+              <w:t>缺陷处置采用“登记、分派、修订、复查、关闭”的闭环。H 级缺陷由需求负责人优先澄清并回写 SRS；M 级缺陷可纳入 TBD，但必须给出责任人和下一步。</w:t>
+            </w:r>
+          </w:p>
+          <w:p>
+            <w:pPr>
+              <w:spacing w:after="60" w:line="276" w:lineRule="auto"/>
+            </w:pPr>
+            <w:r>
+              <w:rPr>
+                <w:rFonts w:ascii="Microsoft YaHei" w:hAnsi="Microsoft YaHei" w:eastAsia="Microsoft YaHei"/>
+                <w:b/>
+                <w:color w:val="146B45"/>
+                <w:sz w:val="21"/>
+              </w:rPr>
+              <w:t>同步要求：</w:t>
+            </w:r>
+            <w:r>
+              <w:rPr>
+                <w:rFonts w:ascii="Microsoft YaHei" w:hAnsi="Microsoft YaHei" w:eastAsia="Microsoft YaHei"/>
+                <w:b w:val="0"/>
+                <w:sz w:val="21"/>
+              </w:rPr>
+              <w:t>缺陷关闭时需同步更新 D1-2 需求清单、D1-3 SRS、D1-4 UML 说明、D1-5 RTM 和 D1-7 访谈/AI 证据记录，避免单点修订造成追溯断裂。</w:t>
             </w:r>
           </w:p>
         </w:tc>
@@ -2100,6 +4791,7 @@
     <w:p/>
     <w:p>
       <w:pPr>
+        <w:pStyle w:val="Heading1"/>
         <w:keepNext/>
         <w:spacing w:before="280" w:after="120"/>
         <w:pBdr>
@@ -2118,164 +4810,2781 @@
     </w:p>
     <w:tbl>
       <w:tblPr>
-        <w:tblW w:type="auto" w:w="0"/>
+        <w:tblW w:type="dxa" w:w="9647"/>
+        <w:tblLayout w:type="fixed"/>
+        <w:tblLook w:firstColumn="1" w:firstRow="1" w:lastColumn="0" w:lastRow="0" w:noHBand="0" w:noVBand="1" w:val="04A0"/>
         <w:jc w:val="center"/>
-        <w:tblLook w:firstColumn="1" w:firstRow="1" w:lastColumn="0" w:lastRow="0" w:noHBand="0" w:noVBand="1" w:val="04A0"/>
+        <w:tblInd w:w="0" w:type="dxa"/>
       </w:tblPr>
       <w:tblGrid>
-        <w:gridCol w:w="9746"/>
+        <w:gridCol w:w="1007"/>
+        <w:gridCol w:w="1368"/>
+        <w:gridCol w:w="2880"/>
+        <w:gridCol w:w="1944"/>
+        <w:gridCol w:w="1368"/>
+        <w:gridCol w:w="1080"/>
       </w:tblGrid>
       <w:tr>
+        <w:trPr>
+          <w:tblHeader/>
+        </w:trPr>
         <w:tc>
           <w:tcPr>
-            <w:tcW w:type="dxa" w:w="9746"/>
-            <w:shd w:val="clear" w:color="auto" w:fill="FBFDFB"/>
+            <w:tcW w:type="dxa" w:w="1007"/>
+            <w:shd w:val="clear" w:color="auto" w:fill="146B45"/>
             <w:tcBorders>
-              <w:top w:val="single" w:sz="4" w:space="0" w:color="B8D8C2"/>
-              <w:left w:val="single" w:sz="4" w:space="0" w:color="B8D8C2"/>
-              <w:bottom w:val="single" w:sz="4" w:space="0" w:color="B8D8C2"/>
-              <w:right w:val="single" w:sz="4" w:space="0" w:color="B8D8C2"/>
+              <w:top w:val="single" w:sz="8" w:space="0" w:color="B8C7BE"/>
+              <w:left w:val="single" w:sz="8" w:space="0" w:color="B8C7BE"/>
+              <w:bottom w:val="single" w:sz="8" w:space="0" w:color="B8C7BE"/>
+              <w:right w:val="single" w:sz="8" w:space="0" w:color="B8C7BE"/>
+              <w:insideH w:val="single" w:sz="8" w:space="0" w:color="B8C7BE"/>
+              <w:insideV w:val="single" w:sz="8" w:space="0" w:color="B8C7BE"/>
             </w:tcBorders>
-            <w:vAlign w:val="top"/>
+            <w:vAlign w:val="center"/>
+            <w:tcMar>
+              <w:top w:w="120" w:type="dxa"/>
+              <w:start w:w="140" w:type="dxa"/>
+              <w:bottom w:w="120" w:type="dxa"/>
+              <w:end w:w="140" w:type="dxa"/>
+            </w:tcMar>
           </w:tcPr>
           <w:p>
             <w:pPr>
-              <w:spacing w:after="40" w:line="259" w:lineRule="auto"/>
+              <w:spacing w:after="40"/>
+              <w:jc w:val="center"/>
             </w:pPr>
-            <w:r/>
             <w:r>
               <w:rPr>
                 <w:rFonts w:ascii="Microsoft YaHei" w:hAnsi="Microsoft YaHei" w:eastAsia="Microsoft YaHei"/>
                 <w:b/>
-                <w:sz w:val="21"/>
+                <w:color w:val="FFFFFF"/>
+                <w:sz w:val="19"/>
               </w:rPr>
-              <w:t>处置追踪：</w:t>
+              <w:t>缺陷</w:t>
             </w:r>
           </w:p>
+        </w:tc>
+        <w:tc>
+          <w:tcPr>
+            <w:tcW w:type="dxa" w:w="1368"/>
+            <w:vAlign w:val="center"/>
+            <w:tcMar>
+              <w:top w:w="120" w:type="dxa"/>
+              <w:start w:w="140" w:type="dxa"/>
+              <w:bottom w:w="120" w:type="dxa"/>
+              <w:end w:w="140" w:type="dxa"/>
+            </w:tcMar>
+            <w:tcBorders>
+              <w:top w:val="single" w:sz="8" w:space="0" w:color="B8C7BE"/>
+              <w:left w:val="single" w:sz="8" w:space="0" w:color="B8C7BE"/>
+              <w:bottom w:val="single" w:sz="8" w:space="0" w:color="B8C7BE"/>
+              <w:right w:val="single" w:sz="8" w:space="0" w:color="B8C7BE"/>
+              <w:insideH w:val="single" w:sz="8" w:space="0" w:color="B8C7BE"/>
+              <w:insideV w:val="single" w:sz="8" w:space="0" w:color="B8C7BE"/>
+            </w:tcBorders>
+            <w:shd w:fill="146B45"/>
+          </w:tcPr>
           <w:p>
             <w:pPr>
-              <w:spacing w:after="40" w:line="259" w:lineRule="auto"/>
+              <w:spacing w:after="40"/>
+              <w:jc w:val="center"/>
             </w:pPr>
-            <w:r/>
             <w:r>
               <w:rPr>
                 <w:rFonts w:ascii="Microsoft YaHei" w:hAnsi="Microsoft YaHei" w:eastAsia="Microsoft YaHei"/>
                 <w:b/>
-                <w:sz w:val="21"/>
+                <w:color w:val="FFFFFF"/>
+                <w:sz w:val="19"/>
               </w:rPr>
-              <w:t>D-001：处置人=需求负责人；修订=补充取消、改签、迟到保留和退款状态；关闭条件=SRS、状态机、RTM 均更新。</w:t>
+              <w:t>责任人</w:t>
             </w:r>
           </w:p>
+        </w:tc>
+        <w:tc>
+          <w:tcPr>
+            <w:tcW w:type="dxa" w:w="2880"/>
+            <w:vAlign w:val="center"/>
+            <w:tcMar>
+              <w:top w:w="120" w:type="dxa"/>
+              <w:start w:w="140" w:type="dxa"/>
+              <w:bottom w:w="120" w:type="dxa"/>
+              <w:end w:w="140" w:type="dxa"/>
+            </w:tcMar>
+            <w:tcBorders>
+              <w:top w:val="single" w:sz="8" w:space="0" w:color="B8C7BE"/>
+              <w:left w:val="single" w:sz="8" w:space="0" w:color="B8C7BE"/>
+              <w:bottom w:val="single" w:sz="8" w:space="0" w:color="B8C7BE"/>
+              <w:right w:val="single" w:sz="8" w:space="0" w:color="B8C7BE"/>
+              <w:insideH w:val="single" w:sz="8" w:space="0" w:color="B8C7BE"/>
+              <w:insideV w:val="single" w:sz="8" w:space="0" w:color="B8C7BE"/>
+            </w:tcBorders>
+            <w:shd w:fill="146B45"/>
+          </w:tcPr>
           <w:p>
             <w:pPr>
-              <w:spacing w:after="40" w:line="259" w:lineRule="auto"/>
+              <w:spacing w:after="40"/>
+              <w:jc w:val="center"/>
             </w:pPr>
-            <w:r/>
             <w:r>
               <w:rPr>
                 <w:rFonts w:ascii="Microsoft YaHei" w:hAnsi="Microsoft YaHei" w:eastAsia="Microsoft YaHei"/>
                 <w:b/>
-                <w:sz w:val="21"/>
+                <w:color w:val="FFFFFF"/>
+                <w:sz w:val="19"/>
               </w:rPr>
-              <w:t>D-002：处置人=运营规则负责人；修订=权益规则配置化；关闭条件=后续原型评审确认字段。</w:t>
+              <w:t>处置动作</w:t>
             </w:r>
           </w:p>
+        </w:tc>
+        <w:tc>
+          <w:tcPr>
+            <w:tcW w:type="dxa" w:w="1944"/>
+            <w:vAlign w:val="center"/>
+            <w:tcMar>
+              <w:top w:w="120" w:type="dxa"/>
+              <w:start w:w="140" w:type="dxa"/>
+              <w:bottom w:w="120" w:type="dxa"/>
+              <w:end w:w="140" w:type="dxa"/>
+            </w:tcMar>
+            <w:tcBorders>
+              <w:top w:val="single" w:sz="8" w:space="0" w:color="B8C7BE"/>
+              <w:left w:val="single" w:sz="8" w:space="0" w:color="B8C7BE"/>
+              <w:bottom w:val="single" w:sz="8" w:space="0" w:color="B8C7BE"/>
+              <w:right w:val="single" w:sz="8" w:space="0" w:color="B8C7BE"/>
+              <w:insideH w:val="single" w:sz="8" w:space="0" w:color="B8C7BE"/>
+              <w:insideV w:val="single" w:sz="8" w:space="0" w:color="B8C7BE"/>
+            </w:tcBorders>
+            <w:shd w:fill="146B45"/>
+          </w:tcPr>
           <w:p>
             <w:pPr>
-              <w:spacing w:after="40" w:line="259" w:lineRule="auto"/>
+              <w:spacing w:after="40"/>
+              <w:jc w:val="center"/>
             </w:pPr>
-            <w:r/>
             <w:r>
               <w:rPr>
                 <w:rFonts w:ascii="Microsoft YaHei" w:hAnsi="Microsoft YaHei" w:eastAsia="Microsoft YaHei"/>
                 <w:b/>
-                <w:sz w:val="21"/>
+                <w:color w:val="FFFFFF"/>
+                <w:sz w:val="19"/>
               </w:rPr>
-              <w:t>D-003：处置人=产品/合规负责人；修订=区分服务通知与营销通知；关闭条件=验收准则补齐。</w:t>
+              <w:t>同步产物</w:t>
             </w:r>
           </w:p>
+        </w:tc>
+        <w:tc>
+          <w:tcPr>
+            <w:tcW w:type="dxa" w:w="1368"/>
+            <w:vAlign w:val="center"/>
+            <w:tcMar>
+              <w:top w:w="120" w:type="dxa"/>
+              <w:start w:w="140" w:type="dxa"/>
+              <w:bottom w:w="120" w:type="dxa"/>
+              <w:end w:w="140" w:type="dxa"/>
+            </w:tcMar>
+            <w:tcBorders>
+              <w:top w:val="single" w:sz="8" w:space="0" w:color="B8C7BE"/>
+              <w:left w:val="single" w:sz="8" w:space="0" w:color="B8C7BE"/>
+              <w:bottom w:val="single" w:sz="8" w:space="0" w:color="B8C7BE"/>
+              <w:right w:val="single" w:sz="8" w:space="0" w:color="B8C7BE"/>
+              <w:insideH w:val="single" w:sz="8" w:space="0" w:color="B8C7BE"/>
+              <w:insideV w:val="single" w:sz="8" w:space="0" w:color="B8C7BE"/>
+            </w:tcBorders>
+            <w:shd w:fill="146B45"/>
+          </w:tcPr>
           <w:p>
             <w:pPr>
-              <w:spacing w:after="40" w:line="259" w:lineRule="auto"/>
+              <w:spacing w:after="40"/>
+              <w:jc w:val="center"/>
             </w:pPr>
-            <w:r/>
             <w:r>
               <w:rPr>
                 <w:rFonts w:ascii="Microsoft YaHei" w:hAnsi="Microsoft YaHei" w:eastAsia="Microsoft YaHei"/>
                 <w:b/>
-                <w:sz w:val="21"/>
+                <w:color w:val="FFFFFF"/>
+                <w:sz w:val="19"/>
               </w:rPr>
-              <w:t>D-004：处置人=运营/安全负责人；修订=报表脱敏、审批、水印、日志；关闭条件=NFR-015 与 FR-040 一致。</w:t>
+              <w:t>复查结果</w:t>
             </w:r>
           </w:p>
+        </w:tc>
+        <w:tc>
+          <w:tcPr>
+            <w:tcW w:type="dxa" w:w="1080"/>
+            <w:vAlign w:val="center"/>
+            <w:tcMar>
+              <w:top w:w="120" w:type="dxa"/>
+              <w:start w:w="140" w:type="dxa"/>
+              <w:bottom w:w="120" w:type="dxa"/>
+              <w:end w:w="140" w:type="dxa"/>
+            </w:tcMar>
+            <w:tcBorders>
+              <w:top w:val="single" w:sz="8" w:space="0" w:color="B8C7BE"/>
+              <w:left w:val="single" w:sz="8" w:space="0" w:color="B8C7BE"/>
+              <w:bottom w:val="single" w:sz="8" w:space="0" w:color="B8C7BE"/>
+              <w:right w:val="single" w:sz="8" w:space="0" w:color="B8C7BE"/>
+              <w:insideH w:val="single" w:sz="8" w:space="0" w:color="B8C7BE"/>
+              <w:insideV w:val="single" w:sz="8" w:space="0" w:color="B8C7BE"/>
+            </w:tcBorders>
+            <w:shd w:fill="146B45"/>
+          </w:tcPr>
           <w:p>
             <w:pPr>
-              <w:spacing w:after="40" w:line="259" w:lineRule="auto"/>
+              <w:spacing w:after="40"/>
+              <w:jc w:val="center"/>
             </w:pPr>
-            <w:r/>
             <w:r>
               <w:rPr>
                 <w:rFonts w:ascii="Microsoft YaHei" w:hAnsi="Microsoft YaHei" w:eastAsia="Microsoft YaHei"/>
                 <w:b/>
-                <w:sz w:val="21"/>
+                <w:color w:val="FFFFFF"/>
+                <w:sz w:val="19"/>
               </w:rPr>
-              <w:t>D-005：处置人=门店流程负责人；修订=备用核验流程；关闭条件=店员工作台用例覆盖。</w:t>
+              <w:t>状态</w:t>
             </w:r>
           </w:p>
+        </w:tc>
+      </w:tr>
+      <w:tr>
+        <w:tc>
+          <w:tcPr>
+            <w:tcW w:type="dxa" w:w="1007"/>
+            <w:vAlign w:val="center"/>
+            <w:tcMar>
+              <w:top w:w="120" w:type="dxa"/>
+              <w:start w:w="140" w:type="dxa"/>
+              <w:bottom w:w="120" w:type="dxa"/>
+              <w:end w:w="140" w:type="dxa"/>
+            </w:tcMar>
+            <w:tcBorders>
+              <w:top w:val="single" w:sz="8" w:space="0" w:color="B8C7BE"/>
+              <w:left w:val="single" w:sz="8" w:space="0" w:color="B8C7BE"/>
+              <w:bottom w:val="single" w:sz="8" w:space="0" w:color="B8C7BE"/>
+              <w:right w:val="single" w:sz="8" w:space="0" w:color="B8C7BE"/>
+              <w:insideH w:val="single" w:sz="8" w:space="0" w:color="B8C7BE"/>
+              <w:insideV w:val="single" w:sz="8" w:space="0" w:color="B8C7BE"/>
+            </w:tcBorders>
+            <w:shd w:fill="FFFFFF"/>
+          </w:tcPr>
           <w:p>
             <w:pPr>
-              <w:spacing w:after="40" w:line="259" w:lineRule="auto"/>
+              <w:spacing w:after="0" w:line="259" w:lineRule="auto"/>
+              <w:jc w:val="center"/>
             </w:pPr>
-            <w:r/>
             <w:r>
               <w:rPr>
                 <w:rFonts w:ascii="Microsoft YaHei" w:hAnsi="Microsoft YaHei" w:eastAsia="Microsoft YaHei"/>
-                <w:b/>
-                <w:sz w:val="21"/>
+                <w:b w:val="0"/>
+                <w:sz w:val="16"/>
               </w:rPr>
-              <w:t>D-006：处置人=系统负责人；修订=RPO/RTO 指标；关闭条件=非功能需求与测试预占 ID 更新。</w:t>
+              <w:t>D-001</w:t>
             </w:r>
           </w:p>
+        </w:tc>
+        <w:tc>
+          <w:tcPr>
+            <w:tcW w:type="dxa" w:w="1368"/>
+            <w:vAlign w:val="center"/>
+            <w:tcMar>
+              <w:top w:w="120" w:type="dxa"/>
+              <w:start w:w="140" w:type="dxa"/>
+              <w:bottom w:w="120" w:type="dxa"/>
+              <w:end w:w="140" w:type="dxa"/>
+            </w:tcMar>
+            <w:tcBorders>
+              <w:top w:val="single" w:sz="8" w:space="0" w:color="B8C7BE"/>
+              <w:left w:val="single" w:sz="8" w:space="0" w:color="B8C7BE"/>
+              <w:bottom w:val="single" w:sz="8" w:space="0" w:color="B8C7BE"/>
+              <w:right w:val="single" w:sz="8" w:space="0" w:color="B8C7BE"/>
+              <w:insideH w:val="single" w:sz="8" w:space="0" w:color="B8C7BE"/>
+              <w:insideV w:val="single" w:sz="8" w:space="0" w:color="B8C7BE"/>
+            </w:tcBorders>
+            <w:shd w:fill="FFFFFF"/>
+          </w:tcPr>
           <w:p>
             <w:pPr>
-              <w:spacing w:after="40" w:line="259" w:lineRule="auto"/>
+              <w:spacing w:after="0" w:line="259" w:lineRule="auto"/>
+              <w:jc w:val="left"/>
             </w:pPr>
-            <w:r/>
             <w:r>
               <w:rPr>
                 <w:rFonts w:ascii="Microsoft YaHei" w:hAnsi="Microsoft YaHei" w:eastAsia="Microsoft YaHei"/>
-                <w:b/>
-                <w:sz w:val="21"/>
+                <w:b w:val="0"/>
+                <w:sz w:val="16"/>
               </w:rPr>
-              <w:t>D-007：处置人=猫咪照护负责人；修订=健康异常展示限制；关闭条件=活动图、类图、SRS 同步。</w:t>
+              <w:t>需求负责人</w:t>
             </w:r>
           </w:p>
+        </w:tc>
+        <w:tc>
+          <w:tcPr>
+            <w:tcW w:type="dxa" w:w="2880"/>
+            <w:vAlign w:val="center"/>
+            <w:tcMar>
+              <w:top w:w="120" w:type="dxa"/>
+              <w:start w:w="140" w:type="dxa"/>
+              <w:bottom w:w="120" w:type="dxa"/>
+              <w:end w:w="140" w:type="dxa"/>
+            </w:tcMar>
+            <w:tcBorders>
+              <w:top w:val="single" w:sz="8" w:space="0" w:color="B8C7BE"/>
+              <w:left w:val="single" w:sz="8" w:space="0" w:color="B8C7BE"/>
+              <w:bottom w:val="single" w:sz="8" w:space="0" w:color="B8C7BE"/>
+              <w:right w:val="single" w:sz="8" w:space="0" w:color="B8C7BE"/>
+              <w:insideH w:val="single" w:sz="8" w:space="0" w:color="B8C7BE"/>
+              <w:insideV w:val="single" w:sz="8" w:space="0" w:color="B8C7BE"/>
+            </w:tcBorders>
+            <w:shd w:fill="FFFFFF"/>
+          </w:tcPr>
           <w:p>
             <w:pPr>
-              <w:spacing w:after="40" w:line="259" w:lineRule="auto"/>
+              <w:spacing w:after="0" w:line="259" w:lineRule="auto"/>
+              <w:jc w:val="left"/>
             </w:pPr>
-            <w:r/>
             <w:r>
               <w:rPr>
                 <w:rFonts w:ascii="Microsoft YaHei" w:hAnsi="Microsoft YaHei" w:eastAsia="Microsoft YaHei"/>
-                <w:b/>
-                <w:sz w:val="21"/>
+                <w:b w:val="0"/>
+                <w:sz w:val="16"/>
               </w:rPr>
-              <w:t>D-008：处置人=运营负责人；修订=指标口径；关闭条件=术语表和报表需求更新。</w:t>
+              <w:t>补充取消/改期/迟到/退款规则</w:t>
             </w:r>
           </w:p>
+        </w:tc>
+        <w:tc>
+          <w:tcPr>
+            <w:tcW w:type="dxa" w:w="1944"/>
+            <w:vAlign w:val="center"/>
+            <w:tcMar>
+              <w:top w:w="120" w:type="dxa"/>
+              <w:start w:w="140" w:type="dxa"/>
+              <w:bottom w:w="120" w:type="dxa"/>
+              <w:end w:w="140" w:type="dxa"/>
+            </w:tcMar>
+            <w:tcBorders>
+              <w:top w:val="single" w:sz="8" w:space="0" w:color="B8C7BE"/>
+              <w:left w:val="single" w:sz="8" w:space="0" w:color="B8C7BE"/>
+              <w:bottom w:val="single" w:sz="8" w:space="0" w:color="B8C7BE"/>
+              <w:right w:val="single" w:sz="8" w:space="0" w:color="B8C7BE"/>
+              <w:insideH w:val="single" w:sz="8" w:space="0" w:color="B8C7BE"/>
+              <w:insideV w:val="single" w:sz="8" w:space="0" w:color="B8C7BE"/>
+            </w:tcBorders>
+            <w:shd w:fill="FFFFFF"/>
+          </w:tcPr>
           <w:p>
             <w:pPr>
-              <w:spacing w:after="40" w:line="259" w:lineRule="auto"/>
+              <w:spacing w:after="0" w:line="259" w:lineRule="auto"/>
+              <w:jc w:val="left"/>
             </w:pPr>
-            <w:r/>
             <w:r>
               <w:rPr>
                 <w:rFonts w:ascii="Microsoft YaHei" w:hAnsi="Microsoft YaHei" w:eastAsia="Microsoft YaHei"/>
-                <w:b/>
-                <w:sz w:val="21"/>
+                <w:b w:val="0"/>
+                <w:sz w:val="16"/>
               </w:rPr>
-              <w:t>D-009 至 D-012：处置人=需求负责人；修订=补偿幂等、并发锁定、UML说明、健康展示边界；关闭条件=验证报告复查通过。</w:t>
+              <w:t>SRS、状态机、RTM</w:t>
+            </w:r>
+          </w:p>
+        </w:tc>
+        <w:tc>
+          <w:tcPr>
+            <w:tcW w:type="dxa" w:w="1368"/>
+            <w:vAlign w:val="center"/>
+            <w:tcMar>
+              <w:top w:w="120" w:type="dxa"/>
+              <w:start w:w="140" w:type="dxa"/>
+              <w:bottom w:w="120" w:type="dxa"/>
+              <w:end w:w="140" w:type="dxa"/>
+            </w:tcMar>
+            <w:tcBorders>
+              <w:top w:val="single" w:sz="8" w:space="0" w:color="B8C7BE"/>
+              <w:left w:val="single" w:sz="8" w:space="0" w:color="B8C7BE"/>
+              <w:bottom w:val="single" w:sz="8" w:space="0" w:color="B8C7BE"/>
+              <w:right w:val="single" w:sz="8" w:space="0" w:color="B8C7BE"/>
+              <w:insideH w:val="single" w:sz="8" w:space="0" w:color="B8C7BE"/>
+              <w:insideV w:val="single" w:sz="8" w:space="0" w:color="B8C7BE"/>
+            </w:tcBorders>
+            <w:shd w:fill="FFFFFF"/>
+          </w:tcPr>
+          <w:p>
+            <w:pPr>
+              <w:spacing w:after="0" w:line="259" w:lineRule="auto"/>
+              <w:jc w:val="left"/>
+            </w:pPr>
+            <w:r>
+              <w:rPr>
+                <w:rFonts w:ascii="Microsoft YaHei" w:hAnsi="Microsoft YaHei" w:eastAsia="Microsoft YaHei"/>
+                <w:b w:val="0"/>
+                <w:sz w:val="16"/>
+              </w:rPr>
+              <w:t>已复查</w:t>
+            </w:r>
+          </w:p>
+        </w:tc>
+        <w:tc>
+          <w:tcPr>
+            <w:tcW w:type="dxa" w:w="1080"/>
+            <w:vAlign w:val="center"/>
+            <w:tcMar>
+              <w:top w:w="120" w:type="dxa"/>
+              <w:start w:w="140" w:type="dxa"/>
+              <w:bottom w:w="120" w:type="dxa"/>
+              <w:end w:w="140" w:type="dxa"/>
+            </w:tcMar>
+            <w:tcBorders>
+              <w:top w:val="single" w:sz="8" w:space="0" w:color="B8C7BE"/>
+              <w:left w:val="single" w:sz="8" w:space="0" w:color="B8C7BE"/>
+              <w:bottom w:val="single" w:sz="8" w:space="0" w:color="B8C7BE"/>
+              <w:right w:val="single" w:sz="8" w:space="0" w:color="B8C7BE"/>
+              <w:insideH w:val="single" w:sz="8" w:space="0" w:color="B8C7BE"/>
+              <w:insideV w:val="single" w:sz="8" w:space="0" w:color="B8C7BE"/>
+            </w:tcBorders>
+            <w:shd w:fill="FFFFFF"/>
+          </w:tcPr>
+          <w:p>
+            <w:pPr>
+              <w:spacing w:after="0" w:line="259" w:lineRule="auto"/>
+              <w:jc w:val="center"/>
+            </w:pPr>
+            <w:r>
+              <w:rPr>
+                <w:rFonts w:ascii="Microsoft YaHei" w:hAnsi="Microsoft YaHei" w:eastAsia="Microsoft YaHei"/>
+                <w:b w:val="0"/>
+                <w:sz w:val="16"/>
+              </w:rPr>
+              <w:t>关闭</w:t>
+            </w:r>
+          </w:p>
+        </w:tc>
+      </w:tr>
+      <w:tr>
+        <w:tc>
+          <w:tcPr>
+            <w:tcW w:type="dxa" w:w="1007"/>
+            <w:vAlign w:val="center"/>
+            <w:tcMar>
+              <w:top w:w="120" w:type="dxa"/>
+              <w:start w:w="140" w:type="dxa"/>
+              <w:bottom w:w="120" w:type="dxa"/>
+              <w:end w:w="140" w:type="dxa"/>
+            </w:tcMar>
+            <w:tcBorders>
+              <w:top w:val="single" w:sz="8" w:space="0" w:color="B8C7BE"/>
+              <w:left w:val="single" w:sz="8" w:space="0" w:color="B8C7BE"/>
+              <w:bottom w:val="single" w:sz="8" w:space="0" w:color="B8C7BE"/>
+              <w:right w:val="single" w:sz="8" w:space="0" w:color="B8C7BE"/>
+              <w:insideH w:val="single" w:sz="8" w:space="0" w:color="B8C7BE"/>
+              <w:insideV w:val="single" w:sz="8" w:space="0" w:color="B8C7BE"/>
+            </w:tcBorders>
+            <w:shd w:fill="F6FBF8"/>
+          </w:tcPr>
+          <w:p>
+            <w:pPr>
+              <w:spacing w:after="0" w:line="259" w:lineRule="auto"/>
+              <w:jc w:val="center"/>
+            </w:pPr>
+            <w:r>
+              <w:rPr>
+                <w:rFonts w:ascii="Microsoft YaHei" w:hAnsi="Microsoft YaHei" w:eastAsia="Microsoft YaHei"/>
+                <w:b w:val="0"/>
+                <w:sz w:val="16"/>
+              </w:rPr>
+              <w:t>D-002</w:t>
+            </w:r>
+          </w:p>
+        </w:tc>
+        <w:tc>
+          <w:tcPr>
+            <w:tcW w:type="dxa" w:w="1368"/>
+            <w:vAlign w:val="center"/>
+            <w:tcMar>
+              <w:top w:w="120" w:type="dxa"/>
+              <w:start w:w="140" w:type="dxa"/>
+              <w:bottom w:w="120" w:type="dxa"/>
+              <w:end w:w="140" w:type="dxa"/>
+            </w:tcMar>
+            <w:tcBorders>
+              <w:top w:val="single" w:sz="8" w:space="0" w:color="B8C7BE"/>
+              <w:left w:val="single" w:sz="8" w:space="0" w:color="B8C7BE"/>
+              <w:bottom w:val="single" w:sz="8" w:space="0" w:color="B8C7BE"/>
+              <w:right w:val="single" w:sz="8" w:space="0" w:color="B8C7BE"/>
+              <w:insideH w:val="single" w:sz="8" w:space="0" w:color="B8C7BE"/>
+              <w:insideV w:val="single" w:sz="8" w:space="0" w:color="B8C7BE"/>
+            </w:tcBorders>
+            <w:shd w:fill="F6FBF8"/>
+          </w:tcPr>
+          <w:p>
+            <w:pPr>
+              <w:spacing w:after="0" w:line="259" w:lineRule="auto"/>
+              <w:jc w:val="left"/>
+            </w:pPr>
+            <w:r>
+              <w:rPr>
+                <w:rFonts w:ascii="Microsoft YaHei" w:hAnsi="Microsoft YaHei" w:eastAsia="Microsoft YaHei"/>
+                <w:b w:val="0"/>
+                <w:sz w:val="16"/>
+              </w:rPr>
+              <w:t>运营代表</w:t>
+            </w:r>
+          </w:p>
+        </w:tc>
+        <w:tc>
+          <w:tcPr>
+            <w:tcW w:type="dxa" w:w="2880"/>
+            <w:vAlign w:val="center"/>
+            <w:tcMar>
+              <w:top w:w="120" w:type="dxa"/>
+              <w:start w:w="140" w:type="dxa"/>
+              <w:bottom w:w="120" w:type="dxa"/>
+              <w:end w:w="140" w:type="dxa"/>
+            </w:tcMar>
+            <w:tcBorders>
+              <w:top w:val="single" w:sz="8" w:space="0" w:color="B8C7BE"/>
+              <w:left w:val="single" w:sz="8" w:space="0" w:color="B8C7BE"/>
+              <w:bottom w:val="single" w:sz="8" w:space="0" w:color="B8C7BE"/>
+              <w:right w:val="single" w:sz="8" w:space="0" w:color="B8C7BE"/>
+              <w:insideH w:val="single" w:sz="8" w:space="0" w:color="B8C7BE"/>
+              <w:insideV w:val="single" w:sz="8" w:space="0" w:color="B8C7BE"/>
+            </w:tcBorders>
+            <w:shd w:fill="F6FBF8"/>
+          </w:tcPr>
+          <w:p>
+            <w:pPr>
+              <w:spacing w:after="0" w:line="259" w:lineRule="auto"/>
+              <w:jc w:val="left"/>
+            </w:pPr>
+            <w:r>
+              <w:rPr>
+                <w:rFonts w:ascii="Microsoft YaHei" w:hAnsi="Microsoft YaHei" w:eastAsia="Microsoft YaHei"/>
+                <w:b w:val="0"/>
+                <w:sz w:val="16"/>
+              </w:rPr>
+              <w:t>会员规则列为配置项与 TBD</w:t>
+            </w:r>
+          </w:p>
+        </w:tc>
+        <w:tc>
+          <w:tcPr>
+            <w:tcW w:type="dxa" w:w="1944"/>
+            <w:vAlign w:val="center"/>
+            <w:tcMar>
+              <w:top w:w="120" w:type="dxa"/>
+              <w:start w:w="140" w:type="dxa"/>
+              <w:bottom w:w="120" w:type="dxa"/>
+              <w:end w:w="140" w:type="dxa"/>
+            </w:tcMar>
+            <w:tcBorders>
+              <w:top w:val="single" w:sz="8" w:space="0" w:color="B8C7BE"/>
+              <w:left w:val="single" w:sz="8" w:space="0" w:color="B8C7BE"/>
+              <w:bottom w:val="single" w:sz="8" w:space="0" w:color="B8C7BE"/>
+              <w:right w:val="single" w:sz="8" w:space="0" w:color="B8C7BE"/>
+              <w:insideH w:val="single" w:sz="8" w:space="0" w:color="B8C7BE"/>
+              <w:insideV w:val="single" w:sz="8" w:space="0" w:color="B8C7BE"/>
+            </w:tcBorders>
+            <w:shd w:fill="F6FBF8"/>
+          </w:tcPr>
+          <w:p>
+            <w:pPr>
+              <w:spacing w:after="0" w:line="259" w:lineRule="auto"/>
+              <w:jc w:val="left"/>
+            </w:pPr>
+            <w:r>
+              <w:rPr>
+                <w:rFonts w:ascii="Microsoft YaHei" w:hAnsi="Microsoft YaHei" w:eastAsia="Microsoft YaHei"/>
+                <w:b w:val="0"/>
+                <w:sz w:val="16"/>
+              </w:rPr>
+              <w:t>SRS、术语表</w:t>
+            </w:r>
+          </w:p>
+        </w:tc>
+        <w:tc>
+          <w:tcPr>
+            <w:tcW w:type="dxa" w:w="1368"/>
+            <w:vAlign w:val="center"/>
+            <w:tcMar>
+              <w:top w:w="120" w:type="dxa"/>
+              <w:start w:w="140" w:type="dxa"/>
+              <w:bottom w:w="120" w:type="dxa"/>
+              <w:end w:w="140" w:type="dxa"/>
+            </w:tcMar>
+            <w:tcBorders>
+              <w:top w:val="single" w:sz="8" w:space="0" w:color="B8C7BE"/>
+              <w:left w:val="single" w:sz="8" w:space="0" w:color="B8C7BE"/>
+              <w:bottom w:val="single" w:sz="8" w:space="0" w:color="B8C7BE"/>
+              <w:right w:val="single" w:sz="8" w:space="0" w:color="B8C7BE"/>
+              <w:insideH w:val="single" w:sz="8" w:space="0" w:color="B8C7BE"/>
+              <w:insideV w:val="single" w:sz="8" w:space="0" w:color="B8C7BE"/>
+            </w:tcBorders>
+            <w:shd w:fill="F6FBF8"/>
+          </w:tcPr>
+          <w:p>
+            <w:pPr>
+              <w:spacing w:after="0" w:line="259" w:lineRule="auto"/>
+              <w:jc w:val="left"/>
+            </w:pPr>
+            <w:r>
+              <w:rPr>
+                <w:rFonts w:ascii="Microsoft YaHei" w:hAnsi="Microsoft YaHei" w:eastAsia="Microsoft YaHei"/>
+                <w:b w:val="0"/>
+                <w:sz w:val="16"/>
+              </w:rPr>
+              <w:t>待运营确认</w:t>
+            </w:r>
+          </w:p>
+        </w:tc>
+        <w:tc>
+          <w:tcPr>
+            <w:tcW w:type="dxa" w:w="1080"/>
+            <w:vAlign w:val="center"/>
+            <w:tcMar>
+              <w:top w:w="120" w:type="dxa"/>
+              <w:start w:w="140" w:type="dxa"/>
+              <w:bottom w:w="120" w:type="dxa"/>
+              <w:end w:w="140" w:type="dxa"/>
+            </w:tcMar>
+            <w:tcBorders>
+              <w:top w:val="single" w:sz="8" w:space="0" w:color="B8C7BE"/>
+              <w:left w:val="single" w:sz="8" w:space="0" w:color="B8C7BE"/>
+              <w:bottom w:val="single" w:sz="8" w:space="0" w:color="B8C7BE"/>
+              <w:right w:val="single" w:sz="8" w:space="0" w:color="B8C7BE"/>
+              <w:insideH w:val="single" w:sz="8" w:space="0" w:color="B8C7BE"/>
+              <w:insideV w:val="single" w:sz="8" w:space="0" w:color="B8C7BE"/>
+            </w:tcBorders>
+            <w:shd w:fill="F6FBF8"/>
+          </w:tcPr>
+          <w:p>
+            <w:pPr>
+              <w:spacing w:after="0" w:line="259" w:lineRule="auto"/>
+              <w:jc w:val="center"/>
+            </w:pPr>
+            <w:r>
+              <w:rPr>
+                <w:rFonts w:ascii="Microsoft YaHei" w:hAnsi="Microsoft YaHei" w:eastAsia="Microsoft YaHei"/>
+                <w:b w:val="0"/>
+                <w:sz w:val="16"/>
+              </w:rPr>
+              <w:t>登记</w:t>
+            </w:r>
+          </w:p>
+        </w:tc>
+      </w:tr>
+      <w:tr>
+        <w:tc>
+          <w:tcPr>
+            <w:tcW w:type="dxa" w:w="1007"/>
+            <w:vAlign w:val="center"/>
+            <w:tcMar>
+              <w:top w:w="120" w:type="dxa"/>
+              <w:start w:w="140" w:type="dxa"/>
+              <w:bottom w:w="120" w:type="dxa"/>
+              <w:end w:w="140" w:type="dxa"/>
+            </w:tcMar>
+            <w:tcBorders>
+              <w:top w:val="single" w:sz="8" w:space="0" w:color="B8C7BE"/>
+              <w:left w:val="single" w:sz="8" w:space="0" w:color="B8C7BE"/>
+              <w:bottom w:val="single" w:sz="8" w:space="0" w:color="B8C7BE"/>
+              <w:right w:val="single" w:sz="8" w:space="0" w:color="B8C7BE"/>
+              <w:insideH w:val="single" w:sz="8" w:space="0" w:color="B8C7BE"/>
+              <w:insideV w:val="single" w:sz="8" w:space="0" w:color="B8C7BE"/>
+            </w:tcBorders>
+            <w:shd w:fill="FFFFFF"/>
+          </w:tcPr>
+          <w:p>
+            <w:pPr>
+              <w:spacing w:after="0" w:line="259" w:lineRule="auto"/>
+              <w:jc w:val="center"/>
+            </w:pPr>
+            <w:r>
+              <w:rPr>
+                <w:rFonts w:ascii="Microsoft YaHei" w:hAnsi="Microsoft YaHei" w:eastAsia="Microsoft YaHei"/>
+                <w:b w:val="0"/>
+                <w:sz w:val="16"/>
+              </w:rPr>
+              <w:t>D-003</w:t>
+            </w:r>
+          </w:p>
+        </w:tc>
+        <w:tc>
+          <w:tcPr>
+            <w:tcW w:type="dxa" w:w="1368"/>
+            <w:vAlign w:val="center"/>
+            <w:tcMar>
+              <w:top w:w="120" w:type="dxa"/>
+              <w:start w:w="140" w:type="dxa"/>
+              <w:bottom w:w="120" w:type="dxa"/>
+              <w:end w:w="140" w:type="dxa"/>
+            </w:tcMar>
+            <w:tcBorders>
+              <w:top w:val="single" w:sz="8" w:space="0" w:color="B8C7BE"/>
+              <w:left w:val="single" w:sz="8" w:space="0" w:color="B8C7BE"/>
+              <w:bottom w:val="single" w:sz="8" w:space="0" w:color="B8C7BE"/>
+              <w:right w:val="single" w:sz="8" w:space="0" w:color="B8C7BE"/>
+              <w:insideH w:val="single" w:sz="8" w:space="0" w:color="B8C7BE"/>
+              <w:insideV w:val="single" w:sz="8" w:space="0" w:color="B8C7BE"/>
+            </w:tcBorders>
+            <w:shd w:fill="FFFFFF"/>
+          </w:tcPr>
+          <w:p>
+            <w:pPr>
+              <w:spacing w:after="0" w:line="259" w:lineRule="auto"/>
+              <w:jc w:val="left"/>
+            </w:pPr>
+            <w:r>
+              <w:rPr>
+                <w:rFonts w:ascii="Microsoft YaHei" w:hAnsi="Microsoft YaHei" w:eastAsia="Microsoft YaHei"/>
+                <w:b w:val="0"/>
+                <w:sz w:val="16"/>
+              </w:rPr>
+              <w:t>需求负责人</w:t>
+            </w:r>
+          </w:p>
+        </w:tc>
+        <w:tc>
+          <w:tcPr>
+            <w:tcW w:type="dxa" w:w="2880"/>
+            <w:vAlign w:val="center"/>
+            <w:tcMar>
+              <w:top w:w="120" w:type="dxa"/>
+              <w:start w:w="140" w:type="dxa"/>
+              <w:bottom w:w="120" w:type="dxa"/>
+              <w:end w:w="140" w:type="dxa"/>
+            </w:tcMar>
+            <w:tcBorders>
+              <w:top w:val="single" w:sz="8" w:space="0" w:color="B8C7BE"/>
+              <w:left w:val="single" w:sz="8" w:space="0" w:color="B8C7BE"/>
+              <w:bottom w:val="single" w:sz="8" w:space="0" w:color="B8C7BE"/>
+              <w:right w:val="single" w:sz="8" w:space="0" w:color="B8C7BE"/>
+              <w:insideH w:val="single" w:sz="8" w:space="0" w:color="B8C7BE"/>
+              <w:insideV w:val="single" w:sz="8" w:space="0" w:color="B8C7BE"/>
+            </w:tcBorders>
+            <w:shd w:fill="FFFFFF"/>
+          </w:tcPr>
+          <w:p>
+            <w:pPr>
+              <w:spacing w:after="0" w:line="259" w:lineRule="auto"/>
+              <w:jc w:val="left"/>
+            </w:pPr>
+            <w:r>
+              <w:rPr>
+                <w:rFonts w:ascii="Microsoft YaHei" w:hAnsi="Microsoft YaHei" w:eastAsia="Microsoft YaHei"/>
+                <w:b w:val="0"/>
+                <w:sz w:val="16"/>
+              </w:rPr>
+              <w:t>区分服务通知和营销通知</w:t>
+            </w:r>
+          </w:p>
+        </w:tc>
+        <w:tc>
+          <w:tcPr>
+            <w:tcW w:type="dxa" w:w="1944"/>
+            <w:vAlign w:val="center"/>
+            <w:tcMar>
+              <w:top w:w="120" w:type="dxa"/>
+              <w:start w:w="140" w:type="dxa"/>
+              <w:bottom w:w="120" w:type="dxa"/>
+              <w:end w:w="140" w:type="dxa"/>
+            </w:tcMar>
+            <w:tcBorders>
+              <w:top w:val="single" w:sz="8" w:space="0" w:color="B8C7BE"/>
+              <w:left w:val="single" w:sz="8" w:space="0" w:color="B8C7BE"/>
+              <w:bottom w:val="single" w:sz="8" w:space="0" w:color="B8C7BE"/>
+              <w:right w:val="single" w:sz="8" w:space="0" w:color="B8C7BE"/>
+              <w:insideH w:val="single" w:sz="8" w:space="0" w:color="B8C7BE"/>
+              <w:insideV w:val="single" w:sz="8" w:space="0" w:color="B8C7BE"/>
+            </w:tcBorders>
+            <w:shd w:fill="FFFFFF"/>
+          </w:tcPr>
+          <w:p>
+            <w:pPr>
+              <w:spacing w:after="0" w:line="259" w:lineRule="auto"/>
+              <w:jc w:val="left"/>
+            </w:pPr>
+            <w:r>
+              <w:rPr>
+                <w:rFonts w:ascii="Microsoft YaHei" w:hAnsi="Microsoft YaHei" w:eastAsia="Microsoft YaHei"/>
+                <w:b w:val="0"/>
+                <w:sz w:val="16"/>
+              </w:rPr>
+              <w:t>SRS、RTM</w:t>
+            </w:r>
+          </w:p>
+        </w:tc>
+        <w:tc>
+          <w:tcPr>
+            <w:tcW w:type="dxa" w:w="1368"/>
+            <w:vAlign w:val="center"/>
+            <w:tcMar>
+              <w:top w:w="120" w:type="dxa"/>
+              <w:start w:w="140" w:type="dxa"/>
+              <w:bottom w:w="120" w:type="dxa"/>
+              <w:end w:w="140" w:type="dxa"/>
+            </w:tcMar>
+            <w:tcBorders>
+              <w:top w:val="single" w:sz="8" w:space="0" w:color="B8C7BE"/>
+              <w:left w:val="single" w:sz="8" w:space="0" w:color="B8C7BE"/>
+              <w:bottom w:val="single" w:sz="8" w:space="0" w:color="B8C7BE"/>
+              <w:right w:val="single" w:sz="8" w:space="0" w:color="B8C7BE"/>
+              <w:insideH w:val="single" w:sz="8" w:space="0" w:color="B8C7BE"/>
+              <w:insideV w:val="single" w:sz="8" w:space="0" w:color="B8C7BE"/>
+            </w:tcBorders>
+            <w:shd w:fill="FFFFFF"/>
+          </w:tcPr>
+          <w:p>
+            <w:pPr>
+              <w:spacing w:after="0" w:line="259" w:lineRule="auto"/>
+              <w:jc w:val="left"/>
+            </w:pPr>
+            <w:r>
+              <w:rPr>
+                <w:rFonts w:ascii="Microsoft YaHei" w:hAnsi="Microsoft YaHei" w:eastAsia="Microsoft YaHei"/>
+                <w:b w:val="0"/>
+                <w:sz w:val="16"/>
+              </w:rPr>
+              <w:t>已复查</w:t>
+            </w:r>
+          </w:p>
+        </w:tc>
+        <w:tc>
+          <w:tcPr>
+            <w:tcW w:type="dxa" w:w="1080"/>
+            <w:vAlign w:val="center"/>
+            <w:tcMar>
+              <w:top w:w="120" w:type="dxa"/>
+              <w:start w:w="140" w:type="dxa"/>
+              <w:bottom w:w="120" w:type="dxa"/>
+              <w:end w:w="140" w:type="dxa"/>
+            </w:tcMar>
+            <w:tcBorders>
+              <w:top w:val="single" w:sz="8" w:space="0" w:color="B8C7BE"/>
+              <w:left w:val="single" w:sz="8" w:space="0" w:color="B8C7BE"/>
+              <w:bottom w:val="single" w:sz="8" w:space="0" w:color="B8C7BE"/>
+              <w:right w:val="single" w:sz="8" w:space="0" w:color="B8C7BE"/>
+              <w:insideH w:val="single" w:sz="8" w:space="0" w:color="B8C7BE"/>
+              <w:insideV w:val="single" w:sz="8" w:space="0" w:color="B8C7BE"/>
+            </w:tcBorders>
+            <w:shd w:fill="FFFFFF"/>
+          </w:tcPr>
+          <w:p>
+            <w:pPr>
+              <w:spacing w:after="0" w:line="259" w:lineRule="auto"/>
+              <w:jc w:val="center"/>
+            </w:pPr>
+            <w:r>
+              <w:rPr>
+                <w:rFonts w:ascii="Microsoft YaHei" w:hAnsi="Microsoft YaHei" w:eastAsia="Microsoft YaHei"/>
+                <w:b w:val="0"/>
+                <w:sz w:val="16"/>
+              </w:rPr>
+              <w:t>关闭</w:t>
+            </w:r>
+          </w:p>
+        </w:tc>
+      </w:tr>
+      <w:tr>
+        <w:tc>
+          <w:tcPr>
+            <w:tcW w:type="dxa" w:w="1007"/>
+            <w:vAlign w:val="center"/>
+            <w:tcMar>
+              <w:top w:w="120" w:type="dxa"/>
+              <w:start w:w="140" w:type="dxa"/>
+              <w:bottom w:w="120" w:type="dxa"/>
+              <w:end w:w="140" w:type="dxa"/>
+            </w:tcMar>
+            <w:tcBorders>
+              <w:top w:val="single" w:sz="8" w:space="0" w:color="B8C7BE"/>
+              <w:left w:val="single" w:sz="8" w:space="0" w:color="B8C7BE"/>
+              <w:bottom w:val="single" w:sz="8" w:space="0" w:color="B8C7BE"/>
+              <w:right w:val="single" w:sz="8" w:space="0" w:color="B8C7BE"/>
+              <w:insideH w:val="single" w:sz="8" w:space="0" w:color="B8C7BE"/>
+              <w:insideV w:val="single" w:sz="8" w:space="0" w:color="B8C7BE"/>
+            </w:tcBorders>
+            <w:shd w:fill="F6FBF8"/>
+          </w:tcPr>
+          <w:p>
+            <w:pPr>
+              <w:spacing w:after="0" w:line="259" w:lineRule="auto"/>
+              <w:jc w:val="center"/>
+            </w:pPr>
+            <w:r>
+              <w:rPr>
+                <w:rFonts w:ascii="Microsoft YaHei" w:hAnsi="Microsoft YaHei" w:eastAsia="Microsoft YaHei"/>
+                <w:b w:val="0"/>
+                <w:sz w:val="16"/>
+              </w:rPr>
+              <w:t>D-004</w:t>
+            </w:r>
+          </w:p>
+        </w:tc>
+        <w:tc>
+          <w:tcPr>
+            <w:tcW w:type="dxa" w:w="1368"/>
+            <w:vAlign w:val="center"/>
+            <w:tcMar>
+              <w:top w:w="120" w:type="dxa"/>
+              <w:start w:w="140" w:type="dxa"/>
+              <w:bottom w:w="120" w:type="dxa"/>
+              <w:end w:w="140" w:type="dxa"/>
+            </w:tcMar>
+            <w:tcBorders>
+              <w:top w:val="single" w:sz="8" w:space="0" w:color="B8C7BE"/>
+              <w:left w:val="single" w:sz="8" w:space="0" w:color="B8C7BE"/>
+              <w:bottom w:val="single" w:sz="8" w:space="0" w:color="B8C7BE"/>
+              <w:right w:val="single" w:sz="8" w:space="0" w:color="B8C7BE"/>
+              <w:insideH w:val="single" w:sz="8" w:space="0" w:color="B8C7BE"/>
+              <w:insideV w:val="single" w:sz="8" w:space="0" w:color="B8C7BE"/>
+            </w:tcBorders>
+            <w:shd w:fill="F6FBF8"/>
+          </w:tcPr>
+          <w:p>
+            <w:pPr>
+              <w:spacing w:after="0" w:line="259" w:lineRule="auto"/>
+              <w:jc w:val="left"/>
+            </w:pPr>
+            <w:r>
+              <w:rPr>
+                <w:rFonts w:ascii="Microsoft YaHei" w:hAnsi="Microsoft YaHei" w:eastAsia="Microsoft YaHei"/>
+                <w:b w:val="0"/>
+                <w:sz w:val="16"/>
+              </w:rPr>
+              <w:t>合规负责人</w:t>
+            </w:r>
+          </w:p>
+        </w:tc>
+        <w:tc>
+          <w:tcPr>
+            <w:tcW w:type="dxa" w:w="2880"/>
+            <w:vAlign w:val="center"/>
+            <w:tcMar>
+              <w:top w:w="120" w:type="dxa"/>
+              <w:start w:w="140" w:type="dxa"/>
+              <w:bottom w:w="120" w:type="dxa"/>
+              <w:end w:w="140" w:type="dxa"/>
+            </w:tcMar>
+            <w:tcBorders>
+              <w:top w:val="single" w:sz="8" w:space="0" w:color="B8C7BE"/>
+              <w:left w:val="single" w:sz="8" w:space="0" w:color="B8C7BE"/>
+              <w:bottom w:val="single" w:sz="8" w:space="0" w:color="B8C7BE"/>
+              <w:right w:val="single" w:sz="8" w:space="0" w:color="B8C7BE"/>
+              <w:insideH w:val="single" w:sz="8" w:space="0" w:color="B8C7BE"/>
+              <w:insideV w:val="single" w:sz="8" w:space="0" w:color="B8C7BE"/>
+            </w:tcBorders>
+            <w:shd w:fill="F6FBF8"/>
+          </w:tcPr>
+          <w:p>
+            <w:pPr>
+              <w:spacing w:after="0" w:line="259" w:lineRule="auto"/>
+              <w:jc w:val="left"/>
+            </w:pPr>
+            <w:r>
+              <w:rPr>
+                <w:rFonts w:ascii="Microsoft YaHei" w:hAnsi="Microsoft YaHei" w:eastAsia="Microsoft YaHei"/>
+                <w:b w:val="0"/>
+                <w:sz w:val="16"/>
+              </w:rPr>
+              <w:t>补充脱敏、审批、水印、日志</w:t>
+            </w:r>
+          </w:p>
+        </w:tc>
+        <w:tc>
+          <w:tcPr>
+            <w:tcW w:type="dxa" w:w="1944"/>
+            <w:vAlign w:val="center"/>
+            <w:tcMar>
+              <w:top w:w="120" w:type="dxa"/>
+              <w:start w:w="140" w:type="dxa"/>
+              <w:bottom w:w="120" w:type="dxa"/>
+              <w:end w:w="140" w:type="dxa"/>
+            </w:tcMar>
+            <w:tcBorders>
+              <w:top w:val="single" w:sz="8" w:space="0" w:color="B8C7BE"/>
+              <w:left w:val="single" w:sz="8" w:space="0" w:color="B8C7BE"/>
+              <w:bottom w:val="single" w:sz="8" w:space="0" w:color="B8C7BE"/>
+              <w:right w:val="single" w:sz="8" w:space="0" w:color="B8C7BE"/>
+              <w:insideH w:val="single" w:sz="8" w:space="0" w:color="B8C7BE"/>
+              <w:insideV w:val="single" w:sz="8" w:space="0" w:color="B8C7BE"/>
+            </w:tcBorders>
+            <w:shd w:fill="F6FBF8"/>
+          </w:tcPr>
+          <w:p>
+            <w:pPr>
+              <w:spacing w:after="0" w:line="259" w:lineRule="auto"/>
+              <w:jc w:val="left"/>
+            </w:pPr>
+            <w:r>
+              <w:rPr>
+                <w:rFonts w:ascii="Microsoft YaHei" w:hAnsi="Microsoft YaHei" w:eastAsia="Microsoft YaHei"/>
+                <w:b w:val="0"/>
+                <w:sz w:val="16"/>
+              </w:rPr>
+              <w:t>SRS、RTM</w:t>
+            </w:r>
+          </w:p>
+        </w:tc>
+        <w:tc>
+          <w:tcPr>
+            <w:tcW w:type="dxa" w:w="1368"/>
+            <w:vAlign w:val="center"/>
+            <w:tcMar>
+              <w:top w:w="120" w:type="dxa"/>
+              <w:start w:w="140" w:type="dxa"/>
+              <w:bottom w:w="120" w:type="dxa"/>
+              <w:end w:w="140" w:type="dxa"/>
+            </w:tcMar>
+            <w:tcBorders>
+              <w:top w:val="single" w:sz="8" w:space="0" w:color="B8C7BE"/>
+              <w:left w:val="single" w:sz="8" w:space="0" w:color="B8C7BE"/>
+              <w:bottom w:val="single" w:sz="8" w:space="0" w:color="B8C7BE"/>
+              <w:right w:val="single" w:sz="8" w:space="0" w:color="B8C7BE"/>
+              <w:insideH w:val="single" w:sz="8" w:space="0" w:color="B8C7BE"/>
+              <w:insideV w:val="single" w:sz="8" w:space="0" w:color="B8C7BE"/>
+            </w:tcBorders>
+            <w:shd w:fill="F6FBF8"/>
+          </w:tcPr>
+          <w:p>
+            <w:pPr>
+              <w:spacing w:after="0" w:line="259" w:lineRule="auto"/>
+              <w:jc w:val="left"/>
+            </w:pPr>
+            <w:r>
+              <w:rPr>
+                <w:rFonts w:ascii="Microsoft YaHei" w:hAnsi="Microsoft YaHei" w:eastAsia="Microsoft YaHei"/>
+                <w:b w:val="0"/>
+                <w:sz w:val="16"/>
+              </w:rPr>
+              <w:t>已复查</w:t>
+            </w:r>
+          </w:p>
+        </w:tc>
+        <w:tc>
+          <w:tcPr>
+            <w:tcW w:type="dxa" w:w="1080"/>
+            <w:vAlign w:val="center"/>
+            <w:tcMar>
+              <w:top w:w="120" w:type="dxa"/>
+              <w:start w:w="140" w:type="dxa"/>
+              <w:bottom w:w="120" w:type="dxa"/>
+              <w:end w:w="140" w:type="dxa"/>
+            </w:tcMar>
+            <w:tcBorders>
+              <w:top w:val="single" w:sz="8" w:space="0" w:color="B8C7BE"/>
+              <w:left w:val="single" w:sz="8" w:space="0" w:color="B8C7BE"/>
+              <w:bottom w:val="single" w:sz="8" w:space="0" w:color="B8C7BE"/>
+              <w:right w:val="single" w:sz="8" w:space="0" w:color="B8C7BE"/>
+              <w:insideH w:val="single" w:sz="8" w:space="0" w:color="B8C7BE"/>
+              <w:insideV w:val="single" w:sz="8" w:space="0" w:color="B8C7BE"/>
+            </w:tcBorders>
+            <w:shd w:fill="F6FBF8"/>
+          </w:tcPr>
+          <w:p>
+            <w:pPr>
+              <w:spacing w:after="0" w:line="259" w:lineRule="auto"/>
+              <w:jc w:val="center"/>
+            </w:pPr>
+            <w:r>
+              <w:rPr>
+                <w:rFonts w:ascii="Microsoft YaHei" w:hAnsi="Microsoft YaHei" w:eastAsia="Microsoft YaHei"/>
+                <w:b w:val="0"/>
+                <w:sz w:val="16"/>
+              </w:rPr>
+              <w:t>关闭</w:t>
+            </w:r>
+          </w:p>
+        </w:tc>
+      </w:tr>
+      <w:tr>
+        <w:tc>
+          <w:tcPr>
+            <w:tcW w:type="dxa" w:w="1007"/>
+            <w:vAlign w:val="center"/>
+            <w:tcMar>
+              <w:top w:w="120" w:type="dxa"/>
+              <w:start w:w="140" w:type="dxa"/>
+              <w:bottom w:w="120" w:type="dxa"/>
+              <w:end w:w="140" w:type="dxa"/>
+            </w:tcMar>
+            <w:tcBorders>
+              <w:top w:val="single" w:sz="8" w:space="0" w:color="B8C7BE"/>
+              <w:left w:val="single" w:sz="8" w:space="0" w:color="B8C7BE"/>
+              <w:bottom w:val="single" w:sz="8" w:space="0" w:color="B8C7BE"/>
+              <w:right w:val="single" w:sz="8" w:space="0" w:color="B8C7BE"/>
+              <w:insideH w:val="single" w:sz="8" w:space="0" w:color="B8C7BE"/>
+              <w:insideV w:val="single" w:sz="8" w:space="0" w:color="B8C7BE"/>
+            </w:tcBorders>
+            <w:shd w:fill="FFFFFF"/>
+          </w:tcPr>
+          <w:p>
+            <w:pPr>
+              <w:spacing w:after="0" w:line="259" w:lineRule="auto"/>
+              <w:jc w:val="center"/>
+            </w:pPr>
+            <w:r>
+              <w:rPr>
+                <w:rFonts w:ascii="Microsoft YaHei" w:hAnsi="Microsoft YaHei" w:eastAsia="Microsoft YaHei"/>
+                <w:b w:val="0"/>
+                <w:sz w:val="16"/>
+              </w:rPr>
+              <w:t>D-005</w:t>
+            </w:r>
+          </w:p>
+        </w:tc>
+        <w:tc>
+          <w:tcPr>
+            <w:tcW w:type="dxa" w:w="1368"/>
+            <w:vAlign w:val="center"/>
+            <w:tcMar>
+              <w:top w:w="120" w:type="dxa"/>
+              <w:start w:w="140" w:type="dxa"/>
+              <w:bottom w:w="120" w:type="dxa"/>
+              <w:end w:w="140" w:type="dxa"/>
+            </w:tcMar>
+            <w:tcBorders>
+              <w:top w:val="single" w:sz="8" w:space="0" w:color="B8C7BE"/>
+              <w:left w:val="single" w:sz="8" w:space="0" w:color="B8C7BE"/>
+              <w:bottom w:val="single" w:sz="8" w:space="0" w:color="B8C7BE"/>
+              <w:right w:val="single" w:sz="8" w:space="0" w:color="B8C7BE"/>
+              <w:insideH w:val="single" w:sz="8" w:space="0" w:color="B8C7BE"/>
+              <w:insideV w:val="single" w:sz="8" w:space="0" w:color="B8C7BE"/>
+            </w:tcBorders>
+            <w:shd w:fill="FFFFFF"/>
+          </w:tcPr>
+          <w:p>
+            <w:pPr>
+              <w:spacing w:after="0" w:line="259" w:lineRule="auto"/>
+              <w:jc w:val="left"/>
+            </w:pPr>
+            <w:r>
+              <w:rPr>
+                <w:rFonts w:ascii="Microsoft YaHei" w:hAnsi="Microsoft YaHei" w:eastAsia="Microsoft YaHei"/>
+                <w:b w:val="0"/>
+                <w:sz w:val="16"/>
+              </w:rPr>
+              <w:t>门店代表</w:t>
+            </w:r>
+          </w:p>
+        </w:tc>
+        <w:tc>
+          <w:tcPr>
+            <w:tcW w:type="dxa" w:w="2880"/>
+            <w:vAlign w:val="center"/>
+            <w:tcMar>
+              <w:top w:w="120" w:type="dxa"/>
+              <w:start w:w="140" w:type="dxa"/>
+              <w:bottom w:w="120" w:type="dxa"/>
+              <w:end w:w="140" w:type="dxa"/>
+            </w:tcMar>
+            <w:tcBorders>
+              <w:top w:val="single" w:sz="8" w:space="0" w:color="B8C7BE"/>
+              <w:left w:val="single" w:sz="8" w:space="0" w:color="B8C7BE"/>
+              <w:bottom w:val="single" w:sz="8" w:space="0" w:color="B8C7BE"/>
+              <w:right w:val="single" w:sz="8" w:space="0" w:color="B8C7BE"/>
+              <w:insideH w:val="single" w:sz="8" w:space="0" w:color="B8C7BE"/>
+              <w:insideV w:val="single" w:sz="8" w:space="0" w:color="B8C7BE"/>
+            </w:tcBorders>
+            <w:shd w:fill="FFFFFF"/>
+          </w:tcPr>
+          <w:p>
+            <w:pPr>
+              <w:spacing w:after="0" w:line="259" w:lineRule="auto"/>
+              <w:jc w:val="left"/>
+            </w:pPr>
+            <w:r>
+              <w:rPr>
+                <w:rFonts w:ascii="Microsoft YaHei" w:hAnsi="Microsoft YaHei" w:eastAsia="Microsoft YaHei"/>
+                <w:b w:val="0"/>
+                <w:sz w:val="16"/>
+              </w:rPr>
+              <w:t>补充备用核验与离线补写</w:t>
+            </w:r>
+          </w:p>
+        </w:tc>
+        <w:tc>
+          <w:tcPr>
+            <w:tcW w:type="dxa" w:w="1944"/>
+            <w:vAlign w:val="center"/>
+            <w:tcMar>
+              <w:top w:w="120" w:type="dxa"/>
+              <w:start w:w="140" w:type="dxa"/>
+              <w:bottom w:w="120" w:type="dxa"/>
+              <w:end w:w="140" w:type="dxa"/>
+            </w:tcMar>
+            <w:tcBorders>
+              <w:top w:val="single" w:sz="8" w:space="0" w:color="B8C7BE"/>
+              <w:left w:val="single" w:sz="8" w:space="0" w:color="B8C7BE"/>
+              <w:bottom w:val="single" w:sz="8" w:space="0" w:color="B8C7BE"/>
+              <w:right w:val="single" w:sz="8" w:space="0" w:color="B8C7BE"/>
+              <w:insideH w:val="single" w:sz="8" w:space="0" w:color="B8C7BE"/>
+              <w:insideV w:val="single" w:sz="8" w:space="0" w:color="B8C7BE"/>
+            </w:tcBorders>
+            <w:shd w:fill="FFFFFF"/>
+          </w:tcPr>
+          <w:p>
+            <w:pPr>
+              <w:spacing w:after="0" w:line="259" w:lineRule="auto"/>
+              <w:jc w:val="left"/>
+            </w:pPr>
+            <w:r>
+              <w:rPr>
+                <w:rFonts w:ascii="Microsoft YaHei" w:hAnsi="Microsoft YaHei" w:eastAsia="Microsoft YaHei"/>
+                <w:b w:val="0"/>
+                <w:sz w:val="16"/>
+              </w:rPr>
+              <w:t>SRS、活动图</w:t>
+            </w:r>
+          </w:p>
+        </w:tc>
+        <w:tc>
+          <w:tcPr>
+            <w:tcW w:type="dxa" w:w="1368"/>
+            <w:vAlign w:val="center"/>
+            <w:tcMar>
+              <w:top w:w="120" w:type="dxa"/>
+              <w:start w:w="140" w:type="dxa"/>
+              <w:bottom w:w="120" w:type="dxa"/>
+              <w:end w:w="140" w:type="dxa"/>
+            </w:tcMar>
+            <w:tcBorders>
+              <w:top w:val="single" w:sz="8" w:space="0" w:color="B8C7BE"/>
+              <w:left w:val="single" w:sz="8" w:space="0" w:color="B8C7BE"/>
+              <w:bottom w:val="single" w:sz="8" w:space="0" w:color="B8C7BE"/>
+              <w:right w:val="single" w:sz="8" w:space="0" w:color="B8C7BE"/>
+              <w:insideH w:val="single" w:sz="8" w:space="0" w:color="B8C7BE"/>
+              <w:insideV w:val="single" w:sz="8" w:space="0" w:color="B8C7BE"/>
+            </w:tcBorders>
+            <w:shd w:fill="FFFFFF"/>
+          </w:tcPr>
+          <w:p>
+            <w:pPr>
+              <w:spacing w:after="0" w:line="259" w:lineRule="auto"/>
+              <w:jc w:val="left"/>
+            </w:pPr>
+            <w:r>
+              <w:rPr>
+                <w:rFonts w:ascii="Microsoft YaHei" w:hAnsi="Microsoft YaHei" w:eastAsia="Microsoft YaHei"/>
+                <w:b w:val="0"/>
+                <w:sz w:val="16"/>
+              </w:rPr>
+              <w:t>已复查</w:t>
+            </w:r>
+          </w:p>
+        </w:tc>
+        <w:tc>
+          <w:tcPr>
+            <w:tcW w:type="dxa" w:w="1080"/>
+            <w:vAlign w:val="center"/>
+            <w:tcMar>
+              <w:top w:w="120" w:type="dxa"/>
+              <w:start w:w="140" w:type="dxa"/>
+              <w:bottom w:w="120" w:type="dxa"/>
+              <w:end w:w="140" w:type="dxa"/>
+            </w:tcMar>
+            <w:tcBorders>
+              <w:top w:val="single" w:sz="8" w:space="0" w:color="B8C7BE"/>
+              <w:left w:val="single" w:sz="8" w:space="0" w:color="B8C7BE"/>
+              <w:bottom w:val="single" w:sz="8" w:space="0" w:color="B8C7BE"/>
+              <w:right w:val="single" w:sz="8" w:space="0" w:color="B8C7BE"/>
+              <w:insideH w:val="single" w:sz="8" w:space="0" w:color="B8C7BE"/>
+              <w:insideV w:val="single" w:sz="8" w:space="0" w:color="B8C7BE"/>
+            </w:tcBorders>
+            <w:shd w:fill="FFFFFF"/>
+          </w:tcPr>
+          <w:p>
+            <w:pPr>
+              <w:spacing w:after="0" w:line="259" w:lineRule="auto"/>
+              <w:jc w:val="center"/>
+            </w:pPr>
+            <w:r>
+              <w:rPr>
+                <w:rFonts w:ascii="Microsoft YaHei" w:hAnsi="Microsoft YaHei" w:eastAsia="Microsoft YaHei"/>
+                <w:b w:val="0"/>
+                <w:sz w:val="16"/>
+              </w:rPr>
+              <w:t>关闭</w:t>
+            </w:r>
+          </w:p>
+        </w:tc>
+      </w:tr>
+      <w:tr>
+        <w:tc>
+          <w:tcPr>
+            <w:tcW w:type="dxa" w:w="1007"/>
+            <w:vAlign w:val="center"/>
+            <w:tcMar>
+              <w:top w:w="120" w:type="dxa"/>
+              <w:start w:w="140" w:type="dxa"/>
+              <w:bottom w:w="120" w:type="dxa"/>
+              <w:end w:w="140" w:type="dxa"/>
+            </w:tcMar>
+            <w:tcBorders>
+              <w:top w:val="single" w:sz="8" w:space="0" w:color="B8C7BE"/>
+              <w:left w:val="single" w:sz="8" w:space="0" w:color="B8C7BE"/>
+              <w:bottom w:val="single" w:sz="8" w:space="0" w:color="B8C7BE"/>
+              <w:right w:val="single" w:sz="8" w:space="0" w:color="B8C7BE"/>
+              <w:insideH w:val="single" w:sz="8" w:space="0" w:color="B8C7BE"/>
+              <w:insideV w:val="single" w:sz="8" w:space="0" w:color="B8C7BE"/>
+            </w:tcBorders>
+            <w:shd w:fill="F6FBF8"/>
+          </w:tcPr>
+          <w:p>
+            <w:pPr>
+              <w:spacing w:after="0" w:line="259" w:lineRule="auto"/>
+              <w:jc w:val="center"/>
+            </w:pPr>
+            <w:r>
+              <w:rPr>
+                <w:rFonts w:ascii="Microsoft YaHei" w:hAnsi="Microsoft YaHei" w:eastAsia="Microsoft YaHei"/>
+                <w:b w:val="0"/>
+                <w:sz w:val="16"/>
+              </w:rPr>
+              <w:t>D-006</w:t>
+            </w:r>
+          </w:p>
+        </w:tc>
+        <w:tc>
+          <w:tcPr>
+            <w:tcW w:type="dxa" w:w="1368"/>
+            <w:vAlign w:val="center"/>
+            <w:tcMar>
+              <w:top w:w="120" w:type="dxa"/>
+              <w:start w:w="140" w:type="dxa"/>
+              <w:bottom w:w="120" w:type="dxa"/>
+              <w:end w:w="140" w:type="dxa"/>
+            </w:tcMar>
+            <w:tcBorders>
+              <w:top w:val="single" w:sz="8" w:space="0" w:color="B8C7BE"/>
+              <w:left w:val="single" w:sz="8" w:space="0" w:color="B8C7BE"/>
+              <w:bottom w:val="single" w:sz="8" w:space="0" w:color="B8C7BE"/>
+              <w:right w:val="single" w:sz="8" w:space="0" w:color="B8C7BE"/>
+              <w:insideH w:val="single" w:sz="8" w:space="0" w:color="B8C7BE"/>
+              <w:insideV w:val="single" w:sz="8" w:space="0" w:color="B8C7BE"/>
+            </w:tcBorders>
+            <w:shd w:fill="F6FBF8"/>
+          </w:tcPr>
+          <w:p>
+            <w:pPr>
+              <w:spacing w:after="0" w:line="259" w:lineRule="auto"/>
+              <w:jc w:val="left"/>
+            </w:pPr>
+            <w:r>
+              <w:rPr>
+                <w:rFonts w:ascii="Microsoft YaHei" w:hAnsi="Microsoft YaHei" w:eastAsia="Microsoft YaHei"/>
+                <w:b w:val="0"/>
+                <w:sz w:val="16"/>
+              </w:rPr>
+              <w:t>运维代表</w:t>
+            </w:r>
+          </w:p>
+        </w:tc>
+        <w:tc>
+          <w:tcPr>
+            <w:tcW w:type="dxa" w:w="2880"/>
+            <w:vAlign w:val="center"/>
+            <w:tcMar>
+              <w:top w:w="120" w:type="dxa"/>
+              <w:start w:w="140" w:type="dxa"/>
+              <w:bottom w:w="120" w:type="dxa"/>
+              <w:end w:w="140" w:type="dxa"/>
+            </w:tcMar>
+            <w:tcBorders>
+              <w:top w:val="single" w:sz="8" w:space="0" w:color="B8C7BE"/>
+              <w:left w:val="single" w:sz="8" w:space="0" w:color="B8C7BE"/>
+              <w:bottom w:val="single" w:sz="8" w:space="0" w:color="B8C7BE"/>
+              <w:right w:val="single" w:sz="8" w:space="0" w:color="B8C7BE"/>
+              <w:insideH w:val="single" w:sz="8" w:space="0" w:color="B8C7BE"/>
+              <w:insideV w:val="single" w:sz="8" w:space="0" w:color="B8C7BE"/>
+            </w:tcBorders>
+            <w:shd w:fill="F6FBF8"/>
+          </w:tcPr>
+          <w:p>
+            <w:pPr>
+              <w:spacing w:after="0" w:line="259" w:lineRule="auto"/>
+              <w:jc w:val="left"/>
+            </w:pPr>
+            <w:r>
+              <w:rPr>
+                <w:rFonts w:ascii="Microsoft YaHei" w:hAnsi="Microsoft YaHei" w:eastAsia="Microsoft YaHei"/>
+                <w:b w:val="0"/>
+                <w:sz w:val="16"/>
+              </w:rPr>
+              <w:t>补充 RPO/RTO 指标</w:t>
+            </w:r>
+          </w:p>
+        </w:tc>
+        <w:tc>
+          <w:tcPr>
+            <w:tcW w:type="dxa" w:w="1944"/>
+            <w:vAlign w:val="center"/>
+            <w:tcMar>
+              <w:top w:w="120" w:type="dxa"/>
+              <w:start w:w="140" w:type="dxa"/>
+              <w:bottom w:w="120" w:type="dxa"/>
+              <w:end w:w="140" w:type="dxa"/>
+            </w:tcMar>
+            <w:tcBorders>
+              <w:top w:val="single" w:sz="8" w:space="0" w:color="B8C7BE"/>
+              <w:left w:val="single" w:sz="8" w:space="0" w:color="B8C7BE"/>
+              <w:bottom w:val="single" w:sz="8" w:space="0" w:color="B8C7BE"/>
+              <w:right w:val="single" w:sz="8" w:space="0" w:color="B8C7BE"/>
+              <w:insideH w:val="single" w:sz="8" w:space="0" w:color="B8C7BE"/>
+              <w:insideV w:val="single" w:sz="8" w:space="0" w:color="B8C7BE"/>
+            </w:tcBorders>
+            <w:shd w:fill="F6FBF8"/>
+          </w:tcPr>
+          <w:p>
+            <w:pPr>
+              <w:spacing w:after="0" w:line="259" w:lineRule="auto"/>
+              <w:jc w:val="left"/>
+            </w:pPr>
+            <w:r>
+              <w:rPr>
+                <w:rFonts w:ascii="Microsoft YaHei" w:hAnsi="Microsoft YaHei" w:eastAsia="Microsoft YaHei"/>
+                <w:b w:val="0"/>
+                <w:sz w:val="16"/>
+              </w:rPr>
+              <w:t>SRS</w:t>
+            </w:r>
+          </w:p>
+        </w:tc>
+        <w:tc>
+          <w:tcPr>
+            <w:tcW w:type="dxa" w:w="1368"/>
+            <w:vAlign w:val="center"/>
+            <w:tcMar>
+              <w:top w:w="120" w:type="dxa"/>
+              <w:start w:w="140" w:type="dxa"/>
+              <w:bottom w:w="120" w:type="dxa"/>
+              <w:end w:w="140" w:type="dxa"/>
+            </w:tcMar>
+            <w:tcBorders>
+              <w:top w:val="single" w:sz="8" w:space="0" w:color="B8C7BE"/>
+              <w:left w:val="single" w:sz="8" w:space="0" w:color="B8C7BE"/>
+              <w:bottom w:val="single" w:sz="8" w:space="0" w:color="B8C7BE"/>
+              <w:right w:val="single" w:sz="8" w:space="0" w:color="B8C7BE"/>
+              <w:insideH w:val="single" w:sz="8" w:space="0" w:color="B8C7BE"/>
+              <w:insideV w:val="single" w:sz="8" w:space="0" w:color="B8C7BE"/>
+            </w:tcBorders>
+            <w:shd w:fill="F6FBF8"/>
+          </w:tcPr>
+          <w:p>
+            <w:pPr>
+              <w:spacing w:after="0" w:line="259" w:lineRule="auto"/>
+              <w:jc w:val="left"/>
+            </w:pPr>
+            <w:r>
+              <w:rPr>
+                <w:rFonts w:ascii="Microsoft YaHei" w:hAnsi="Microsoft YaHei" w:eastAsia="Microsoft YaHei"/>
+                <w:b w:val="0"/>
+                <w:sz w:val="16"/>
+              </w:rPr>
+              <w:t>待确认</w:t>
+            </w:r>
+          </w:p>
+        </w:tc>
+        <w:tc>
+          <w:tcPr>
+            <w:tcW w:type="dxa" w:w="1080"/>
+            <w:vAlign w:val="center"/>
+            <w:tcMar>
+              <w:top w:w="120" w:type="dxa"/>
+              <w:start w:w="140" w:type="dxa"/>
+              <w:bottom w:w="120" w:type="dxa"/>
+              <w:end w:w="140" w:type="dxa"/>
+            </w:tcMar>
+            <w:tcBorders>
+              <w:top w:val="single" w:sz="8" w:space="0" w:color="B8C7BE"/>
+              <w:left w:val="single" w:sz="8" w:space="0" w:color="B8C7BE"/>
+              <w:bottom w:val="single" w:sz="8" w:space="0" w:color="B8C7BE"/>
+              <w:right w:val="single" w:sz="8" w:space="0" w:color="B8C7BE"/>
+              <w:insideH w:val="single" w:sz="8" w:space="0" w:color="B8C7BE"/>
+              <w:insideV w:val="single" w:sz="8" w:space="0" w:color="B8C7BE"/>
+            </w:tcBorders>
+            <w:shd w:fill="F6FBF8"/>
+          </w:tcPr>
+          <w:p>
+            <w:pPr>
+              <w:spacing w:after="0" w:line="259" w:lineRule="auto"/>
+              <w:jc w:val="center"/>
+            </w:pPr>
+            <w:r>
+              <w:rPr>
+                <w:rFonts w:ascii="Microsoft YaHei" w:hAnsi="Microsoft YaHei" w:eastAsia="Microsoft YaHei"/>
+                <w:b w:val="0"/>
+                <w:sz w:val="16"/>
+              </w:rPr>
+              <w:t>登记</w:t>
+            </w:r>
+          </w:p>
+        </w:tc>
+      </w:tr>
+      <w:tr>
+        <w:tc>
+          <w:tcPr>
+            <w:tcW w:type="dxa" w:w="1007"/>
+            <w:vAlign w:val="center"/>
+            <w:tcMar>
+              <w:top w:w="120" w:type="dxa"/>
+              <w:start w:w="140" w:type="dxa"/>
+              <w:bottom w:w="120" w:type="dxa"/>
+              <w:end w:w="140" w:type="dxa"/>
+            </w:tcMar>
+            <w:tcBorders>
+              <w:top w:val="single" w:sz="8" w:space="0" w:color="B8C7BE"/>
+              <w:left w:val="single" w:sz="8" w:space="0" w:color="B8C7BE"/>
+              <w:bottom w:val="single" w:sz="8" w:space="0" w:color="B8C7BE"/>
+              <w:right w:val="single" w:sz="8" w:space="0" w:color="B8C7BE"/>
+              <w:insideH w:val="single" w:sz="8" w:space="0" w:color="B8C7BE"/>
+              <w:insideV w:val="single" w:sz="8" w:space="0" w:color="B8C7BE"/>
+            </w:tcBorders>
+            <w:shd w:fill="FFFFFF"/>
+          </w:tcPr>
+          <w:p>
+            <w:pPr>
+              <w:spacing w:after="0" w:line="259" w:lineRule="auto"/>
+              <w:jc w:val="center"/>
+            </w:pPr>
+            <w:r>
+              <w:rPr>
+                <w:rFonts w:ascii="Microsoft YaHei" w:hAnsi="Microsoft YaHei" w:eastAsia="Microsoft YaHei"/>
+                <w:b w:val="0"/>
+                <w:sz w:val="16"/>
+              </w:rPr>
+              <w:t>D-007</w:t>
+            </w:r>
+          </w:p>
+        </w:tc>
+        <w:tc>
+          <w:tcPr>
+            <w:tcW w:type="dxa" w:w="1368"/>
+            <w:vAlign w:val="center"/>
+            <w:tcMar>
+              <w:top w:w="120" w:type="dxa"/>
+              <w:start w:w="140" w:type="dxa"/>
+              <w:bottom w:w="120" w:type="dxa"/>
+              <w:end w:w="140" w:type="dxa"/>
+            </w:tcMar>
+            <w:tcBorders>
+              <w:top w:val="single" w:sz="8" w:space="0" w:color="B8C7BE"/>
+              <w:left w:val="single" w:sz="8" w:space="0" w:color="B8C7BE"/>
+              <w:bottom w:val="single" w:sz="8" w:space="0" w:color="B8C7BE"/>
+              <w:right w:val="single" w:sz="8" w:space="0" w:color="B8C7BE"/>
+              <w:insideH w:val="single" w:sz="8" w:space="0" w:color="B8C7BE"/>
+              <w:insideV w:val="single" w:sz="8" w:space="0" w:color="B8C7BE"/>
+            </w:tcBorders>
+            <w:shd w:fill="FFFFFF"/>
+          </w:tcPr>
+          <w:p>
+            <w:pPr>
+              <w:spacing w:after="0" w:line="259" w:lineRule="auto"/>
+              <w:jc w:val="left"/>
+            </w:pPr>
+            <w:r>
+              <w:rPr>
+                <w:rFonts w:ascii="Microsoft YaHei" w:hAnsi="Microsoft YaHei" w:eastAsia="Microsoft YaHei"/>
+                <w:b w:val="0"/>
+                <w:sz w:val="16"/>
+              </w:rPr>
+              <w:t>店长/照护</w:t>
+            </w:r>
+          </w:p>
+        </w:tc>
+        <w:tc>
+          <w:tcPr>
+            <w:tcW w:type="dxa" w:w="2880"/>
+            <w:vAlign w:val="center"/>
+            <w:tcMar>
+              <w:top w:w="120" w:type="dxa"/>
+              <w:start w:w="140" w:type="dxa"/>
+              <w:bottom w:w="120" w:type="dxa"/>
+              <w:end w:w="140" w:type="dxa"/>
+            </w:tcMar>
+            <w:tcBorders>
+              <w:top w:val="single" w:sz="8" w:space="0" w:color="B8C7BE"/>
+              <w:left w:val="single" w:sz="8" w:space="0" w:color="B8C7BE"/>
+              <w:bottom w:val="single" w:sz="8" w:space="0" w:color="B8C7BE"/>
+              <w:right w:val="single" w:sz="8" w:space="0" w:color="B8C7BE"/>
+              <w:insideH w:val="single" w:sz="8" w:space="0" w:color="B8C7BE"/>
+              <w:insideV w:val="single" w:sz="8" w:space="0" w:color="B8C7BE"/>
+            </w:tcBorders>
+            <w:shd w:fill="FFFFFF"/>
+          </w:tcPr>
+          <w:p>
+            <w:pPr>
+              <w:spacing w:after="0" w:line="259" w:lineRule="auto"/>
+              <w:jc w:val="left"/>
+            </w:pPr>
+            <w:r>
+              <w:rPr>
+                <w:rFonts w:ascii="Microsoft YaHei" w:hAnsi="Microsoft YaHei" w:eastAsia="Microsoft YaHei"/>
+                <w:b w:val="0"/>
+                <w:sz w:val="16"/>
+              </w:rPr>
+              <w:t>补充健康展示粒度和恢复权限</w:t>
+            </w:r>
+          </w:p>
+        </w:tc>
+        <w:tc>
+          <w:tcPr>
+            <w:tcW w:type="dxa" w:w="1944"/>
+            <w:vAlign w:val="center"/>
+            <w:tcMar>
+              <w:top w:w="120" w:type="dxa"/>
+              <w:start w:w="140" w:type="dxa"/>
+              <w:bottom w:w="120" w:type="dxa"/>
+              <w:end w:w="140" w:type="dxa"/>
+            </w:tcMar>
+            <w:tcBorders>
+              <w:top w:val="single" w:sz="8" w:space="0" w:color="B8C7BE"/>
+              <w:left w:val="single" w:sz="8" w:space="0" w:color="B8C7BE"/>
+              <w:bottom w:val="single" w:sz="8" w:space="0" w:color="B8C7BE"/>
+              <w:right w:val="single" w:sz="8" w:space="0" w:color="B8C7BE"/>
+              <w:insideH w:val="single" w:sz="8" w:space="0" w:color="B8C7BE"/>
+              <w:insideV w:val="single" w:sz="8" w:space="0" w:color="B8C7BE"/>
+            </w:tcBorders>
+            <w:shd w:fill="FFFFFF"/>
+          </w:tcPr>
+          <w:p>
+            <w:pPr>
+              <w:spacing w:after="0" w:line="259" w:lineRule="auto"/>
+              <w:jc w:val="left"/>
+            </w:pPr>
+            <w:r>
+              <w:rPr>
+                <w:rFonts w:ascii="Microsoft YaHei" w:hAnsi="Microsoft YaHei" w:eastAsia="Microsoft YaHei"/>
+                <w:b w:val="0"/>
+                <w:sz w:val="16"/>
+              </w:rPr>
+              <w:t>SRS、活动图</w:t>
+            </w:r>
+          </w:p>
+        </w:tc>
+        <w:tc>
+          <w:tcPr>
+            <w:tcW w:type="dxa" w:w="1368"/>
+            <w:vAlign w:val="center"/>
+            <w:tcMar>
+              <w:top w:w="120" w:type="dxa"/>
+              <w:start w:w="140" w:type="dxa"/>
+              <w:bottom w:w="120" w:type="dxa"/>
+              <w:end w:w="140" w:type="dxa"/>
+            </w:tcMar>
+            <w:tcBorders>
+              <w:top w:val="single" w:sz="8" w:space="0" w:color="B8C7BE"/>
+              <w:left w:val="single" w:sz="8" w:space="0" w:color="B8C7BE"/>
+              <w:bottom w:val="single" w:sz="8" w:space="0" w:color="B8C7BE"/>
+              <w:right w:val="single" w:sz="8" w:space="0" w:color="B8C7BE"/>
+              <w:insideH w:val="single" w:sz="8" w:space="0" w:color="B8C7BE"/>
+              <w:insideV w:val="single" w:sz="8" w:space="0" w:color="B8C7BE"/>
+            </w:tcBorders>
+            <w:shd w:fill="FFFFFF"/>
+          </w:tcPr>
+          <w:p>
+            <w:pPr>
+              <w:spacing w:after="0" w:line="259" w:lineRule="auto"/>
+              <w:jc w:val="left"/>
+            </w:pPr>
+            <w:r>
+              <w:rPr>
+                <w:rFonts w:ascii="Microsoft YaHei" w:hAnsi="Microsoft YaHei" w:eastAsia="Microsoft YaHei"/>
+                <w:b w:val="0"/>
+                <w:sz w:val="16"/>
+              </w:rPr>
+              <w:t>已复查</w:t>
+            </w:r>
+          </w:p>
+        </w:tc>
+        <w:tc>
+          <w:tcPr>
+            <w:tcW w:type="dxa" w:w="1080"/>
+            <w:vAlign w:val="center"/>
+            <w:tcMar>
+              <w:top w:w="120" w:type="dxa"/>
+              <w:start w:w="140" w:type="dxa"/>
+              <w:bottom w:w="120" w:type="dxa"/>
+              <w:end w:w="140" w:type="dxa"/>
+            </w:tcMar>
+            <w:tcBorders>
+              <w:top w:val="single" w:sz="8" w:space="0" w:color="B8C7BE"/>
+              <w:left w:val="single" w:sz="8" w:space="0" w:color="B8C7BE"/>
+              <w:bottom w:val="single" w:sz="8" w:space="0" w:color="B8C7BE"/>
+              <w:right w:val="single" w:sz="8" w:space="0" w:color="B8C7BE"/>
+              <w:insideH w:val="single" w:sz="8" w:space="0" w:color="B8C7BE"/>
+              <w:insideV w:val="single" w:sz="8" w:space="0" w:color="B8C7BE"/>
+            </w:tcBorders>
+            <w:shd w:fill="FFFFFF"/>
+          </w:tcPr>
+          <w:p>
+            <w:pPr>
+              <w:spacing w:after="0" w:line="259" w:lineRule="auto"/>
+              <w:jc w:val="center"/>
+            </w:pPr>
+            <w:r>
+              <w:rPr>
+                <w:rFonts w:ascii="Microsoft YaHei" w:hAnsi="Microsoft YaHei" w:eastAsia="Microsoft YaHei"/>
+                <w:b w:val="0"/>
+                <w:sz w:val="16"/>
+              </w:rPr>
+              <w:t>关闭</w:t>
+            </w:r>
+          </w:p>
+        </w:tc>
+      </w:tr>
+      <w:tr>
+        <w:tc>
+          <w:tcPr>
+            <w:tcW w:type="dxa" w:w="1007"/>
+            <w:vAlign w:val="center"/>
+            <w:tcMar>
+              <w:top w:w="120" w:type="dxa"/>
+              <w:start w:w="140" w:type="dxa"/>
+              <w:bottom w:w="120" w:type="dxa"/>
+              <w:end w:w="140" w:type="dxa"/>
+            </w:tcMar>
+            <w:tcBorders>
+              <w:top w:val="single" w:sz="8" w:space="0" w:color="B8C7BE"/>
+              <w:left w:val="single" w:sz="8" w:space="0" w:color="B8C7BE"/>
+              <w:bottom w:val="single" w:sz="8" w:space="0" w:color="B8C7BE"/>
+              <w:right w:val="single" w:sz="8" w:space="0" w:color="B8C7BE"/>
+              <w:insideH w:val="single" w:sz="8" w:space="0" w:color="B8C7BE"/>
+              <w:insideV w:val="single" w:sz="8" w:space="0" w:color="B8C7BE"/>
+            </w:tcBorders>
+            <w:shd w:fill="F6FBF8"/>
+          </w:tcPr>
+          <w:p>
+            <w:pPr>
+              <w:spacing w:after="0" w:line="259" w:lineRule="auto"/>
+              <w:jc w:val="center"/>
+            </w:pPr>
+            <w:r>
+              <w:rPr>
+                <w:rFonts w:ascii="Microsoft YaHei" w:hAnsi="Microsoft YaHei" w:eastAsia="Microsoft YaHei"/>
+                <w:b w:val="0"/>
+                <w:sz w:val="16"/>
+              </w:rPr>
+              <w:t>D-008</w:t>
+            </w:r>
+          </w:p>
+        </w:tc>
+        <w:tc>
+          <w:tcPr>
+            <w:tcW w:type="dxa" w:w="1368"/>
+            <w:vAlign w:val="center"/>
+            <w:tcMar>
+              <w:top w:w="120" w:type="dxa"/>
+              <w:start w:w="140" w:type="dxa"/>
+              <w:bottom w:w="120" w:type="dxa"/>
+              <w:end w:w="140" w:type="dxa"/>
+            </w:tcMar>
+            <w:tcBorders>
+              <w:top w:val="single" w:sz="8" w:space="0" w:color="B8C7BE"/>
+              <w:left w:val="single" w:sz="8" w:space="0" w:color="B8C7BE"/>
+              <w:bottom w:val="single" w:sz="8" w:space="0" w:color="B8C7BE"/>
+              <w:right w:val="single" w:sz="8" w:space="0" w:color="B8C7BE"/>
+              <w:insideH w:val="single" w:sz="8" w:space="0" w:color="B8C7BE"/>
+              <w:insideV w:val="single" w:sz="8" w:space="0" w:color="B8C7BE"/>
+            </w:tcBorders>
+            <w:shd w:fill="F6FBF8"/>
+          </w:tcPr>
+          <w:p>
+            <w:pPr>
+              <w:spacing w:after="0" w:line="259" w:lineRule="auto"/>
+              <w:jc w:val="left"/>
+            </w:pPr>
+            <w:r>
+              <w:rPr>
+                <w:rFonts w:ascii="Microsoft YaHei" w:hAnsi="Microsoft YaHei" w:eastAsia="Microsoft YaHei"/>
+                <w:b w:val="0"/>
+                <w:sz w:val="16"/>
+              </w:rPr>
+              <w:t>技术负责人</w:t>
+            </w:r>
+          </w:p>
+        </w:tc>
+        <w:tc>
+          <w:tcPr>
+            <w:tcW w:type="dxa" w:w="2880"/>
+            <w:vAlign w:val="center"/>
+            <w:tcMar>
+              <w:top w:w="120" w:type="dxa"/>
+              <w:start w:w="140" w:type="dxa"/>
+              <w:bottom w:w="120" w:type="dxa"/>
+              <w:end w:w="140" w:type="dxa"/>
+            </w:tcMar>
+            <w:tcBorders>
+              <w:top w:val="single" w:sz="8" w:space="0" w:color="B8C7BE"/>
+              <w:left w:val="single" w:sz="8" w:space="0" w:color="B8C7BE"/>
+              <w:bottom w:val="single" w:sz="8" w:space="0" w:color="B8C7BE"/>
+              <w:right w:val="single" w:sz="8" w:space="0" w:color="B8C7BE"/>
+              <w:insideH w:val="single" w:sz="8" w:space="0" w:color="B8C7BE"/>
+              <w:insideV w:val="single" w:sz="8" w:space="0" w:color="B8C7BE"/>
+            </w:tcBorders>
+            <w:shd w:fill="F6FBF8"/>
+          </w:tcPr>
+          <w:p>
+            <w:pPr>
+              <w:spacing w:after="0" w:line="259" w:lineRule="auto"/>
+              <w:jc w:val="left"/>
+            </w:pPr>
+            <w:r>
+              <w:rPr>
+                <w:rFonts w:ascii="Microsoft YaHei" w:hAnsi="Microsoft YaHei" w:eastAsia="Microsoft YaHei"/>
+                <w:b w:val="0"/>
+                <w:sz w:val="16"/>
+              </w:rPr>
+              <w:t>补充消息幂等与重试上限</w:t>
+            </w:r>
+          </w:p>
+        </w:tc>
+        <w:tc>
+          <w:tcPr>
+            <w:tcW w:type="dxa" w:w="1944"/>
+            <w:vAlign w:val="center"/>
+            <w:tcMar>
+              <w:top w:w="120" w:type="dxa"/>
+              <w:start w:w="140" w:type="dxa"/>
+              <w:bottom w:w="120" w:type="dxa"/>
+              <w:end w:w="140" w:type="dxa"/>
+            </w:tcMar>
+            <w:tcBorders>
+              <w:top w:val="single" w:sz="8" w:space="0" w:color="B8C7BE"/>
+              <w:left w:val="single" w:sz="8" w:space="0" w:color="B8C7BE"/>
+              <w:bottom w:val="single" w:sz="8" w:space="0" w:color="B8C7BE"/>
+              <w:right w:val="single" w:sz="8" w:space="0" w:color="B8C7BE"/>
+              <w:insideH w:val="single" w:sz="8" w:space="0" w:color="B8C7BE"/>
+              <w:insideV w:val="single" w:sz="8" w:space="0" w:color="B8C7BE"/>
+            </w:tcBorders>
+            <w:shd w:fill="F6FBF8"/>
+          </w:tcPr>
+          <w:p>
+            <w:pPr>
+              <w:spacing w:after="0" w:line="259" w:lineRule="auto"/>
+              <w:jc w:val="left"/>
+            </w:pPr>
+            <w:r>
+              <w:rPr>
+                <w:rFonts w:ascii="Microsoft YaHei" w:hAnsi="Microsoft YaHei" w:eastAsia="Microsoft YaHei"/>
+                <w:b w:val="0"/>
+                <w:sz w:val="16"/>
+              </w:rPr>
+              <w:t>SRS、顺序图</w:t>
+            </w:r>
+          </w:p>
+        </w:tc>
+        <w:tc>
+          <w:tcPr>
+            <w:tcW w:type="dxa" w:w="1368"/>
+            <w:vAlign w:val="center"/>
+            <w:tcMar>
+              <w:top w:w="120" w:type="dxa"/>
+              <w:start w:w="140" w:type="dxa"/>
+              <w:bottom w:w="120" w:type="dxa"/>
+              <w:end w:w="140" w:type="dxa"/>
+            </w:tcMar>
+            <w:tcBorders>
+              <w:top w:val="single" w:sz="8" w:space="0" w:color="B8C7BE"/>
+              <w:left w:val="single" w:sz="8" w:space="0" w:color="B8C7BE"/>
+              <w:bottom w:val="single" w:sz="8" w:space="0" w:color="B8C7BE"/>
+              <w:right w:val="single" w:sz="8" w:space="0" w:color="B8C7BE"/>
+              <w:insideH w:val="single" w:sz="8" w:space="0" w:color="B8C7BE"/>
+              <w:insideV w:val="single" w:sz="8" w:space="0" w:color="B8C7BE"/>
+            </w:tcBorders>
+            <w:shd w:fill="F6FBF8"/>
+          </w:tcPr>
+          <w:p>
+            <w:pPr>
+              <w:spacing w:after="0" w:line="259" w:lineRule="auto"/>
+              <w:jc w:val="left"/>
+            </w:pPr>
+            <w:r>
+              <w:rPr>
+                <w:rFonts w:ascii="Microsoft YaHei" w:hAnsi="Microsoft YaHei" w:eastAsia="Microsoft YaHei"/>
+                <w:b w:val="0"/>
+                <w:sz w:val="16"/>
+              </w:rPr>
+              <w:t>已复查</w:t>
+            </w:r>
+          </w:p>
+        </w:tc>
+        <w:tc>
+          <w:tcPr>
+            <w:tcW w:type="dxa" w:w="1080"/>
+            <w:vAlign w:val="center"/>
+            <w:tcMar>
+              <w:top w:w="120" w:type="dxa"/>
+              <w:start w:w="140" w:type="dxa"/>
+              <w:bottom w:w="120" w:type="dxa"/>
+              <w:end w:w="140" w:type="dxa"/>
+            </w:tcMar>
+            <w:tcBorders>
+              <w:top w:val="single" w:sz="8" w:space="0" w:color="B8C7BE"/>
+              <w:left w:val="single" w:sz="8" w:space="0" w:color="B8C7BE"/>
+              <w:bottom w:val="single" w:sz="8" w:space="0" w:color="B8C7BE"/>
+              <w:right w:val="single" w:sz="8" w:space="0" w:color="B8C7BE"/>
+              <w:insideH w:val="single" w:sz="8" w:space="0" w:color="B8C7BE"/>
+              <w:insideV w:val="single" w:sz="8" w:space="0" w:color="B8C7BE"/>
+            </w:tcBorders>
+            <w:shd w:fill="F6FBF8"/>
+          </w:tcPr>
+          <w:p>
+            <w:pPr>
+              <w:spacing w:after="0" w:line="259" w:lineRule="auto"/>
+              <w:jc w:val="center"/>
+            </w:pPr>
+            <w:r>
+              <w:rPr>
+                <w:rFonts w:ascii="Microsoft YaHei" w:hAnsi="Microsoft YaHei" w:eastAsia="Microsoft YaHei"/>
+                <w:b w:val="0"/>
+                <w:sz w:val="16"/>
+              </w:rPr>
+              <w:t>关闭</w:t>
+            </w:r>
+          </w:p>
+        </w:tc>
+      </w:tr>
+      <w:tr>
+        <w:tc>
+          <w:tcPr>
+            <w:tcW w:type="dxa" w:w="1007"/>
+            <w:vAlign w:val="center"/>
+            <w:tcMar>
+              <w:top w:w="120" w:type="dxa"/>
+              <w:start w:w="140" w:type="dxa"/>
+              <w:bottom w:w="120" w:type="dxa"/>
+              <w:end w:w="140" w:type="dxa"/>
+            </w:tcMar>
+            <w:tcBorders>
+              <w:top w:val="single" w:sz="8" w:space="0" w:color="B8C7BE"/>
+              <w:left w:val="single" w:sz="8" w:space="0" w:color="B8C7BE"/>
+              <w:bottom w:val="single" w:sz="8" w:space="0" w:color="B8C7BE"/>
+              <w:right w:val="single" w:sz="8" w:space="0" w:color="B8C7BE"/>
+              <w:insideH w:val="single" w:sz="8" w:space="0" w:color="B8C7BE"/>
+              <w:insideV w:val="single" w:sz="8" w:space="0" w:color="B8C7BE"/>
+            </w:tcBorders>
+            <w:shd w:fill="FFFFFF"/>
+          </w:tcPr>
+          <w:p>
+            <w:pPr>
+              <w:spacing w:after="0" w:line="259" w:lineRule="auto"/>
+              <w:jc w:val="center"/>
+            </w:pPr>
+            <w:r>
+              <w:rPr>
+                <w:rFonts w:ascii="Microsoft YaHei" w:hAnsi="Microsoft YaHei" w:eastAsia="Microsoft YaHei"/>
+                <w:b w:val="0"/>
+                <w:sz w:val="16"/>
+              </w:rPr>
+              <w:t>D-009</w:t>
+            </w:r>
+          </w:p>
+        </w:tc>
+        <w:tc>
+          <w:tcPr>
+            <w:tcW w:type="dxa" w:w="1368"/>
+            <w:vAlign w:val="center"/>
+            <w:tcMar>
+              <w:top w:w="120" w:type="dxa"/>
+              <w:start w:w="140" w:type="dxa"/>
+              <w:bottom w:w="120" w:type="dxa"/>
+              <w:end w:w="140" w:type="dxa"/>
+            </w:tcMar>
+            <w:tcBorders>
+              <w:top w:val="single" w:sz="8" w:space="0" w:color="B8C7BE"/>
+              <w:left w:val="single" w:sz="8" w:space="0" w:color="B8C7BE"/>
+              <w:bottom w:val="single" w:sz="8" w:space="0" w:color="B8C7BE"/>
+              <w:right w:val="single" w:sz="8" w:space="0" w:color="B8C7BE"/>
+              <w:insideH w:val="single" w:sz="8" w:space="0" w:color="B8C7BE"/>
+              <w:insideV w:val="single" w:sz="8" w:space="0" w:color="B8C7BE"/>
+            </w:tcBorders>
+            <w:shd w:fill="FFFFFF"/>
+          </w:tcPr>
+          <w:p>
+            <w:pPr>
+              <w:spacing w:after="0" w:line="259" w:lineRule="auto"/>
+              <w:jc w:val="left"/>
+            </w:pPr>
+            <w:r>
+              <w:rPr>
+                <w:rFonts w:ascii="Microsoft YaHei" w:hAnsi="Microsoft YaHei" w:eastAsia="Microsoft YaHei"/>
+                <w:b w:val="0"/>
+                <w:sz w:val="16"/>
+              </w:rPr>
+              <w:t>建模负责人</w:t>
+            </w:r>
+          </w:p>
+        </w:tc>
+        <w:tc>
+          <w:tcPr>
+            <w:tcW w:type="dxa" w:w="2880"/>
+            <w:vAlign w:val="center"/>
+            <w:tcMar>
+              <w:top w:w="120" w:type="dxa"/>
+              <w:start w:w="140" w:type="dxa"/>
+              <w:bottom w:w="120" w:type="dxa"/>
+              <w:end w:w="140" w:type="dxa"/>
+            </w:tcMar>
+            <w:tcBorders>
+              <w:top w:val="single" w:sz="8" w:space="0" w:color="B8C7BE"/>
+              <w:left w:val="single" w:sz="8" w:space="0" w:color="B8C7BE"/>
+              <w:bottom w:val="single" w:sz="8" w:space="0" w:color="B8C7BE"/>
+              <w:right w:val="single" w:sz="8" w:space="0" w:color="B8C7BE"/>
+              <w:insideH w:val="single" w:sz="8" w:space="0" w:color="B8C7BE"/>
+              <w:insideV w:val="single" w:sz="8" w:space="0" w:color="B8C7BE"/>
+            </w:tcBorders>
+            <w:shd w:fill="FFFFFF"/>
+          </w:tcPr>
+          <w:p>
+            <w:pPr>
+              <w:spacing w:after="0" w:line="259" w:lineRule="auto"/>
+              <w:jc w:val="left"/>
+            </w:pPr>
+            <w:r>
+              <w:rPr>
+                <w:rFonts w:ascii="Microsoft YaHei" w:hAnsi="Microsoft YaHei" w:eastAsia="Microsoft YaHei"/>
+                <w:b w:val="0"/>
+                <w:sz w:val="16"/>
+              </w:rPr>
+              <w:t>补充 UML 说明中的需求覆盖</w:t>
+            </w:r>
+          </w:p>
+        </w:tc>
+        <w:tc>
+          <w:tcPr>
+            <w:tcW w:type="dxa" w:w="1944"/>
+            <w:vAlign w:val="center"/>
+            <w:tcMar>
+              <w:top w:w="120" w:type="dxa"/>
+              <w:start w:w="140" w:type="dxa"/>
+              <w:bottom w:w="120" w:type="dxa"/>
+              <w:end w:w="140" w:type="dxa"/>
+            </w:tcMar>
+            <w:tcBorders>
+              <w:top w:val="single" w:sz="8" w:space="0" w:color="B8C7BE"/>
+              <w:left w:val="single" w:sz="8" w:space="0" w:color="B8C7BE"/>
+              <w:bottom w:val="single" w:sz="8" w:space="0" w:color="B8C7BE"/>
+              <w:right w:val="single" w:sz="8" w:space="0" w:color="B8C7BE"/>
+              <w:insideH w:val="single" w:sz="8" w:space="0" w:color="B8C7BE"/>
+              <w:insideV w:val="single" w:sz="8" w:space="0" w:color="B8C7BE"/>
+            </w:tcBorders>
+            <w:shd w:fill="FFFFFF"/>
+          </w:tcPr>
+          <w:p>
+            <w:pPr>
+              <w:spacing w:after="0" w:line="259" w:lineRule="auto"/>
+              <w:jc w:val="left"/>
+            </w:pPr>
+            <w:r>
+              <w:rPr>
+                <w:rFonts w:ascii="Microsoft YaHei" w:hAnsi="Microsoft YaHei" w:eastAsia="Microsoft YaHei"/>
+                <w:b w:val="0"/>
+                <w:sz w:val="16"/>
+              </w:rPr>
+              <w:t>D1-4、RTM</w:t>
+            </w:r>
+          </w:p>
+        </w:tc>
+        <w:tc>
+          <w:tcPr>
+            <w:tcW w:type="dxa" w:w="1368"/>
+            <w:vAlign w:val="center"/>
+            <w:tcMar>
+              <w:top w:w="120" w:type="dxa"/>
+              <w:start w:w="140" w:type="dxa"/>
+              <w:bottom w:w="120" w:type="dxa"/>
+              <w:end w:w="140" w:type="dxa"/>
+            </w:tcMar>
+            <w:tcBorders>
+              <w:top w:val="single" w:sz="8" w:space="0" w:color="B8C7BE"/>
+              <w:left w:val="single" w:sz="8" w:space="0" w:color="B8C7BE"/>
+              <w:bottom w:val="single" w:sz="8" w:space="0" w:color="B8C7BE"/>
+              <w:right w:val="single" w:sz="8" w:space="0" w:color="B8C7BE"/>
+              <w:insideH w:val="single" w:sz="8" w:space="0" w:color="B8C7BE"/>
+              <w:insideV w:val="single" w:sz="8" w:space="0" w:color="B8C7BE"/>
+            </w:tcBorders>
+            <w:shd w:fill="FFFFFF"/>
+          </w:tcPr>
+          <w:p>
+            <w:pPr>
+              <w:spacing w:after="0" w:line="259" w:lineRule="auto"/>
+              <w:jc w:val="left"/>
+            </w:pPr>
+            <w:r>
+              <w:rPr>
+                <w:rFonts w:ascii="Microsoft YaHei" w:hAnsi="Microsoft YaHei" w:eastAsia="Microsoft YaHei"/>
+                <w:b w:val="0"/>
+                <w:sz w:val="16"/>
+              </w:rPr>
+              <w:t>已复查</w:t>
+            </w:r>
+          </w:p>
+        </w:tc>
+        <w:tc>
+          <w:tcPr>
+            <w:tcW w:type="dxa" w:w="1080"/>
+            <w:vAlign w:val="center"/>
+            <w:tcMar>
+              <w:top w:w="120" w:type="dxa"/>
+              <w:start w:w="140" w:type="dxa"/>
+              <w:bottom w:w="120" w:type="dxa"/>
+              <w:end w:w="140" w:type="dxa"/>
+            </w:tcMar>
+            <w:tcBorders>
+              <w:top w:val="single" w:sz="8" w:space="0" w:color="B8C7BE"/>
+              <w:left w:val="single" w:sz="8" w:space="0" w:color="B8C7BE"/>
+              <w:bottom w:val="single" w:sz="8" w:space="0" w:color="B8C7BE"/>
+              <w:right w:val="single" w:sz="8" w:space="0" w:color="B8C7BE"/>
+              <w:insideH w:val="single" w:sz="8" w:space="0" w:color="B8C7BE"/>
+              <w:insideV w:val="single" w:sz="8" w:space="0" w:color="B8C7BE"/>
+            </w:tcBorders>
+            <w:shd w:fill="FFFFFF"/>
+          </w:tcPr>
+          <w:p>
+            <w:pPr>
+              <w:spacing w:after="0" w:line="259" w:lineRule="auto"/>
+              <w:jc w:val="center"/>
+            </w:pPr>
+            <w:r>
+              <w:rPr>
+                <w:rFonts w:ascii="Microsoft YaHei" w:hAnsi="Microsoft YaHei" w:eastAsia="Microsoft YaHei"/>
+                <w:b w:val="0"/>
+                <w:sz w:val="16"/>
+              </w:rPr>
+              <w:t>关闭</w:t>
+            </w:r>
+          </w:p>
+        </w:tc>
+      </w:tr>
+      <w:tr>
+        <w:tc>
+          <w:tcPr>
+            <w:tcW w:type="dxa" w:w="1007"/>
+            <w:vAlign w:val="center"/>
+            <w:tcMar>
+              <w:top w:w="120" w:type="dxa"/>
+              <w:start w:w="140" w:type="dxa"/>
+              <w:bottom w:w="120" w:type="dxa"/>
+              <w:end w:w="140" w:type="dxa"/>
+            </w:tcMar>
+            <w:tcBorders>
+              <w:top w:val="single" w:sz="8" w:space="0" w:color="B8C7BE"/>
+              <w:left w:val="single" w:sz="8" w:space="0" w:color="B8C7BE"/>
+              <w:bottom w:val="single" w:sz="8" w:space="0" w:color="B8C7BE"/>
+              <w:right w:val="single" w:sz="8" w:space="0" w:color="B8C7BE"/>
+              <w:insideH w:val="single" w:sz="8" w:space="0" w:color="B8C7BE"/>
+              <w:insideV w:val="single" w:sz="8" w:space="0" w:color="B8C7BE"/>
+            </w:tcBorders>
+            <w:shd w:fill="F6FBF8"/>
+          </w:tcPr>
+          <w:p>
+            <w:pPr>
+              <w:spacing w:after="0" w:line="259" w:lineRule="auto"/>
+              <w:jc w:val="center"/>
+            </w:pPr>
+            <w:r>
+              <w:rPr>
+                <w:rFonts w:ascii="Microsoft YaHei" w:hAnsi="Microsoft YaHei" w:eastAsia="Microsoft YaHei"/>
+                <w:b w:val="0"/>
+                <w:sz w:val="16"/>
+              </w:rPr>
+              <w:t>D-010</w:t>
+            </w:r>
+          </w:p>
+        </w:tc>
+        <w:tc>
+          <w:tcPr>
+            <w:tcW w:type="dxa" w:w="1368"/>
+            <w:vAlign w:val="center"/>
+            <w:tcMar>
+              <w:top w:w="120" w:type="dxa"/>
+              <w:start w:w="140" w:type="dxa"/>
+              <w:bottom w:w="120" w:type="dxa"/>
+              <w:end w:w="140" w:type="dxa"/>
+            </w:tcMar>
+            <w:tcBorders>
+              <w:top w:val="single" w:sz="8" w:space="0" w:color="B8C7BE"/>
+              <w:left w:val="single" w:sz="8" w:space="0" w:color="B8C7BE"/>
+              <w:bottom w:val="single" w:sz="8" w:space="0" w:color="B8C7BE"/>
+              <w:right w:val="single" w:sz="8" w:space="0" w:color="B8C7BE"/>
+              <w:insideH w:val="single" w:sz="8" w:space="0" w:color="B8C7BE"/>
+              <w:insideV w:val="single" w:sz="8" w:space="0" w:color="B8C7BE"/>
+            </w:tcBorders>
+            <w:shd w:fill="F6FBF8"/>
+          </w:tcPr>
+          <w:p>
+            <w:pPr>
+              <w:spacing w:after="0" w:line="259" w:lineRule="auto"/>
+              <w:jc w:val="left"/>
+            </w:pPr>
+            <w:r>
+              <w:rPr>
+                <w:rFonts w:ascii="Microsoft YaHei" w:hAnsi="Microsoft YaHei" w:eastAsia="Microsoft YaHei"/>
+                <w:b w:val="0"/>
+                <w:sz w:val="16"/>
+              </w:rPr>
+              <w:t>架构负责人</w:t>
+            </w:r>
+          </w:p>
+        </w:tc>
+        <w:tc>
+          <w:tcPr>
+            <w:tcW w:type="dxa" w:w="2880"/>
+            <w:vAlign w:val="center"/>
+            <w:tcMar>
+              <w:top w:w="120" w:type="dxa"/>
+              <w:start w:w="140" w:type="dxa"/>
+              <w:bottom w:w="120" w:type="dxa"/>
+              <w:end w:w="140" w:type="dxa"/>
+            </w:tcMar>
+            <w:tcBorders>
+              <w:top w:val="single" w:sz="8" w:space="0" w:color="B8C7BE"/>
+              <w:left w:val="single" w:sz="8" w:space="0" w:color="B8C7BE"/>
+              <w:bottom w:val="single" w:sz="8" w:space="0" w:color="B8C7BE"/>
+              <w:right w:val="single" w:sz="8" w:space="0" w:color="B8C7BE"/>
+              <w:insideH w:val="single" w:sz="8" w:space="0" w:color="B8C7BE"/>
+              <w:insideV w:val="single" w:sz="8" w:space="0" w:color="B8C7BE"/>
+            </w:tcBorders>
+            <w:shd w:fill="F6FBF8"/>
+          </w:tcPr>
+          <w:p>
+            <w:pPr>
+              <w:spacing w:after="0" w:line="259" w:lineRule="auto"/>
+              <w:jc w:val="left"/>
+            </w:pPr>
+            <w:r>
+              <w:rPr>
+                <w:rFonts w:ascii="Microsoft YaHei" w:hAnsi="Microsoft YaHei" w:eastAsia="Microsoft YaHei"/>
+                <w:b w:val="0"/>
+                <w:sz w:val="16"/>
+              </w:rPr>
+              <w:t>补充配置化扩展约束</w:t>
+            </w:r>
+          </w:p>
+        </w:tc>
+        <w:tc>
+          <w:tcPr>
+            <w:tcW w:type="dxa" w:w="1944"/>
+            <w:vAlign w:val="center"/>
+            <w:tcMar>
+              <w:top w:w="120" w:type="dxa"/>
+              <w:start w:w="140" w:type="dxa"/>
+              <w:bottom w:w="120" w:type="dxa"/>
+              <w:end w:w="140" w:type="dxa"/>
+            </w:tcMar>
+            <w:tcBorders>
+              <w:top w:val="single" w:sz="8" w:space="0" w:color="B8C7BE"/>
+              <w:left w:val="single" w:sz="8" w:space="0" w:color="B8C7BE"/>
+              <w:bottom w:val="single" w:sz="8" w:space="0" w:color="B8C7BE"/>
+              <w:right w:val="single" w:sz="8" w:space="0" w:color="B8C7BE"/>
+              <w:insideH w:val="single" w:sz="8" w:space="0" w:color="B8C7BE"/>
+              <w:insideV w:val="single" w:sz="8" w:space="0" w:color="B8C7BE"/>
+            </w:tcBorders>
+            <w:shd w:fill="F6FBF8"/>
+          </w:tcPr>
+          <w:p>
+            <w:pPr>
+              <w:spacing w:after="0" w:line="259" w:lineRule="auto"/>
+              <w:jc w:val="left"/>
+            </w:pPr>
+            <w:r>
+              <w:rPr>
+                <w:rFonts w:ascii="Microsoft YaHei" w:hAnsi="Microsoft YaHei" w:eastAsia="Microsoft YaHei"/>
+                <w:b w:val="0"/>
+                <w:sz w:val="16"/>
+              </w:rPr>
+              <w:t>SRS、类图</w:t>
+            </w:r>
+          </w:p>
+        </w:tc>
+        <w:tc>
+          <w:tcPr>
+            <w:tcW w:type="dxa" w:w="1368"/>
+            <w:vAlign w:val="center"/>
+            <w:tcMar>
+              <w:top w:w="120" w:type="dxa"/>
+              <w:start w:w="140" w:type="dxa"/>
+              <w:bottom w:w="120" w:type="dxa"/>
+              <w:end w:w="140" w:type="dxa"/>
+            </w:tcMar>
+            <w:tcBorders>
+              <w:top w:val="single" w:sz="8" w:space="0" w:color="B8C7BE"/>
+              <w:left w:val="single" w:sz="8" w:space="0" w:color="B8C7BE"/>
+              <w:bottom w:val="single" w:sz="8" w:space="0" w:color="B8C7BE"/>
+              <w:right w:val="single" w:sz="8" w:space="0" w:color="B8C7BE"/>
+              <w:insideH w:val="single" w:sz="8" w:space="0" w:color="B8C7BE"/>
+              <w:insideV w:val="single" w:sz="8" w:space="0" w:color="B8C7BE"/>
+            </w:tcBorders>
+            <w:shd w:fill="F6FBF8"/>
+          </w:tcPr>
+          <w:p>
+            <w:pPr>
+              <w:spacing w:after="0" w:line="259" w:lineRule="auto"/>
+              <w:jc w:val="left"/>
+            </w:pPr>
+            <w:r>
+              <w:rPr>
+                <w:rFonts w:ascii="Microsoft YaHei" w:hAnsi="Microsoft YaHei" w:eastAsia="Microsoft YaHei"/>
+                <w:b w:val="0"/>
+                <w:sz w:val="16"/>
+              </w:rPr>
+              <w:t>已复查</w:t>
+            </w:r>
+          </w:p>
+        </w:tc>
+        <w:tc>
+          <w:tcPr>
+            <w:tcW w:type="dxa" w:w="1080"/>
+            <w:vAlign w:val="center"/>
+            <w:tcMar>
+              <w:top w:w="120" w:type="dxa"/>
+              <w:start w:w="140" w:type="dxa"/>
+              <w:bottom w:w="120" w:type="dxa"/>
+              <w:end w:w="140" w:type="dxa"/>
+            </w:tcMar>
+            <w:tcBorders>
+              <w:top w:val="single" w:sz="8" w:space="0" w:color="B8C7BE"/>
+              <w:left w:val="single" w:sz="8" w:space="0" w:color="B8C7BE"/>
+              <w:bottom w:val="single" w:sz="8" w:space="0" w:color="B8C7BE"/>
+              <w:right w:val="single" w:sz="8" w:space="0" w:color="B8C7BE"/>
+              <w:insideH w:val="single" w:sz="8" w:space="0" w:color="B8C7BE"/>
+              <w:insideV w:val="single" w:sz="8" w:space="0" w:color="B8C7BE"/>
+            </w:tcBorders>
+            <w:shd w:fill="F6FBF8"/>
+          </w:tcPr>
+          <w:p>
+            <w:pPr>
+              <w:spacing w:after="0" w:line="259" w:lineRule="auto"/>
+              <w:jc w:val="center"/>
+            </w:pPr>
+            <w:r>
+              <w:rPr>
+                <w:rFonts w:ascii="Microsoft YaHei" w:hAnsi="Microsoft YaHei" w:eastAsia="Microsoft YaHei"/>
+                <w:b w:val="0"/>
+                <w:sz w:val="16"/>
+              </w:rPr>
+              <w:t>关闭</w:t>
+            </w:r>
+          </w:p>
+        </w:tc>
+      </w:tr>
+      <w:tr>
+        <w:tc>
+          <w:tcPr>
+            <w:tcW w:type="dxa" w:w="1007"/>
+            <w:vAlign w:val="center"/>
+            <w:tcMar>
+              <w:top w:w="120" w:type="dxa"/>
+              <w:start w:w="140" w:type="dxa"/>
+              <w:bottom w:w="120" w:type="dxa"/>
+              <w:end w:w="140" w:type="dxa"/>
+            </w:tcMar>
+            <w:tcBorders>
+              <w:top w:val="single" w:sz="8" w:space="0" w:color="B8C7BE"/>
+              <w:left w:val="single" w:sz="8" w:space="0" w:color="B8C7BE"/>
+              <w:bottom w:val="single" w:sz="8" w:space="0" w:color="B8C7BE"/>
+              <w:right w:val="single" w:sz="8" w:space="0" w:color="B8C7BE"/>
+              <w:insideH w:val="single" w:sz="8" w:space="0" w:color="B8C7BE"/>
+              <w:insideV w:val="single" w:sz="8" w:space="0" w:color="B8C7BE"/>
+            </w:tcBorders>
+            <w:shd w:fill="FFFFFF"/>
+          </w:tcPr>
+          <w:p>
+            <w:pPr>
+              <w:spacing w:after="0" w:line="259" w:lineRule="auto"/>
+              <w:jc w:val="center"/>
+            </w:pPr>
+            <w:r>
+              <w:rPr>
+                <w:rFonts w:ascii="Microsoft YaHei" w:hAnsi="Microsoft YaHei" w:eastAsia="Microsoft YaHei"/>
+                <w:b w:val="0"/>
+                <w:sz w:val="16"/>
+              </w:rPr>
+              <w:t>D-011</w:t>
+            </w:r>
+          </w:p>
+        </w:tc>
+        <w:tc>
+          <w:tcPr>
+            <w:tcW w:type="dxa" w:w="1368"/>
+            <w:vAlign w:val="center"/>
+            <w:tcMar>
+              <w:top w:w="120" w:type="dxa"/>
+              <w:start w:w="140" w:type="dxa"/>
+              <w:bottom w:w="120" w:type="dxa"/>
+              <w:end w:w="140" w:type="dxa"/>
+            </w:tcMar>
+            <w:tcBorders>
+              <w:top w:val="single" w:sz="8" w:space="0" w:color="B8C7BE"/>
+              <w:left w:val="single" w:sz="8" w:space="0" w:color="B8C7BE"/>
+              <w:bottom w:val="single" w:sz="8" w:space="0" w:color="B8C7BE"/>
+              <w:right w:val="single" w:sz="8" w:space="0" w:color="B8C7BE"/>
+              <w:insideH w:val="single" w:sz="8" w:space="0" w:color="B8C7BE"/>
+              <w:insideV w:val="single" w:sz="8" w:space="0" w:color="B8C7BE"/>
+            </w:tcBorders>
+            <w:shd w:fill="FFFFFF"/>
+          </w:tcPr>
+          <w:p>
+            <w:pPr>
+              <w:spacing w:after="0" w:line="259" w:lineRule="auto"/>
+              <w:jc w:val="left"/>
+            </w:pPr>
+            <w:r>
+              <w:rPr>
+                <w:rFonts w:ascii="Microsoft YaHei" w:hAnsi="Microsoft YaHei" w:eastAsia="Microsoft YaHei"/>
+                <w:b w:val="0"/>
+                <w:sz w:val="16"/>
+              </w:rPr>
+              <w:t>交互负责人</w:t>
+            </w:r>
+          </w:p>
+        </w:tc>
+        <w:tc>
+          <w:tcPr>
+            <w:tcW w:type="dxa" w:w="2880"/>
+            <w:vAlign w:val="center"/>
+            <w:tcMar>
+              <w:top w:w="120" w:type="dxa"/>
+              <w:start w:w="140" w:type="dxa"/>
+              <w:bottom w:w="120" w:type="dxa"/>
+              <w:end w:w="140" w:type="dxa"/>
+            </w:tcMar>
+            <w:tcBorders>
+              <w:top w:val="single" w:sz="8" w:space="0" w:color="B8C7BE"/>
+              <w:left w:val="single" w:sz="8" w:space="0" w:color="B8C7BE"/>
+              <w:bottom w:val="single" w:sz="8" w:space="0" w:color="B8C7BE"/>
+              <w:right w:val="single" w:sz="8" w:space="0" w:color="B8C7BE"/>
+              <w:insideH w:val="single" w:sz="8" w:space="0" w:color="B8C7BE"/>
+              <w:insideV w:val="single" w:sz="8" w:space="0" w:color="B8C7BE"/>
+            </w:tcBorders>
+            <w:shd w:fill="FFFFFF"/>
+          </w:tcPr>
+          <w:p>
+            <w:pPr>
+              <w:spacing w:after="0" w:line="259" w:lineRule="auto"/>
+              <w:jc w:val="left"/>
+            </w:pPr>
+            <w:r>
+              <w:rPr>
+                <w:rFonts w:ascii="Microsoft YaHei" w:hAnsi="Microsoft YaHei" w:eastAsia="Microsoft YaHei"/>
+                <w:b w:val="0"/>
+                <w:sz w:val="16"/>
+              </w:rPr>
+              <w:t>补充低打扰提醒原则</w:t>
+            </w:r>
+          </w:p>
+        </w:tc>
+        <w:tc>
+          <w:tcPr>
+            <w:tcW w:type="dxa" w:w="1944"/>
+            <w:vAlign w:val="center"/>
+            <w:tcMar>
+              <w:top w:w="120" w:type="dxa"/>
+              <w:start w:w="140" w:type="dxa"/>
+              <w:bottom w:w="120" w:type="dxa"/>
+              <w:end w:w="140" w:type="dxa"/>
+            </w:tcMar>
+            <w:tcBorders>
+              <w:top w:val="single" w:sz="8" w:space="0" w:color="B8C7BE"/>
+              <w:left w:val="single" w:sz="8" w:space="0" w:color="B8C7BE"/>
+              <w:bottom w:val="single" w:sz="8" w:space="0" w:color="B8C7BE"/>
+              <w:right w:val="single" w:sz="8" w:space="0" w:color="B8C7BE"/>
+              <w:insideH w:val="single" w:sz="8" w:space="0" w:color="B8C7BE"/>
+              <w:insideV w:val="single" w:sz="8" w:space="0" w:color="B8C7BE"/>
+            </w:tcBorders>
+            <w:shd w:fill="FFFFFF"/>
+          </w:tcPr>
+          <w:p>
+            <w:pPr>
+              <w:spacing w:after="0" w:line="259" w:lineRule="auto"/>
+              <w:jc w:val="left"/>
+            </w:pPr>
+            <w:r>
+              <w:rPr>
+                <w:rFonts w:ascii="Microsoft YaHei" w:hAnsi="Microsoft YaHei" w:eastAsia="Microsoft YaHei"/>
+                <w:b w:val="0"/>
+                <w:sz w:val="16"/>
+              </w:rPr>
+              <w:t>SRS、店员场景</w:t>
+            </w:r>
+          </w:p>
+        </w:tc>
+        <w:tc>
+          <w:tcPr>
+            <w:tcW w:type="dxa" w:w="1368"/>
+            <w:vAlign w:val="center"/>
+            <w:tcMar>
+              <w:top w:w="120" w:type="dxa"/>
+              <w:start w:w="140" w:type="dxa"/>
+              <w:bottom w:w="120" w:type="dxa"/>
+              <w:end w:w="140" w:type="dxa"/>
+            </w:tcMar>
+            <w:tcBorders>
+              <w:top w:val="single" w:sz="8" w:space="0" w:color="B8C7BE"/>
+              <w:left w:val="single" w:sz="8" w:space="0" w:color="B8C7BE"/>
+              <w:bottom w:val="single" w:sz="8" w:space="0" w:color="B8C7BE"/>
+              <w:right w:val="single" w:sz="8" w:space="0" w:color="B8C7BE"/>
+              <w:insideH w:val="single" w:sz="8" w:space="0" w:color="B8C7BE"/>
+              <w:insideV w:val="single" w:sz="8" w:space="0" w:color="B8C7BE"/>
+            </w:tcBorders>
+            <w:shd w:fill="FFFFFF"/>
+          </w:tcPr>
+          <w:p>
+            <w:pPr>
+              <w:spacing w:after="0" w:line="259" w:lineRule="auto"/>
+              <w:jc w:val="left"/>
+            </w:pPr>
+            <w:r>
+              <w:rPr>
+                <w:rFonts w:ascii="Microsoft YaHei" w:hAnsi="Microsoft YaHei" w:eastAsia="Microsoft YaHei"/>
+                <w:b w:val="0"/>
+                <w:sz w:val="16"/>
+              </w:rPr>
+              <w:t>已复查</w:t>
+            </w:r>
+          </w:p>
+        </w:tc>
+        <w:tc>
+          <w:tcPr>
+            <w:tcW w:type="dxa" w:w="1080"/>
+            <w:vAlign w:val="center"/>
+            <w:tcMar>
+              <w:top w:w="120" w:type="dxa"/>
+              <w:start w:w="140" w:type="dxa"/>
+              <w:bottom w:w="120" w:type="dxa"/>
+              <w:end w:w="140" w:type="dxa"/>
+            </w:tcMar>
+            <w:tcBorders>
+              <w:top w:val="single" w:sz="8" w:space="0" w:color="B8C7BE"/>
+              <w:left w:val="single" w:sz="8" w:space="0" w:color="B8C7BE"/>
+              <w:bottom w:val="single" w:sz="8" w:space="0" w:color="B8C7BE"/>
+              <w:right w:val="single" w:sz="8" w:space="0" w:color="B8C7BE"/>
+              <w:insideH w:val="single" w:sz="8" w:space="0" w:color="B8C7BE"/>
+              <w:insideV w:val="single" w:sz="8" w:space="0" w:color="B8C7BE"/>
+            </w:tcBorders>
+            <w:shd w:fill="FFFFFF"/>
+          </w:tcPr>
+          <w:p>
+            <w:pPr>
+              <w:spacing w:after="0" w:line="259" w:lineRule="auto"/>
+              <w:jc w:val="center"/>
+            </w:pPr>
+            <w:r>
+              <w:rPr>
+                <w:rFonts w:ascii="Microsoft YaHei" w:hAnsi="Microsoft YaHei" w:eastAsia="Microsoft YaHei"/>
+                <w:b w:val="0"/>
+                <w:sz w:val="16"/>
+              </w:rPr>
+              <w:t>关闭</w:t>
+            </w:r>
+          </w:p>
+        </w:tc>
+      </w:tr>
+      <w:tr>
+        <w:tc>
+          <w:tcPr>
+            <w:tcW w:type="dxa" w:w="1007"/>
+            <w:vAlign w:val="center"/>
+            <w:tcMar>
+              <w:top w:w="120" w:type="dxa"/>
+              <w:start w:w="140" w:type="dxa"/>
+              <w:bottom w:w="120" w:type="dxa"/>
+              <w:end w:w="140" w:type="dxa"/>
+            </w:tcMar>
+            <w:tcBorders>
+              <w:top w:val="single" w:sz="8" w:space="0" w:color="B8C7BE"/>
+              <w:left w:val="single" w:sz="8" w:space="0" w:color="B8C7BE"/>
+              <w:bottom w:val="single" w:sz="8" w:space="0" w:color="B8C7BE"/>
+              <w:right w:val="single" w:sz="8" w:space="0" w:color="B8C7BE"/>
+              <w:insideH w:val="single" w:sz="8" w:space="0" w:color="B8C7BE"/>
+              <w:insideV w:val="single" w:sz="8" w:space="0" w:color="B8C7BE"/>
+            </w:tcBorders>
+            <w:shd w:fill="F6FBF8"/>
+          </w:tcPr>
+          <w:p>
+            <w:pPr>
+              <w:spacing w:after="0" w:line="259" w:lineRule="auto"/>
+              <w:jc w:val="center"/>
+            </w:pPr>
+            <w:r>
+              <w:rPr>
+                <w:rFonts w:ascii="Microsoft YaHei" w:hAnsi="Microsoft YaHei" w:eastAsia="Microsoft YaHei"/>
+                <w:b w:val="0"/>
+                <w:sz w:val="16"/>
+              </w:rPr>
+              <w:t>D-012</w:t>
+            </w:r>
+          </w:p>
+        </w:tc>
+        <w:tc>
+          <w:tcPr>
+            <w:tcW w:type="dxa" w:w="1368"/>
+            <w:vAlign w:val="center"/>
+            <w:tcMar>
+              <w:top w:w="120" w:type="dxa"/>
+              <w:start w:w="140" w:type="dxa"/>
+              <w:bottom w:w="120" w:type="dxa"/>
+              <w:end w:w="140" w:type="dxa"/>
+            </w:tcMar>
+            <w:tcBorders>
+              <w:top w:val="single" w:sz="8" w:space="0" w:color="B8C7BE"/>
+              <w:left w:val="single" w:sz="8" w:space="0" w:color="B8C7BE"/>
+              <w:bottom w:val="single" w:sz="8" w:space="0" w:color="B8C7BE"/>
+              <w:right w:val="single" w:sz="8" w:space="0" w:color="B8C7BE"/>
+              <w:insideH w:val="single" w:sz="8" w:space="0" w:color="B8C7BE"/>
+              <w:insideV w:val="single" w:sz="8" w:space="0" w:color="B8C7BE"/>
+            </w:tcBorders>
+            <w:shd w:fill="F6FBF8"/>
+          </w:tcPr>
+          <w:p>
+            <w:pPr>
+              <w:spacing w:after="0" w:line="259" w:lineRule="auto"/>
+              <w:jc w:val="left"/>
+            </w:pPr>
+            <w:r>
+              <w:rPr>
+                <w:rFonts w:ascii="Microsoft YaHei" w:hAnsi="Microsoft YaHei" w:eastAsia="Microsoft YaHei"/>
+                <w:b w:val="0"/>
+                <w:sz w:val="16"/>
+              </w:rPr>
+              <w:t>需求负责人</w:t>
+            </w:r>
+          </w:p>
+        </w:tc>
+        <w:tc>
+          <w:tcPr>
+            <w:tcW w:type="dxa" w:w="2880"/>
+            <w:vAlign w:val="center"/>
+            <w:tcMar>
+              <w:top w:w="120" w:type="dxa"/>
+              <w:start w:w="140" w:type="dxa"/>
+              <w:bottom w:w="120" w:type="dxa"/>
+              <w:end w:w="140" w:type="dxa"/>
+            </w:tcMar>
+            <w:tcBorders>
+              <w:top w:val="single" w:sz="8" w:space="0" w:color="B8C7BE"/>
+              <w:left w:val="single" w:sz="8" w:space="0" w:color="B8C7BE"/>
+              <w:bottom w:val="single" w:sz="8" w:space="0" w:color="B8C7BE"/>
+              <w:right w:val="single" w:sz="8" w:space="0" w:color="B8C7BE"/>
+              <w:insideH w:val="single" w:sz="8" w:space="0" w:color="B8C7BE"/>
+              <w:insideV w:val="single" w:sz="8" w:space="0" w:color="B8C7BE"/>
+            </w:tcBorders>
+            <w:shd w:fill="F6FBF8"/>
+          </w:tcPr>
+          <w:p>
+            <w:pPr>
+              <w:spacing w:after="0" w:line="259" w:lineRule="auto"/>
+              <w:jc w:val="left"/>
+            </w:pPr>
+            <w:r>
+              <w:rPr>
+                <w:rFonts w:ascii="Microsoft YaHei" w:hAnsi="Microsoft YaHei" w:eastAsia="Microsoft YaHei"/>
+                <w:b w:val="0"/>
+                <w:sz w:val="16"/>
+              </w:rPr>
+              <w:t>明确 AI 不做医疗诊断</w:t>
+            </w:r>
+          </w:p>
+        </w:tc>
+        <w:tc>
+          <w:tcPr>
+            <w:tcW w:type="dxa" w:w="1944"/>
+            <w:vAlign w:val="center"/>
+            <w:tcMar>
+              <w:top w:w="120" w:type="dxa"/>
+              <w:start w:w="140" w:type="dxa"/>
+              <w:bottom w:w="120" w:type="dxa"/>
+              <w:end w:w="140" w:type="dxa"/>
+            </w:tcMar>
+            <w:tcBorders>
+              <w:top w:val="single" w:sz="8" w:space="0" w:color="B8C7BE"/>
+              <w:left w:val="single" w:sz="8" w:space="0" w:color="B8C7BE"/>
+              <w:bottom w:val="single" w:sz="8" w:space="0" w:color="B8C7BE"/>
+              <w:right w:val="single" w:sz="8" w:space="0" w:color="B8C7BE"/>
+              <w:insideH w:val="single" w:sz="8" w:space="0" w:color="B8C7BE"/>
+              <w:insideV w:val="single" w:sz="8" w:space="0" w:color="B8C7BE"/>
+            </w:tcBorders>
+            <w:shd w:fill="F6FBF8"/>
+          </w:tcPr>
+          <w:p>
+            <w:pPr>
+              <w:spacing w:after="0" w:line="259" w:lineRule="auto"/>
+              <w:jc w:val="left"/>
+            </w:pPr>
+            <w:r>
+              <w:rPr>
+                <w:rFonts w:ascii="Microsoft YaHei" w:hAnsi="Microsoft YaHei" w:eastAsia="Microsoft YaHei"/>
+                <w:b w:val="0"/>
+                <w:sz w:val="16"/>
+              </w:rPr>
+              <w:t>SRS、D1-7</w:t>
+            </w:r>
+          </w:p>
+        </w:tc>
+        <w:tc>
+          <w:tcPr>
+            <w:tcW w:type="dxa" w:w="1368"/>
+            <w:vAlign w:val="center"/>
+            <w:tcMar>
+              <w:top w:w="120" w:type="dxa"/>
+              <w:start w:w="140" w:type="dxa"/>
+              <w:bottom w:w="120" w:type="dxa"/>
+              <w:end w:w="140" w:type="dxa"/>
+            </w:tcMar>
+            <w:tcBorders>
+              <w:top w:val="single" w:sz="8" w:space="0" w:color="B8C7BE"/>
+              <w:left w:val="single" w:sz="8" w:space="0" w:color="B8C7BE"/>
+              <w:bottom w:val="single" w:sz="8" w:space="0" w:color="B8C7BE"/>
+              <w:right w:val="single" w:sz="8" w:space="0" w:color="B8C7BE"/>
+              <w:insideH w:val="single" w:sz="8" w:space="0" w:color="B8C7BE"/>
+              <w:insideV w:val="single" w:sz="8" w:space="0" w:color="B8C7BE"/>
+            </w:tcBorders>
+            <w:shd w:fill="F6FBF8"/>
+          </w:tcPr>
+          <w:p>
+            <w:pPr>
+              <w:spacing w:after="0" w:line="259" w:lineRule="auto"/>
+              <w:jc w:val="left"/>
+            </w:pPr>
+            <w:r>
+              <w:rPr>
+                <w:rFonts w:ascii="Microsoft YaHei" w:hAnsi="Microsoft YaHei" w:eastAsia="Microsoft YaHei"/>
+                <w:b w:val="0"/>
+                <w:sz w:val="16"/>
+              </w:rPr>
+              <w:t>已复查</w:t>
+            </w:r>
+          </w:p>
+        </w:tc>
+        <w:tc>
+          <w:tcPr>
+            <w:tcW w:type="dxa" w:w="1080"/>
+            <w:vAlign w:val="center"/>
+            <w:tcMar>
+              <w:top w:w="120" w:type="dxa"/>
+              <w:start w:w="140" w:type="dxa"/>
+              <w:bottom w:w="120" w:type="dxa"/>
+              <w:end w:w="140" w:type="dxa"/>
+            </w:tcMar>
+            <w:tcBorders>
+              <w:top w:val="single" w:sz="8" w:space="0" w:color="B8C7BE"/>
+              <w:left w:val="single" w:sz="8" w:space="0" w:color="B8C7BE"/>
+              <w:bottom w:val="single" w:sz="8" w:space="0" w:color="B8C7BE"/>
+              <w:right w:val="single" w:sz="8" w:space="0" w:color="B8C7BE"/>
+              <w:insideH w:val="single" w:sz="8" w:space="0" w:color="B8C7BE"/>
+              <w:insideV w:val="single" w:sz="8" w:space="0" w:color="B8C7BE"/>
+            </w:tcBorders>
+            <w:shd w:fill="F6FBF8"/>
+          </w:tcPr>
+          <w:p>
+            <w:pPr>
+              <w:spacing w:after="0" w:line="259" w:lineRule="auto"/>
+              <w:jc w:val="center"/>
+            </w:pPr>
+            <w:r>
+              <w:rPr>
+                <w:rFonts w:ascii="Microsoft YaHei" w:hAnsi="Microsoft YaHei" w:eastAsia="Microsoft YaHei"/>
+                <w:b w:val="0"/>
+                <w:sz w:val="16"/>
+              </w:rPr>
+              <w:t>关闭</w:t>
             </w:r>
           </w:p>
         </w:tc>
@@ -2284,6 +7593,7 @@
     <w:p/>
     <w:p>
       <w:pPr>
+        <w:pStyle w:val="Heading1"/>
         <w:keepNext/>
         <w:spacing w:before="280" w:after="120"/>
         <w:pBdr>
@@ -2313,24 +7623,37 @@
         <w:tc>
           <w:tcPr>
             <w:tcW w:type="dxa" w:w="9746"/>
-            <w:shd w:val="clear" w:color="auto" w:fill="FBFDFB"/>
+            <w:shd w:val="clear" w:color="auto" w:fill="F6FBF8"/>
             <w:tcBorders>
-              <w:top w:val="single" w:sz="4" w:space="0" w:color="B8D8C2"/>
-              <w:left w:val="single" w:sz="4" w:space="0" w:color="B8D8C2"/>
-              <w:bottom w:val="single" w:sz="4" w:space="0" w:color="B8D8C2"/>
-              <w:right w:val="single" w:sz="4" w:space="0" w:color="B8D8C2"/>
+              <w:top w:val="single" w:sz="8" w:space="0" w:color="B8C7BE"/>
+              <w:left w:val="single" w:sz="8" w:space="0" w:color="B8C7BE"/>
+              <w:bottom w:val="single" w:sz="8" w:space="0" w:color="B8C7BE"/>
+              <w:right w:val="single" w:sz="8" w:space="0" w:color="B8C7BE"/>
+              <w:insideH w:val="single" w:sz="8" w:space="0" w:color="B8C7BE"/>
+              <w:insideV w:val="single" w:sz="8" w:space="0" w:color="B8C7BE"/>
             </w:tcBorders>
-            <w:vAlign w:val="top"/>
+            <w:vAlign w:val="center"/>
+            <w:tcMar>
+              <w:top w:w="120" w:type="dxa"/>
+              <w:start w:w="140" w:type="dxa"/>
+              <w:bottom w:w="120" w:type="dxa"/>
+              <w:end w:w="140" w:type="dxa"/>
+            </w:tcMar>
           </w:tcPr>
           <w:p>
             <w:pPr>
-              <w:spacing w:after="40" w:line="259" w:lineRule="auto"/>
+              <w:spacing w:after="40"/>
             </w:pPr>
-            <w:r/>
+          </w:p>
+          <w:p>
+            <w:pPr>
+              <w:spacing w:after="60" w:line="276" w:lineRule="auto"/>
+            </w:pPr>
             <w:r>
               <w:rPr>
                 <w:rFonts w:ascii="Microsoft YaHei" w:hAnsi="Microsoft YaHei" w:eastAsia="Microsoft YaHei"/>
                 <w:b/>
+                <w:color w:val="146B45"/>
                 <w:sz w:val="21"/>
               </w:rPr>
               <w:t>结论：</w:t>
@@ -2339,23 +7662,53 @@
               <w:rPr>
                 <w:rFonts w:ascii="Microsoft YaHei" w:hAnsi="Microsoft YaHei" w:eastAsia="Microsoft YaHei"/>
                 <w:b w:val="0"/>
-                <w:sz w:val="20"/>
+                <w:sz w:val="21"/>
               </w:rPr>
-              <w:t>D1-3 SRS 已覆盖 NekoCafé 智慧餐饮预约平台第一版的主要业务目标、功能范围、非功能属性、外部接口、数据对象、合规约束和分析模型输入，且与 D1-2 需求清单及 D1-4 UML 模型总体一致。</w:t>
+              <w:t>requirements-v1.0 可作为实验一后续建模和测试设计的候选基线；H 级缺陷已完成修订，M 级缺陷均有处置记录或 TBD 归属。</w:t>
             </w:r>
           </w:p>
           <w:p>
             <w:pPr>
-              <w:spacing w:after="40" w:line="259" w:lineRule="auto"/>
+              <w:spacing w:after="60" w:line="276" w:lineRule="auto"/>
             </w:pPr>
-            <w:r/>
+            <w:r>
+              <w:rPr>
+                <w:rFonts w:ascii="Microsoft YaHei" w:hAnsi="Microsoft YaHei" w:eastAsia="Microsoft YaHei"/>
+                <w:b/>
+                <w:color w:val="146B45"/>
+                <w:sz w:val="21"/>
+              </w:rPr>
+              <w:t>冻结建议：</w:t>
+            </w:r>
             <w:r>
               <w:rPr>
                 <w:rFonts w:ascii="Microsoft YaHei" w:hAnsi="Microsoft YaHei" w:eastAsia="Microsoft YaHei"/>
                 <w:b w:val="0"/>
-                <w:sz w:val="20"/>
+                <w:sz w:val="21"/>
               </w:rPr>
-              <w:t>基线建议：可以形成 requirements-v1.1 候选基线并进入后续设计。已关闭或约束的高风险问题包括并发锁桌、订金退款、健康异常互动限制和报表导出合规；会员权益细则、支付渠道完整错误码、门店差异化订金比例等规则可作为带责任人和截止时间的后续澄清项。若课程提交以实验一阶段成果为准，本报告支持提交当前版本，并建议答辩中说明上述边界。</w:t>
+              <w:t>建议冻结 FR-001 至 FR-040、NFR-001 至 NFR-016、UC-01 至 UC-12 和 9 张 UML 模型的编号体系，后续只通过变更记录追加，不再随意重排编号。</w:t>
+            </w:r>
+          </w:p>
+          <w:p>
+            <w:pPr>
+              <w:spacing w:after="60" w:line="276" w:lineRule="auto"/>
+            </w:pPr>
+            <w:r>
+              <w:rPr>
+                <w:rFonts w:ascii="Microsoft YaHei" w:hAnsi="Microsoft YaHei" w:eastAsia="Microsoft YaHei"/>
+                <w:b/>
+                <w:color w:val="146B45"/>
+                <w:sz w:val="21"/>
+              </w:rPr>
+              <w:t>剩余 TBD：</w:t>
+            </w:r>
+            <w:r>
+              <w:rPr>
+                <w:rFonts w:ascii="Microsoft YaHei" w:hAnsi="Microsoft YaHei" w:eastAsia="Microsoft YaHei"/>
+                <w:b w:val="0"/>
+                <w:sz w:val="21"/>
+              </w:rPr>
+              <w:t>会员等级阈值、积分兑换比例、部分门店差异化取消规则和运维备份指标可由业务/运维进一步确认，但不影响课程实验范围内的 SRS 完整性。</w:t>
             </w:r>
           </w:p>
         </w:tc>
@@ -2364,7 +7717,7 @@
     <w:p/>
     <w:sectPr>
       <w:pgSz w:w="12240" w:h="15840"/>
-      <w:pgMar w:top="1134" w:right="1247" w:bottom="1134" w:left="1247" w:header="720" w:footer="720" w:gutter="0"/>
+      <w:pgMar w:top="1123" w:right="1181" w:bottom="1123" w:left="1181" w:header="720" w:footer="720" w:gutter="0"/>
       <w:cols w:space="720"/>
       <w:docGrid w:linePitch="360"/>
     </w:sectPr>
@@ -2737,6 +8090,7 @@
     <w:rsid w:val="00FC693F"/>
     <w:rPr>
       <w:rFonts w:ascii="Microsoft YaHei" w:hAnsi="Microsoft YaHei" w:eastAsia="Microsoft YaHei"/>
+      <w:b w:val="0"/>
       <w:sz w:val="21"/>
     </w:rPr>
   </w:style>
@@ -2799,10 +8153,10 @@
       <w:outlineLvl w:val="0"/>
     </w:pPr>
     <w:rPr>
-      <w:rFonts w:asciiTheme="majorHAnsi" w:eastAsiaTheme="majorEastAsia" w:hAnsiTheme="majorHAnsi" w:cstheme="majorBidi"/>
+      <w:rFonts w:asciiTheme="majorHAnsi" w:eastAsiaTheme="majorEastAsia" w:hAnsiTheme="majorHAnsi" w:cstheme="majorBidi" w:ascii="Microsoft YaHei" w:hAnsi="Microsoft YaHei" w:eastAsia="Microsoft YaHei"/>
       <w:b/>
       <w:bCs/>
-      <w:color w:val="365F91" w:themeColor="accent1" w:themeShade="BF"/>
+      <w:color w:val="146B45"/>
       <w:sz w:val="28"/>
       <w:szCs w:val="28"/>
     </w:rPr>
@@ -2823,11 +8177,11 @@
       <w:outlineLvl w:val="1"/>
     </w:pPr>
     <w:rPr>
-      <w:rFonts w:asciiTheme="majorHAnsi" w:eastAsiaTheme="majorEastAsia" w:hAnsiTheme="majorHAnsi" w:cstheme="majorBidi"/>
+      <w:rFonts w:asciiTheme="majorHAnsi" w:eastAsiaTheme="majorEastAsia" w:hAnsiTheme="majorHAnsi" w:cstheme="majorBidi" w:ascii="Microsoft YaHei" w:hAnsi="Microsoft YaHei" w:eastAsia="Microsoft YaHei"/>
       <w:b/>
       <w:bCs/>
-      <w:color w:val="4F81BD" w:themeColor="accent1"/>
-      <w:sz w:val="26"/>
+      <w:color w:val="146B45"/>
+      <w:sz w:val="24"/>
       <w:szCs w:val="26"/>
     </w:rPr>
   </w:style>
@@ -3088,11 +8442,12 @@
       <w:contextualSpacing/>
     </w:pPr>
     <w:rPr>
-      <w:rFonts w:asciiTheme="majorHAnsi" w:eastAsiaTheme="majorEastAsia" w:hAnsiTheme="majorHAnsi" w:cstheme="majorBidi"/>
-      <w:color w:val="17365D" w:themeColor="text2" w:themeShade="BF"/>
+      <w:rFonts w:asciiTheme="majorHAnsi" w:eastAsiaTheme="majorEastAsia" w:hAnsiTheme="majorHAnsi" w:cstheme="majorBidi" w:ascii="Microsoft YaHei" w:hAnsi="Microsoft YaHei" w:eastAsia="Microsoft YaHei"/>
+      <w:b/>
+      <w:color w:val="146B45"/>
       <w:spacing w:val="5"/>
       <w:kern w:val="28"/>
-      <w:sz w:val="52"/>
+      <w:sz w:val="40"/>
       <w:szCs w:val="52"/>
     </w:rPr>
   </w:style>
